--- a/GOSL GHR SmartStream HCM Interface.docx
+++ b/GOSL GHR SmartStream HCM Interface.docx
@@ -8330,6 +8330,9 @@
         <w:spacing w:after="0"/>
       </w:pPr>
       <w:r>
+        <w:rPr>
+          <w:noProof/>
+        </w:rPr>
         <w:drawing>
           <wp:inline distT="0" distB="0" distL="0" distR="0" wp14:anchorId="0C7E1B4E" wp14:editId="5E57B3D6">
             <wp:extent cx="3154680" cy="1792224"/>
@@ -8370,6 +8373,9 @@
     <w:p/>
     <w:p>
       <w:r>
+        <w:rPr>
+          <w:noProof/>
+        </w:rPr>
         <w:drawing>
           <wp:inline distT="0" distB="0" distL="0" distR="0" wp14:anchorId="3BB99DDD" wp14:editId="0269ACE2">
             <wp:extent cx="3163824" cy="1792224"/>
@@ -9290,15 +9296,7 @@
       </w:r>
       <w:proofErr w:type="spellEnd"/>
       <w:r>
-        <w:t xml:space="preserve"> Job Scheduler messaging utilizes the place holders </w:t>
-      </w:r>
-      <w:proofErr w:type="gramStart"/>
-      <w:r>
-        <w:t>in order to</w:t>
-      </w:r>
-      <w:proofErr w:type="gramEnd"/>
-      <w:r>
-        <w:t xml:space="preserve"> provide more detail in their generic tables. </w:t>
+        <w:t xml:space="preserve"> Job Scheduler messaging utilizes the place holders in order to provide more detail in their generic tables. </w:t>
       </w:r>
       <w:r>
         <w:t xml:space="preserve">The </w:t>
@@ -9341,15 +9339,7 @@
       </w:r>
       <w:proofErr w:type="spellEnd"/>
       <w:r>
-        <w:t xml:space="preserve"> Email report utilizes </w:t>
-      </w:r>
-      <w:proofErr w:type="gramStart"/>
-      <w:r>
-        <w:t>these place holder</w:t>
-      </w:r>
-      <w:proofErr w:type="gramEnd"/>
-      <w:r>
-        <w:t xml:space="preserve"> to provide the details to the error</w:t>
+        <w:t xml:space="preserve"> Email report utilizes these place holder to provide the details to the error</w:t>
       </w:r>
       <w:r>
         <w:t xml:space="preserve"> in a single text line</w:t>
@@ -9533,15 +9523,7 @@
         <w:t xml:space="preserve"> addresse</w:t>
       </w:r>
       <w:r>
-        <w:t xml:space="preserve">s </w:t>
-      </w:r>
-      <w:proofErr w:type="gramStart"/>
-      <w:r>
-        <w:t>are</w:t>
-      </w:r>
-      <w:proofErr w:type="gramEnd"/>
-      <w:r>
-        <w:t xml:space="preserve"> delimited by a semicolon.</w:t>
+        <w:t>s are delimited by a semicolon.</w:t>
       </w:r>
     </w:p>
     <w:p>
@@ -9624,15 +9606,7 @@
         <w:t xml:space="preserve"> These records are visible during the View Now action on the job scheduler window for real time results.</w:t>
       </w:r>
       <w:r>
-        <w:t xml:space="preserve"> When the job is complete an email of all the messages </w:t>
-      </w:r>
-      <w:proofErr w:type="gramStart"/>
-      <w:r>
-        <w:t>are</w:t>
-      </w:r>
-      <w:proofErr w:type="gramEnd"/>
-      <w:r>
-        <w:t xml:space="preserve"> sent to the users setup in the Mail… action button form.</w:t>
+        <w:t xml:space="preserve"> When the job is complete an email of all the messages are sent to the users setup in the Mail… action button form.</w:t>
       </w:r>
     </w:p>
     <w:p>
@@ -10215,30 +10189,17 @@
         <w:t xml:space="preserve">for </w:t>
       </w:r>
       <w:r>
-        <w:t xml:space="preserve">the datetime </w:t>
-      </w:r>
-      <w:proofErr w:type="gramStart"/>
-      <w:r>
-        <w:t>conversion</w:t>
-      </w:r>
-      <w:proofErr w:type="gramEnd"/>
-      <w:r>
-        <w:t xml:space="preserve"> then a default date of ‘12/31/2999’ is used. If the text value fails </w:t>
+        <w:t xml:space="preserve">the datetime conversion then a default date of ‘12/31/2999’ is used. If the text value fails </w:t>
       </w:r>
       <w:r>
         <w:t xml:space="preserve">for either </w:t>
       </w:r>
       <w:r>
-        <w:t xml:space="preserve">money or float </w:t>
-      </w:r>
-      <w:proofErr w:type="gramStart"/>
-      <w:r>
-        <w:t>conversion</w:t>
+        <w:t>money or float conversion</w:t>
       </w:r>
       <w:r>
         <w:t>s</w:t>
       </w:r>
-      <w:proofErr w:type="gramEnd"/>
       <w:r>
         <w:t xml:space="preserve"> then the field is set to 0.00.</w:t>
       </w:r>
@@ -10475,24 +10436,7 @@
         </w:numPr>
       </w:pPr>
       <w:r>
-        <w:t xml:space="preserve">if the country code is </w:t>
-      </w:r>
-      <w:r>
-        <w:t>St Lucia (</w:t>
-      </w:r>
-      <w:r>
-        <w:t>‘LCA’</w:t>
-      </w:r>
-      <w:r>
-        <w:t xml:space="preserve">), </w:t>
-      </w:r>
-      <w:proofErr w:type="gramStart"/>
-      <w:r>
-        <w:t>then  Address</w:t>
-      </w:r>
-      <w:proofErr w:type="gramEnd"/>
-      <w:r>
-        <w:t xml:space="preserve"> line 3 and line 4 are combined and line 4 is set to an empty string. This is done because the Eastern Caribbean 1 address format code only stores three address lines.</w:t>
+        <w:t>if the country code is St Lucia (‘LCA’), then  Address line 3 and line 4 are combined and line 4 is set to an empty string. This is done because the Eastern Caribbean 1 address format code only stores three address lines.</w:t>
       </w:r>
     </w:p>
     <w:p>
@@ -10549,15 +10493,7 @@
         <w:t xml:space="preserve">message id </w:t>
       </w:r>
       <w:r>
-        <w:t xml:space="preserve">U00122 is </w:t>
-      </w:r>
-      <w:proofErr w:type="gramStart"/>
-      <w:r>
-        <w:t>logged</w:t>
-      </w:r>
-      <w:proofErr w:type="gramEnd"/>
-      <w:r>
-        <w:t xml:space="preserve"> and </w:t>
+        <w:t xml:space="preserve">U00122 is logged and </w:t>
       </w:r>
       <w:r>
         <w:t xml:space="preserve">the </w:t>
@@ -10763,11 +10699,9 @@
             <w:pPr>
               <w:cnfStyle w:val="100000000000" w:firstRow="1" w:lastRow="0" w:firstColumn="0" w:lastColumn="0" w:oddVBand="0" w:evenVBand="0" w:oddHBand="0" w:evenHBand="0" w:firstRowFirstColumn="0" w:firstRowLastColumn="0" w:lastRowFirstColumn="0" w:lastRowLastColumn="0"/>
             </w:pPr>
-            <w:proofErr w:type="gramStart"/>
             <w:r>
               <w:t>VARCHAR(</w:t>
             </w:r>
-            <w:proofErr w:type="gramEnd"/>
             <w:r>
               <w:t>30</w:t>
             </w:r>
@@ -10813,13 +10747,8 @@
             <w:pPr>
               <w:cnfStyle w:val="000000000000" w:firstRow="0" w:lastRow="0" w:firstColumn="0" w:lastColumn="0" w:oddVBand="0" w:evenVBand="0" w:oddHBand="0" w:evenHBand="0" w:firstRowFirstColumn="0" w:firstRowLastColumn="0" w:lastRowFirstColumn="0" w:lastRowLastColumn="0"/>
             </w:pPr>
-            <w:proofErr w:type="gramStart"/>
-            <w:r>
-              <w:t>VARCHAR(</w:t>
-            </w:r>
-            <w:proofErr w:type="gramEnd"/>
-            <w:r>
-              <w:t>08)</w:t>
+            <w:r>
+              <w:t>VARCHAR(08)</w:t>
             </w:r>
           </w:p>
         </w:tc>
@@ -10860,13 +10789,8 @@
             <w:pPr>
               <w:cnfStyle w:val="000000000000" w:firstRow="0" w:lastRow="0" w:firstColumn="0" w:lastColumn="0" w:oddVBand="0" w:evenVBand="0" w:oddHBand="0" w:evenHBand="0" w:firstRowFirstColumn="0" w:firstRowLastColumn="0" w:lastRowFirstColumn="0" w:lastRowLastColumn="0"/>
             </w:pPr>
-            <w:proofErr w:type="gramStart"/>
-            <w:r>
-              <w:t>VARCHAR(</w:t>
-            </w:r>
-            <w:proofErr w:type="gramEnd"/>
-            <w:r>
-              <w:t>30)</w:t>
+            <w:r>
+              <w:t>VARCHAR(30)</w:t>
             </w:r>
           </w:p>
         </w:tc>
@@ -11007,15 +10931,7 @@
       </w:r>
       <w:proofErr w:type="spellEnd"/>
       <w:r>
-        <w:t xml:space="preserve"> has </w:t>
-      </w:r>
-      <w:proofErr w:type="gramStart"/>
-      <w:r>
-        <w:t>a number of</w:t>
-      </w:r>
-      <w:proofErr w:type="gramEnd"/>
-      <w:r>
-        <w:t xml:space="preserve"> parameters that are not required in the extract file. The following variables contain the hard coded value required for executing the procedure.</w:t>
+        <w:t xml:space="preserve"> has a number of parameters that are not required in the extract file. The following variables contain the hard coded value required for executing the procedure.</w:t>
       </w:r>
     </w:p>
     <w:tbl>
@@ -11214,16 +11130,11 @@
             <w:r>
               <w:t>1</w:t>
             </w:r>
-            <w:proofErr w:type="gramStart"/>
             <w:r>
               <w:t>'</w:t>
             </w:r>
             <w:r>
-              <w:t xml:space="preserve">  --</w:t>
-            </w:r>
-            <w:proofErr w:type="gramEnd"/>
-            <w:r>
-              <w:t xml:space="preserve"> Home</w:t>
+              <w:t xml:space="preserve">  -- Home</w:t>
             </w:r>
           </w:p>
         </w:tc>
@@ -13544,68 +13455,1349 @@
           </w:p>
         </w:tc>
       </w:tr>
-      <w:tr>
-        <w:tc>
-          <w:tcPr>
-            <w:cnfStyle w:val="001000000000" w:firstRow="0" w:lastRow="0" w:firstColumn="1" w:lastColumn="0" w:oddVBand="0" w:evenVBand="0" w:oddHBand="0" w:evenHBand="0" w:firstRowFirstColumn="0" w:firstRowLastColumn="0" w:lastRowFirstColumn="0" w:lastRowLastColumn="0"/>
-            <w:tcW w:w="3937" w:type="dxa"/>
-          </w:tcPr>
-          <w:p/>
-        </w:tc>
-        <w:tc>
-          <w:tcPr>
-            <w:tcW w:w="3383" w:type="dxa"/>
-          </w:tcPr>
-          <w:p>
-            <w:pPr>
-              <w:cnfStyle w:val="000000000000" w:firstRow="0" w:lastRow="0" w:firstColumn="0" w:lastColumn="0" w:oddVBand="0" w:evenVBand="0" w:oddHBand="0" w:evenHBand="0" w:firstRowFirstColumn="0" w:firstRowLastColumn="0" w:lastRowFirstColumn="0" w:lastRowLastColumn="0"/>
-            </w:pPr>
-          </w:p>
-        </w:tc>
-      </w:tr>
     </w:tbl>
     <w:p/>
     <w:p>
       <w:r>
-        <w:t xml:space="preserve">Prior to executing procedure </w:t>
+        <w:t xml:space="preserve">The procedure performs the following steps when </w:t>
+      </w:r>
+      <w:r>
+        <w:t>executing the associate new hire update</w:t>
+      </w:r>
+      <w:r>
+        <w:t>:</w:t>
+      </w:r>
+    </w:p>
+    <w:p>
+      <w:pPr>
+        <w:pStyle w:val="ListParagraph"/>
+        <w:numPr>
+          <w:ilvl w:val="0"/>
+          <w:numId w:val="50"/>
+        </w:numPr>
+      </w:pPr>
+      <w:r>
+        <w:t>Validate data elements</w:t>
+      </w:r>
+    </w:p>
+    <w:p>
+      <w:pPr>
+        <w:pStyle w:val="ListParagraph"/>
+      </w:pPr>
+      <w:r>
+        <w:t>For details, see Validation Error codes at the end if this description.</w:t>
+      </w:r>
+    </w:p>
+    <w:p>
+      <w:pPr>
+        <w:pStyle w:val="ListParagraph"/>
+        <w:numPr>
+          <w:ilvl w:val="0"/>
+          <w:numId w:val="50"/>
+        </w:numPr>
+      </w:pPr>
+      <w:r>
+        <w:t>Lookup Tax Entity ID</w:t>
+      </w:r>
+    </w:p>
+    <w:p>
+      <w:pPr>
+        <w:pStyle w:val="ListParagraph"/>
+        <w:numPr>
+          <w:ilvl w:val="0"/>
+          <w:numId w:val="50"/>
+        </w:numPr>
+      </w:pPr>
+      <w:r>
+        <w:t>Lookup Next Individual ID</w:t>
+      </w:r>
+    </w:p>
+    <w:p>
+      <w:pPr>
+        <w:pStyle w:val="ListParagraph"/>
+        <w:numPr>
+          <w:ilvl w:val="1"/>
+          <w:numId w:val="50"/>
+        </w:numPr>
+      </w:pPr>
+      <w:r>
+        <w:t>Last assigned Individual id</w:t>
+      </w:r>
+      <w:r>
+        <w:t xml:space="preserve"> is stored in table </w:t>
       </w:r>
       <w:proofErr w:type="spellStart"/>
       <w:r>
+        <w:t>DBSentp.dbo.entp_human_resources_plcy</w:t>
+      </w:r>
+      <w:proofErr w:type="spellEnd"/>
+      <w:r>
+        <w:t xml:space="preserve">, column </w:t>
+      </w:r>
+      <w:proofErr w:type="spellStart"/>
+      <w:r>
+        <w:t>gen_indiv_id_last_nbr</w:t>
+      </w:r>
+      <w:proofErr w:type="spellEnd"/>
+    </w:p>
+    <w:p>
+      <w:pPr>
+        <w:pStyle w:val="ListParagraph"/>
+        <w:numPr>
+          <w:ilvl w:val="1"/>
+          <w:numId w:val="50"/>
+        </w:numPr>
+      </w:pPr>
+      <w:r>
+        <w:t>After retrieving the value, increment by 1 and then update column with new value</w:t>
+      </w:r>
+    </w:p>
+    <w:p>
+      <w:pPr>
+        <w:pStyle w:val="ListParagraph"/>
+        <w:numPr>
+          <w:ilvl w:val="1"/>
+          <w:numId w:val="50"/>
+        </w:numPr>
+      </w:pPr>
+      <w:r>
+        <w:t xml:space="preserve">Primary key is </w:t>
+      </w:r>
+      <w:proofErr w:type="spellStart"/>
+      <w:r>
+        <w:t>display_name_format</w:t>
+      </w:r>
+      <w:proofErr w:type="spellEnd"/>
+    </w:p>
+    <w:p>
+      <w:pPr>
+        <w:pStyle w:val="ListParagraph"/>
+        <w:numPr>
+          <w:ilvl w:val="2"/>
+          <w:numId w:val="50"/>
+        </w:numPr>
+      </w:pPr>
+      <w:r>
+        <w:t>'LNMCOMSFXFNMFMNSMI'</w:t>
+      </w:r>
+    </w:p>
+    <w:p>
+      <w:pPr>
+        <w:pStyle w:val="ListParagraph"/>
+        <w:numPr>
+          <w:ilvl w:val="0"/>
+          <w:numId w:val="50"/>
+        </w:numPr>
+      </w:pPr>
+      <w:r>
+        <w:t>Derive Employee Display Name</w:t>
+      </w:r>
+    </w:p>
+    <w:p>
+      <w:pPr>
+        <w:pStyle w:val="ListParagraph"/>
+        <w:numPr>
+          <w:ilvl w:val="1"/>
+          <w:numId w:val="50"/>
+        </w:numPr>
+      </w:pPr>
+      <w:r>
+        <w:t>Last Name + ‘, ‘ First Name</w:t>
+      </w:r>
+    </w:p>
+    <w:p>
+      <w:pPr>
+        <w:ind w:left="1080"/>
+      </w:pPr>
+    </w:p>
+    <w:p>
+      <w:pPr>
+        <w:pStyle w:val="ListParagraph"/>
+        <w:numPr>
+          <w:ilvl w:val="0"/>
+          <w:numId w:val="50"/>
+        </w:numPr>
+      </w:pPr>
+      <w:r>
+        <w:lastRenderedPageBreak/>
+        <w:t xml:space="preserve">Set </w:t>
+      </w:r>
+      <w:r>
+        <w:t>Salary Configuration</w:t>
+      </w:r>
+    </w:p>
+    <w:p>
+      <w:pPr>
+        <w:pStyle w:val="ListParagraph"/>
+        <w:numPr>
+          <w:ilvl w:val="1"/>
+          <w:numId w:val="50"/>
+        </w:numPr>
+      </w:pPr>
+      <w:r>
+        <w:t>The new hire associate’s salary is setup as either Monthly or Bi-</w:t>
+      </w:r>
+      <w:r>
+        <w:t>W</w:t>
+      </w:r>
+      <w:r>
+        <w:t>ee</w:t>
+      </w:r>
+      <w:r>
+        <w:t>kly</w:t>
+      </w:r>
+      <w:r>
+        <w:t xml:space="preserve">. </w:t>
+      </w:r>
+    </w:p>
+    <w:p>
+      <w:pPr>
+        <w:pStyle w:val="ListParagraph"/>
+        <w:numPr>
+          <w:ilvl w:val="1"/>
+          <w:numId w:val="50"/>
+        </w:numPr>
+      </w:pPr>
+      <w:r>
+        <w:t>If the associate’s pay rate (column 16) and annual rate (column 39) are equal</w:t>
+      </w:r>
+      <w:r>
+        <w:t>, this</w:t>
+      </w:r>
+      <w:r>
+        <w:t xml:space="preserve"> indicates that the associate is </w:t>
+      </w:r>
+      <w:r>
+        <w:t xml:space="preserve">paid </w:t>
+      </w:r>
+      <w:r>
+        <w:t xml:space="preserve">monthly. </w:t>
+      </w:r>
+    </w:p>
+    <w:p>
+      <w:pPr>
+        <w:pStyle w:val="ListParagraph"/>
+        <w:numPr>
+          <w:ilvl w:val="1"/>
+          <w:numId w:val="50"/>
+        </w:numPr>
+      </w:pPr>
+      <w:r>
+        <w:t>The pay rate column is either the hourly rate or annual salary. Annual rate value is always the annual salary for both hourly or monthly associates.</w:t>
+      </w:r>
+    </w:p>
+    <w:p>
+      <w:pPr>
+        <w:pStyle w:val="ListParagraph"/>
+        <w:numPr>
+          <w:ilvl w:val="1"/>
+          <w:numId w:val="50"/>
+        </w:numPr>
+      </w:pPr>
+      <w:r>
+        <w:t>Monthly Setup</w:t>
+      </w:r>
+    </w:p>
+    <w:tbl>
+      <w:tblPr>
+        <w:tblStyle w:val="GridTable1Light-Accent2"/>
+        <w:tblW w:w="6936" w:type="dxa"/>
+        <w:tblInd w:w="1327" w:type="dxa"/>
+        <w:tblLook w:val="04A0" w:firstRow="1" w:lastRow="0" w:firstColumn="1" w:lastColumn="0" w:noHBand="0" w:noVBand="1"/>
+      </w:tblPr>
+      <w:tblGrid>
+        <w:gridCol w:w="3076"/>
+        <w:gridCol w:w="4182"/>
+      </w:tblGrid>
+      <w:tr>
+        <w:trPr>
+          <w:cnfStyle w:val="100000000000" w:firstRow="1" w:lastRow="0" w:firstColumn="0" w:lastColumn="0" w:oddVBand="0" w:evenVBand="0" w:oddHBand="0" w:evenHBand="0" w:firstRowFirstColumn="0" w:firstRowLastColumn="0" w:lastRowFirstColumn="0" w:lastRowLastColumn="0"/>
+          <w:trHeight w:val="288"/>
+        </w:trPr>
+        <w:tc>
+          <w:tcPr>
+            <w:cnfStyle w:val="001000000000" w:firstRow="0" w:lastRow="0" w:firstColumn="1" w:lastColumn="0" w:oddVBand="0" w:evenVBand="0" w:oddHBand="0" w:evenHBand="0" w:firstRowFirstColumn="0" w:firstRowLastColumn="0" w:lastRowFirstColumn="0" w:lastRowLastColumn="0"/>
+            <w:tcW w:w="2754" w:type="dxa"/>
+            <w:noWrap/>
+            <w:hideMark/>
+          </w:tcPr>
+          <w:p>
+            <w:pPr>
+              <w:rPr>
+                <w:rFonts w:asciiTheme="minorHAnsi" w:eastAsia="Times New Roman" w:hAnsiTheme="minorHAnsi" w:cstheme="minorHAnsi"/>
+                <w:color w:val="000000"/>
+              </w:rPr>
+            </w:pPr>
+            <w:r>
+              <w:rPr>
+                <w:rFonts w:asciiTheme="minorHAnsi" w:eastAsia="Times New Roman" w:hAnsiTheme="minorHAnsi" w:cstheme="minorHAnsi"/>
+                <w:color w:val="000000"/>
+              </w:rPr>
+              <w:t xml:space="preserve">@w_annual_salary_amt      </w:t>
+            </w:r>
+          </w:p>
+        </w:tc>
+        <w:tc>
+          <w:tcPr>
+            <w:tcW w:w="4182" w:type="dxa"/>
+            <w:noWrap/>
+            <w:hideMark/>
+          </w:tcPr>
+          <w:p>
+            <w:pPr>
+              <w:cnfStyle w:val="100000000000" w:firstRow="1" w:lastRow="0" w:firstColumn="0" w:lastColumn="0" w:oddVBand="0" w:evenVBand="0" w:oddHBand="0" w:evenHBand="0" w:firstRowFirstColumn="0" w:firstRowLastColumn="0" w:lastRowFirstColumn="0" w:lastRowLastColumn="0"/>
+              <w:rPr>
+                <w:rFonts w:asciiTheme="minorHAnsi" w:eastAsia="Times New Roman" w:hAnsiTheme="minorHAnsi" w:cstheme="minorHAnsi"/>
+                <w:b w:val="0"/>
+                <w:bCs w:val="0"/>
+                <w:color w:val="000000"/>
+              </w:rPr>
+            </w:pPr>
+            <w:r>
+              <w:rPr>
+                <w:rFonts w:asciiTheme="minorHAnsi" w:eastAsia="Times New Roman" w:hAnsiTheme="minorHAnsi" w:cstheme="minorHAnsi"/>
+                <w:b w:val="0"/>
+                <w:bCs w:val="0"/>
+                <w:color w:val="000000"/>
+              </w:rPr>
+              <w:t>Pay Rate (Column 16)</w:t>
+            </w:r>
+          </w:p>
+        </w:tc>
+      </w:tr>
+      <w:tr>
+        <w:trPr>
+          <w:trHeight w:val="288"/>
+        </w:trPr>
+        <w:tc>
+          <w:tcPr>
+            <w:cnfStyle w:val="001000000000" w:firstRow="0" w:lastRow="0" w:firstColumn="1" w:lastColumn="0" w:oddVBand="0" w:evenVBand="0" w:oddHBand="0" w:evenHBand="0" w:firstRowFirstColumn="0" w:firstRowLastColumn="0" w:lastRowFirstColumn="0" w:lastRowLastColumn="0"/>
+            <w:tcW w:w="2754" w:type="dxa"/>
+            <w:noWrap/>
+            <w:hideMark/>
+          </w:tcPr>
+          <w:p>
+            <w:pPr>
+              <w:rPr>
+                <w:rFonts w:asciiTheme="minorHAnsi" w:eastAsia="Times New Roman" w:hAnsiTheme="minorHAnsi" w:cstheme="minorHAnsi"/>
+                <w:color w:val="000000"/>
+              </w:rPr>
+            </w:pPr>
+            <w:r>
+              <w:rPr>
+                <w:rFonts w:asciiTheme="minorHAnsi" w:eastAsia="Times New Roman" w:hAnsiTheme="minorHAnsi" w:cstheme="minorHAnsi"/>
+                <w:color w:val="000000"/>
+              </w:rPr>
+              <w:t xml:space="preserve">@w_pay_basis_code         </w:t>
+            </w:r>
+          </w:p>
+        </w:tc>
+        <w:tc>
+          <w:tcPr>
+            <w:tcW w:w="4182" w:type="dxa"/>
+            <w:noWrap/>
+            <w:hideMark/>
+          </w:tcPr>
+          <w:p>
+            <w:pPr>
+              <w:cnfStyle w:val="000000000000" w:firstRow="0" w:lastRow="0" w:firstColumn="0" w:lastColumn="0" w:oddVBand="0" w:evenVBand="0" w:oddHBand="0" w:evenHBand="0" w:firstRowFirstColumn="0" w:firstRowLastColumn="0" w:lastRowFirstColumn="0" w:lastRowLastColumn="0"/>
+              <w:rPr>
+                <w:rFonts w:asciiTheme="minorHAnsi" w:eastAsia="Times New Roman" w:hAnsiTheme="minorHAnsi" w:cstheme="minorHAnsi"/>
+                <w:color w:val="000000"/>
+              </w:rPr>
+            </w:pPr>
+            <w:r>
+              <w:rPr>
+                <w:rFonts w:asciiTheme="minorHAnsi" w:eastAsia="Times New Roman" w:hAnsiTheme="minorHAnsi" w:cstheme="minorHAnsi"/>
+                <w:color w:val="000000"/>
+              </w:rPr>
+              <w:t>Period Salary – ‘2’</w:t>
+            </w:r>
+          </w:p>
+        </w:tc>
+      </w:tr>
+      <w:tr>
+        <w:trPr>
+          <w:trHeight w:val="288"/>
+        </w:trPr>
+        <w:tc>
+          <w:tcPr>
+            <w:cnfStyle w:val="001000000000" w:firstRow="0" w:lastRow="0" w:firstColumn="1" w:lastColumn="0" w:oddVBand="0" w:evenVBand="0" w:oddHBand="0" w:evenHBand="0" w:firstRowFirstColumn="0" w:firstRowLastColumn="0" w:lastRowFirstColumn="0" w:lastRowLastColumn="0"/>
+            <w:tcW w:w="2754" w:type="dxa"/>
+            <w:noWrap/>
+            <w:hideMark/>
+          </w:tcPr>
+          <w:p>
+            <w:pPr>
+              <w:rPr>
+                <w:rFonts w:asciiTheme="minorHAnsi" w:eastAsia="Times New Roman" w:hAnsiTheme="minorHAnsi" w:cstheme="minorHAnsi"/>
+                <w:color w:val="000000"/>
+              </w:rPr>
+            </w:pPr>
+            <w:r>
+              <w:rPr>
+                <w:rFonts w:asciiTheme="minorHAnsi" w:eastAsia="Times New Roman" w:hAnsiTheme="minorHAnsi" w:cstheme="minorHAnsi"/>
+                <w:color w:val="000000"/>
+              </w:rPr>
+              <w:t xml:space="preserve">@w_pd_salary_amt          </w:t>
+            </w:r>
+          </w:p>
+        </w:tc>
+        <w:tc>
+          <w:tcPr>
+            <w:tcW w:w="4182" w:type="dxa"/>
+            <w:noWrap/>
+            <w:hideMark/>
+          </w:tcPr>
+          <w:p>
+            <w:pPr>
+              <w:cnfStyle w:val="000000000000" w:firstRow="0" w:lastRow="0" w:firstColumn="0" w:lastColumn="0" w:oddVBand="0" w:evenVBand="0" w:oddHBand="0" w:evenHBand="0" w:firstRowFirstColumn="0" w:firstRowLastColumn="0" w:lastRowFirstColumn="0" w:lastRowLastColumn="0"/>
+              <w:rPr>
+                <w:rFonts w:asciiTheme="minorHAnsi" w:eastAsia="Times New Roman" w:hAnsiTheme="minorHAnsi" w:cstheme="minorHAnsi"/>
+                <w:color w:val="000000"/>
+              </w:rPr>
+            </w:pPr>
+            <w:r>
+              <w:rPr>
+                <w:rFonts w:asciiTheme="minorHAnsi" w:eastAsia="Times New Roman" w:hAnsiTheme="minorHAnsi" w:cstheme="minorHAnsi"/>
+                <w:color w:val="000000"/>
+              </w:rPr>
+              <w:t>ROUND(</w:t>
+            </w:r>
+            <w:proofErr w:type="spellStart"/>
+            <w:r>
+              <w:rPr>
+                <w:rFonts w:asciiTheme="minorHAnsi" w:eastAsia="Times New Roman" w:hAnsiTheme="minorHAnsi" w:cstheme="minorHAnsi"/>
+                <w:color w:val="000000"/>
+              </w:rPr>
+              <w:t>pay_rate</w:t>
+            </w:r>
+            <w:proofErr w:type="spellEnd"/>
+            <w:r>
+              <w:rPr>
+                <w:rFonts w:asciiTheme="minorHAnsi" w:eastAsia="Times New Roman" w:hAnsiTheme="minorHAnsi" w:cstheme="minorHAnsi"/>
+                <w:color w:val="000000"/>
+              </w:rPr>
+              <w:t xml:space="preserve"> / 12, 2)</w:t>
+            </w:r>
+          </w:p>
+        </w:tc>
+      </w:tr>
+      <w:tr>
+        <w:trPr>
+          <w:trHeight w:val="288"/>
+        </w:trPr>
+        <w:tc>
+          <w:tcPr>
+            <w:cnfStyle w:val="001000000000" w:firstRow="0" w:lastRow="0" w:firstColumn="1" w:lastColumn="0" w:oddVBand="0" w:evenVBand="0" w:oddHBand="0" w:evenHBand="0" w:firstRowFirstColumn="0" w:firstRowLastColumn="0" w:lastRowFirstColumn="0" w:lastRowLastColumn="0"/>
+            <w:tcW w:w="2754" w:type="dxa"/>
+            <w:noWrap/>
+            <w:hideMark/>
+          </w:tcPr>
+          <w:p>
+            <w:pPr>
+              <w:rPr>
+                <w:rFonts w:asciiTheme="minorHAnsi" w:eastAsia="Times New Roman" w:hAnsiTheme="minorHAnsi" w:cstheme="minorHAnsi"/>
+                <w:color w:val="000000"/>
+              </w:rPr>
+            </w:pPr>
+            <w:r>
+              <w:rPr>
+                <w:rFonts w:asciiTheme="minorHAnsi" w:eastAsia="Times New Roman" w:hAnsiTheme="minorHAnsi" w:cstheme="minorHAnsi"/>
+                <w:color w:val="000000"/>
+              </w:rPr>
+              <w:t xml:space="preserve">@w_pd_salary_tm_pd_id     </w:t>
+            </w:r>
+          </w:p>
+        </w:tc>
+        <w:tc>
+          <w:tcPr>
+            <w:tcW w:w="4182" w:type="dxa"/>
+            <w:noWrap/>
+            <w:hideMark/>
+          </w:tcPr>
+          <w:p>
+            <w:pPr>
+              <w:cnfStyle w:val="000000000000" w:firstRow="0" w:lastRow="0" w:firstColumn="0" w:lastColumn="0" w:oddVBand="0" w:evenVBand="0" w:oddHBand="0" w:evenHBand="0" w:firstRowFirstColumn="0" w:firstRowLastColumn="0" w:lastRowFirstColumn="0" w:lastRowLastColumn="0"/>
+              <w:rPr>
+                <w:rFonts w:asciiTheme="minorHAnsi" w:eastAsia="Times New Roman" w:hAnsiTheme="minorHAnsi" w:cstheme="minorHAnsi"/>
+                <w:color w:val="000000"/>
+              </w:rPr>
+            </w:pPr>
+            <w:r>
+              <w:rPr>
+                <w:rFonts w:asciiTheme="minorHAnsi" w:eastAsia="Times New Roman" w:hAnsiTheme="minorHAnsi" w:cstheme="minorHAnsi"/>
+                <w:color w:val="000000"/>
+              </w:rPr>
+              <w:t>‘MONTH'</w:t>
+            </w:r>
+          </w:p>
+        </w:tc>
+      </w:tr>
+      <w:tr>
+        <w:trPr>
+          <w:trHeight w:val="288"/>
+        </w:trPr>
+        <w:tc>
+          <w:tcPr>
+            <w:cnfStyle w:val="001000000000" w:firstRow="0" w:lastRow="0" w:firstColumn="1" w:lastColumn="0" w:oddVBand="0" w:evenVBand="0" w:oddHBand="0" w:evenHBand="0" w:firstRowFirstColumn="0" w:firstRowLastColumn="0" w:lastRowFirstColumn="0" w:lastRowLastColumn="0"/>
+            <w:tcW w:w="2754" w:type="dxa"/>
+            <w:noWrap/>
+            <w:hideMark/>
+          </w:tcPr>
+          <w:p>
+            <w:pPr>
+              <w:rPr>
+                <w:rFonts w:asciiTheme="minorHAnsi" w:eastAsia="Times New Roman" w:hAnsiTheme="minorHAnsi" w:cstheme="minorHAnsi"/>
+                <w:color w:val="000000"/>
+              </w:rPr>
+            </w:pPr>
+            <w:r>
+              <w:rPr>
+                <w:rFonts w:asciiTheme="minorHAnsi" w:eastAsia="Times New Roman" w:hAnsiTheme="minorHAnsi" w:cstheme="minorHAnsi"/>
+                <w:color w:val="000000"/>
+              </w:rPr>
+              <w:t xml:space="preserve">@w_hourly_pay_rate        </w:t>
+            </w:r>
+          </w:p>
+        </w:tc>
+        <w:tc>
+          <w:tcPr>
+            <w:tcW w:w="4182" w:type="dxa"/>
+            <w:noWrap/>
+            <w:hideMark/>
+          </w:tcPr>
+          <w:p>
+            <w:pPr>
+              <w:cnfStyle w:val="000000000000" w:firstRow="0" w:lastRow="0" w:firstColumn="0" w:lastColumn="0" w:oddVBand="0" w:evenVBand="0" w:oddHBand="0" w:evenHBand="0" w:firstRowFirstColumn="0" w:firstRowLastColumn="0" w:lastRowFirstColumn="0" w:lastRowLastColumn="0"/>
+              <w:rPr>
+                <w:rFonts w:asciiTheme="minorHAnsi" w:eastAsia="Times New Roman" w:hAnsiTheme="minorHAnsi" w:cstheme="minorHAnsi"/>
+                <w:color w:val="000000"/>
+              </w:rPr>
+            </w:pPr>
+            <w:r>
+              <w:rPr>
+                <w:rFonts w:asciiTheme="minorHAnsi" w:eastAsia="Times New Roman" w:hAnsiTheme="minorHAnsi" w:cstheme="minorHAnsi"/>
+                <w:color w:val="000000"/>
+              </w:rPr>
+              <w:t>ROUND(@annual_rate / @annual_hrs_per_fte, 2)</w:t>
+            </w:r>
+          </w:p>
+        </w:tc>
+      </w:tr>
+      <w:tr>
+        <w:trPr>
+          <w:trHeight w:val="288"/>
+        </w:trPr>
+        <w:tc>
+          <w:tcPr>
+            <w:cnfStyle w:val="001000000000" w:firstRow="0" w:lastRow="0" w:firstColumn="1" w:lastColumn="0" w:oddVBand="0" w:evenVBand="0" w:oddHBand="0" w:evenHBand="0" w:firstRowFirstColumn="0" w:firstRowLastColumn="0" w:lastRowFirstColumn="0" w:lastRowLastColumn="0"/>
+            <w:tcW w:w="2754" w:type="dxa"/>
+            <w:noWrap/>
+            <w:hideMark/>
+          </w:tcPr>
+          <w:p>
+            <w:pPr>
+              <w:rPr>
+                <w:rFonts w:asciiTheme="minorHAnsi" w:eastAsia="Times New Roman" w:hAnsiTheme="minorHAnsi" w:cstheme="minorHAnsi"/>
+                <w:color w:val="000000"/>
+              </w:rPr>
+            </w:pPr>
+            <w:r>
+              <w:rPr>
+                <w:rFonts w:asciiTheme="minorHAnsi" w:eastAsia="Times New Roman" w:hAnsiTheme="minorHAnsi" w:cstheme="minorHAnsi"/>
+                <w:color w:val="000000"/>
+              </w:rPr>
+              <w:t xml:space="preserve">@w_work_tm_code           </w:t>
+            </w:r>
+          </w:p>
+        </w:tc>
+        <w:tc>
+          <w:tcPr>
+            <w:tcW w:w="4182" w:type="dxa"/>
+            <w:noWrap/>
+            <w:hideMark/>
+          </w:tcPr>
+          <w:p>
+            <w:pPr>
+              <w:cnfStyle w:val="000000000000" w:firstRow="0" w:lastRow="0" w:firstColumn="0" w:lastColumn="0" w:oddVBand="0" w:evenVBand="0" w:oddHBand="0" w:evenHBand="0" w:firstRowFirstColumn="0" w:firstRowLastColumn="0" w:lastRowFirstColumn="0" w:lastRowLastColumn="0"/>
+              <w:rPr>
+                <w:rFonts w:asciiTheme="minorHAnsi" w:eastAsia="Times New Roman" w:hAnsiTheme="minorHAnsi" w:cstheme="minorHAnsi"/>
+                <w:color w:val="000000"/>
+              </w:rPr>
+            </w:pPr>
+            <w:r>
+              <w:rPr>
+                <w:rFonts w:asciiTheme="minorHAnsi" w:eastAsia="Times New Roman" w:hAnsiTheme="minorHAnsi" w:cstheme="minorHAnsi"/>
+                <w:color w:val="000000"/>
+              </w:rPr>
+              <w:t>Fulltime - 'F'</w:t>
+            </w:r>
+          </w:p>
+        </w:tc>
+      </w:tr>
+      <w:tr>
+        <w:trPr>
+          <w:trHeight w:val="288"/>
+        </w:trPr>
+        <w:tc>
+          <w:tcPr>
+            <w:cnfStyle w:val="001000000000" w:firstRow="0" w:lastRow="0" w:firstColumn="1" w:lastColumn="0" w:oddVBand="0" w:evenVBand="0" w:oddHBand="0" w:evenHBand="0" w:firstRowFirstColumn="0" w:firstRowLastColumn="0" w:lastRowFirstColumn="0" w:lastRowLastColumn="0"/>
+            <w:tcW w:w="2754" w:type="dxa"/>
+            <w:noWrap/>
+            <w:hideMark/>
+          </w:tcPr>
+          <w:p>
+            <w:pPr>
+              <w:rPr>
+                <w:rFonts w:asciiTheme="minorHAnsi" w:eastAsia="Times New Roman" w:hAnsiTheme="minorHAnsi" w:cstheme="minorHAnsi"/>
+                <w:color w:val="000000"/>
+              </w:rPr>
+            </w:pPr>
+            <w:r>
+              <w:rPr>
+                <w:rFonts w:asciiTheme="minorHAnsi" w:eastAsia="Times New Roman" w:hAnsiTheme="minorHAnsi" w:cstheme="minorHAnsi"/>
+                <w:color w:val="000000"/>
+              </w:rPr>
+              <w:t>@w_pay_on_reported_hrs_ind</w:t>
+            </w:r>
+          </w:p>
+        </w:tc>
+        <w:tc>
+          <w:tcPr>
+            <w:tcW w:w="4182" w:type="dxa"/>
+            <w:noWrap/>
+            <w:hideMark/>
+          </w:tcPr>
+          <w:p>
+            <w:pPr>
+              <w:cnfStyle w:val="000000000000" w:firstRow="0" w:lastRow="0" w:firstColumn="0" w:lastColumn="0" w:oddVBand="0" w:evenVBand="0" w:oddHBand="0" w:evenHBand="0" w:firstRowFirstColumn="0" w:firstRowLastColumn="0" w:lastRowFirstColumn="0" w:lastRowLastColumn="0"/>
+              <w:rPr>
+                <w:rFonts w:asciiTheme="minorHAnsi" w:eastAsia="Times New Roman" w:hAnsiTheme="minorHAnsi" w:cstheme="minorHAnsi"/>
+                <w:color w:val="000000"/>
+              </w:rPr>
+            </w:pPr>
+            <w:r>
+              <w:rPr>
+                <w:rFonts w:asciiTheme="minorHAnsi" w:eastAsia="Times New Roman" w:hAnsiTheme="minorHAnsi" w:cstheme="minorHAnsi"/>
+                <w:color w:val="000000"/>
+              </w:rPr>
+              <w:t>‘N' (Pay Based on Standard Hours Checkbox)</w:t>
+            </w:r>
+          </w:p>
+        </w:tc>
+      </w:tr>
+      <w:tr>
+        <w:trPr>
+          <w:trHeight w:val="288"/>
+        </w:trPr>
+        <w:tc>
+          <w:tcPr>
+            <w:cnfStyle w:val="001000000000" w:firstRow="0" w:lastRow="0" w:firstColumn="1" w:lastColumn="0" w:oddVBand="0" w:evenVBand="0" w:oddHBand="0" w:evenHBand="0" w:firstRowFirstColumn="0" w:firstRowLastColumn="0" w:lastRowFirstColumn="0" w:lastRowLastColumn="0"/>
+            <w:tcW w:w="2754" w:type="dxa"/>
+            <w:noWrap/>
+            <w:hideMark/>
+          </w:tcPr>
+          <w:p>
+            <w:pPr>
+              <w:rPr>
+                <w:rFonts w:asciiTheme="minorHAnsi" w:eastAsia="Times New Roman" w:hAnsiTheme="minorHAnsi" w:cstheme="minorHAnsi"/>
+                <w:color w:val="000000"/>
+              </w:rPr>
+            </w:pPr>
+            <w:r>
+              <w:rPr>
+                <w:rFonts w:asciiTheme="minorHAnsi" w:eastAsia="Times New Roman" w:hAnsiTheme="minorHAnsi" w:cstheme="minorHAnsi"/>
+                <w:color w:val="000000"/>
+              </w:rPr>
+              <w:t xml:space="preserve">@w_standard_work_hrs      </w:t>
+            </w:r>
+          </w:p>
+        </w:tc>
+        <w:tc>
+          <w:tcPr>
+            <w:tcW w:w="4182" w:type="dxa"/>
+            <w:noWrap/>
+            <w:hideMark/>
+          </w:tcPr>
+          <w:p>
+            <w:pPr>
+              <w:cnfStyle w:val="000000000000" w:firstRow="0" w:lastRow="0" w:firstColumn="0" w:lastColumn="0" w:oddVBand="0" w:evenVBand="0" w:oddHBand="0" w:evenHBand="0" w:firstRowFirstColumn="0" w:firstRowLastColumn="0" w:lastRowFirstColumn="0" w:lastRowLastColumn="0"/>
+              <w:rPr>
+                <w:rFonts w:asciiTheme="minorHAnsi" w:eastAsia="Times New Roman" w:hAnsiTheme="minorHAnsi" w:cstheme="minorHAnsi"/>
+                <w:color w:val="000000"/>
+              </w:rPr>
+            </w:pPr>
+            <w:r>
+              <w:rPr>
+                <w:rFonts w:asciiTheme="minorHAnsi" w:eastAsia="Times New Roman" w:hAnsiTheme="minorHAnsi" w:cstheme="minorHAnsi"/>
+                <w:color w:val="000000"/>
+              </w:rPr>
+              <w:t>40.0</w:t>
+            </w:r>
+          </w:p>
+        </w:tc>
+      </w:tr>
+      <w:tr>
+        <w:trPr>
+          <w:trHeight w:val="288"/>
+        </w:trPr>
+        <w:tc>
+          <w:tcPr>
+            <w:cnfStyle w:val="001000000000" w:firstRow="0" w:lastRow="0" w:firstColumn="1" w:lastColumn="0" w:oddVBand="0" w:evenVBand="0" w:oddHBand="0" w:evenHBand="0" w:firstRowFirstColumn="0" w:firstRowLastColumn="0" w:lastRowFirstColumn="0" w:lastRowLastColumn="0"/>
+            <w:tcW w:w="2754" w:type="dxa"/>
+            <w:noWrap/>
+            <w:hideMark/>
+          </w:tcPr>
+          <w:p>
+            <w:pPr>
+              <w:rPr>
+                <w:rFonts w:asciiTheme="minorHAnsi" w:eastAsia="Times New Roman" w:hAnsiTheme="minorHAnsi" w:cstheme="minorHAnsi"/>
+                <w:color w:val="000000"/>
+              </w:rPr>
+            </w:pPr>
+            <w:r>
+              <w:rPr>
+                <w:rFonts w:asciiTheme="minorHAnsi" w:eastAsia="Times New Roman" w:hAnsiTheme="minorHAnsi" w:cstheme="minorHAnsi"/>
+                <w:color w:val="000000"/>
+              </w:rPr>
+              <w:t xml:space="preserve">@w_standard_work_pd_id    </w:t>
+            </w:r>
+          </w:p>
+        </w:tc>
+        <w:tc>
+          <w:tcPr>
+            <w:tcW w:w="4182" w:type="dxa"/>
+            <w:noWrap/>
+            <w:hideMark/>
+          </w:tcPr>
+          <w:p>
+            <w:pPr>
+              <w:cnfStyle w:val="000000000000" w:firstRow="0" w:lastRow="0" w:firstColumn="0" w:lastColumn="0" w:oddVBand="0" w:evenVBand="0" w:oddHBand="0" w:evenHBand="0" w:firstRowFirstColumn="0" w:firstRowLastColumn="0" w:lastRowFirstColumn="0" w:lastRowLastColumn="0"/>
+              <w:rPr>
+                <w:rFonts w:asciiTheme="minorHAnsi" w:eastAsia="Times New Roman" w:hAnsiTheme="minorHAnsi" w:cstheme="minorHAnsi"/>
+                <w:color w:val="000000"/>
+              </w:rPr>
+            </w:pPr>
+            <w:r>
+              <w:rPr>
+                <w:rFonts w:asciiTheme="minorHAnsi" w:eastAsia="Times New Roman" w:hAnsiTheme="minorHAnsi" w:cstheme="minorHAnsi"/>
+                <w:color w:val="000000"/>
+              </w:rPr>
+              <w:t>‘WEEK'</w:t>
+            </w:r>
+          </w:p>
+        </w:tc>
+      </w:tr>
+    </w:tbl>
+    <w:p>
+      <w:pPr>
+        <w:pStyle w:val="ListParagraph"/>
+      </w:pPr>
+    </w:p>
+    <w:p>
+      <w:pPr>
+        <w:pStyle w:val="ListParagraph"/>
+        <w:numPr>
+          <w:ilvl w:val="1"/>
+          <w:numId w:val="50"/>
+        </w:numPr>
+      </w:pPr>
+      <w:r>
+        <w:t>Hourly Setup</w:t>
+      </w:r>
+    </w:p>
+    <w:tbl>
+      <w:tblPr>
+        <w:tblStyle w:val="GridTable1Light-Accent2"/>
+        <w:tblW w:w="7654" w:type="dxa"/>
+        <w:tblInd w:w="1327" w:type="dxa"/>
+        <w:tblLook w:val="04A0" w:firstRow="1" w:lastRow="0" w:firstColumn="1" w:lastColumn="0" w:noHBand="0" w:noVBand="1"/>
+      </w:tblPr>
+      <w:tblGrid>
+        <w:gridCol w:w="3076"/>
+        <w:gridCol w:w="4578"/>
+      </w:tblGrid>
+      <w:tr>
+        <w:trPr>
+          <w:cnfStyle w:val="100000000000" w:firstRow="1" w:lastRow="0" w:firstColumn="0" w:lastColumn="0" w:oddVBand="0" w:evenVBand="0" w:oddHBand="0" w:evenHBand="0" w:firstRowFirstColumn="0" w:firstRowLastColumn="0" w:lastRowFirstColumn="0" w:lastRowLastColumn="0"/>
+          <w:trHeight w:val="288"/>
+        </w:trPr>
+        <w:tc>
+          <w:tcPr>
+            <w:cnfStyle w:val="001000000000" w:firstRow="0" w:lastRow="0" w:firstColumn="1" w:lastColumn="0" w:oddVBand="0" w:evenVBand="0" w:oddHBand="0" w:evenHBand="0" w:firstRowFirstColumn="0" w:firstRowLastColumn="0" w:lastRowFirstColumn="0" w:lastRowLastColumn="0"/>
+            <w:tcW w:w="3076" w:type="dxa"/>
+            <w:noWrap/>
+            <w:hideMark/>
+          </w:tcPr>
+          <w:p>
+            <w:pPr>
+              <w:rPr>
+                <w:rFonts w:asciiTheme="minorHAnsi" w:eastAsia="Times New Roman" w:hAnsiTheme="minorHAnsi" w:cstheme="minorHAnsi"/>
+                <w:color w:val="000000"/>
+              </w:rPr>
+            </w:pPr>
+            <w:r>
+              <w:rPr>
+                <w:rFonts w:asciiTheme="minorHAnsi" w:eastAsia="Times New Roman" w:hAnsiTheme="minorHAnsi" w:cstheme="minorHAnsi"/>
+                <w:color w:val="000000"/>
+              </w:rPr>
+              <w:t xml:space="preserve">@w_annual_salary_amt      </w:t>
+            </w:r>
+          </w:p>
+        </w:tc>
+        <w:tc>
+          <w:tcPr>
+            <w:tcW w:w="4578" w:type="dxa"/>
+            <w:noWrap/>
+            <w:hideMark/>
+          </w:tcPr>
+          <w:p>
+            <w:pPr>
+              <w:cnfStyle w:val="100000000000" w:firstRow="1" w:lastRow="0" w:firstColumn="0" w:lastColumn="0" w:oddVBand="0" w:evenVBand="0" w:oddHBand="0" w:evenHBand="0" w:firstRowFirstColumn="0" w:firstRowLastColumn="0" w:lastRowFirstColumn="0" w:lastRowLastColumn="0"/>
+              <w:rPr>
+                <w:rFonts w:asciiTheme="minorHAnsi" w:eastAsia="Times New Roman" w:hAnsiTheme="minorHAnsi" w:cstheme="minorHAnsi"/>
+                <w:b w:val="0"/>
+                <w:bCs w:val="0"/>
+                <w:color w:val="000000"/>
+              </w:rPr>
+            </w:pPr>
+            <w:r>
+              <w:rPr>
+                <w:rFonts w:asciiTheme="minorHAnsi" w:eastAsia="Times New Roman" w:hAnsiTheme="minorHAnsi" w:cstheme="minorHAnsi"/>
+                <w:b w:val="0"/>
+                <w:bCs w:val="0"/>
+                <w:color w:val="000000"/>
+              </w:rPr>
+              <w:t>Annual Rate (Column 39)</w:t>
+            </w:r>
+          </w:p>
+        </w:tc>
+      </w:tr>
+      <w:tr>
+        <w:trPr>
+          <w:trHeight w:val="288"/>
+        </w:trPr>
+        <w:tc>
+          <w:tcPr>
+            <w:cnfStyle w:val="001000000000" w:firstRow="0" w:lastRow="0" w:firstColumn="1" w:lastColumn="0" w:oddVBand="0" w:evenVBand="0" w:oddHBand="0" w:evenHBand="0" w:firstRowFirstColumn="0" w:firstRowLastColumn="0" w:lastRowFirstColumn="0" w:lastRowLastColumn="0"/>
+            <w:tcW w:w="3076" w:type="dxa"/>
+            <w:noWrap/>
+            <w:hideMark/>
+          </w:tcPr>
+          <w:p>
+            <w:pPr>
+              <w:rPr>
+                <w:rFonts w:asciiTheme="minorHAnsi" w:eastAsia="Times New Roman" w:hAnsiTheme="minorHAnsi" w:cstheme="minorHAnsi"/>
+                <w:color w:val="000000"/>
+              </w:rPr>
+            </w:pPr>
+            <w:r>
+              <w:rPr>
+                <w:rFonts w:asciiTheme="minorHAnsi" w:eastAsia="Times New Roman" w:hAnsiTheme="minorHAnsi" w:cstheme="minorHAnsi"/>
+                <w:color w:val="000000"/>
+              </w:rPr>
+              <w:t xml:space="preserve">@w_pay_basis_code         </w:t>
+            </w:r>
+          </w:p>
+        </w:tc>
+        <w:tc>
+          <w:tcPr>
+            <w:tcW w:w="4578" w:type="dxa"/>
+            <w:noWrap/>
+            <w:hideMark/>
+          </w:tcPr>
+          <w:p>
+            <w:pPr>
+              <w:cnfStyle w:val="000000000000" w:firstRow="0" w:lastRow="0" w:firstColumn="0" w:lastColumn="0" w:oddVBand="0" w:evenVBand="0" w:oddHBand="0" w:evenHBand="0" w:firstRowFirstColumn="0" w:firstRowLastColumn="0" w:lastRowFirstColumn="0" w:lastRowLastColumn="0"/>
+              <w:rPr>
+                <w:rFonts w:asciiTheme="minorHAnsi" w:eastAsia="Times New Roman" w:hAnsiTheme="minorHAnsi" w:cstheme="minorHAnsi"/>
+                <w:color w:val="000000"/>
+              </w:rPr>
+            </w:pPr>
+            <w:r>
+              <w:rPr>
+                <w:rFonts w:asciiTheme="minorHAnsi" w:eastAsia="Times New Roman" w:hAnsiTheme="minorHAnsi" w:cstheme="minorHAnsi"/>
+                <w:color w:val="000000"/>
+              </w:rPr>
+              <w:t>Not Applicable – ‘9’</w:t>
+            </w:r>
+          </w:p>
+        </w:tc>
+      </w:tr>
+      <w:tr>
+        <w:trPr>
+          <w:trHeight w:val="288"/>
+        </w:trPr>
+        <w:tc>
+          <w:tcPr>
+            <w:cnfStyle w:val="001000000000" w:firstRow="0" w:lastRow="0" w:firstColumn="1" w:lastColumn="0" w:oddVBand="0" w:evenVBand="0" w:oddHBand="0" w:evenHBand="0" w:firstRowFirstColumn="0" w:firstRowLastColumn="0" w:lastRowFirstColumn="0" w:lastRowLastColumn="0"/>
+            <w:tcW w:w="3076" w:type="dxa"/>
+            <w:noWrap/>
+            <w:hideMark/>
+          </w:tcPr>
+          <w:p>
+            <w:pPr>
+              <w:rPr>
+                <w:rFonts w:asciiTheme="minorHAnsi" w:eastAsia="Times New Roman" w:hAnsiTheme="minorHAnsi" w:cstheme="minorHAnsi"/>
+                <w:color w:val="000000"/>
+              </w:rPr>
+            </w:pPr>
+            <w:r>
+              <w:rPr>
+                <w:rFonts w:asciiTheme="minorHAnsi" w:eastAsia="Times New Roman" w:hAnsiTheme="minorHAnsi" w:cstheme="minorHAnsi"/>
+                <w:color w:val="000000"/>
+              </w:rPr>
+              <w:t xml:space="preserve">@w_pd_salary_amt          </w:t>
+            </w:r>
+          </w:p>
+        </w:tc>
+        <w:tc>
+          <w:tcPr>
+            <w:tcW w:w="4578" w:type="dxa"/>
+            <w:noWrap/>
+            <w:hideMark/>
+          </w:tcPr>
+          <w:p>
+            <w:pPr>
+              <w:cnfStyle w:val="000000000000" w:firstRow="0" w:lastRow="0" w:firstColumn="0" w:lastColumn="0" w:oddVBand="0" w:evenVBand="0" w:oddHBand="0" w:evenHBand="0" w:firstRowFirstColumn="0" w:firstRowLastColumn="0" w:lastRowFirstColumn="0" w:lastRowLastColumn="0"/>
+              <w:rPr>
+                <w:rFonts w:asciiTheme="minorHAnsi" w:eastAsia="Times New Roman" w:hAnsiTheme="minorHAnsi" w:cstheme="minorHAnsi"/>
+                <w:color w:val="000000"/>
+              </w:rPr>
+            </w:pPr>
+            <w:r>
+              <w:rPr>
+                <w:rFonts w:asciiTheme="minorHAnsi" w:eastAsia="Times New Roman" w:hAnsiTheme="minorHAnsi" w:cstheme="minorHAnsi"/>
+                <w:color w:val="000000"/>
+              </w:rPr>
+              <w:t>0.00</w:t>
+            </w:r>
+          </w:p>
+        </w:tc>
+      </w:tr>
+      <w:tr>
+        <w:trPr>
+          <w:trHeight w:val="288"/>
+        </w:trPr>
+        <w:tc>
+          <w:tcPr>
+            <w:cnfStyle w:val="001000000000" w:firstRow="0" w:lastRow="0" w:firstColumn="1" w:lastColumn="0" w:oddVBand="0" w:evenVBand="0" w:oddHBand="0" w:evenHBand="0" w:firstRowFirstColumn="0" w:firstRowLastColumn="0" w:lastRowFirstColumn="0" w:lastRowLastColumn="0"/>
+            <w:tcW w:w="3076" w:type="dxa"/>
+            <w:noWrap/>
+            <w:hideMark/>
+          </w:tcPr>
+          <w:p>
+            <w:pPr>
+              <w:rPr>
+                <w:rFonts w:asciiTheme="minorHAnsi" w:eastAsia="Times New Roman" w:hAnsiTheme="minorHAnsi" w:cstheme="minorHAnsi"/>
+                <w:color w:val="000000"/>
+              </w:rPr>
+            </w:pPr>
+            <w:r>
+              <w:rPr>
+                <w:rFonts w:asciiTheme="minorHAnsi" w:eastAsia="Times New Roman" w:hAnsiTheme="minorHAnsi" w:cstheme="minorHAnsi"/>
+                <w:color w:val="000000"/>
+              </w:rPr>
+              <w:t xml:space="preserve">@w_pd_salary_tm_pd_id     </w:t>
+            </w:r>
+          </w:p>
+        </w:tc>
+        <w:tc>
+          <w:tcPr>
+            <w:tcW w:w="4578" w:type="dxa"/>
+            <w:noWrap/>
+            <w:hideMark/>
+          </w:tcPr>
+          <w:p>
+            <w:pPr>
+              <w:cnfStyle w:val="000000000000" w:firstRow="0" w:lastRow="0" w:firstColumn="0" w:lastColumn="0" w:oddVBand="0" w:evenVBand="0" w:oddHBand="0" w:evenHBand="0" w:firstRowFirstColumn="0" w:firstRowLastColumn="0" w:lastRowFirstColumn="0" w:lastRowLastColumn="0"/>
+              <w:rPr>
+                <w:rFonts w:asciiTheme="minorHAnsi" w:eastAsia="Times New Roman" w:hAnsiTheme="minorHAnsi" w:cstheme="minorHAnsi"/>
+                <w:color w:val="000000"/>
+              </w:rPr>
+            </w:pPr>
+            <w:r>
+              <w:rPr>
+                <w:rFonts w:asciiTheme="minorHAnsi" w:eastAsia="Times New Roman" w:hAnsiTheme="minorHAnsi" w:cstheme="minorHAnsi"/>
+                <w:color w:val="000000"/>
+              </w:rPr>
+              <w:t>Blank – ‘’</w:t>
+            </w:r>
+          </w:p>
+        </w:tc>
+      </w:tr>
+      <w:tr>
+        <w:trPr>
+          <w:trHeight w:val="288"/>
+        </w:trPr>
+        <w:tc>
+          <w:tcPr>
+            <w:cnfStyle w:val="001000000000" w:firstRow="0" w:lastRow="0" w:firstColumn="1" w:lastColumn="0" w:oddVBand="0" w:evenVBand="0" w:oddHBand="0" w:evenHBand="0" w:firstRowFirstColumn="0" w:firstRowLastColumn="0" w:lastRowFirstColumn="0" w:lastRowLastColumn="0"/>
+            <w:tcW w:w="3076" w:type="dxa"/>
+            <w:noWrap/>
+            <w:hideMark/>
+          </w:tcPr>
+          <w:p>
+            <w:pPr>
+              <w:rPr>
+                <w:rFonts w:asciiTheme="minorHAnsi" w:eastAsia="Times New Roman" w:hAnsiTheme="minorHAnsi" w:cstheme="minorHAnsi"/>
+                <w:color w:val="000000"/>
+              </w:rPr>
+            </w:pPr>
+            <w:r>
+              <w:rPr>
+                <w:rFonts w:asciiTheme="minorHAnsi" w:eastAsia="Times New Roman" w:hAnsiTheme="minorHAnsi" w:cstheme="minorHAnsi"/>
+                <w:color w:val="000000"/>
+              </w:rPr>
+              <w:t xml:space="preserve">@w_hourly_pay_rate        </w:t>
+            </w:r>
+          </w:p>
+        </w:tc>
+        <w:tc>
+          <w:tcPr>
+            <w:tcW w:w="4578" w:type="dxa"/>
+            <w:noWrap/>
+            <w:hideMark/>
+          </w:tcPr>
+          <w:p>
+            <w:pPr>
+              <w:cnfStyle w:val="000000000000" w:firstRow="0" w:lastRow="0" w:firstColumn="0" w:lastColumn="0" w:oddVBand="0" w:evenVBand="0" w:oddHBand="0" w:evenHBand="0" w:firstRowFirstColumn="0" w:firstRowLastColumn="0" w:lastRowFirstColumn="0" w:lastRowLastColumn="0"/>
+              <w:rPr>
+                <w:rFonts w:asciiTheme="minorHAnsi" w:eastAsia="Times New Roman" w:hAnsiTheme="minorHAnsi" w:cstheme="minorHAnsi"/>
+                <w:color w:val="000000"/>
+              </w:rPr>
+            </w:pPr>
+            <w:r>
+              <w:rPr>
+                <w:rFonts w:asciiTheme="minorHAnsi" w:eastAsia="Times New Roman" w:hAnsiTheme="minorHAnsi" w:cstheme="minorHAnsi"/>
+                <w:color w:val="000000"/>
+              </w:rPr>
+              <w:t>Pay Rate (Column 16)</w:t>
+            </w:r>
+          </w:p>
+        </w:tc>
+      </w:tr>
+      <w:tr>
+        <w:trPr>
+          <w:trHeight w:val="288"/>
+        </w:trPr>
+        <w:tc>
+          <w:tcPr>
+            <w:cnfStyle w:val="001000000000" w:firstRow="0" w:lastRow="0" w:firstColumn="1" w:lastColumn="0" w:oddVBand="0" w:evenVBand="0" w:oddHBand="0" w:evenHBand="0" w:firstRowFirstColumn="0" w:firstRowLastColumn="0" w:lastRowFirstColumn="0" w:lastRowLastColumn="0"/>
+            <w:tcW w:w="3076" w:type="dxa"/>
+            <w:noWrap/>
+            <w:hideMark/>
+          </w:tcPr>
+          <w:p>
+            <w:pPr>
+              <w:rPr>
+                <w:rFonts w:asciiTheme="minorHAnsi" w:eastAsia="Times New Roman" w:hAnsiTheme="minorHAnsi" w:cstheme="minorHAnsi"/>
+                <w:color w:val="000000"/>
+              </w:rPr>
+            </w:pPr>
+            <w:r>
+              <w:rPr>
+                <w:rFonts w:asciiTheme="minorHAnsi" w:eastAsia="Times New Roman" w:hAnsiTheme="minorHAnsi" w:cstheme="minorHAnsi"/>
+                <w:color w:val="000000"/>
+              </w:rPr>
+              <w:t xml:space="preserve">@w_work_tm_code           </w:t>
+            </w:r>
+          </w:p>
+        </w:tc>
+        <w:tc>
+          <w:tcPr>
+            <w:tcW w:w="4578" w:type="dxa"/>
+            <w:noWrap/>
+            <w:hideMark/>
+          </w:tcPr>
+          <w:p>
+            <w:pPr>
+              <w:cnfStyle w:val="000000000000" w:firstRow="0" w:lastRow="0" w:firstColumn="0" w:lastColumn="0" w:oddVBand="0" w:evenVBand="0" w:oddHBand="0" w:evenHBand="0" w:firstRowFirstColumn="0" w:firstRowLastColumn="0" w:lastRowFirstColumn="0" w:lastRowLastColumn="0"/>
+              <w:rPr>
+                <w:rFonts w:asciiTheme="minorHAnsi" w:eastAsia="Times New Roman" w:hAnsiTheme="minorHAnsi" w:cstheme="minorHAnsi"/>
+                <w:color w:val="000000"/>
+              </w:rPr>
+            </w:pPr>
+            <w:r>
+              <w:rPr>
+                <w:rFonts w:asciiTheme="minorHAnsi" w:eastAsia="Times New Roman" w:hAnsiTheme="minorHAnsi" w:cstheme="minorHAnsi"/>
+                <w:color w:val="000000"/>
+              </w:rPr>
+              <w:t>Unspecified – ‘U’</w:t>
+            </w:r>
+          </w:p>
+        </w:tc>
+      </w:tr>
+      <w:tr>
+        <w:trPr>
+          <w:trHeight w:val="288"/>
+        </w:trPr>
+        <w:tc>
+          <w:tcPr>
+            <w:cnfStyle w:val="001000000000" w:firstRow="0" w:lastRow="0" w:firstColumn="1" w:lastColumn="0" w:oddVBand="0" w:evenVBand="0" w:oddHBand="0" w:evenHBand="0" w:firstRowFirstColumn="0" w:firstRowLastColumn="0" w:lastRowFirstColumn="0" w:lastRowLastColumn="0"/>
+            <w:tcW w:w="3076" w:type="dxa"/>
+            <w:noWrap/>
+            <w:hideMark/>
+          </w:tcPr>
+          <w:p>
+            <w:pPr>
+              <w:rPr>
+                <w:rFonts w:asciiTheme="minorHAnsi" w:eastAsia="Times New Roman" w:hAnsiTheme="minorHAnsi" w:cstheme="minorHAnsi"/>
+                <w:color w:val="000000"/>
+              </w:rPr>
+            </w:pPr>
+            <w:r>
+              <w:rPr>
+                <w:rFonts w:asciiTheme="minorHAnsi" w:eastAsia="Times New Roman" w:hAnsiTheme="minorHAnsi" w:cstheme="minorHAnsi"/>
+                <w:color w:val="000000"/>
+              </w:rPr>
+              <w:t>@w_pay_on_reported_hrs_ind</w:t>
+            </w:r>
+          </w:p>
+        </w:tc>
+        <w:tc>
+          <w:tcPr>
+            <w:tcW w:w="4578" w:type="dxa"/>
+            <w:noWrap/>
+            <w:hideMark/>
+          </w:tcPr>
+          <w:p>
+            <w:pPr>
+              <w:cnfStyle w:val="000000000000" w:firstRow="0" w:lastRow="0" w:firstColumn="0" w:lastColumn="0" w:oddVBand="0" w:evenVBand="0" w:oddHBand="0" w:evenHBand="0" w:firstRowFirstColumn="0" w:firstRowLastColumn="0" w:lastRowFirstColumn="0" w:lastRowLastColumn="0"/>
+              <w:rPr>
+                <w:rFonts w:asciiTheme="minorHAnsi" w:eastAsia="Times New Roman" w:hAnsiTheme="minorHAnsi" w:cstheme="minorHAnsi"/>
+                <w:color w:val="000000"/>
+              </w:rPr>
+            </w:pPr>
+            <w:r>
+              <w:rPr>
+                <w:rFonts w:asciiTheme="minorHAnsi" w:eastAsia="Times New Roman" w:hAnsiTheme="minorHAnsi" w:cstheme="minorHAnsi"/>
+                <w:color w:val="000000"/>
+              </w:rPr>
+              <w:t>‘Y' (Pay Based on Standard Hours Checkbox)</w:t>
+            </w:r>
+          </w:p>
+        </w:tc>
+      </w:tr>
+      <w:tr>
+        <w:trPr>
+          <w:trHeight w:val="288"/>
+        </w:trPr>
+        <w:tc>
+          <w:tcPr>
+            <w:cnfStyle w:val="001000000000" w:firstRow="0" w:lastRow="0" w:firstColumn="1" w:lastColumn="0" w:oddVBand="0" w:evenVBand="0" w:oddHBand="0" w:evenHBand="0" w:firstRowFirstColumn="0" w:firstRowLastColumn="0" w:lastRowFirstColumn="0" w:lastRowLastColumn="0"/>
+            <w:tcW w:w="3076" w:type="dxa"/>
+            <w:noWrap/>
+            <w:hideMark/>
+          </w:tcPr>
+          <w:p>
+            <w:pPr>
+              <w:rPr>
+                <w:rFonts w:asciiTheme="minorHAnsi" w:eastAsia="Times New Roman" w:hAnsiTheme="minorHAnsi" w:cstheme="minorHAnsi"/>
+                <w:color w:val="000000"/>
+              </w:rPr>
+            </w:pPr>
+            <w:r>
+              <w:rPr>
+                <w:rFonts w:asciiTheme="minorHAnsi" w:eastAsia="Times New Roman" w:hAnsiTheme="minorHAnsi" w:cstheme="minorHAnsi"/>
+                <w:color w:val="000000"/>
+              </w:rPr>
+              <w:t xml:space="preserve">@w_standard_work_hrs      </w:t>
+            </w:r>
+          </w:p>
+        </w:tc>
+        <w:tc>
+          <w:tcPr>
+            <w:tcW w:w="4578" w:type="dxa"/>
+            <w:noWrap/>
+            <w:hideMark/>
+          </w:tcPr>
+          <w:p>
+            <w:pPr>
+              <w:cnfStyle w:val="000000000000" w:firstRow="0" w:lastRow="0" w:firstColumn="0" w:lastColumn="0" w:oddVBand="0" w:evenVBand="0" w:oddHBand="0" w:evenHBand="0" w:firstRowFirstColumn="0" w:firstRowLastColumn="0" w:lastRowFirstColumn="0" w:lastRowLastColumn="0"/>
+              <w:rPr>
+                <w:rFonts w:asciiTheme="minorHAnsi" w:eastAsia="Times New Roman" w:hAnsiTheme="minorHAnsi" w:cstheme="minorHAnsi"/>
+                <w:color w:val="000000"/>
+              </w:rPr>
+            </w:pPr>
+            <w:r>
+              <w:rPr>
+                <w:rFonts w:asciiTheme="minorHAnsi" w:eastAsia="Times New Roman" w:hAnsiTheme="minorHAnsi" w:cstheme="minorHAnsi"/>
+                <w:color w:val="000000"/>
+              </w:rPr>
+              <w:t>VENUS = 188.0</w:t>
+            </w:r>
+          </w:p>
+          <w:p>
+            <w:pPr>
+              <w:cnfStyle w:val="000000000000" w:firstRow="0" w:lastRow="0" w:firstColumn="0" w:lastColumn="0" w:oddVBand="0" w:evenVBand="0" w:oddHBand="0" w:evenHBand="0" w:firstRowFirstColumn="0" w:firstRowLastColumn="0" w:lastRowFirstColumn="0" w:lastRowLastColumn="0"/>
+              <w:rPr>
+                <w:rFonts w:asciiTheme="minorHAnsi" w:eastAsia="Times New Roman" w:hAnsiTheme="minorHAnsi" w:cstheme="minorHAnsi"/>
+                <w:color w:val="000000"/>
+              </w:rPr>
+            </w:pPr>
+            <w:r>
+              <w:rPr>
+                <w:rFonts w:asciiTheme="minorHAnsi" w:eastAsia="Times New Roman" w:hAnsiTheme="minorHAnsi" w:cstheme="minorHAnsi"/>
+                <w:color w:val="000000"/>
+              </w:rPr>
+              <w:t>FORT = 80.0</w:t>
+            </w:r>
+          </w:p>
+        </w:tc>
+      </w:tr>
+      <w:tr>
+        <w:trPr>
+          <w:trHeight w:val="288"/>
+        </w:trPr>
+        <w:tc>
+          <w:tcPr>
+            <w:cnfStyle w:val="001000000000" w:firstRow="0" w:lastRow="0" w:firstColumn="1" w:lastColumn="0" w:oddVBand="0" w:evenVBand="0" w:oddHBand="0" w:evenHBand="0" w:firstRowFirstColumn="0" w:firstRowLastColumn="0" w:lastRowFirstColumn="0" w:lastRowLastColumn="0"/>
+            <w:tcW w:w="3076" w:type="dxa"/>
+            <w:noWrap/>
+            <w:hideMark/>
+          </w:tcPr>
+          <w:p>
+            <w:pPr>
+              <w:rPr>
+                <w:rFonts w:asciiTheme="minorHAnsi" w:eastAsia="Times New Roman" w:hAnsiTheme="minorHAnsi" w:cstheme="minorHAnsi"/>
+                <w:color w:val="000000"/>
+              </w:rPr>
+            </w:pPr>
+            <w:r>
+              <w:rPr>
+                <w:rFonts w:asciiTheme="minorHAnsi" w:eastAsia="Times New Roman" w:hAnsiTheme="minorHAnsi" w:cstheme="minorHAnsi"/>
+                <w:color w:val="000000"/>
+              </w:rPr>
+              <w:t xml:space="preserve">@w_standard_work_pd_id    </w:t>
+            </w:r>
+          </w:p>
+        </w:tc>
+        <w:tc>
+          <w:tcPr>
+            <w:tcW w:w="4578" w:type="dxa"/>
+            <w:noWrap/>
+            <w:hideMark/>
+          </w:tcPr>
+          <w:p>
+            <w:pPr>
+              <w:cnfStyle w:val="000000000000" w:firstRow="0" w:lastRow="0" w:firstColumn="0" w:lastColumn="0" w:oddVBand="0" w:evenVBand="0" w:oddHBand="0" w:evenHBand="0" w:firstRowFirstColumn="0" w:firstRowLastColumn="0" w:lastRowFirstColumn="0" w:lastRowLastColumn="0"/>
+              <w:rPr>
+                <w:rFonts w:asciiTheme="minorHAnsi" w:eastAsia="Times New Roman" w:hAnsiTheme="minorHAnsi" w:cstheme="minorHAnsi"/>
+                <w:color w:val="000000"/>
+              </w:rPr>
+            </w:pPr>
+            <w:r>
+              <w:rPr>
+                <w:rFonts w:asciiTheme="minorHAnsi" w:eastAsia="Times New Roman" w:hAnsiTheme="minorHAnsi" w:cstheme="minorHAnsi"/>
+                <w:color w:val="000000"/>
+              </w:rPr>
+              <w:t>VENUS = ‘MONTH'</w:t>
+            </w:r>
+          </w:p>
+          <w:p>
+            <w:pPr>
+              <w:cnfStyle w:val="000000000000" w:firstRow="0" w:lastRow="0" w:firstColumn="0" w:lastColumn="0" w:oddVBand="0" w:evenVBand="0" w:oddHBand="0" w:evenHBand="0" w:firstRowFirstColumn="0" w:firstRowLastColumn="0" w:lastRowFirstColumn="0" w:lastRowLastColumn="0"/>
+              <w:rPr>
+                <w:rFonts w:asciiTheme="minorHAnsi" w:eastAsia="Times New Roman" w:hAnsiTheme="minorHAnsi" w:cstheme="minorHAnsi"/>
+                <w:color w:val="000000"/>
+              </w:rPr>
+            </w:pPr>
+            <w:r>
+              <w:rPr>
+                <w:rFonts w:asciiTheme="minorHAnsi" w:eastAsia="Times New Roman" w:hAnsiTheme="minorHAnsi" w:cstheme="minorHAnsi"/>
+                <w:color w:val="000000"/>
+              </w:rPr>
+              <w:t>FORT = ‘BI_WK’</w:t>
+            </w:r>
+          </w:p>
+        </w:tc>
+      </w:tr>
+    </w:tbl>
+    <w:p>
+      <w:pPr>
+        <w:pStyle w:val="ListParagraph"/>
+      </w:pPr>
+    </w:p>
+    <w:p>
+      <w:pPr>
+        <w:pStyle w:val="ListParagraph"/>
+        <w:numPr>
+          <w:ilvl w:val="0"/>
+          <w:numId w:val="50"/>
+        </w:numPr>
+      </w:pPr>
+      <w:r>
+        <w:t>Create New Hire</w:t>
+      </w:r>
+    </w:p>
+    <w:p>
+      <w:pPr>
+        <w:pStyle w:val="ListParagraph"/>
+        <w:numPr>
+          <w:ilvl w:val="1"/>
+          <w:numId w:val="50"/>
+        </w:numPr>
+      </w:pPr>
+      <w:r>
+        <w:t xml:space="preserve">Execute procedure </w:t>
+      </w:r>
+      <w:proofErr w:type="spellStart"/>
+      <w:r>
         <w:t>DBShrpn.dbo.usp_ins_hemp</w:t>
       </w:r>
       <w:proofErr w:type="spellEnd"/>
-      <w:r>
-        <w:t xml:space="preserve">, the last used individual id is looked up from table </w:t>
-      </w:r>
-      <w:proofErr w:type="spellStart"/>
-      <w:r>
-        <w:t>DBSentp.dbo.entp_human_resources_plcy</w:t>
-      </w:r>
-      <w:proofErr w:type="spellEnd"/>
-      <w:r>
-        <w:t>.</w:t>
-      </w:r>
-      <w:r>
-        <w:t xml:space="preserve"> The individual id is stored on the record where </w:t>
-      </w:r>
-      <w:proofErr w:type="spellStart"/>
-      <w:r>
-        <w:t>display_name_format</w:t>
-      </w:r>
-      <w:proofErr w:type="spellEnd"/>
-      <w:r>
-        <w:t xml:space="preserve"> equals the following value:</w:t>
+    </w:p>
+    <w:p>
+      <w:pPr>
+        <w:pStyle w:val="ListParagraph"/>
+        <w:ind w:left="1440"/>
+      </w:pPr>
+    </w:p>
+    <w:p>
+      <w:pPr>
+        <w:pStyle w:val="ListParagraph"/>
+        <w:numPr>
+          <w:ilvl w:val="0"/>
+          <w:numId w:val="50"/>
+        </w:numPr>
+      </w:pPr>
+      <w:r>
+        <w:t>Lookup Employee Employment Details</w:t>
+      </w:r>
+    </w:p>
+    <w:p>
+      <w:pPr>
+        <w:pStyle w:val="ListParagraph"/>
+      </w:pPr>
+    </w:p>
+    <w:p>
+      <w:pPr>
+        <w:pStyle w:val="ListParagraph"/>
+        <w:numPr>
+          <w:ilvl w:val="0"/>
+          <w:numId w:val="50"/>
+        </w:numPr>
+      </w:pPr>
+      <w:r>
+        <w:t>Update User Defined Fields</w:t>
+      </w:r>
+      <w:r>
+        <w:t>:</w:t>
       </w:r>
     </w:p>
     <w:tbl>
       <w:tblPr>
         <w:tblStyle w:val="GridTable1Light-Accent2"/>
         <w:tblW w:w="0" w:type="auto"/>
+        <w:tblInd w:w="607" w:type="dxa"/>
         <w:tblLook w:val="04A0" w:firstRow="1" w:lastRow="0" w:firstColumn="1" w:lastColumn="0" w:noHBand="0" w:noVBand="1"/>
       </w:tblPr>
       <w:tblGrid>
-        <w:gridCol w:w="3937"/>
-        <w:gridCol w:w="3383"/>
+        <w:gridCol w:w="1615"/>
+        <w:gridCol w:w="1080"/>
+        <w:gridCol w:w="4420"/>
       </w:tblGrid>
       <w:tr>
         <w:trPr>
@@ -13614,1570 +14806,222 @@
         <w:tc>
           <w:tcPr>
             <w:cnfStyle w:val="001000000000" w:firstRow="0" w:lastRow="0" w:firstColumn="1" w:lastColumn="0" w:oddVBand="0" w:evenVBand="0" w:oddHBand="0" w:evenHBand="0" w:firstRowFirstColumn="0" w:firstRowLastColumn="0" w:lastRowFirstColumn="0" w:lastRowLastColumn="0"/>
-            <w:tcW w:w="3937" w:type="dxa"/>
-          </w:tcPr>
-          <w:p>
-            <w:r>
-              <w:t>@v_DISPLAY_NAME_FORMAT</w:t>
-            </w:r>
-          </w:p>
-        </w:tc>
-        <w:tc>
-          <w:tcPr>
-            <w:tcW w:w="3383" w:type="dxa"/>
+            <w:tcW w:w="1615" w:type="dxa"/>
+          </w:tcPr>
+          <w:p>
+            <w:r>
+              <w:t>Fields</w:t>
+            </w:r>
+          </w:p>
+        </w:tc>
+        <w:tc>
+          <w:tcPr>
+            <w:tcW w:w="1080" w:type="dxa"/>
           </w:tcPr>
           <w:p>
             <w:pPr>
               <w:cnfStyle w:val="100000000000" w:firstRow="1" w:lastRow="0" w:firstColumn="0" w:lastColumn="0" w:oddVBand="0" w:evenVBand="0" w:oddHBand="0" w:evenHBand="0" w:firstRowFirstColumn="0" w:firstRowLastColumn="0" w:lastRowFirstColumn="0" w:lastRowLastColumn="0"/>
             </w:pPr>
             <w:r>
-              <w:t>'LNMCOMSFXFNMFMNSMI'</w:t>
+              <w:t>Source</w:t>
+            </w:r>
+          </w:p>
+        </w:tc>
+        <w:tc>
+          <w:tcPr>
+            <w:tcW w:w="4420" w:type="dxa"/>
+          </w:tcPr>
+          <w:p>
+            <w:pPr>
+              <w:cnfStyle w:val="100000000000" w:firstRow="1" w:lastRow="0" w:firstColumn="0" w:lastColumn="0" w:oddVBand="0" w:evenVBand="0" w:oddHBand="0" w:evenHBand="0" w:firstRowFirstColumn="0" w:firstRowLastColumn="0" w:lastRowFirstColumn="0" w:lastRowLastColumn="0"/>
+            </w:pPr>
+            <w:r>
+              <w:t>Destination</w:t>
+            </w:r>
+          </w:p>
+        </w:tc>
+      </w:tr>
+      <w:tr>
+        <w:tc>
+          <w:tcPr>
+            <w:cnfStyle w:val="001000000000" w:firstRow="0" w:lastRow="0" w:firstColumn="1" w:lastColumn="0" w:oddVBand="0" w:evenVBand="0" w:oddHBand="0" w:evenHBand="0" w:firstRowFirstColumn="0" w:firstRowLastColumn="0" w:lastRowFirstColumn="0" w:lastRowLastColumn="0"/>
+            <w:tcW w:w="1615" w:type="dxa"/>
+          </w:tcPr>
+          <w:p>
+            <w:r>
+              <w:t>NIC Code</w:t>
+            </w:r>
+          </w:p>
+        </w:tc>
+        <w:tc>
+          <w:tcPr>
+            <w:tcW w:w="1080" w:type="dxa"/>
+          </w:tcPr>
+          <w:p>
+            <w:pPr>
+              <w:cnfStyle w:val="000000000000" w:firstRow="0" w:lastRow="0" w:firstColumn="0" w:lastColumn="0" w:oddVBand="0" w:evenVBand="0" w:oddHBand="0" w:evenHBand="0" w:firstRowFirstColumn="0" w:firstRowLastColumn="0" w:lastRowFirstColumn="0" w:lastRowLastColumn="0"/>
+            </w:pPr>
+            <w:r>
+              <w:t>Column 34</w:t>
+            </w:r>
+          </w:p>
+        </w:tc>
+        <w:tc>
+          <w:tcPr>
+            <w:tcW w:w="4420" w:type="dxa"/>
+          </w:tcPr>
+          <w:p>
+            <w:pPr>
+              <w:cnfStyle w:val="000000000000" w:firstRow="0" w:lastRow="0" w:firstColumn="0" w:lastColumn="0" w:oddVBand="0" w:evenVBand="0" w:oddHBand="0" w:evenHBand="0" w:firstRowFirstColumn="0" w:firstRowLastColumn="0" w:lastRowFirstColumn="0" w:lastRowLastColumn="0"/>
+            </w:pPr>
+            <w:r>
+              <w:t>DBShrpn.dbo.individual_personal</w:t>
+            </w:r>
+            <w:r>
+              <w:t>.user_ind_1</w:t>
+            </w:r>
+          </w:p>
+        </w:tc>
+      </w:tr>
+      <w:tr>
+        <w:tc>
+          <w:tcPr>
+            <w:cnfStyle w:val="001000000000" w:firstRow="0" w:lastRow="0" w:firstColumn="1" w:lastColumn="0" w:oddVBand="0" w:evenVBand="0" w:oddHBand="0" w:evenHBand="0" w:firstRowFirstColumn="0" w:firstRowLastColumn="0" w:lastRowFirstColumn="0" w:lastRowLastColumn="0"/>
+            <w:tcW w:w="1615" w:type="dxa"/>
+          </w:tcPr>
+          <w:p>
+            <w:r>
+              <w:lastRenderedPageBreak/>
+              <w:t>Tax Code</w:t>
+            </w:r>
+          </w:p>
+        </w:tc>
+        <w:tc>
+          <w:tcPr>
+            <w:tcW w:w="1080" w:type="dxa"/>
+          </w:tcPr>
+          <w:p>
+            <w:pPr>
+              <w:cnfStyle w:val="000000000000" w:firstRow="0" w:lastRow="0" w:firstColumn="0" w:lastColumn="0" w:oddVBand="0" w:evenVBand="0" w:oddHBand="0" w:evenHBand="0" w:firstRowFirstColumn="0" w:firstRowLastColumn="0" w:lastRowFirstColumn="0" w:lastRowLastColumn="0"/>
+            </w:pPr>
+            <w:r>
+              <w:t>Column 33</w:t>
+            </w:r>
+          </w:p>
+        </w:tc>
+        <w:tc>
+          <w:tcPr>
+            <w:tcW w:w="4420" w:type="dxa"/>
+          </w:tcPr>
+          <w:p>
+            <w:pPr>
+              <w:cnfStyle w:val="000000000000" w:firstRow="0" w:lastRow="0" w:firstColumn="0" w:lastColumn="0" w:oddVBand="0" w:evenVBand="0" w:oddHBand="0" w:evenHBand="0" w:firstRowFirstColumn="0" w:firstRowLastColumn="0" w:lastRowFirstColumn="0" w:lastRowLastColumn="0"/>
+            </w:pPr>
+            <w:r>
+              <w:t>DBShrpn.dbo.individual_personal.user_ind_</w:t>
+            </w:r>
+            <w:r>
+              <w:t>2</w:t>
+            </w:r>
+          </w:p>
+        </w:tc>
+      </w:tr>
+      <w:tr>
+        <w:tc>
+          <w:tcPr>
+            <w:cnfStyle w:val="001000000000" w:firstRow="0" w:lastRow="0" w:firstColumn="1" w:lastColumn="0" w:oddVBand="0" w:evenVBand="0" w:oddHBand="0" w:evenHBand="0" w:firstRowFirstColumn="0" w:firstRowLastColumn="0" w:lastRowFirstColumn="0" w:lastRowLastColumn="0"/>
+            <w:tcW w:w="1615" w:type="dxa"/>
+          </w:tcPr>
+          <w:p>
+            <w:r>
+              <w:t>Tax Ceiling Amount</w:t>
+            </w:r>
+          </w:p>
+        </w:tc>
+        <w:tc>
+          <w:tcPr>
+            <w:tcW w:w="1080" w:type="dxa"/>
+          </w:tcPr>
+          <w:p>
+            <w:pPr>
+              <w:cnfStyle w:val="000000000000" w:firstRow="0" w:lastRow="0" w:firstColumn="0" w:lastColumn="0" w:oddVBand="0" w:evenVBand="0" w:oddHBand="0" w:evenHBand="0" w:firstRowFirstColumn="0" w:firstRowLastColumn="0" w:lastRowFirstColumn="0" w:lastRowLastColumn="0"/>
+            </w:pPr>
+            <w:r>
+              <w:t>Column 35</w:t>
+            </w:r>
+          </w:p>
+        </w:tc>
+        <w:tc>
+          <w:tcPr>
+            <w:tcW w:w="4420" w:type="dxa"/>
+          </w:tcPr>
+          <w:p>
+            <w:pPr>
+              <w:cnfStyle w:val="000000000000" w:firstRow="0" w:lastRow="0" w:firstColumn="0" w:lastColumn="0" w:oddVBand="0" w:evenVBand="0" w:oddHBand="0" w:evenHBand="0" w:firstRowFirstColumn="0" w:firstRowLastColumn="0" w:lastRowFirstColumn="0" w:lastRowLastColumn="0"/>
+            </w:pPr>
+            <w:r>
+              <w:t>DBShrpn.dbo.</w:t>
+            </w:r>
+            <w:r>
+              <w:t>employee</w:t>
+            </w:r>
+            <w:r>
+              <w:t>.user_</w:t>
+            </w:r>
+            <w:r>
+              <w:t>monetary_amt_1</w:t>
             </w:r>
           </w:p>
         </w:tc>
       </w:tr>
     </w:tbl>
-    <w:p/>
-    <w:p>
-      <w:pPr>
-        <w:pStyle w:val="Heading5"/>
-      </w:pPr>
-      <w:r>
-        <w:t>Salary</w:t>
-      </w:r>
-    </w:p>
-    <w:p>
-      <w:r>
-        <w:t xml:space="preserve">The </w:t>
-      </w:r>
-      <w:r>
-        <w:t xml:space="preserve">new hire associate’s salary is setup as either Monthly or </w:t>
-      </w:r>
-      <w:r>
-        <w:t>B</w:t>
-      </w:r>
-      <w:r>
-        <w:t>i-</w:t>
+    <w:p>
+      <w:pPr>
+        <w:pStyle w:val="ListParagraph"/>
+        <w:ind w:left="1440"/>
+      </w:pPr>
+    </w:p>
+    <w:p>
+      <w:pPr>
+        <w:pStyle w:val="ListParagraph"/>
+        <w:numPr>
+          <w:ilvl w:val="0"/>
+          <w:numId w:val="50"/>
+        </w:numPr>
+      </w:pPr>
+      <w:r>
+        <w:t>Update Audit Table Processed Flag</w:t>
+      </w:r>
+    </w:p>
+    <w:p>
+      <w:pPr>
+        <w:pStyle w:val="ListParagraph"/>
+      </w:pPr>
+      <w:r>
+        <w:t xml:space="preserve">Update table </w:t>
       </w:r>
       <w:proofErr w:type="spellStart"/>
       <w:r>
-        <w:t>weelky</w:t>
+        <w:t>DBShrpn.dbo.ghr_employee_events_aud</w:t>
       </w:r>
       <w:proofErr w:type="spellEnd"/>
       <w:r>
-        <w:t>.</w:t>
-      </w:r>
-      <w:r>
-        <w:t xml:space="preserve"> If the associate’s pay rate (column 16) and annual rate (column </w:t>
-      </w:r>
-      <w:r>
-        <w:t xml:space="preserve">39) are equal indicates that the associate is a monthly paid. The pay rate column is either the hourly rate or annual salary. Annual rate value is always the annual salary for both hourly </w:t>
-      </w:r>
-      <w:proofErr w:type="gramStart"/>
-      <w:r>
-        <w:t>or</w:t>
-      </w:r>
-      <w:proofErr w:type="gramEnd"/>
-      <w:r>
-        <w:t xml:space="preserve"> monthly associates.</w:t>
-      </w:r>
-    </w:p>
-    <w:p>
-      <w:pPr>
-        <w:rPr>
-          <w:rFonts w:eastAsiaTheme="majorEastAsia" w:cstheme="majorBidi"/>
-          <w:color w:val="073662" w:themeColor="accent1" w:themeShade="7F"/>
-        </w:rPr>
-      </w:pPr>
-      <w:r>
-        <w:br w:type="page"/>
-      </w:r>
-    </w:p>
-    <w:p>
-      <w:pPr>
-        <w:pStyle w:val="Heading5"/>
-      </w:pPr>
-      <w:r>
-        <w:lastRenderedPageBreak/>
-        <w:t>Monthly Setup</w:t>
-      </w:r>
-    </w:p>
-    <w:tbl>
-      <w:tblPr>
-        <w:tblStyle w:val="GridTable1Light-Accent2"/>
-        <w:tblW w:w="7476" w:type="dxa"/>
-        <w:tblLook w:val="04A0" w:firstRow="1" w:lastRow="0" w:firstColumn="1" w:lastColumn="0" w:noHBand="0" w:noVBand="1"/>
-      </w:tblPr>
-      <w:tblGrid>
-        <w:gridCol w:w="2898"/>
-        <w:gridCol w:w="4578"/>
-      </w:tblGrid>
-      <w:tr>
-        <w:trPr>
-          <w:cnfStyle w:val="100000000000" w:firstRow="1" w:lastRow="0" w:firstColumn="0" w:lastColumn="0" w:oddVBand="0" w:evenVBand="0" w:oddHBand="0" w:evenHBand="0" w:firstRowFirstColumn="0" w:firstRowLastColumn="0" w:lastRowFirstColumn="0" w:lastRowLastColumn="0"/>
-          <w:trHeight w:val="288"/>
-        </w:trPr>
-        <w:tc>
-          <w:tcPr>
-            <w:cnfStyle w:val="001000000000" w:firstRow="0" w:lastRow="0" w:firstColumn="1" w:lastColumn="0" w:oddVBand="0" w:evenVBand="0" w:oddHBand="0" w:evenHBand="0" w:firstRowFirstColumn="0" w:firstRowLastColumn="0" w:lastRowFirstColumn="0" w:lastRowLastColumn="0"/>
-            <w:tcW w:w="2898" w:type="dxa"/>
-            <w:noWrap/>
-            <w:hideMark/>
-          </w:tcPr>
-          <w:p>
-            <w:pPr>
-              <w:rPr>
-                <w:rFonts w:ascii="Aptos Narrow" w:eastAsia="Times New Roman" w:hAnsi="Aptos Narrow" w:cs="Times New Roman"/>
-                <w:color w:val="000000"/>
-              </w:rPr>
-            </w:pPr>
-            <w:r>
-              <w:rPr>
-                <w:rFonts w:ascii="Aptos Narrow" w:eastAsia="Times New Roman" w:hAnsi="Aptos Narrow" w:cs="Times New Roman"/>
-                <w:color w:val="000000"/>
-              </w:rPr>
-              <w:t xml:space="preserve">@w_annual_salary_amt      </w:t>
-            </w:r>
-          </w:p>
-        </w:tc>
-        <w:tc>
-          <w:tcPr>
-            <w:tcW w:w="4578" w:type="dxa"/>
-            <w:noWrap/>
-            <w:hideMark/>
-          </w:tcPr>
-          <w:p>
-            <w:pPr>
-              <w:cnfStyle w:val="100000000000" w:firstRow="1" w:lastRow="0" w:firstColumn="0" w:lastColumn="0" w:oddVBand="0" w:evenVBand="0" w:oddHBand="0" w:evenHBand="0" w:firstRowFirstColumn="0" w:firstRowLastColumn="0" w:lastRowFirstColumn="0" w:lastRowLastColumn="0"/>
-              <w:rPr>
-                <w:rFonts w:ascii="Aptos Narrow" w:eastAsia="Times New Roman" w:hAnsi="Aptos Narrow" w:cs="Times New Roman"/>
-                <w:b w:val="0"/>
-                <w:bCs w:val="0"/>
-                <w:color w:val="000000"/>
-              </w:rPr>
-            </w:pPr>
-            <w:r>
-              <w:rPr>
-                <w:rFonts w:ascii="Aptos Narrow" w:eastAsia="Times New Roman" w:hAnsi="Aptos Narrow" w:cs="Times New Roman"/>
-                <w:b w:val="0"/>
-                <w:bCs w:val="0"/>
-                <w:color w:val="000000"/>
-              </w:rPr>
-              <w:t>Pay Rate (Column 16)</w:t>
-            </w:r>
-          </w:p>
-        </w:tc>
-      </w:tr>
-      <w:tr>
-        <w:trPr>
-          <w:trHeight w:val="288"/>
-        </w:trPr>
-        <w:tc>
-          <w:tcPr>
-            <w:cnfStyle w:val="001000000000" w:firstRow="0" w:lastRow="0" w:firstColumn="1" w:lastColumn="0" w:oddVBand="0" w:evenVBand="0" w:oddHBand="0" w:evenHBand="0" w:firstRowFirstColumn="0" w:firstRowLastColumn="0" w:lastRowFirstColumn="0" w:lastRowLastColumn="0"/>
-            <w:tcW w:w="2898" w:type="dxa"/>
-            <w:noWrap/>
-            <w:hideMark/>
-          </w:tcPr>
-          <w:p>
-            <w:pPr>
-              <w:rPr>
-                <w:rFonts w:ascii="Aptos Narrow" w:eastAsia="Times New Roman" w:hAnsi="Aptos Narrow" w:cs="Times New Roman"/>
-                <w:color w:val="000000"/>
-              </w:rPr>
-            </w:pPr>
-            <w:r>
-              <w:rPr>
-                <w:rFonts w:ascii="Aptos Narrow" w:eastAsia="Times New Roman" w:hAnsi="Aptos Narrow" w:cs="Times New Roman"/>
-                <w:color w:val="000000"/>
-              </w:rPr>
-              <w:t xml:space="preserve">@w_pay_basis_code         </w:t>
-            </w:r>
-          </w:p>
-        </w:tc>
-        <w:tc>
-          <w:tcPr>
-            <w:tcW w:w="4578" w:type="dxa"/>
-            <w:noWrap/>
-            <w:hideMark/>
-          </w:tcPr>
-          <w:p>
-            <w:pPr>
-              <w:cnfStyle w:val="000000000000" w:firstRow="0" w:lastRow="0" w:firstColumn="0" w:lastColumn="0" w:oddVBand="0" w:evenVBand="0" w:oddHBand="0" w:evenHBand="0" w:firstRowFirstColumn="0" w:firstRowLastColumn="0" w:lastRowFirstColumn="0" w:lastRowLastColumn="0"/>
-              <w:rPr>
-                <w:rFonts w:ascii="Aptos Narrow" w:eastAsia="Times New Roman" w:hAnsi="Aptos Narrow" w:cs="Times New Roman"/>
-                <w:color w:val="000000"/>
-              </w:rPr>
-            </w:pPr>
-            <w:r>
-              <w:rPr>
-                <w:rFonts w:ascii="Aptos Narrow" w:eastAsia="Times New Roman" w:hAnsi="Aptos Narrow" w:cs="Times New Roman"/>
-                <w:color w:val="000000"/>
-              </w:rPr>
-              <w:t>Period Salary – ‘2’</w:t>
-            </w:r>
-          </w:p>
-        </w:tc>
-      </w:tr>
-      <w:tr>
-        <w:trPr>
-          <w:trHeight w:val="288"/>
-        </w:trPr>
-        <w:tc>
-          <w:tcPr>
-            <w:cnfStyle w:val="001000000000" w:firstRow="0" w:lastRow="0" w:firstColumn="1" w:lastColumn="0" w:oddVBand="0" w:evenVBand="0" w:oddHBand="0" w:evenHBand="0" w:firstRowFirstColumn="0" w:firstRowLastColumn="0" w:lastRowFirstColumn="0" w:lastRowLastColumn="0"/>
-            <w:tcW w:w="2898" w:type="dxa"/>
-            <w:noWrap/>
-            <w:hideMark/>
-          </w:tcPr>
-          <w:p>
-            <w:pPr>
-              <w:rPr>
-                <w:rFonts w:ascii="Aptos Narrow" w:eastAsia="Times New Roman" w:hAnsi="Aptos Narrow" w:cs="Times New Roman"/>
-                <w:color w:val="000000"/>
-              </w:rPr>
-            </w:pPr>
-            <w:r>
-              <w:rPr>
-                <w:rFonts w:ascii="Aptos Narrow" w:eastAsia="Times New Roman" w:hAnsi="Aptos Narrow" w:cs="Times New Roman"/>
-                <w:color w:val="000000"/>
-              </w:rPr>
-              <w:t xml:space="preserve">@w_pd_salary_amt          </w:t>
-            </w:r>
-          </w:p>
-        </w:tc>
-        <w:tc>
-          <w:tcPr>
-            <w:tcW w:w="4578" w:type="dxa"/>
-            <w:noWrap/>
-            <w:hideMark/>
-          </w:tcPr>
-          <w:p>
-            <w:pPr>
-              <w:cnfStyle w:val="000000000000" w:firstRow="0" w:lastRow="0" w:firstColumn="0" w:lastColumn="0" w:oddVBand="0" w:evenVBand="0" w:oddHBand="0" w:evenHBand="0" w:firstRowFirstColumn="0" w:firstRowLastColumn="0" w:lastRowFirstColumn="0" w:lastRowLastColumn="0"/>
-              <w:rPr>
-                <w:rFonts w:ascii="Aptos Narrow" w:eastAsia="Times New Roman" w:hAnsi="Aptos Narrow" w:cs="Times New Roman"/>
-                <w:color w:val="000000"/>
-              </w:rPr>
-            </w:pPr>
-            <w:proofErr w:type="gramStart"/>
-            <w:r>
-              <w:rPr>
-                <w:rFonts w:ascii="Aptos Narrow" w:eastAsia="Times New Roman" w:hAnsi="Aptos Narrow" w:cs="Times New Roman"/>
-                <w:color w:val="000000"/>
-              </w:rPr>
-              <w:t>ROUND(</w:t>
-            </w:r>
-            <w:proofErr w:type="spellStart"/>
-            <w:proofErr w:type="gramEnd"/>
-            <w:r>
-              <w:rPr>
-                <w:rFonts w:ascii="Aptos Narrow" w:eastAsia="Times New Roman" w:hAnsi="Aptos Narrow" w:cs="Times New Roman"/>
-                <w:color w:val="000000"/>
-              </w:rPr>
-              <w:t>pay_rate</w:t>
-            </w:r>
-            <w:proofErr w:type="spellEnd"/>
-            <w:r>
-              <w:rPr>
-                <w:rFonts w:ascii="Aptos Narrow" w:eastAsia="Times New Roman" w:hAnsi="Aptos Narrow" w:cs="Times New Roman"/>
-                <w:color w:val="000000"/>
-              </w:rPr>
-              <w:t xml:space="preserve"> / 12, 2)</w:t>
-            </w:r>
-          </w:p>
-        </w:tc>
-      </w:tr>
-      <w:tr>
-        <w:trPr>
-          <w:trHeight w:val="288"/>
-        </w:trPr>
-        <w:tc>
-          <w:tcPr>
-            <w:cnfStyle w:val="001000000000" w:firstRow="0" w:lastRow="0" w:firstColumn="1" w:lastColumn="0" w:oddVBand="0" w:evenVBand="0" w:oddHBand="0" w:evenHBand="0" w:firstRowFirstColumn="0" w:firstRowLastColumn="0" w:lastRowFirstColumn="0" w:lastRowLastColumn="0"/>
-            <w:tcW w:w="2898" w:type="dxa"/>
-            <w:noWrap/>
-            <w:hideMark/>
-          </w:tcPr>
-          <w:p>
-            <w:pPr>
-              <w:rPr>
-                <w:rFonts w:ascii="Aptos Narrow" w:eastAsia="Times New Roman" w:hAnsi="Aptos Narrow" w:cs="Times New Roman"/>
-                <w:color w:val="000000"/>
-              </w:rPr>
-            </w:pPr>
-            <w:r>
-              <w:rPr>
-                <w:rFonts w:ascii="Aptos Narrow" w:eastAsia="Times New Roman" w:hAnsi="Aptos Narrow" w:cs="Times New Roman"/>
-                <w:color w:val="000000"/>
-              </w:rPr>
-              <w:t xml:space="preserve">@w_pd_salary_tm_pd_id     </w:t>
-            </w:r>
-          </w:p>
-        </w:tc>
-        <w:tc>
-          <w:tcPr>
-            <w:tcW w:w="4578" w:type="dxa"/>
-            <w:noWrap/>
-            <w:hideMark/>
-          </w:tcPr>
-          <w:p>
-            <w:pPr>
-              <w:cnfStyle w:val="000000000000" w:firstRow="0" w:lastRow="0" w:firstColumn="0" w:lastColumn="0" w:oddVBand="0" w:evenVBand="0" w:oddHBand="0" w:evenHBand="0" w:firstRowFirstColumn="0" w:firstRowLastColumn="0" w:lastRowFirstColumn="0" w:lastRowLastColumn="0"/>
-              <w:rPr>
-                <w:rFonts w:ascii="Aptos Narrow" w:eastAsia="Times New Roman" w:hAnsi="Aptos Narrow" w:cs="Times New Roman"/>
-                <w:color w:val="000000"/>
-              </w:rPr>
-            </w:pPr>
-            <w:r>
-              <w:rPr>
-                <w:rFonts w:ascii="Aptos Narrow" w:eastAsia="Times New Roman" w:hAnsi="Aptos Narrow" w:cs="Times New Roman"/>
-                <w:color w:val="000000"/>
-              </w:rPr>
-              <w:t>‘</w:t>
-            </w:r>
-            <w:r>
-              <w:rPr>
-                <w:rFonts w:ascii="Aptos Narrow" w:eastAsia="Times New Roman" w:hAnsi="Aptos Narrow" w:cs="Times New Roman"/>
-                <w:color w:val="000000"/>
-              </w:rPr>
-              <w:t>MONTH'</w:t>
-            </w:r>
-          </w:p>
-        </w:tc>
-      </w:tr>
-      <w:tr>
-        <w:trPr>
-          <w:trHeight w:val="288"/>
-        </w:trPr>
-        <w:tc>
-          <w:tcPr>
-            <w:cnfStyle w:val="001000000000" w:firstRow="0" w:lastRow="0" w:firstColumn="1" w:lastColumn="0" w:oddVBand="0" w:evenVBand="0" w:oddHBand="0" w:evenHBand="0" w:firstRowFirstColumn="0" w:firstRowLastColumn="0" w:lastRowFirstColumn="0" w:lastRowLastColumn="0"/>
-            <w:tcW w:w="2898" w:type="dxa"/>
-            <w:noWrap/>
-            <w:hideMark/>
-          </w:tcPr>
-          <w:p>
-            <w:pPr>
-              <w:rPr>
-                <w:rFonts w:ascii="Aptos Narrow" w:eastAsia="Times New Roman" w:hAnsi="Aptos Narrow" w:cs="Times New Roman"/>
-                <w:color w:val="000000"/>
-              </w:rPr>
-            </w:pPr>
-            <w:r>
-              <w:rPr>
-                <w:rFonts w:ascii="Aptos Narrow" w:eastAsia="Times New Roman" w:hAnsi="Aptos Narrow" w:cs="Times New Roman"/>
-                <w:color w:val="000000"/>
-              </w:rPr>
-              <w:t xml:space="preserve">@w_hourly_pay_rate        </w:t>
-            </w:r>
-          </w:p>
-        </w:tc>
-        <w:tc>
-          <w:tcPr>
-            <w:tcW w:w="4578" w:type="dxa"/>
-            <w:noWrap/>
-            <w:hideMark/>
-          </w:tcPr>
-          <w:p>
-            <w:pPr>
-              <w:cnfStyle w:val="000000000000" w:firstRow="0" w:lastRow="0" w:firstColumn="0" w:lastColumn="0" w:oddVBand="0" w:evenVBand="0" w:oddHBand="0" w:evenHBand="0" w:firstRowFirstColumn="0" w:firstRowLastColumn="0" w:lastRowFirstColumn="0" w:lastRowLastColumn="0"/>
-              <w:rPr>
-                <w:rFonts w:ascii="Aptos Narrow" w:eastAsia="Times New Roman" w:hAnsi="Aptos Narrow" w:cs="Times New Roman"/>
-                <w:color w:val="000000"/>
-              </w:rPr>
-            </w:pPr>
-            <w:proofErr w:type="gramStart"/>
-            <w:r>
-              <w:rPr>
-                <w:rFonts w:ascii="Aptos Narrow" w:eastAsia="Times New Roman" w:hAnsi="Aptos Narrow" w:cs="Times New Roman"/>
-                <w:color w:val="000000"/>
-              </w:rPr>
-              <w:t>ROUND(</w:t>
-            </w:r>
-            <w:proofErr w:type="gramEnd"/>
-            <w:r>
-              <w:rPr>
-                <w:rFonts w:ascii="Aptos Narrow" w:eastAsia="Times New Roman" w:hAnsi="Aptos Narrow" w:cs="Times New Roman"/>
-                <w:color w:val="000000"/>
-              </w:rPr>
-              <w:t>@annual_rate / @annual_hrs_per_fte, 2)</w:t>
-            </w:r>
-          </w:p>
-        </w:tc>
-      </w:tr>
-      <w:tr>
-        <w:trPr>
-          <w:trHeight w:val="288"/>
-        </w:trPr>
-        <w:tc>
-          <w:tcPr>
-            <w:cnfStyle w:val="001000000000" w:firstRow="0" w:lastRow="0" w:firstColumn="1" w:lastColumn="0" w:oddVBand="0" w:evenVBand="0" w:oddHBand="0" w:evenHBand="0" w:firstRowFirstColumn="0" w:firstRowLastColumn="0" w:lastRowFirstColumn="0" w:lastRowLastColumn="0"/>
-            <w:tcW w:w="2898" w:type="dxa"/>
-            <w:noWrap/>
-            <w:hideMark/>
-          </w:tcPr>
-          <w:p>
-            <w:pPr>
-              <w:rPr>
-                <w:rFonts w:ascii="Aptos Narrow" w:eastAsia="Times New Roman" w:hAnsi="Aptos Narrow" w:cs="Times New Roman"/>
-                <w:color w:val="000000"/>
-              </w:rPr>
-            </w:pPr>
-            <w:r>
-              <w:rPr>
-                <w:rFonts w:ascii="Aptos Narrow" w:eastAsia="Times New Roman" w:hAnsi="Aptos Narrow" w:cs="Times New Roman"/>
-                <w:color w:val="000000"/>
-              </w:rPr>
-              <w:t xml:space="preserve">@w_work_tm_code           </w:t>
-            </w:r>
-          </w:p>
-        </w:tc>
-        <w:tc>
-          <w:tcPr>
-            <w:tcW w:w="4578" w:type="dxa"/>
-            <w:noWrap/>
-            <w:hideMark/>
-          </w:tcPr>
-          <w:p>
-            <w:pPr>
-              <w:cnfStyle w:val="000000000000" w:firstRow="0" w:lastRow="0" w:firstColumn="0" w:lastColumn="0" w:oddVBand="0" w:evenVBand="0" w:oddHBand="0" w:evenHBand="0" w:firstRowFirstColumn="0" w:firstRowLastColumn="0" w:lastRowFirstColumn="0" w:lastRowLastColumn="0"/>
-              <w:rPr>
-                <w:rFonts w:ascii="Aptos Narrow" w:eastAsia="Times New Roman" w:hAnsi="Aptos Narrow" w:cs="Times New Roman"/>
-                <w:color w:val="000000"/>
-              </w:rPr>
-            </w:pPr>
-            <w:r>
-              <w:rPr>
-                <w:rFonts w:ascii="Aptos Narrow" w:eastAsia="Times New Roman" w:hAnsi="Aptos Narrow" w:cs="Times New Roman"/>
-                <w:color w:val="000000"/>
-              </w:rPr>
-              <w:t xml:space="preserve">Fulltime - </w:t>
-            </w:r>
-            <w:r>
-              <w:rPr>
-                <w:rFonts w:ascii="Aptos Narrow" w:eastAsia="Times New Roman" w:hAnsi="Aptos Narrow" w:cs="Times New Roman"/>
-                <w:color w:val="000000"/>
-              </w:rPr>
-              <w:t>'F'</w:t>
-            </w:r>
-          </w:p>
-        </w:tc>
-      </w:tr>
-      <w:tr>
-        <w:trPr>
-          <w:trHeight w:val="288"/>
-        </w:trPr>
-        <w:tc>
-          <w:tcPr>
-            <w:cnfStyle w:val="001000000000" w:firstRow="0" w:lastRow="0" w:firstColumn="1" w:lastColumn="0" w:oddVBand="0" w:evenVBand="0" w:oddHBand="0" w:evenHBand="0" w:firstRowFirstColumn="0" w:firstRowLastColumn="0" w:lastRowFirstColumn="0" w:lastRowLastColumn="0"/>
-            <w:tcW w:w="2898" w:type="dxa"/>
-            <w:noWrap/>
-            <w:hideMark/>
-          </w:tcPr>
-          <w:p>
-            <w:pPr>
-              <w:rPr>
-                <w:rFonts w:ascii="Aptos Narrow" w:eastAsia="Times New Roman" w:hAnsi="Aptos Narrow" w:cs="Times New Roman"/>
-                <w:color w:val="000000"/>
-              </w:rPr>
-            </w:pPr>
-            <w:r>
-              <w:rPr>
-                <w:rFonts w:ascii="Aptos Narrow" w:eastAsia="Times New Roman" w:hAnsi="Aptos Narrow" w:cs="Times New Roman"/>
-                <w:color w:val="000000"/>
-              </w:rPr>
-              <w:t>@w_pay_on_reported_hrs_ind</w:t>
-            </w:r>
-          </w:p>
-        </w:tc>
-        <w:tc>
-          <w:tcPr>
-            <w:tcW w:w="4578" w:type="dxa"/>
-            <w:noWrap/>
-            <w:hideMark/>
-          </w:tcPr>
-          <w:p>
-            <w:pPr>
-              <w:cnfStyle w:val="000000000000" w:firstRow="0" w:lastRow="0" w:firstColumn="0" w:lastColumn="0" w:oddVBand="0" w:evenVBand="0" w:oddHBand="0" w:evenHBand="0" w:firstRowFirstColumn="0" w:firstRowLastColumn="0" w:lastRowFirstColumn="0" w:lastRowLastColumn="0"/>
-              <w:rPr>
-                <w:rFonts w:ascii="Aptos Narrow" w:eastAsia="Times New Roman" w:hAnsi="Aptos Narrow" w:cs="Times New Roman"/>
-                <w:color w:val="000000"/>
-              </w:rPr>
-            </w:pPr>
-            <w:r>
-              <w:rPr>
-                <w:rFonts w:ascii="Aptos Narrow" w:eastAsia="Times New Roman" w:hAnsi="Aptos Narrow" w:cs="Times New Roman"/>
-                <w:color w:val="000000"/>
-              </w:rPr>
-              <w:t>‘</w:t>
-            </w:r>
-            <w:r>
-              <w:rPr>
-                <w:rFonts w:ascii="Aptos Narrow" w:eastAsia="Times New Roman" w:hAnsi="Aptos Narrow" w:cs="Times New Roman"/>
-                <w:color w:val="000000"/>
-              </w:rPr>
-              <w:t xml:space="preserve">N' </w:t>
-            </w:r>
-            <w:r>
-              <w:rPr>
-                <w:rFonts w:ascii="Aptos Narrow" w:eastAsia="Times New Roman" w:hAnsi="Aptos Narrow" w:cs="Times New Roman"/>
-                <w:color w:val="000000"/>
-              </w:rPr>
-              <w:t>(</w:t>
-            </w:r>
-            <w:r>
-              <w:rPr>
-                <w:rFonts w:ascii="Aptos Narrow" w:eastAsia="Times New Roman" w:hAnsi="Aptos Narrow" w:cs="Times New Roman"/>
-                <w:color w:val="000000"/>
-              </w:rPr>
-              <w:t>Pay Based on Standard Hours Checkbox</w:t>
-            </w:r>
-            <w:r>
-              <w:rPr>
-                <w:rFonts w:ascii="Aptos Narrow" w:eastAsia="Times New Roman" w:hAnsi="Aptos Narrow" w:cs="Times New Roman"/>
-                <w:color w:val="000000"/>
-              </w:rPr>
-              <w:t>)</w:t>
-            </w:r>
-          </w:p>
-        </w:tc>
-      </w:tr>
-      <w:tr>
-        <w:trPr>
-          <w:trHeight w:val="288"/>
-        </w:trPr>
-        <w:tc>
-          <w:tcPr>
-            <w:cnfStyle w:val="001000000000" w:firstRow="0" w:lastRow="0" w:firstColumn="1" w:lastColumn="0" w:oddVBand="0" w:evenVBand="0" w:oddHBand="0" w:evenHBand="0" w:firstRowFirstColumn="0" w:firstRowLastColumn="0" w:lastRowFirstColumn="0" w:lastRowLastColumn="0"/>
-            <w:tcW w:w="2898" w:type="dxa"/>
-            <w:noWrap/>
-            <w:hideMark/>
-          </w:tcPr>
-          <w:p>
-            <w:pPr>
-              <w:rPr>
-                <w:rFonts w:ascii="Aptos Narrow" w:eastAsia="Times New Roman" w:hAnsi="Aptos Narrow" w:cs="Times New Roman"/>
-                <w:color w:val="000000"/>
-              </w:rPr>
-            </w:pPr>
-            <w:r>
-              <w:rPr>
-                <w:rFonts w:ascii="Aptos Narrow" w:eastAsia="Times New Roman" w:hAnsi="Aptos Narrow" w:cs="Times New Roman"/>
-                <w:color w:val="000000"/>
-              </w:rPr>
-              <w:t xml:space="preserve">@w_standard_work_hrs      </w:t>
-            </w:r>
-          </w:p>
-        </w:tc>
-        <w:tc>
-          <w:tcPr>
-            <w:tcW w:w="4578" w:type="dxa"/>
-            <w:noWrap/>
-            <w:hideMark/>
-          </w:tcPr>
-          <w:p>
-            <w:pPr>
-              <w:cnfStyle w:val="000000000000" w:firstRow="0" w:lastRow="0" w:firstColumn="0" w:lastColumn="0" w:oddVBand="0" w:evenVBand="0" w:oddHBand="0" w:evenHBand="0" w:firstRowFirstColumn="0" w:firstRowLastColumn="0" w:lastRowFirstColumn="0" w:lastRowLastColumn="0"/>
-              <w:rPr>
-                <w:rFonts w:ascii="Aptos Narrow" w:eastAsia="Times New Roman" w:hAnsi="Aptos Narrow" w:cs="Times New Roman"/>
-                <w:color w:val="000000"/>
-              </w:rPr>
-            </w:pPr>
-            <w:r>
-              <w:rPr>
-                <w:rFonts w:ascii="Aptos Narrow" w:eastAsia="Times New Roman" w:hAnsi="Aptos Narrow" w:cs="Times New Roman"/>
-                <w:color w:val="000000"/>
-              </w:rPr>
-              <w:t>40</w:t>
-            </w:r>
-            <w:r>
-              <w:rPr>
-                <w:rFonts w:ascii="Aptos Narrow" w:eastAsia="Times New Roman" w:hAnsi="Aptos Narrow" w:cs="Times New Roman"/>
-                <w:color w:val="000000"/>
-              </w:rPr>
-              <w:t>.0</w:t>
-            </w:r>
-          </w:p>
-        </w:tc>
-      </w:tr>
-      <w:tr>
-        <w:trPr>
-          <w:trHeight w:val="288"/>
-        </w:trPr>
-        <w:tc>
-          <w:tcPr>
-            <w:cnfStyle w:val="001000000000" w:firstRow="0" w:lastRow="0" w:firstColumn="1" w:lastColumn="0" w:oddVBand="0" w:evenVBand="0" w:oddHBand="0" w:evenHBand="0" w:firstRowFirstColumn="0" w:firstRowLastColumn="0" w:lastRowFirstColumn="0" w:lastRowLastColumn="0"/>
-            <w:tcW w:w="2898" w:type="dxa"/>
-            <w:noWrap/>
-            <w:hideMark/>
-          </w:tcPr>
-          <w:p>
-            <w:pPr>
-              <w:rPr>
-                <w:rFonts w:ascii="Aptos Narrow" w:eastAsia="Times New Roman" w:hAnsi="Aptos Narrow" w:cs="Times New Roman"/>
-                <w:color w:val="000000"/>
-              </w:rPr>
-            </w:pPr>
-            <w:r>
-              <w:rPr>
-                <w:rFonts w:ascii="Aptos Narrow" w:eastAsia="Times New Roman" w:hAnsi="Aptos Narrow" w:cs="Times New Roman"/>
-                <w:color w:val="000000"/>
-              </w:rPr>
-              <w:t xml:space="preserve">@w_standard_work_pd_id    </w:t>
-            </w:r>
-          </w:p>
-        </w:tc>
-        <w:tc>
-          <w:tcPr>
-            <w:tcW w:w="4578" w:type="dxa"/>
-            <w:noWrap/>
-            <w:hideMark/>
-          </w:tcPr>
-          <w:p>
-            <w:pPr>
-              <w:cnfStyle w:val="000000000000" w:firstRow="0" w:lastRow="0" w:firstColumn="0" w:lastColumn="0" w:oddVBand="0" w:evenVBand="0" w:oddHBand="0" w:evenHBand="0" w:firstRowFirstColumn="0" w:firstRowLastColumn="0" w:lastRowFirstColumn="0" w:lastRowLastColumn="0"/>
-              <w:rPr>
-                <w:rFonts w:ascii="Aptos Narrow" w:eastAsia="Times New Roman" w:hAnsi="Aptos Narrow" w:cs="Times New Roman"/>
-                <w:color w:val="000000"/>
-              </w:rPr>
-            </w:pPr>
-            <w:r>
-              <w:rPr>
-                <w:rFonts w:ascii="Aptos Narrow" w:eastAsia="Times New Roman" w:hAnsi="Aptos Narrow" w:cs="Times New Roman"/>
-                <w:color w:val="000000"/>
-              </w:rPr>
-              <w:t>‘</w:t>
-            </w:r>
-            <w:r>
-              <w:rPr>
-                <w:rFonts w:ascii="Aptos Narrow" w:eastAsia="Times New Roman" w:hAnsi="Aptos Narrow" w:cs="Times New Roman"/>
-                <w:color w:val="000000"/>
-              </w:rPr>
-              <w:t>WEEK'</w:t>
-            </w:r>
-          </w:p>
-        </w:tc>
-      </w:tr>
-    </w:tbl>
-    <w:p/>
-    <w:p>
-      <w:pPr>
-        <w:pStyle w:val="Heading5"/>
-      </w:pPr>
-      <w:r>
-        <w:t>Hourly</w:t>
-      </w:r>
-      <w:r>
-        <w:t xml:space="preserve"> Setup</w:t>
-      </w:r>
-    </w:p>
-    <w:tbl>
-      <w:tblPr>
-        <w:tblStyle w:val="GridTable1Light-Accent2"/>
-        <w:tblW w:w="7476" w:type="dxa"/>
-        <w:tblLook w:val="04A0" w:firstRow="1" w:lastRow="0" w:firstColumn="1" w:lastColumn="0" w:noHBand="0" w:noVBand="1"/>
-      </w:tblPr>
-      <w:tblGrid>
-        <w:gridCol w:w="2898"/>
-        <w:gridCol w:w="4578"/>
-      </w:tblGrid>
-      <w:tr>
-        <w:trPr>
-          <w:cnfStyle w:val="100000000000" w:firstRow="1" w:lastRow="0" w:firstColumn="0" w:lastColumn="0" w:oddVBand="0" w:evenVBand="0" w:oddHBand="0" w:evenHBand="0" w:firstRowFirstColumn="0" w:firstRowLastColumn="0" w:lastRowFirstColumn="0" w:lastRowLastColumn="0"/>
-          <w:trHeight w:val="288"/>
-        </w:trPr>
-        <w:tc>
-          <w:tcPr>
-            <w:cnfStyle w:val="001000000000" w:firstRow="0" w:lastRow="0" w:firstColumn="1" w:lastColumn="0" w:oddVBand="0" w:evenVBand="0" w:oddHBand="0" w:evenHBand="0" w:firstRowFirstColumn="0" w:firstRowLastColumn="0" w:lastRowFirstColumn="0" w:lastRowLastColumn="0"/>
-            <w:tcW w:w="2898" w:type="dxa"/>
-            <w:noWrap/>
-            <w:hideMark/>
-          </w:tcPr>
-          <w:p>
-            <w:pPr>
-              <w:rPr>
-                <w:rFonts w:ascii="Aptos Narrow" w:eastAsia="Times New Roman" w:hAnsi="Aptos Narrow" w:cs="Times New Roman"/>
-                <w:color w:val="000000"/>
-              </w:rPr>
-            </w:pPr>
-            <w:r>
-              <w:rPr>
-                <w:rFonts w:ascii="Aptos Narrow" w:eastAsia="Times New Roman" w:hAnsi="Aptos Narrow" w:cs="Times New Roman"/>
-                <w:color w:val="000000"/>
-              </w:rPr>
-              <w:t xml:space="preserve">@w_annual_salary_amt      </w:t>
-            </w:r>
-          </w:p>
-        </w:tc>
-        <w:tc>
-          <w:tcPr>
-            <w:tcW w:w="4578" w:type="dxa"/>
-            <w:noWrap/>
-            <w:hideMark/>
-          </w:tcPr>
-          <w:p>
-            <w:pPr>
-              <w:cnfStyle w:val="100000000000" w:firstRow="1" w:lastRow="0" w:firstColumn="0" w:lastColumn="0" w:oddVBand="0" w:evenVBand="0" w:oddHBand="0" w:evenHBand="0" w:firstRowFirstColumn="0" w:firstRowLastColumn="0" w:lastRowFirstColumn="0" w:lastRowLastColumn="0"/>
-              <w:rPr>
-                <w:rFonts w:ascii="Aptos Narrow" w:eastAsia="Times New Roman" w:hAnsi="Aptos Narrow" w:cs="Times New Roman"/>
-                <w:b w:val="0"/>
-                <w:bCs w:val="0"/>
-                <w:color w:val="000000"/>
-              </w:rPr>
-            </w:pPr>
-            <w:r>
-              <w:rPr>
-                <w:rFonts w:ascii="Aptos Narrow" w:eastAsia="Times New Roman" w:hAnsi="Aptos Narrow" w:cs="Times New Roman"/>
-                <w:b w:val="0"/>
-                <w:bCs w:val="0"/>
-                <w:color w:val="000000"/>
-              </w:rPr>
-              <w:t>Annual Rate</w:t>
-            </w:r>
-            <w:r>
-              <w:rPr>
-                <w:rFonts w:ascii="Aptos Narrow" w:eastAsia="Times New Roman" w:hAnsi="Aptos Narrow" w:cs="Times New Roman"/>
-                <w:b w:val="0"/>
-                <w:bCs w:val="0"/>
-                <w:color w:val="000000"/>
-              </w:rPr>
-              <w:t xml:space="preserve"> (Column 39)</w:t>
-            </w:r>
-          </w:p>
-        </w:tc>
-      </w:tr>
-      <w:tr>
-        <w:trPr>
-          <w:trHeight w:val="288"/>
-        </w:trPr>
-        <w:tc>
-          <w:tcPr>
-            <w:cnfStyle w:val="001000000000" w:firstRow="0" w:lastRow="0" w:firstColumn="1" w:lastColumn="0" w:oddVBand="0" w:evenVBand="0" w:oddHBand="0" w:evenHBand="0" w:firstRowFirstColumn="0" w:firstRowLastColumn="0" w:lastRowFirstColumn="0" w:lastRowLastColumn="0"/>
-            <w:tcW w:w="2898" w:type="dxa"/>
-            <w:noWrap/>
-            <w:hideMark/>
-          </w:tcPr>
-          <w:p>
-            <w:pPr>
-              <w:rPr>
-                <w:rFonts w:ascii="Aptos Narrow" w:eastAsia="Times New Roman" w:hAnsi="Aptos Narrow" w:cs="Times New Roman"/>
-                <w:color w:val="000000"/>
-              </w:rPr>
-            </w:pPr>
-            <w:r>
-              <w:rPr>
-                <w:rFonts w:ascii="Aptos Narrow" w:eastAsia="Times New Roman" w:hAnsi="Aptos Narrow" w:cs="Times New Roman"/>
-                <w:color w:val="000000"/>
-              </w:rPr>
-              <w:t xml:space="preserve">@w_pay_basis_code         </w:t>
-            </w:r>
-          </w:p>
-        </w:tc>
-        <w:tc>
-          <w:tcPr>
-            <w:tcW w:w="4578" w:type="dxa"/>
-            <w:noWrap/>
-            <w:hideMark/>
-          </w:tcPr>
-          <w:p>
-            <w:pPr>
-              <w:cnfStyle w:val="000000000000" w:firstRow="0" w:lastRow="0" w:firstColumn="0" w:lastColumn="0" w:oddVBand="0" w:evenVBand="0" w:oddHBand="0" w:evenHBand="0" w:firstRowFirstColumn="0" w:firstRowLastColumn="0" w:lastRowFirstColumn="0" w:lastRowLastColumn="0"/>
-              <w:rPr>
-                <w:rFonts w:ascii="Aptos Narrow" w:eastAsia="Times New Roman" w:hAnsi="Aptos Narrow" w:cs="Times New Roman"/>
-                <w:color w:val="000000"/>
-              </w:rPr>
-            </w:pPr>
-            <w:r>
-              <w:rPr>
-                <w:rFonts w:ascii="Aptos Narrow" w:eastAsia="Times New Roman" w:hAnsi="Aptos Narrow" w:cs="Times New Roman"/>
-                <w:color w:val="000000"/>
-              </w:rPr>
-              <w:t>Not Applicable – ‘9’</w:t>
-            </w:r>
-          </w:p>
-        </w:tc>
-      </w:tr>
-      <w:tr>
-        <w:trPr>
-          <w:trHeight w:val="288"/>
-        </w:trPr>
-        <w:tc>
-          <w:tcPr>
-            <w:cnfStyle w:val="001000000000" w:firstRow="0" w:lastRow="0" w:firstColumn="1" w:lastColumn="0" w:oddVBand="0" w:evenVBand="0" w:oddHBand="0" w:evenHBand="0" w:firstRowFirstColumn="0" w:firstRowLastColumn="0" w:lastRowFirstColumn="0" w:lastRowLastColumn="0"/>
-            <w:tcW w:w="2898" w:type="dxa"/>
-            <w:noWrap/>
-            <w:hideMark/>
-          </w:tcPr>
-          <w:p>
-            <w:pPr>
-              <w:rPr>
-                <w:rFonts w:ascii="Aptos Narrow" w:eastAsia="Times New Roman" w:hAnsi="Aptos Narrow" w:cs="Times New Roman"/>
-                <w:color w:val="000000"/>
-              </w:rPr>
-            </w:pPr>
-            <w:r>
-              <w:rPr>
-                <w:rFonts w:ascii="Aptos Narrow" w:eastAsia="Times New Roman" w:hAnsi="Aptos Narrow" w:cs="Times New Roman"/>
-                <w:color w:val="000000"/>
-              </w:rPr>
-              <w:t xml:space="preserve">@w_pd_salary_amt          </w:t>
-            </w:r>
-          </w:p>
-        </w:tc>
-        <w:tc>
-          <w:tcPr>
-            <w:tcW w:w="4578" w:type="dxa"/>
-            <w:noWrap/>
-            <w:hideMark/>
-          </w:tcPr>
-          <w:p>
-            <w:pPr>
-              <w:cnfStyle w:val="000000000000" w:firstRow="0" w:lastRow="0" w:firstColumn="0" w:lastColumn="0" w:oddVBand="0" w:evenVBand="0" w:oddHBand="0" w:evenHBand="0" w:firstRowFirstColumn="0" w:firstRowLastColumn="0" w:lastRowFirstColumn="0" w:lastRowLastColumn="0"/>
-              <w:rPr>
-                <w:rFonts w:ascii="Aptos Narrow" w:eastAsia="Times New Roman" w:hAnsi="Aptos Narrow" w:cs="Times New Roman"/>
-                <w:color w:val="000000"/>
-              </w:rPr>
-            </w:pPr>
-            <w:r>
-              <w:rPr>
-                <w:rFonts w:ascii="Aptos Narrow" w:eastAsia="Times New Roman" w:hAnsi="Aptos Narrow" w:cs="Times New Roman"/>
-                <w:color w:val="000000"/>
-              </w:rPr>
-              <w:t>0.00</w:t>
-            </w:r>
-          </w:p>
-        </w:tc>
-      </w:tr>
-      <w:tr>
-        <w:trPr>
-          <w:trHeight w:val="288"/>
-        </w:trPr>
-        <w:tc>
-          <w:tcPr>
-            <w:cnfStyle w:val="001000000000" w:firstRow="0" w:lastRow="0" w:firstColumn="1" w:lastColumn="0" w:oddVBand="0" w:evenVBand="0" w:oddHBand="0" w:evenHBand="0" w:firstRowFirstColumn="0" w:firstRowLastColumn="0" w:lastRowFirstColumn="0" w:lastRowLastColumn="0"/>
-            <w:tcW w:w="2898" w:type="dxa"/>
-            <w:noWrap/>
-            <w:hideMark/>
-          </w:tcPr>
-          <w:p>
-            <w:pPr>
-              <w:rPr>
-                <w:rFonts w:ascii="Aptos Narrow" w:eastAsia="Times New Roman" w:hAnsi="Aptos Narrow" w:cs="Times New Roman"/>
-                <w:color w:val="000000"/>
-              </w:rPr>
-            </w:pPr>
-            <w:r>
-              <w:rPr>
-                <w:rFonts w:ascii="Aptos Narrow" w:eastAsia="Times New Roman" w:hAnsi="Aptos Narrow" w:cs="Times New Roman"/>
-                <w:color w:val="000000"/>
-              </w:rPr>
-              <w:t xml:space="preserve">@w_pd_salary_tm_pd_id     </w:t>
-            </w:r>
-          </w:p>
-        </w:tc>
-        <w:tc>
-          <w:tcPr>
-            <w:tcW w:w="4578" w:type="dxa"/>
-            <w:noWrap/>
-            <w:hideMark/>
-          </w:tcPr>
-          <w:p>
-            <w:pPr>
-              <w:cnfStyle w:val="000000000000" w:firstRow="0" w:lastRow="0" w:firstColumn="0" w:lastColumn="0" w:oddVBand="0" w:evenVBand="0" w:oddHBand="0" w:evenHBand="0" w:firstRowFirstColumn="0" w:firstRowLastColumn="0" w:lastRowFirstColumn="0" w:lastRowLastColumn="0"/>
-              <w:rPr>
-                <w:rFonts w:ascii="Aptos Narrow" w:eastAsia="Times New Roman" w:hAnsi="Aptos Narrow" w:cs="Times New Roman"/>
-                <w:color w:val="000000"/>
-              </w:rPr>
-            </w:pPr>
-            <w:r>
-              <w:rPr>
-                <w:rFonts w:ascii="Aptos Narrow" w:eastAsia="Times New Roman" w:hAnsi="Aptos Narrow" w:cs="Times New Roman"/>
-                <w:color w:val="000000"/>
-              </w:rPr>
-              <w:t>Blank – ‘’</w:t>
-            </w:r>
-          </w:p>
-        </w:tc>
-      </w:tr>
-      <w:tr>
-        <w:trPr>
-          <w:trHeight w:val="288"/>
-        </w:trPr>
-        <w:tc>
-          <w:tcPr>
-            <w:cnfStyle w:val="001000000000" w:firstRow="0" w:lastRow="0" w:firstColumn="1" w:lastColumn="0" w:oddVBand="0" w:evenVBand="0" w:oddHBand="0" w:evenHBand="0" w:firstRowFirstColumn="0" w:firstRowLastColumn="0" w:lastRowFirstColumn="0" w:lastRowLastColumn="0"/>
-            <w:tcW w:w="2898" w:type="dxa"/>
-            <w:noWrap/>
-            <w:hideMark/>
-          </w:tcPr>
-          <w:p>
-            <w:pPr>
-              <w:rPr>
-                <w:rFonts w:ascii="Aptos Narrow" w:eastAsia="Times New Roman" w:hAnsi="Aptos Narrow" w:cs="Times New Roman"/>
-                <w:color w:val="000000"/>
-              </w:rPr>
-            </w:pPr>
-            <w:r>
-              <w:rPr>
-                <w:rFonts w:ascii="Aptos Narrow" w:eastAsia="Times New Roman" w:hAnsi="Aptos Narrow" w:cs="Times New Roman"/>
-                <w:color w:val="000000"/>
-              </w:rPr>
-              <w:t xml:space="preserve">@w_hourly_pay_rate        </w:t>
-            </w:r>
-          </w:p>
-        </w:tc>
-        <w:tc>
-          <w:tcPr>
-            <w:tcW w:w="4578" w:type="dxa"/>
-            <w:noWrap/>
-            <w:hideMark/>
-          </w:tcPr>
-          <w:p>
-            <w:pPr>
-              <w:cnfStyle w:val="000000000000" w:firstRow="0" w:lastRow="0" w:firstColumn="0" w:lastColumn="0" w:oddVBand="0" w:evenVBand="0" w:oddHBand="0" w:evenHBand="0" w:firstRowFirstColumn="0" w:firstRowLastColumn="0" w:lastRowFirstColumn="0" w:lastRowLastColumn="0"/>
-              <w:rPr>
-                <w:rFonts w:ascii="Aptos Narrow" w:eastAsia="Times New Roman" w:hAnsi="Aptos Narrow" w:cs="Times New Roman"/>
-                <w:color w:val="000000"/>
-              </w:rPr>
-            </w:pPr>
-            <w:r>
-              <w:rPr>
-                <w:rFonts w:ascii="Aptos Narrow" w:eastAsia="Times New Roman" w:hAnsi="Aptos Narrow" w:cs="Times New Roman"/>
-                <w:color w:val="000000"/>
-              </w:rPr>
-              <w:t>Pay Rate (Column 16)</w:t>
-            </w:r>
-          </w:p>
-        </w:tc>
-      </w:tr>
-      <w:tr>
-        <w:trPr>
-          <w:trHeight w:val="288"/>
-        </w:trPr>
-        <w:tc>
-          <w:tcPr>
-            <w:cnfStyle w:val="001000000000" w:firstRow="0" w:lastRow="0" w:firstColumn="1" w:lastColumn="0" w:oddVBand="0" w:evenVBand="0" w:oddHBand="0" w:evenHBand="0" w:firstRowFirstColumn="0" w:firstRowLastColumn="0" w:lastRowFirstColumn="0" w:lastRowLastColumn="0"/>
-            <w:tcW w:w="2898" w:type="dxa"/>
-            <w:noWrap/>
-            <w:hideMark/>
-          </w:tcPr>
-          <w:p>
-            <w:pPr>
-              <w:rPr>
-                <w:rFonts w:ascii="Aptos Narrow" w:eastAsia="Times New Roman" w:hAnsi="Aptos Narrow" w:cs="Times New Roman"/>
-                <w:color w:val="000000"/>
-              </w:rPr>
-            </w:pPr>
-            <w:r>
-              <w:rPr>
-                <w:rFonts w:ascii="Aptos Narrow" w:eastAsia="Times New Roman" w:hAnsi="Aptos Narrow" w:cs="Times New Roman"/>
-                <w:color w:val="000000"/>
-              </w:rPr>
-              <w:t xml:space="preserve">@w_work_tm_code           </w:t>
-            </w:r>
-          </w:p>
-        </w:tc>
-        <w:tc>
-          <w:tcPr>
-            <w:tcW w:w="4578" w:type="dxa"/>
-            <w:noWrap/>
-            <w:hideMark/>
-          </w:tcPr>
-          <w:p>
-            <w:pPr>
-              <w:cnfStyle w:val="000000000000" w:firstRow="0" w:lastRow="0" w:firstColumn="0" w:lastColumn="0" w:oddVBand="0" w:evenVBand="0" w:oddHBand="0" w:evenHBand="0" w:firstRowFirstColumn="0" w:firstRowLastColumn="0" w:lastRowFirstColumn="0" w:lastRowLastColumn="0"/>
-              <w:rPr>
-                <w:rFonts w:ascii="Aptos Narrow" w:eastAsia="Times New Roman" w:hAnsi="Aptos Narrow" w:cs="Times New Roman"/>
-                <w:color w:val="000000"/>
-              </w:rPr>
-            </w:pPr>
-            <w:r>
-              <w:rPr>
-                <w:rFonts w:ascii="Aptos Narrow" w:eastAsia="Times New Roman" w:hAnsi="Aptos Narrow" w:cs="Times New Roman"/>
-                <w:color w:val="000000"/>
-              </w:rPr>
-              <w:t>Unspecified – ‘U’</w:t>
-            </w:r>
-          </w:p>
-        </w:tc>
-      </w:tr>
-      <w:tr>
-        <w:trPr>
-          <w:trHeight w:val="288"/>
-        </w:trPr>
-        <w:tc>
-          <w:tcPr>
-            <w:cnfStyle w:val="001000000000" w:firstRow="0" w:lastRow="0" w:firstColumn="1" w:lastColumn="0" w:oddVBand="0" w:evenVBand="0" w:oddHBand="0" w:evenHBand="0" w:firstRowFirstColumn="0" w:firstRowLastColumn="0" w:lastRowFirstColumn="0" w:lastRowLastColumn="0"/>
-            <w:tcW w:w="2898" w:type="dxa"/>
-            <w:noWrap/>
-            <w:hideMark/>
-          </w:tcPr>
-          <w:p>
-            <w:pPr>
-              <w:rPr>
-                <w:rFonts w:ascii="Aptos Narrow" w:eastAsia="Times New Roman" w:hAnsi="Aptos Narrow" w:cs="Times New Roman"/>
-                <w:color w:val="000000"/>
-              </w:rPr>
-            </w:pPr>
-            <w:r>
-              <w:rPr>
-                <w:rFonts w:ascii="Aptos Narrow" w:eastAsia="Times New Roman" w:hAnsi="Aptos Narrow" w:cs="Times New Roman"/>
-                <w:color w:val="000000"/>
-              </w:rPr>
-              <w:t>@w_pay_on_reported_hrs_ind</w:t>
-            </w:r>
-          </w:p>
-        </w:tc>
-        <w:tc>
-          <w:tcPr>
-            <w:tcW w:w="4578" w:type="dxa"/>
-            <w:noWrap/>
-            <w:hideMark/>
-          </w:tcPr>
-          <w:p>
-            <w:pPr>
-              <w:cnfStyle w:val="000000000000" w:firstRow="0" w:lastRow="0" w:firstColumn="0" w:lastColumn="0" w:oddVBand="0" w:evenVBand="0" w:oddHBand="0" w:evenHBand="0" w:firstRowFirstColumn="0" w:firstRowLastColumn="0" w:lastRowFirstColumn="0" w:lastRowLastColumn="0"/>
-              <w:rPr>
-                <w:rFonts w:ascii="Aptos Narrow" w:eastAsia="Times New Roman" w:hAnsi="Aptos Narrow" w:cs="Times New Roman"/>
-                <w:color w:val="000000"/>
-              </w:rPr>
-            </w:pPr>
-            <w:r>
-              <w:rPr>
-                <w:rFonts w:ascii="Aptos Narrow" w:eastAsia="Times New Roman" w:hAnsi="Aptos Narrow" w:cs="Times New Roman"/>
-                <w:color w:val="000000"/>
-              </w:rPr>
-              <w:t>‘</w:t>
-            </w:r>
-            <w:r>
-              <w:rPr>
-                <w:rFonts w:ascii="Aptos Narrow" w:eastAsia="Times New Roman" w:hAnsi="Aptos Narrow" w:cs="Times New Roman"/>
-                <w:color w:val="000000"/>
-              </w:rPr>
-              <w:t>Y</w:t>
-            </w:r>
-            <w:r>
-              <w:rPr>
-                <w:rFonts w:ascii="Aptos Narrow" w:eastAsia="Times New Roman" w:hAnsi="Aptos Narrow" w:cs="Times New Roman"/>
-                <w:color w:val="000000"/>
-              </w:rPr>
-              <w:t xml:space="preserve">' </w:t>
-            </w:r>
-            <w:r>
-              <w:rPr>
-                <w:rFonts w:ascii="Aptos Narrow" w:eastAsia="Times New Roman" w:hAnsi="Aptos Narrow" w:cs="Times New Roman"/>
-                <w:color w:val="000000"/>
-              </w:rPr>
-              <w:t>(</w:t>
-            </w:r>
-            <w:r>
-              <w:rPr>
-                <w:rFonts w:ascii="Aptos Narrow" w:eastAsia="Times New Roman" w:hAnsi="Aptos Narrow" w:cs="Times New Roman"/>
-                <w:color w:val="000000"/>
-              </w:rPr>
-              <w:t>Pay Based on Standard Hours Checkbox</w:t>
-            </w:r>
-            <w:r>
-              <w:rPr>
-                <w:rFonts w:ascii="Aptos Narrow" w:eastAsia="Times New Roman" w:hAnsi="Aptos Narrow" w:cs="Times New Roman"/>
-                <w:color w:val="000000"/>
-              </w:rPr>
-              <w:t>)</w:t>
-            </w:r>
-          </w:p>
-        </w:tc>
-      </w:tr>
-      <w:tr>
-        <w:trPr>
-          <w:trHeight w:val="288"/>
-        </w:trPr>
-        <w:tc>
-          <w:tcPr>
-            <w:cnfStyle w:val="001000000000" w:firstRow="0" w:lastRow="0" w:firstColumn="1" w:lastColumn="0" w:oddVBand="0" w:evenVBand="0" w:oddHBand="0" w:evenHBand="0" w:firstRowFirstColumn="0" w:firstRowLastColumn="0" w:lastRowFirstColumn="0" w:lastRowLastColumn="0"/>
-            <w:tcW w:w="2898" w:type="dxa"/>
-            <w:noWrap/>
-            <w:hideMark/>
-          </w:tcPr>
-          <w:p>
-            <w:pPr>
-              <w:rPr>
-                <w:rFonts w:ascii="Aptos Narrow" w:eastAsia="Times New Roman" w:hAnsi="Aptos Narrow" w:cs="Times New Roman"/>
-                <w:color w:val="000000"/>
-              </w:rPr>
-            </w:pPr>
-            <w:r>
-              <w:rPr>
-                <w:rFonts w:ascii="Aptos Narrow" w:eastAsia="Times New Roman" w:hAnsi="Aptos Narrow" w:cs="Times New Roman"/>
-                <w:color w:val="000000"/>
-              </w:rPr>
-              <w:t xml:space="preserve">@w_standard_work_hrs      </w:t>
-            </w:r>
-          </w:p>
-        </w:tc>
-        <w:tc>
-          <w:tcPr>
-            <w:tcW w:w="4578" w:type="dxa"/>
-            <w:noWrap/>
-            <w:hideMark/>
-          </w:tcPr>
-          <w:p>
-            <w:pPr>
-              <w:cnfStyle w:val="000000000000" w:firstRow="0" w:lastRow="0" w:firstColumn="0" w:lastColumn="0" w:oddVBand="0" w:evenVBand="0" w:oddHBand="0" w:evenHBand="0" w:firstRowFirstColumn="0" w:firstRowLastColumn="0" w:lastRowFirstColumn="0" w:lastRowLastColumn="0"/>
-              <w:rPr>
-                <w:rFonts w:ascii="Aptos Narrow" w:eastAsia="Times New Roman" w:hAnsi="Aptos Narrow" w:cs="Times New Roman"/>
-                <w:color w:val="000000"/>
-              </w:rPr>
-            </w:pPr>
-            <w:r>
-              <w:rPr>
-                <w:rFonts w:ascii="Aptos Narrow" w:eastAsia="Times New Roman" w:hAnsi="Aptos Narrow" w:cs="Times New Roman"/>
-                <w:color w:val="000000"/>
-              </w:rPr>
-              <w:t>VENUS = 188.0</w:t>
-            </w:r>
-          </w:p>
-          <w:p>
-            <w:pPr>
-              <w:cnfStyle w:val="000000000000" w:firstRow="0" w:lastRow="0" w:firstColumn="0" w:lastColumn="0" w:oddVBand="0" w:evenVBand="0" w:oddHBand="0" w:evenHBand="0" w:firstRowFirstColumn="0" w:firstRowLastColumn="0" w:lastRowFirstColumn="0" w:lastRowLastColumn="0"/>
-              <w:rPr>
-                <w:rFonts w:ascii="Aptos Narrow" w:eastAsia="Times New Roman" w:hAnsi="Aptos Narrow" w:cs="Times New Roman"/>
-                <w:color w:val="000000"/>
-              </w:rPr>
-            </w:pPr>
-            <w:r>
-              <w:rPr>
-                <w:rFonts w:ascii="Aptos Narrow" w:eastAsia="Times New Roman" w:hAnsi="Aptos Narrow" w:cs="Times New Roman"/>
-                <w:color w:val="000000"/>
-              </w:rPr>
-              <w:t>FORT = 80.0</w:t>
-            </w:r>
-          </w:p>
-        </w:tc>
-      </w:tr>
-      <w:tr>
-        <w:trPr>
-          <w:trHeight w:val="288"/>
-        </w:trPr>
-        <w:tc>
-          <w:tcPr>
-            <w:cnfStyle w:val="001000000000" w:firstRow="0" w:lastRow="0" w:firstColumn="1" w:lastColumn="0" w:oddVBand="0" w:evenVBand="0" w:oddHBand="0" w:evenHBand="0" w:firstRowFirstColumn="0" w:firstRowLastColumn="0" w:lastRowFirstColumn="0" w:lastRowLastColumn="0"/>
-            <w:tcW w:w="2898" w:type="dxa"/>
-            <w:noWrap/>
-            <w:hideMark/>
-          </w:tcPr>
-          <w:p>
-            <w:pPr>
-              <w:rPr>
-                <w:rFonts w:ascii="Aptos Narrow" w:eastAsia="Times New Roman" w:hAnsi="Aptos Narrow" w:cs="Times New Roman"/>
-                <w:color w:val="000000"/>
-              </w:rPr>
-            </w:pPr>
-            <w:r>
-              <w:rPr>
-                <w:rFonts w:ascii="Aptos Narrow" w:eastAsia="Times New Roman" w:hAnsi="Aptos Narrow" w:cs="Times New Roman"/>
-                <w:color w:val="000000"/>
-              </w:rPr>
-              <w:t xml:space="preserve">@w_standard_work_pd_id    </w:t>
-            </w:r>
-          </w:p>
-        </w:tc>
-        <w:tc>
-          <w:tcPr>
-            <w:tcW w:w="4578" w:type="dxa"/>
-            <w:noWrap/>
-            <w:hideMark/>
-          </w:tcPr>
-          <w:p>
-            <w:pPr>
-              <w:cnfStyle w:val="000000000000" w:firstRow="0" w:lastRow="0" w:firstColumn="0" w:lastColumn="0" w:oddVBand="0" w:evenVBand="0" w:oddHBand="0" w:evenHBand="0" w:firstRowFirstColumn="0" w:firstRowLastColumn="0" w:lastRowFirstColumn="0" w:lastRowLastColumn="0"/>
-              <w:rPr>
-                <w:rFonts w:ascii="Aptos Narrow" w:eastAsia="Times New Roman" w:hAnsi="Aptos Narrow" w:cs="Times New Roman"/>
-                <w:color w:val="000000"/>
-              </w:rPr>
-            </w:pPr>
-            <w:r>
-              <w:rPr>
-                <w:rFonts w:ascii="Aptos Narrow" w:eastAsia="Times New Roman" w:hAnsi="Aptos Narrow" w:cs="Times New Roman"/>
-                <w:color w:val="000000"/>
-              </w:rPr>
-              <w:t xml:space="preserve">VENUS = </w:t>
-            </w:r>
-            <w:r>
-              <w:rPr>
-                <w:rFonts w:ascii="Aptos Narrow" w:eastAsia="Times New Roman" w:hAnsi="Aptos Narrow" w:cs="Times New Roman"/>
-                <w:color w:val="000000"/>
-              </w:rPr>
-              <w:t>‘</w:t>
-            </w:r>
-            <w:r>
-              <w:rPr>
-                <w:rFonts w:ascii="Aptos Narrow" w:eastAsia="Times New Roman" w:hAnsi="Aptos Narrow" w:cs="Times New Roman"/>
-                <w:color w:val="000000"/>
-              </w:rPr>
-              <w:t>MONTH</w:t>
-            </w:r>
-            <w:r>
-              <w:rPr>
-                <w:rFonts w:ascii="Aptos Narrow" w:eastAsia="Times New Roman" w:hAnsi="Aptos Narrow" w:cs="Times New Roman"/>
-                <w:color w:val="000000"/>
-              </w:rPr>
-              <w:t>'</w:t>
-            </w:r>
-          </w:p>
-          <w:p>
-            <w:pPr>
-              <w:cnfStyle w:val="000000000000" w:firstRow="0" w:lastRow="0" w:firstColumn="0" w:lastColumn="0" w:oddVBand="0" w:evenVBand="0" w:oddHBand="0" w:evenHBand="0" w:firstRowFirstColumn="0" w:firstRowLastColumn="0" w:lastRowFirstColumn="0" w:lastRowLastColumn="0"/>
-              <w:rPr>
-                <w:rFonts w:ascii="Aptos Narrow" w:eastAsia="Times New Roman" w:hAnsi="Aptos Narrow" w:cs="Times New Roman"/>
-                <w:color w:val="000000"/>
-              </w:rPr>
-            </w:pPr>
-            <w:r>
-              <w:rPr>
-                <w:rFonts w:ascii="Aptos Narrow" w:eastAsia="Times New Roman" w:hAnsi="Aptos Narrow" w:cs="Times New Roman"/>
-                <w:color w:val="000000"/>
-              </w:rPr>
-              <w:t>FORT = ‘BI_WK’</w:t>
-            </w:r>
-          </w:p>
-        </w:tc>
-      </w:tr>
-    </w:tbl>
-    <w:p/>
-    <w:p>
-      <w:pPr>
-        <w:pStyle w:val="Heading5"/>
-      </w:pPr>
-      <w:r>
-        <w:t>Employee Employment</w:t>
-      </w:r>
-    </w:p>
-    <w:p>
-      <w:r>
-        <w:t>Lookup the new hire’s employee employment record (</w:t>
+        <w:t xml:space="preserve"> field </w:t>
       </w:r>
       <w:proofErr w:type="spellStart"/>
       <w:r>
-        <w:t>DBShrpn.dbo.emp_employment</w:t>
+        <w:t>proc_flag</w:t>
       </w:r>
       <w:proofErr w:type="spellEnd"/>
       <w:r>
-        <w:t xml:space="preserve">. If record is not </w:t>
-      </w:r>
-      <w:proofErr w:type="gramStart"/>
-      <w:r>
-        <w:t>present</w:t>
-      </w:r>
-      <w:proofErr w:type="gramEnd"/>
-      <w:r>
-        <w:t xml:space="preserve"> then this indicates that the new hire job failed. Log error U00126 and move on to next associate record.</w:t>
-      </w:r>
-    </w:p>
-    <w:p>
-      <w:r>
-        <w:t xml:space="preserve">If the employee employment record </w:t>
-      </w:r>
-      <w:proofErr w:type="gramStart"/>
-      <w:r>
-        <w:t>exists</w:t>
-      </w:r>
-      <w:proofErr w:type="gramEnd"/>
-      <w:r>
-        <w:t xml:space="preserve"> make sure the record’s field </w:t>
-      </w:r>
-      <w:proofErr w:type="spellStart"/>
-      <w:r>
-        <w:t>next_eff_date</w:t>
-      </w:r>
-      <w:proofErr w:type="spellEnd"/>
-      <w:r>
-        <w:t xml:space="preserve"> = ‘12/31/2999’. If it doesn’t then update </w:t>
-      </w:r>
-      <w:proofErr w:type="spellStart"/>
-      <w:r>
-        <w:t>next_eff_date</w:t>
-      </w:r>
-      <w:proofErr w:type="spellEnd"/>
-      <w:r>
-        <w:t xml:space="preserve"> to ‘12/31/2999’.</w:t>
-      </w:r>
-    </w:p>
-    <w:p>
-      <w:pPr>
-        <w:pStyle w:val="Heading5"/>
-      </w:pPr>
-      <w:r>
-        <w:t>Update NIC/Tax Code</w:t>
-      </w:r>
-    </w:p>
-    <w:p>
-      <w:r>
-        <w:t>Lookup new hire’s individual id from</w:t>
-      </w:r>
-      <w:r>
-        <w:t xml:space="preserve"> </w:t>
-      </w:r>
-      <w:r>
-        <w:t xml:space="preserve">Individual Personal (table </w:t>
-      </w:r>
-      <w:proofErr w:type="spellStart"/>
-      <w:r>
-        <w:t>DBShrpn.dbo.individual_personal</w:t>
-      </w:r>
-      <w:proofErr w:type="spellEnd"/>
-      <w:r>
-        <w:t>)</w:t>
-      </w:r>
-    </w:p>
-    <w:p>
-      <w:r>
-        <w:t>Update the user defined fields on Individual Personal as follows:</w:t>
-      </w:r>
-    </w:p>
-    <w:tbl>
-      <w:tblPr>
-        <w:tblStyle w:val="GridTable1Light-Accent2"/>
-        <w:tblW w:w="3415" w:type="dxa"/>
-        <w:tblLook w:val="04A0" w:firstRow="1" w:lastRow="0" w:firstColumn="1" w:lastColumn="0" w:noHBand="0" w:noVBand="1"/>
-      </w:tblPr>
-      <w:tblGrid>
-        <w:gridCol w:w="1279"/>
-        <w:gridCol w:w="2136"/>
-      </w:tblGrid>
-      <w:tr>
-        <w:trPr>
-          <w:cnfStyle w:val="100000000000" w:firstRow="1" w:lastRow="0" w:firstColumn="0" w:lastColumn="0" w:oddVBand="0" w:evenVBand="0" w:oddHBand="0" w:evenHBand="0" w:firstRowFirstColumn="0" w:firstRowLastColumn="0" w:lastRowFirstColumn="0" w:lastRowLastColumn="0"/>
-          <w:trHeight w:val="288"/>
-        </w:trPr>
-        <w:tc>
-          <w:tcPr>
-            <w:cnfStyle w:val="001000000000" w:firstRow="0" w:lastRow="0" w:firstColumn="1" w:lastColumn="0" w:oddVBand="0" w:evenVBand="0" w:oddHBand="0" w:evenHBand="0" w:firstRowFirstColumn="0" w:firstRowLastColumn="0" w:lastRowFirstColumn="0" w:lastRowLastColumn="0"/>
-            <w:tcW w:w="1279" w:type="dxa"/>
-            <w:noWrap/>
-            <w:hideMark/>
-          </w:tcPr>
-          <w:p>
-            <w:pPr>
-              <w:rPr>
-                <w:rFonts w:ascii="Aptos Narrow" w:eastAsia="Times New Roman" w:hAnsi="Aptos Narrow" w:cs="Times New Roman"/>
-                <w:b w:val="0"/>
-                <w:bCs w:val="0"/>
-                <w:color w:val="000000"/>
-              </w:rPr>
-            </w:pPr>
-            <w:r>
-              <w:rPr>
-                <w:rFonts w:ascii="Aptos Narrow" w:eastAsia="Times New Roman" w:hAnsi="Aptos Narrow" w:cs="Times New Roman"/>
-                <w:b w:val="0"/>
-                <w:bCs w:val="0"/>
-                <w:color w:val="000000"/>
-              </w:rPr>
-              <w:t>user_ind_1</w:t>
-            </w:r>
-          </w:p>
-        </w:tc>
-        <w:tc>
-          <w:tcPr>
-            <w:tcW w:w="2136" w:type="dxa"/>
-            <w:noWrap/>
-            <w:hideMark/>
-          </w:tcPr>
-          <w:p>
-            <w:pPr>
-              <w:cnfStyle w:val="100000000000" w:firstRow="1" w:lastRow="0" w:firstColumn="0" w:lastColumn="0" w:oddVBand="0" w:evenVBand="0" w:oddHBand="0" w:evenHBand="0" w:firstRowFirstColumn="0" w:firstRowLastColumn="0" w:lastRowFirstColumn="0" w:lastRowLastColumn="0"/>
-              <w:rPr>
-                <w:rFonts w:ascii="Aptos Narrow" w:eastAsia="Times New Roman" w:hAnsi="Aptos Narrow" w:cs="Times New Roman"/>
-                <w:color w:val="000000"/>
-              </w:rPr>
-            </w:pPr>
-            <w:r>
-              <w:rPr>
-                <w:rFonts w:ascii="Aptos Narrow" w:eastAsia="Times New Roman" w:hAnsi="Aptos Narrow" w:cs="Times New Roman"/>
-                <w:b w:val="0"/>
-                <w:bCs w:val="0"/>
-                <w:color w:val="000000"/>
-              </w:rPr>
-              <w:t>NIC Flag</w:t>
-            </w:r>
-            <w:r>
-              <w:rPr>
-                <w:rFonts w:ascii="Aptos Narrow" w:eastAsia="Times New Roman" w:hAnsi="Aptos Narrow" w:cs="Times New Roman"/>
-                <w:b w:val="0"/>
-                <w:bCs w:val="0"/>
-                <w:color w:val="000000"/>
-              </w:rPr>
-              <w:t xml:space="preserve"> (Column 34)</w:t>
-            </w:r>
-          </w:p>
-        </w:tc>
-      </w:tr>
-      <w:tr>
-        <w:trPr>
-          <w:trHeight w:val="288"/>
-        </w:trPr>
-        <w:tc>
-          <w:tcPr>
-            <w:cnfStyle w:val="001000000000" w:firstRow="0" w:lastRow="0" w:firstColumn="1" w:lastColumn="0" w:oddVBand="0" w:evenVBand="0" w:oddHBand="0" w:evenHBand="0" w:firstRowFirstColumn="0" w:firstRowLastColumn="0" w:lastRowFirstColumn="0" w:lastRowLastColumn="0"/>
-            <w:tcW w:w="1279" w:type="dxa"/>
-            <w:noWrap/>
-          </w:tcPr>
-          <w:p>
-            <w:pPr>
-              <w:rPr>
-                <w:rFonts w:ascii="Aptos Narrow" w:eastAsia="Times New Roman" w:hAnsi="Aptos Narrow" w:cs="Times New Roman"/>
-                <w:b w:val="0"/>
-                <w:bCs w:val="0"/>
-                <w:color w:val="000000"/>
-              </w:rPr>
-            </w:pPr>
-            <w:r>
-              <w:rPr>
-                <w:rFonts w:ascii="Aptos Narrow" w:eastAsia="Times New Roman" w:hAnsi="Aptos Narrow" w:cs="Times New Roman"/>
-                <w:b w:val="0"/>
-                <w:bCs w:val="0"/>
-                <w:color w:val="000000"/>
-              </w:rPr>
-              <w:t>user_ind_2</w:t>
-            </w:r>
-          </w:p>
-        </w:tc>
-        <w:tc>
-          <w:tcPr>
-            <w:tcW w:w="2136" w:type="dxa"/>
-            <w:noWrap/>
-          </w:tcPr>
-          <w:p>
-            <w:pPr>
-              <w:cnfStyle w:val="000000000000" w:firstRow="0" w:lastRow="0" w:firstColumn="0" w:lastColumn="0" w:oddVBand="0" w:evenVBand="0" w:oddHBand="0" w:evenHBand="0" w:firstRowFirstColumn="0" w:firstRowLastColumn="0" w:lastRowFirstColumn="0" w:lastRowLastColumn="0"/>
-              <w:rPr>
-                <w:rFonts w:ascii="Aptos Narrow" w:eastAsia="Times New Roman" w:hAnsi="Aptos Narrow" w:cs="Times New Roman"/>
-                <w:color w:val="000000"/>
-              </w:rPr>
-            </w:pPr>
-            <w:r>
-              <w:rPr>
-                <w:rFonts w:ascii="Aptos Narrow" w:eastAsia="Times New Roman" w:hAnsi="Aptos Narrow" w:cs="Times New Roman"/>
-                <w:color w:val="000000"/>
-              </w:rPr>
-              <w:t>Tax Flag</w:t>
-            </w:r>
-            <w:r>
-              <w:rPr>
-                <w:rFonts w:ascii="Aptos Narrow" w:eastAsia="Times New Roman" w:hAnsi="Aptos Narrow" w:cs="Times New Roman"/>
-                <w:color w:val="000000"/>
-              </w:rPr>
-              <w:t xml:space="preserve"> (Column 33)</w:t>
-            </w:r>
-          </w:p>
-        </w:tc>
-      </w:tr>
-    </w:tbl>
-    <w:p/>
-    <w:p>
-      <w:pPr>
-        <w:pStyle w:val="Heading5"/>
-      </w:pPr>
-    </w:p>
-    <w:p>
-      <w:pPr>
-        <w:pStyle w:val="Heading5"/>
-      </w:pPr>
-      <w:r>
-        <w:t>Update Tax Celling Amount</w:t>
-      </w:r>
-    </w:p>
-    <w:p>
-      <w:r>
-        <w:t xml:space="preserve">Update user defined field on Employee (table </w:t>
-      </w:r>
-      <w:proofErr w:type="spellStart"/>
-      <w:r>
-        <w:t>DBShrpn.dbo.employee</w:t>
-      </w:r>
-      <w:proofErr w:type="spellEnd"/>
-      <w:r>
-        <w:t>)</w:t>
-      </w:r>
-    </w:p>
-    <w:tbl>
-      <w:tblPr>
-        <w:tblStyle w:val="GridTable1Light-Accent2"/>
-        <w:tblW w:w="5303" w:type="dxa"/>
-        <w:tblLook w:val="04A0" w:firstRow="1" w:lastRow="0" w:firstColumn="1" w:lastColumn="0" w:noHBand="0" w:noVBand="1"/>
-      </w:tblPr>
-      <w:tblGrid>
-        <w:gridCol w:w="2165"/>
-        <w:gridCol w:w="3138"/>
-      </w:tblGrid>
-      <w:tr>
-        <w:trPr>
-          <w:cnfStyle w:val="100000000000" w:firstRow="1" w:lastRow="0" w:firstColumn="0" w:lastColumn="0" w:oddVBand="0" w:evenVBand="0" w:oddHBand="0" w:evenHBand="0" w:firstRowFirstColumn="0" w:firstRowLastColumn="0" w:lastRowFirstColumn="0" w:lastRowLastColumn="0"/>
-          <w:trHeight w:val="288"/>
-        </w:trPr>
-        <w:tc>
-          <w:tcPr>
-            <w:cnfStyle w:val="001000000000" w:firstRow="0" w:lastRow="0" w:firstColumn="1" w:lastColumn="0" w:oddVBand="0" w:evenVBand="0" w:oddHBand="0" w:evenHBand="0" w:firstRowFirstColumn="0" w:firstRowLastColumn="0" w:lastRowFirstColumn="0" w:lastRowLastColumn="0"/>
-            <w:tcW w:w="2165" w:type="dxa"/>
-            <w:noWrap/>
-          </w:tcPr>
-          <w:p>
-            <w:pPr>
-              <w:rPr>
-                <w:rFonts w:ascii="Aptos Narrow" w:eastAsia="Times New Roman" w:hAnsi="Aptos Narrow" w:cs="Times New Roman"/>
-                <w:b w:val="0"/>
-                <w:bCs w:val="0"/>
-                <w:color w:val="000000"/>
-              </w:rPr>
-            </w:pPr>
-            <w:r>
-              <w:rPr>
-                <w:rFonts w:ascii="Aptos Narrow" w:eastAsia="Times New Roman" w:hAnsi="Aptos Narrow" w:cs="Times New Roman"/>
-                <w:b w:val="0"/>
-                <w:bCs w:val="0"/>
-                <w:color w:val="000000"/>
-              </w:rPr>
-              <w:t>user_</w:t>
-            </w:r>
-            <w:r>
-              <w:rPr>
-                <w:rFonts w:ascii="Aptos Narrow" w:eastAsia="Times New Roman" w:hAnsi="Aptos Narrow" w:cs="Times New Roman"/>
-                <w:b w:val="0"/>
-                <w:bCs w:val="0"/>
-                <w:color w:val="000000"/>
-              </w:rPr>
-              <w:t>monetary_amt_1</w:t>
-            </w:r>
-          </w:p>
-        </w:tc>
-        <w:tc>
-          <w:tcPr>
-            <w:tcW w:w="3138" w:type="dxa"/>
-            <w:noWrap/>
-          </w:tcPr>
-          <w:p>
-            <w:pPr>
-              <w:cnfStyle w:val="100000000000" w:firstRow="1" w:lastRow="0" w:firstColumn="0" w:lastColumn="0" w:oddVBand="0" w:evenVBand="0" w:oddHBand="0" w:evenHBand="0" w:firstRowFirstColumn="0" w:firstRowLastColumn="0" w:lastRowFirstColumn="0" w:lastRowLastColumn="0"/>
-              <w:rPr>
-                <w:rFonts w:ascii="Aptos Narrow" w:eastAsia="Times New Roman" w:hAnsi="Aptos Narrow" w:cs="Times New Roman"/>
-                <w:b w:val="0"/>
-                <w:bCs w:val="0"/>
-                <w:color w:val="000000"/>
-              </w:rPr>
-            </w:pPr>
-            <w:r>
-              <w:rPr>
-                <w:rFonts w:ascii="Aptos Narrow" w:eastAsia="Times New Roman" w:hAnsi="Aptos Narrow" w:cs="Times New Roman"/>
-                <w:b w:val="0"/>
-                <w:bCs w:val="0"/>
-                <w:color w:val="000000"/>
-              </w:rPr>
-              <w:t>Tax Ceiling Amount (Column 35)</w:t>
-            </w:r>
-          </w:p>
-        </w:tc>
-      </w:tr>
-    </w:tbl>
+        <w:t xml:space="preserve"> to ‘Y’.</w:t>
+      </w:r>
+    </w:p>
+    <w:p>
+      <w:pPr>
+        <w:pStyle w:val="ListParagraph"/>
+      </w:pPr>
+    </w:p>
     <w:p/>
     <w:p>
       <w:pPr>
@@ -15400,15 +15244,7 @@
             </w:r>
             <w:proofErr w:type="spellEnd"/>
             <w:r>
-              <w:t xml:space="preserve"> of employees that already </w:t>
-            </w:r>
-            <w:proofErr w:type="gramStart"/>
-            <w:r>
-              <w:t>exist:</w:t>
-            </w:r>
-            <w:proofErr w:type="gramEnd"/>
-            <w:r>
-              <w:t xml:space="preserve"> @1</w:t>
+              <w:t xml:space="preserve"> of employees that already exist: @1</w:t>
             </w:r>
           </w:p>
         </w:tc>
@@ -15494,15 +15330,7 @@
               <w:cnfStyle w:val="000000000000" w:firstRow="0" w:lastRow="0" w:firstColumn="0" w:lastColumn="0" w:oddVBand="0" w:evenVBand="0" w:oddHBand="0" w:evenHBand="0" w:firstRowFirstColumn="0" w:firstRowLastColumn="0" w:lastRowFirstColumn="0" w:lastRowLastColumn="0"/>
             </w:pPr>
             <w:r>
-              <w:t>This employee, @</w:t>
-            </w:r>
-            <w:proofErr w:type="gramStart"/>
-            <w:r>
-              <w:t>1,NIS</w:t>
-            </w:r>
-            <w:proofErr w:type="gramEnd"/>
-            <w:r>
-              <w:t xml:space="preserve"> </w:t>
+              <w:t xml:space="preserve">This employee, @1,NIS </w:t>
             </w:r>
             <w:proofErr w:type="spellStart"/>
             <w:r>
@@ -15518,15 +15346,7 @@
             </w:r>
             <w:proofErr w:type="spellEnd"/>
             <w:r>
-              <w:t xml:space="preserve"> </w:t>
-            </w:r>
-            <w:proofErr w:type="gramStart"/>
-            <w:r>
-              <w:t>is:</w:t>
-            </w:r>
-            <w:proofErr w:type="gramEnd"/>
-            <w:r>
-              <w:t xml:space="preserve"> @2</w:t>
+              <w:t xml:space="preserve"> is: @2</w:t>
             </w:r>
           </w:p>
         </w:tc>
@@ -15638,15 +15458,7 @@
               <w:cnfStyle w:val="000000000000" w:firstRow="0" w:lastRow="0" w:firstColumn="0" w:lastColumn="0" w:oddVBand="0" w:evenVBand="0" w:oddHBand="0" w:evenHBand="0" w:firstRowFirstColumn="0" w:firstRowLastColumn="0" w:lastRowFirstColumn="0" w:lastRowLastColumn="0"/>
             </w:pPr>
             <w:r>
-              <w:t xml:space="preserve">Pay Group, @1, does not </w:t>
-            </w:r>
-            <w:proofErr w:type="gramStart"/>
-            <w:r>
-              <w:t>exists</w:t>
-            </w:r>
-            <w:proofErr w:type="gramEnd"/>
-            <w:r>
-              <w:t xml:space="preserve"> for employee, @2 - defaulting 99999</w:t>
+              <w:t>Pay Group, @1, does not exists for employee, @2 - defaulting 99999</w:t>
             </w:r>
           </w:p>
         </w:tc>
@@ -15895,7 +15707,6 @@
       <w:bookmarkStart w:id="38" w:name="_Toc220498141"/>
       <w:proofErr w:type="spellStart"/>
       <w:r>
-        <w:lastRenderedPageBreak/>
         <w:t>DBShrpn.dbo.usp_ins_salary_change</w:t>
       </w:r>
       <w:bookmarkEnd w:id="38"/>
@@ -15947,13 +15758,8 @@
             <w:pPr>
               <w:cnfStyle w:val="100000000000" w:firstRow="1" w:lastRow="0" w:firstColumn="0" w:lastColumn="0" w:oddVBand="0" w:evenVBand="0" w:oddHBand="0" w:evenHBand="0" w:firstRowFirstColumn="0" w:firstRowLastColumn="0" w:lastRowFirstColumn="0" w:lastRowLastColumn="0"/>
             </w:pPr>
-            <w:proofErr w:type="gramStart"/>
-            <w:r>
-              <w:t>VARCHAR(</w:t>
-            </w:r>
-            <w:proofErr w:type="gramEnd"/>
-            <w:r>
-              <w:t>30)</w:t>
+            <w:r>
+              <w:t>VARCHAR(30)</w:t>
             </w:r>
           </w:p>
         </w:tc>
@@ -15994,13 +15800,8 @@
             <w:pPr>
               <w:cnfStyle w:val="000000000000" w:firstRow="0" w:lastRow="0" w:firstColumn="0" w:lastColumn="0" w:oddVBand="0" w:evenVBand="0" w:oddHBand="0" w:evenHBand="0" w:firstRowFirstColumn="0" w:firstRowLastColumn="0" w:lastRowFirstColumn="0" w:lastRowLastColumn="0"/>
             </w:pPr>
-            <w:proofErr w:type="gramStart"/>
-            <w:r>
-              <w:t>VARCHAR(</w:t>
-            </w:r>
-            <w:proofErr w:type="gramEnd"/>
-            <w:r>
-              <w:t>08)</w:t>
+            <w:r>
+              <w:t>VARCHAR(08)</w:t>
             </w:r>
           </w:p>
         </w:tc>
@@ -16041,13 +15842,8 @@
             <w:pPr>
               <w:cnfStyle w:val="000000000000" w:firstRow="0" w:lastRow="0" w:firstColumn="0" w:lastColumn="0" w:oddVBand="0" w:evenVBand="0" w:oddHBand="0" w:evenHBand="0" w:firstRowFirstColumn="0" w:firstRowLastColumn="0" w:lastRowFirstColumn="0" w:lastRowLastColumn="0"/>
             </w:pPr>
-            <w:proofErr w:type="gramStart"/>
-            <w:r>
-              <w:t>VARCHAR(</w:t>
-            </w:r>
-            <w:proofErr w:type="gramEnd"/>
-            <w:r>
-              <w:t>30)</w:t>
+            <w:r>
+              <w:t>VARCHAR(30)</w:t>
             </w:r>
           </w:p>
         </w:tc>
@@ -16305,13 +16101,8 @@
               <w:cnfStyle w:val="000000000000" w:firstRow="0" w:lastRow="0" w:firstColumn="0" w:lastColumn="0" w:oddVBand="0" w:evenVBand="0" w:oddHBand="0" w:evenHBand="0" w:firstRowFirstColumn="0" w:firstRowLastColumn="0" w:lastRowFirstColumn="0" w:lastRowLastColumn="0"/>
             </w:pPr>
             <w:r>
-              <w:t xml:space="preserve">Employee, @1, does not </w:t>
-            </w:r>
-            <w:proofErr w:type="gramStart"/>
-            <w:r>
-              <w:t>exists</w:t>
-            </w:r>
-            <w:proofErr w:type="gramEnd"/>
+              <w:t>Employee, @1, does not exists</w:t>
+            </w:r>
           </w:p>
         </w:tc>
       </w:tr>
@@ -16336,15 +16127,7 @@
               <w:cnfStyle w:val="000000000000" w:firstRow="0" w:lastRow="0" w:firstColumn="0" w:lastColumn="0" w:oddVBand="0" w:evenVBand="0" w:oddHBand="0" w:evenHBand="0" w:firstRowFirstColumn="0" w:firstRowLastColumn="0" w:lastRowFirstColumn="0" w:lastRowLastColumn="0"/>
             </w:pPr>
             <w:r>
-              <w:t xml:space="preserve">Pay Group, @1, does not </w:t>
-            </w:r>
-            <w:proofErr w:type="gramStart"/>
-            <w:r>
-              <w:t>exists</w:t>
-            </w:r>
-            <w:proofErr w:type="gramEnd"/>
-            <w:r>
-              <w:t xml:space="preserve"> for employee, @2 - defaulting 99999</w:t>
+              <w:t>Pay Group, @1, does not exists for employee, @2 - defaulting 99999</w:t>
             </w:r>
           </w:p>
         </w:tc>
@@ -16370,15 +16153,7 @@
               <w:cnfStyle w:val="000000000000" w:firstRow="0" w:lastRow="0" w:firstColumn="0" w:lastColumn="0" w:oddVBand="0" w:evenVBand="0" w:oddHBand="0" w:evenHBand="0" w:firstRowFirstColumn="0" w:firstRowLastColumn="0" w:lastRowFirstColumn="0" w:lastRowLastColumn="0"/>
             </w:pPr>
             <w:r>
-              <w:t>The new effective date, @</w:t>
-            </w:r>
-            <w:proofErr w:type="gramStart"/>
-            <w:r>
-              <w:t>1 ,</w:t>
-            </w:r>
-            <w:proofErr w:type="gramEnd"/>
-            <w:r>
-              <w:t xml:space="preserve"> for employee, @2, must be greater than the current effective date</w:t>
+              <w:t>The new effective date, @1 , for employee, @2, must be greater than the current effective date</w:t>
             </w:r>
           </w:p>
         </w:tc>
@@ -16572,13 +16347,8 @@
             <w:pPr>
               <w:cnfStyle w:val="100000000000" w:firstRow="1" w:lastRow="0" w:firstColumn="0" w:lastColumn="0" w:oddVBand="0" w:evenVBand="0" w:oddHBand="0" w:evenHBand="0" w:firstRowFirstColumn="0" w:firstRowLastColumn="0" w:lastRowFirstColumn="0" w:lastRowLastColumn="0"/>
             </w:pPr>
-            <w:proofErr w:type="gramStart"/>
-            <w:r>
-              <w:t>VARCHAR(</w:t>
-            </w:r>
-            <w:proofErr w:type="gramEnd"/>
-            <w:r>
-              <w:t>30)</w:t>
+            <w:r>
+              <w:t>VARCHAR(30)</w:t>
             </w:r>
           </w:p>
         </w:tc>
@@ -16619,13 +16389,8 @@
             <w:pPr>
               <w:cnfStyle w:val="000000000000" w:firstRow="0" w:lastRow="0" w:firstColumn="0" w:lastColumn="0" w:oddVBand="0" w:evenVBand="0" w:oddHBand="0" w:evenHBand="0" w:firstRowFirstColumn="0" w:firstRowLastColumn="0" w:lastRowFirstColumn="0" w:lastRowLastColumn="0"/>
             </w:pPr>
-            <w:proofErr w:type="gramStart"/>
-            <w:r>
-              <w:t>VARCHAR(</w:t>
-            </w:r>
-            <w:proofErr w:type="gramEnd"/>
-            <w:r>
-              <w:t>08)</w:t>
+            <w:r>
+              <w:t>VARCHAR(08)</w:t>
             </w:r>
           </w:p>
         </w:tc>
@@ -16666,13 +16431,8 @@
             <w:pPr>
               <w:cnfStyle w:val="000000000000" w:firstRow="0" w:lastRow="0" w:firstColumn="0" w:lastColumn="0" w:oddVBand="0" w:evenVBand="0" w:oddHBand="0" w:evenHBand="0" w:firstRowFirstColumn="0" w:firstRowLastColumn="0" w:lastRowFirstColumn="0" w:lastRowLastColumn="0"/>
             </w:pPr>
-            <w:proofErr w:type="gramStart"/>
-            <w:r>
-              <w:t>VARCHAR(</w:t>
-            </w:r>
-            <w:proofErr w:type="gramEnd"/>
-            <w:r>
-              <w:t>30)</w:t>
+            <w:r>
+              <w:t>VARCHAR(30)</w:t>
             </w:r>
           </w:p>
         </w:tc>
@@ -16742,7 +16502,6 @@
         <w:pStyle w:val="Heading5"/>
       </w:pPr>
       <w:r>
-        <w:lastRenderedPageBreak/>
         <w:t>Description</w:t>
       </w:r>
     </w:p>
@@ -16940,19 +16699,11 @@
       </w:r>
       <w:proofErr w:type="spellStart"/>
       <w:r>
-        <w:t>emp_</w:t>
-      </w:r>
-      <w:proofErr w:type="gramStart"/>
-      <w:r>
-        <w:t>pmt</w:t>
+        <w:t>emp_pmt</w:t>
       </w:r>
       <w:proofErr w:type="spellEnd"/>
       <w:r>
-        <w:t>(</w:t>
-      </w:r>
-      <w:proofErr w:type="gramEnd"/>
-      <w:r>
-        <w:t>*) tables.</w:t>
+        <w:t>(*) tables.</w:t>
       </w:r>
     </w:p>
     <w:p>
@@ -17032,15 +16783,7 @@
       </w:r>
       <w:proofErr w:type="spellStart"/>
       <w:r>
-        <w:t>DBShrpn.dbo.emp_</w:t>
-      </w:r>
-      <w:proofErr w:type="gramStart"/>
-      <w:r>
-        <w:t>employment.labor</w:t>
-      </w:r>
-      <w:proofErr w:type="gramEnd"/>
-      <w:r>
-        <w:t>_grp_code</w:t>
+        <w:t>DBShrpn.dbo.emp_employment.labor_grp_code</w:t>
       </w:r>
       <w:proofErr w:type="spellEnd"/>
       <w:r>
@@ -17310,13 +17053,8 @@
               <w:cnfStyle w:val="000000000000" w:firstRow="0" w:lastRow="0" w:firstColumn="0" w:lastColumn="0" w:oddVBand="0" w:evenVBand="0" w:oddHBand="0" w:evenHBand="0" w:firstRowFirstColumn="0" w:firstRowLastColumn="0" w:lastRowFirstColumn="0" w:lastRowLastColumn="0"/>
             </w:pPr>
             <w:r>
-              <w:t xml:space="preserve">Employee, @1, does not </w:t>
-            </w:r>
-            <w:proofErr w:type="gramStart"/>
-            <w:r>
-              <w:t>exists</w:t>
-            </w:r>
-            <w:proofErr w:type="gramEnd"/>
+              <w:t>Employee, @1, does not exists</w:t>
+            </w:r>
           </w:p>
         </w:tc>
       </w:tr>
@@ -17685,13 +17423,8 @@
             <w:pPr>
               <w:cnfStyle w:val="100000000000" w:firstRow="1" w:lastRow="0" w:firstColumn="0" w:lastColumn="0" w:oddVBand="0" w:evenVBand="0" w:oddHBand="0" w:evenHBand="0" w:firstRowFirstColumn="0" w:firstRowLastColumn="0" w:lastRowFirstColumn="0" w:lastRowLastColumn="0"/>
             </w:pPr>
-            <w:proofErr w:type="gramStart"/>
-            <w:r>
-              <w:t>VARCHAR(</w:t>
-            </w:r>
-            <w:proofErr w:type="gramEnd"/>
-            <w:r>
-              <w:t>30)</w:t>
+            <w:r>
+              <w:t>VARCHAR(30)</w:t>
             </w:r>
           </w:p>
         </w:tc>
@@ -17732,13 +17465,8 @@
             <w:pPr>
               <w:cnfStyle w:val="000000000000" w:firstRow="0" w:lastRow="0" w:firstColumn="0" w:lastColumn="0" w:oddVBand="0" w:evenVBand="0" w:oddHBand="0" w:evenHBand="0" w:firstRowFirstColumn="0" w:firstRowLastColumn="0" w:lastRowFirstColumn="0" w:lastRowLastColumn="0"/>
             </w:pPr>
-            <w:proofErr w:type="gramStart"/>
-            <w:r>
-              <w:t>VARCHAR(</w:t>
-            </w:r>
-            <w:proofErr w:type="gramEnd"/>
-            <w:r>
-              <w:t>08)</w:t>
+            <w:r>
+              <w:t>VARCHAR(08)</w:t>
             </w:r>
           </w:p>
         </w:tc>
@@ -17779,13 +17507,8 @@
             <w:pPr>
               <w:cnfStyle w:val="000000000000" w:firstRow="0" w:lastRow="0" w:firstColumn="0" w:lastColumn="0" w:oddVBand="0" w:evenVBand="0" w:oddHBand="0" w:evenHBand="0" w:firstRowFirstColumn="0" w:firstRowLastColumn="0" w:lastRowFirstColumn="0" w:lastRowLastColumn="0"/>
             </w:pPr>
-            <w:proofErr w:type="gramStart"/>
-            <w:r>
-              <w:t>VARCHAR(</w:t>
-            </w:r>
-            <w:proofErr w:type="gramEnd"/>
-            <w:r>
-              <w:t>30)</w:t>
+            <w:r>
+              <w:t>VARCHAR(30)</w:t>
             </w:r>
           </w:p>
         </w:tc>
@@ -17860,15 +17583,7 @@
     </w:p>
     <w:p>
       <w:r>
-        <w:t xml:space="preserve">The name </w:t>
-      </w:r>
-      <w:proofErr w:type="gramStart"/>
-      <w:r>
-        <w:t>change</w:t>
-      </w:r>
-      <w:proofErr w:type="gramEnd"/>
-      <w:r>
-        <w:t xml:space="preserve"> event updates the name fields </w:t>
+        <w:t xml:space="preserve">The name change event updates the name fields </w:t>
       </w:r>
       <w:r>
         <w:t xml:space="preserve">in the </w:t>
@@ -18367,13 +18082,8 @@
               <w:cnfStyle w:val="000000000000" w:firstRow="0" w:lastRow="0" w:firstColumn="0" w:lastColumn="0" w:oddVBand="0" w:evenVBand="0" w:oddHBand="0" w:evenHBand="0" w:firstRowFirstColumn="0" w:firstRowLastColumn="0" w:lastRowFirstColumn="0" w:lastRowLastColumn="0"/>
             </w:pPr>
             <w:r>
-              <w:t xml:space="preserve">Employee, @1, does not </w:t>
-            </w:r>
-            <w:proofErr w:type="gramStart"/>
-            <w:r>
-              <w:t>exists</w:t>
-            </w:r>
-            <w:proofErr w:type="gramEnd"/>
+              <w:t>Employee, @1, does not exists</w:t>
+            </w:r>
           </w:p>
         </w:tc>
       </w:tr>
@@ -18533,13 +18243,8 @@
             <w:pPr>
               <w:cnfStyle w:val="100000000000" w:firstRow="1" w:lastRow="0" w:firstColumn="0" w:lastColumn="0" w:oddVBand="0" w:evenVBand="0" w:oddHBand="0" w:evenHBand="0" w:firstRowFirstColumn="0" w:firstRowLastColumn="0" w:lastRowFirstColumn="0" w:lastRowLastColumn="0"/>
             </w:pPr>
-            <w:proofErr w:type="gramStart"/>
-            <w:r>
-              <w:t>VARCHAR(</w:t>
-            </w:r>
-            <w:proofErr w:type="gramEnd"/>
-            <w:r>
-              <w:t>30)</w:t>
+            <w:r>
+              <w:t>VARCHAR(30)</w:t>
             </w:r>
           </w:p>
         </w:tc>
@@ -18580,13 +18285,8 @@
             <w:pPr>
               <w:cnfStyle w:val="000000000000" w:firstRow="0" w:lastRow="0" w:firstColumn="0" w:lastColumn="0" w:oddVBand="0" w:evenVBand="0" w:oddHBand="0" w:evenHBand="0" w:firstRowFirstColumn="0" w:firstRowLastColumn="0" w:lastRowFirstColumn="0" w:lastRowLastColumn="0"/>
             </w:pPr>
-            <w:proofErr w:type="gramStart"/>
-            <w:r>
-              <w:t>VARCHAR(</w:t>
-            </w:r>
-            <w:proofErr w:type="gramEnd"/>
-            <w:r>
-              <w:t>08)</w:t>
+            <w:r>
+              <w:t>VARCHAR(08)</w:t>
             </w:r>
           </w:p>
         </w:tc>
@@ -18627,13 +18327,8 @@
             <w:pPr>
               <w:cnfStyle w:val="000000000000" w:firstRow="0" w:lastRow="0" w:firstColumn="0" w:lastColumn="0" w:oddVBand="0" w:evenVBand="0" w:oddHBand="0" w:evenHBand="0" w:firstRowFirstColumn="0" w:firstRowLastColumn="0" w:lastRowFirstColumn="0" w:lastRowLastColumn="0"/>
             </w:pPr>
-            <w:proofErr w:type="gramStart"/>
-            <w:r>
-              <w:t>VARCHAR(</w:t>
-            </w:r>
-            <w:proofErr w:type="gramEnd"/>
-            <w:r>
-              <w:t>30)</w:t>
+            <w:r>
+              <w:t>VARCHAR(30)</w:t>
             </w:r>
           </w:p>
         </w:tc>
@@ -19040,7 +18735,6 @@
         <w:t xml:space="preserve">Update table </w:t>
       </w:r>
       <w:proofErr w:type="spellStart"/>
-      <w:proofErr w:type="gramStart"/>
       <w:r>
         <w:t>DBShrpn</w:t>
       </w:r>
@@ -19049,7 +18743,6 @@
         <w:t>..</w:t>
       </w:r>
       <w:proofErr w:type="spellStart"/>
-      <w:proofErr w:type="gramEnd"/>
       <w:r>
         <w:t>individual_personal</w:t>
       </w:r>
@@ -19116,17 +18809,12 @@
         <w:t xml:space="preserve">Update table </w:t>
       </w:r>
       <w:proofErr w:type="spellStart"/>
-      <w:proofErr w:type="gramStart"/>
       <w:r>
         <w:t>DBShrpn</w:t>
       </w:r>
       <w:proofErr w:type="spellEnd"/>
       <w:r>
-        <w:t>..</w:t>
-      </w:r>
-      <w:proofErr w:type="gramEnd"/>
-      <w:r>
-        <w:t>employee</w:t>
+        <w:t>..employee</w:t>
       </w:r>
     </w:p>
     <w:p>
@@ -19385,13 +19073,8 @@
               <w:cnfStyle w:val="000000000000" w:firstRow="0" w:lastRow="0" w:firstColumn="0" w:lastColumn="0" w:oddVBand="0" w:evenVBand="0" w:oddHBand="0" w:evenHBand="0" w:firstRowFirstColumn="0" w:firstRowLastColumn="0" w:lastRowFirstColumn="0" w:lastRowLastColumn="0"/>
             </w:pPr>
             <w:r>
-              <w:t xml:space="preserve">Employee, @1, does not </w:t>
-            </w:r>
-            <w:proofErr w:type="gramStart"/>
-            <w:r>
-              <w:t>exists</w:t>
-            </w:r>
-            <w:proofErr w:type="gramEnd"/>
+              <w:t>Employee, @1, does not exists</w:t>
+            </w:r>
             <w:r>
               <w:t>.</w:t>
             </w:r>
@@ -19419,15 +19102,7 @@
               <w:cnfStyle w:val="000000000000" w:firstRow="0" w:lastRow="0" w:firstColumn="0" w:lastColumn="0" w:oddVBand="0" w:evenVBand="0" w:oddHBand="0" w:evenHBand="0" w:firstRowFirstColumn="0" w:firstRowLastColumn="0" w:lastRowFirstColumn="0" w:lastRowLastColumn="0"/>
             </w:pPr>
             <w:r>
-              <w:t xml:space="preserve">Cannot Inactivate an employee, @1, if the </w:t>
-            </w:r>
-            <w:proofErr w:type="gramStart"/>
-            <w:r>
-              <w:t>current status</w:t>
-            </w:r>
-            <w:proofErr w:type="gramEnd"/>
-            <w:r>
-              <w:t xml:space="preserve"> is not active.</w:t>
+              <w:t>Cannot Inactivate an employee, @1, if the current status is not active.</w:t>
             </w:r>
           </w:p>
         </w:tc>
@@ -19453,15 +19128,7 @@
               <w:cnfStyle w:val="000000000000" w:firstRow="0" w:lastRow="0" w:firstColumn="0" w:lastColumn="0" w:oddVBand="0" w:evenVBand="0" w:oddHBand="0" w:evenHBand="0" w:firstRowFirstColumn="0" w:firstRowLastColumn="0" w:lastRowFirstColumn="0" w:lastRowLastColumn="0"/>
             </w:pPr>
             <w:r>
-              <w:t xml:space="preserve">Cannot Reactivate an employee, @1, if the </w:t>
-            </w:r>
-            <w:proofErr w:type="gramStart"/>
-            <w:r>
-              <w:t>current status</w:t>
-            </w:r>
-            <w:proofErr w:type="gramEnd"/>
-            <w:r>
-              <w:t xml:space="preserve"> is not inactive.</w:t>
+              <w:t>Cannot Reactivate an employee, @1, if the current status is not inactive.</w:t>
             </w:r>
           </w:p>
         </w:tc>
@@ -19487,23 +19154,7 @@
               <w:cnfStyle w:val="000000000000" w:firstRow="0" w:lastRow="0" w:firstColumn="0" w:lastColumn="0" w:oddVBand="0" w:evenVBand="0" w:oddHBand="0" w:evenHBand="0" w:firstRowFirstColumn="0" w:firstRowLastColumn="0" w:lastRowFirstColumn="0" w:lastRowLastColumn="0"/>
             </w:pPr>
             <w:r>
-              <w:t xml:space="preserve">The </w:t>
-            </w:r>
-            <w:proofErr w:type="gramStart"/>
-            <w:r>
-              <w:t>current status</w:t>
-            </w:r>
-            <w:proofErr w:type="gramEnd"/>
-            <w:r>
-              <w:t xml:space="preserve"> is @1. To Reactivate an employee, @2, the </w:t>
-            </w:r>
-            <w:proofErr w:type="gramStart"/>
-            <w:r>
-              <w:t>current status</w:t>
-            </w:r>
-            <w:proofErr w:type="gramEnd"/>
-            <w:r>
-              <w:t xml:space="preserve"> must be inactive.</w:t>
+              <w:t>The current status is @1. To Reactivate an employee, @2, the current status must be inactive.</w:t>
             </w:r>
           </w:p>
         </w:tc>
@@ -19581,15 +19232,7 @@
               <w:cnfStyle w:val="000000000000" w:firstRow="0" w:lastRow="0" w:firstColumn="0" w:lastColumn="0" w:oddVBand="0" w:evenVBand="0" w:oddHBand="0" w:evenHBand="0" w:firstRowFirstColumn="0" w:firstRowLastColumn="0" w:lastRowFirstColumn="0" w:lastRowLastColumn="0"/>
             </w:pPr>
             <w:r>
-              <w:t xml:space="preserve">The </w:t>
-            </w:r>
-            <w:proofErr w:type="gramStart"/>
-            <w:r>
-              <w:t>current status</w:t>
-            </w:r>
-            <w:proofErr w:type="gramEnd"/>
-            <w:r>
-              <w:t xml:space="preserve"> is @1. Cannot rehire an employee, @2, without a current terminated status.</w:t>
+              <w:t>The current status is @1. Cannot rehire an employee, @2, without a current terminated status.</w:t>
             </w:r>
           </w:p>
         </w:tc>
@@ -19667,15 +19310,7 @@
               <w:cnfStyle w:val="000000000000" w:firstRow="0" w:lastRow="0" w:firstColumn="0" w:lastColumn="0" w:oddVBand="0" w:evenVBand="0" w:oddHBand="0" w:evenHBand="0" w:firstRowFirstColumn="0" w:firstRowLastColumn="0" w:lastRowFirstColumn="0" w:lastRowLastColumn="0"/>
             </w:pPr>
             <w:r>
-              <w:t xml:space="preserve">Cannot terminate employee, @1, if the </w:t>
-            </w:r>
-            <w:proofErr w:type="gramStart"/>
-            <w:r>
-              <w:t>current status</w:t>
-            </w:r>
-            <w:proofErr w:type="gramEnd"/>
-            <w:r>
-              <w:t xml:space="preserve"> is not active or inactive.</w:t>
+              <w:t>Cannot terminate employee, @1, if the current status is not active or inactive.</w:t>
             </w:r>
           </w:p>
         </w:tc>
@@ -19843,13 +19478,8 @@
             <w:pPr>
               <w:cnfStyle w:val="100000000000" w:firstRow="1" w:lastRow="0" w:firstColumn="0" w:lastColumn="0" w:oddVBand="0" w:evenVBand="0" w:oddHBand="0" w:evenHBand="0" w:firstRowFirstColumn="0" w:firstRowLastColumn="0" w:lastRowFirstColumn="0" w:lastRowLastColumn="0"/>
             </w:pPr>
-            <w:proofErr w:type="gramStart"/>
-            <w:r>
-              <w:t>VARCHAR(</w:t>
-            </w:r>
-            <w:proofErr w:type="gramEnd"/>
-            <w:r>
-              <w:t>30)</w:t>
+            <w:r>
+              <w:t>VARCHAR(30)</w:t>
             </w:r>
           </w:p>
         </w:tc>
@@ -19890,13 +19520,8 @@
             <w:pPr>
               <w:cnfStyle w:val="000000000000" w:firstRow="0" w:lastRow="0" w:firstColumn="0" w:lastColumn="0" w:oddVBand="0" w:evenVBand="0" w:oddHBand="0" w:evenHBand="0" w:firstRowFirstColumn="0" w:firstRowLastColumn="0" w:lastRowFirstColumn="0" w:lastRowLastColumn="0"/>
             </w:pPr>
-            <w:proofErr w:type="gramStart"/>
-            <w:r>
-              <w:t>VARCHAR(</w:t>
-            </w:r>
-            <w:proofErr w:type="gramEnd"/>
-            <w:r>
-              <w:t>08)</w:t>
+            <w:r>
+              <w:t>VARCHAR(08)</w:t>
             </w:r>
           </w:p>
         </w:tc>
@@ -19937,13 +19562,8 @@
             <w:pPr>
               <w:cnfStyle w:val="000000000000" w:firstRow="0" w:lastRow="0" w:firstColumn="0" w:lastColumn="0" w:oddVBand="0" w:evenVBand="0" w:oddHBand="0" w:evenHBand="0" w:firstRowFirstColumn="0" w:firstRowLastColumn="0" w:lastRowFirstColumn="0" w:lastRowLastColumn="0"/>
             </w:pPr>
-            <w:proofErr w:type="gramStart"/>
-            <w:r>
-              <w:t>VARCHAR(</w:t>
-            </w:r>
-            <w:proofErr w:type="gramEnd"/>
-            <w:r>
-              <w:t>30)</w:t>
+            <w:r>
+              <w:t>VARCHAR(30)</w:t>
             </w:r>
           </w:p>
         </w:tc>
@@ -20560,15 +20180,7 @@
               <w:cnfStyle w:val="000000000000" w:firstRow="0" w:lastRow="0" w:firstColumn="0" w:lastColumn="0" w:oddVBand="0" w:evenVBand="0" w:oddHBand="0" w:evenHBand="0" w:firstRowFirstColumn="0" w:firstRowLastColumn="0" w:lastRowFirstColumn="0" w:lastRowLastColumn="0"/>
             </w:pPr>
             <w:r>
-              <w:t xml:space="preserve">Employee, @1, does not </w:t>
-            </w:r>
-            <w:proofErr w:type="gramStart"/>
-            <w:r>
-              <w:t>exists</w:t>
-            </w:r>
-            <w:proofErr w:type="gramEnd"/>
-            <w:r>
-              <w:t>.</w:t>
+              <w:t>Employee, @1, does not exists.</w:t>
             </w:r>
           </w:p>
           <w:p>
@@ -20692,15 +20304,7 @@
               <w:cnfStyle w:val="000000000000" w:firstRow="0" w:lastRow="0" w:firstColumn="0" w:lastColumn="0" w:oddVBand="0" w:evenVBand="0" w:oddHBand="0" w:evenHBand="0" w:firstRowFirstColumn="0" w:firstRowLastColumn="0" w:lastRowFirstColumn="0" w:lastRowLastColumn="0"/>
             </w:pPr>
             <w:r>
-              <w:t xml:space="preserve">The stop date must be the same or later than the employee </w:t>
-            </w:r>
-            <w:proofErr w:type="gramStart"/>
-            <w:r>
-              <w:t>pay</w:t>
-            </w:r>
-            <w:proofErr w:type="gramEnd"/>
-            <w:r>
-              <w:t xml:space="preserve"> element effective date for employee, @1.</w:t>
+              <w:t>The stop date must be the same or later than the employee pay element effective date for employee, @1.</w:t>
             </w:r>
           </w:p>
           <w:p>
@@ -20872,13 +20476,8 @@
             <w:pPr>
               <w:cnfStyle w:val="100000000000" w:firstRow="1" w:lastRow="0" w:firstColumn="0" w:lastColumn="0" w:oddVBand="0" w:evenVBand="0" w:oddHBand="0" w:evenHBand="0" w:firstRowFirstColumn="0" w:firstRowLastColumn="0" w:lastRowFirstColumn="0" w:lastRowLastColumn="0"/>
             </w:pPr>
-            <w:proofErr w:type="gramStart"/>
-            <w:r>
-              <w:t>VARCHAR(</w:t>
-            </w:r>
-            <w:proofErr w:type="gramEnd"/>
-            <w:r>
-              <w:t>30)</w:t>
+            <w:r>
+              <w:t>VARCHAR(30)</w:t>
             </w:r>
           </w:p>
         </w:tc>
@@ -20919,13 +20518,8 @@
             <w:pPr>
               <w:cnfStyle w:val="000000000000" w:firstRow="0" w:lastRow="0" w:firstColumn="0" w:lastColumn="0" w:oddVBand="0" w:evenVBand="0" w:oddHBand="0" w:evenHBand="0" w:firstRowFirstColumn="0" w:firstRowLastColumn="0" w:lastRowFirstColumn="0" w:lastRowLastColumn="0"/>
             </w:pPr>
-            <w:proofErr w:type="gramStart"/>
-            <w:r>
-              <w:t>VARCHAR(</w:t>
-            </w:r>
-            <w:proofErr w:type="gramEnd"/>
-            <w:r>
-              <w:t>08)</w:t>
+            <w:r>
+              <w:t>VARCHAR(08)</w:t>
             </w:r>
           </w:p>
         </w:tc>
@@ -20966,13 +20560,8 @@
             <w:pPr>
               <w:cnfStyle w:val="000000000000" w:firstRow="0" w:lastRow="0" w:firstColumn="0" w:lastColumn="0" w:oddVBand="0" w:evenVBand="0" w:oddHBand="0" w:evenHBand="0" w:firstRowFirstColumn="0" w:firstRowLastColumn="0" w:lastRowFirstColumn="0" w:lastRowLastColumn="0"/>
             </w:pPr>
-            <w:proofErr w:type="gramStart"/>
-            <w:r>
-              <w:t>VARCHAR(</w:t>
-            </w:r>
-            <w:proofErr w:type="gramEnd"/>
-            <w:r>
-              <w:t>30)</w:t>
+            <w:r>
+              <w:t>VARCHAR(30)</w:t>
             </w:r>
           </w:p>
         </w:tc>
@@ -21467,15 +21056,7 @@
               <w:cnfStyle w:val="000000000000" w:firstRow="0" w:lastRow="0" w:firstColumn="0" w:lastColumn="0" w:oddVBand="0" w:evenVBand="0" w:oddHBand="0" w:evenHBand="0" w:firstRowFirstColumn="0" w:firstRowLastColumn="0" w:lastRowFirstColumn="0" w:lastRowLastColumn="0"/>
             </w:pPr>
             <w:r>
-              <w:t xml:space="preserve">Employee, @1, does not </w:t>
-            </w:r>
-            <w:proofErr w:type="gramStart"/>
-            <w:r>
-              <w:t>exists</w:t>
-            </w:r>
-            <w:proofErr w:type="gramEnd"/>
-            <w:r>
-              <w:t>.</w:t>
+              <w:t>Employee, @1, does not exists.</w:t>
             </w:r>
           </w:p>
           <w:p>
@@ -21832,13 +21413,8 @@
             <w:pPr>
               <w:cnfStyle w:val="100000000000" w:firstRow="1" w:lastRow="0" w:firstColumn="0" w:lastColumn="0" w:oddVBand="0" w:evenVBand="0" w:oddHBand="0" w:evenHBand="0" w:firstRowFirstColumn="0" w:firstRowLastColumn="0" w:lastRowFirstColumn="0" w:lastRowLastColumn="0"/>
             </w:pPr>
-            <w:proofErr w:type="gramStart"/>
-            <w:r>
-              <w:t>VARCHAR(</w:t>
-            </w:r>
-            <w:proofErr w:type="gramEnd"/>
-            <w:r>
-              <w:t>30)</w:t>
+            <w:r>
+              <w:t>VARCHAR(30)</w:t>
             </w:r>
           </w:p>
         </w:tc>
@@ -21879,13 +21455,8 @@
             <w:pPr>
               <w:cnfStyle w:val="000000000000" w:firstRow="0" w:lastRow="0" w:firstColumn="0" w:lastColumn="0" w:oddVBand="0" w:evenVBand="0" w:oddHBand="0" w:evenHBand="0" w:firstRowFirstColumn="0" w:firstRowLastColumn="0" w:lastRowFirstColumn="0" w:lastRowLastColumn="0"/>
             </w:pPr>
-            <w:proofErr w:type="gramStart"/>
-            <w:r>
-              <w:t>VARCHAR(</w:t>
-            </w:r>
-            <w:proofErr w:type="gramEnd"/>
-            <w:r>
-              <w:t>08)</w:t>
+            <w:r>
+              <w:t>VARCHAR(08)</w:t>
             </w:r>
           </w:p>
         </w:tc>
@@ -21926,13 +21497,8 @@
             <w:pPr>
               <w:cnfStyle w:val="000000000000" w:firstRow="0" w:lastRow="0" w:firstColumn="0" w:lastColumn="0" w:oddVBand="0" w:evenVBand="0" w:oddHBand="0" w:evenHBand="0" w:firstRowFirstColumn="0" w:firstRowLastColumn="0" w:lastRowFirstColumn="0" w:lastRowLastColumn="0"/>
             </w:pPr>
-            <w:proofErr w:type="gramStart"/>
-            <w:r>
-              <w:t>VARCHAR(</w:t>
-            </w:r>
-            <w:proofErr w:type="gramEnd"/>
-            <w:r>
-              <w:t>30)</w:t>
+            <w:r>
+              <w:t>VARCHAR(30)</w:t>
             </w:r>
           </w:p>
         </w:tc>
@@ -22406,15 +21972,7 @@
               <w:cnfStyle w:val="000000000000" w:firstRow="0" w:lastRow="0" w:firstColumn="0" w:lastColumn="0" w:oddVBand="0" w:evenVBand="0" w:oddHBand="0" w:evenHBand="0" w:firstRowFirstColumn="0" w:firstRowLastColumn="0" w:lastRowFirstColumn="0" w:lastRowLastColumn="0"/>
             </w:pPr>
             <w:r>
-              <w:t xml:space="preserve">Employee, @1, does not </w:t>
-            </w:r>
-            <w:proofErr w:type="gramStart"/>
-            <w:r>
-              <w:t>exists</w:t>
-            </w:r>
-            <w:proofErr w:type="gramEnd"/>
-            <w:r>
-              <w:t>.</w:t>
+              <w:t>Employee, @1, does not exists.</w:t>
             </w:r>
           </w:p>
         </w:tc>
@@ -22781,13 +22339,8 @@
             <w:pPr>
               <w:cnfStyle w:val="100000000000" w:firstRow="1" w:lastRow="0" w:firstColumn="0" w:lastColumn="0" w:oddVBand="0" w:evenVBand="0" w:oddHBand="0" w:evenHBand="0" w:firstRowFirstColumn="0" w:firstRowLastColumn="0" w:lastRowFirstColumn="0" w:lastRowLastColumn="0"/>
             </w:pPr>
-            <w:proofErr w:type="gramStart"/>
-            <w:r>
-              <w:t>VARCHAR(</w:t>
-            </w:r>
-            <w:proofErr w:type="gramEnd"/>
-            <w:r>
-              <w:t>30)</w:t>
+            <w:r>
+              <w:t>VARCHAR(30)</w:t>
             </w:r>
           </w:p>
         </w:tc>
@@ -22828,13 +22381,8 @@
             <w:pPr>
               <w:cnfStyle w:val="000000000000" w:firstRow="0" w:lastRow="0" w:firstColumn="0" w:lastColumn="0" w:oddVBand="0" w:evenVBand="0" w:oddHBand="0" w:evenHBand="0" w:firstRowFirstColumn="0" w:firstRowLastColumn="0" w:lastRowFirstColumn="0" w:lastRowLastColumn="0"/>
             </w:pPr>
-            <w:proofErr w:type="gramStart"/>
-            <w:r>
-              <w:t>VARCHAR(</w:t>
-            </w:r>
-            <w:proofErr w:type="gramEnd"/>
-            <w:r>
-              <w:t>08)</w:t>
+            <w:r>
+              <w:t>VARCHAR(08)</w:t>
             </w:r>
           </w:p>
         </w:tc>
@@ -22875,13 +22423,8 @@
             <w:pPr>
               <w:cnfStyle w:val="000000000000" w:firstRow="0" w:lastRow="0" w:firstColumn="0" w:lastColumn="0" w:oddVBand="0" w:evenVBand="0" w:oddHBand="0" w:evenHBand="0" w:firstRowFirstColumn="0" w:firstRowLastColumn="0" w:lastRowFirstColumn="0" w:lastRowLastColumn="0"/>
             </w:pPr>
-            <w:proofErr w:type="gramStart"/>
-            <w:r>
-              <w:t>VARCHAR(</w:t>
-            </w:r>
-            <w:proofErr w:type="gramEnd"/>
-            <w:r>
-              <w:t>30)</w:t>
+            <w:r>
+              <w:t>VARCHAR(30)</w:t>
             </w:r>
           </w:p>
         </w:tc>
@@ -23218,15 +22761,7 @@
         </w:numPr>
       </w:pPr>
       <w:r>
-        <w:t xml:space="preserve">User defined fields are included in the </w:t>
-      </w:r>
-      <w:proofErr w:type="gramStart"/>
-      <w:r>
-        <w:t>procedures</w:t>
-      </w:r>
-      <w:proofErr w:type="gramEnd"/>
-      <w:r>
-        <w:t xml:space="preserve"> parameters</w:t>
+        <w:t>User defined fields are included in the procedures parameters</w:t>
       </w:r>
     </w:p>
     <w:p>
@@ -23426,15 +22961,7 @@
               <w:cnfStyle w:val="000000000000" w:firstRow="0" w:lastRow="0" w:firstColumn="0" w:lastColumn="0" w:oddVBand="0" w:evenVBand="0" w:oddHBand="0" w:evenHBand="0" w:firstRowFirstColumn="0" w:firstRowLastColumn="0" w:lastRowFirstColumn="0" w:lastRowLastColumn="0"/>
             </w:pPr>
             <w:r>
-              <w:t xml:space="preserve">Employee, @1, does not </w:t>
-            </w:r>
-            <w:proofErr w:type="gramStart"/>
-            <w:r>
-              <w:t>exists</w:t>
-            </w:r>
-            <w:proofErr w:type="gramEnd"/>
-            <w:r>
-              <w:t>.</w:t>
+              <w:t>Employee, @1, does not exists.</w:t>
             </w:r>
           </w:p>
         </w:tc>
@@ -23740,13 +23267,8 @@
               <w:spacing w:line="276" w:lineRule="auto"/>
               <w:cnfStyle w:val="100000000000" w:firstRow="1" w:lastRow="0" w:firstColumn="0" w:lastColumn="0" w:oddVBand="0" w:evenVBand="0" w:oddHBand="0" w:evenHBand="0" w:firstRowFirstColumn="0" w:firstRowLastColumn="0" w:lastRowFirstColumn="0" w:lastRowLastColumn="0"/>
             </w:pPr>
-            <w:proofErr w:type="gramStart"/>
-            <w:r>
-              <w:t>VARCHAR(</w:t>
-            </w:r>
-            <w:proofErr w:type="gramEnd"/>
-            <w:r>
-              <w:t>30)</w:t>
+            <w:r>
+              <w:t>VARCHAR(30)</w:t>
             </w:r>
           </w:p>
         </w:tc>
@@ -23784,15 +23306,7 @@
         <w:t>run.</w:t>
       </w:r>
       <w:r>
-        <w:t xml:space="preserve"> The data source of the results </w:t>
-      </w:r>
-      <w:proofErr w:type="gramStart"/>
-      <w:r>
-        <w:t>are</w:t>
-      </w:r>
-      <w:proofErr w:type="gramEnd"/>
-      <w:r>
-        <w:t xml:space="preserve"> in the following tables:</w:t>
+        <w:t xml:space="preserve"> The data source of the results are in the following tables:</w:t>
       </w:r>
     </w:p>
     <w:p>
@@ -23995,13 +23509,8 @@
             <w:pPr>
               <w:cnfStyle w:val="000000000000" w:firstRow="0" w:lastRow="0" w:firstColumn="0" w:lastColumn="0" w:oddVBand="0" w:evenVBand="0" w:oddHBand="0" w:evenHBand="0" w:firstRowFirstColumn="0" w:firstRowLastColumn="0" w:lastRowFirstColumn="0" w:lastRowLastColumn="0"/>
             </w:pPr>
-            <w:proofErr w:type="gramStart"/>
-            <w:r>
-              <w:t>varchar(</w:t>
-            </w:r>
-            <w:proofErr w:type="gramEnd"/>
-            <w:r>
-              <w:t>255)</w:t>
+            <w:r>
+              <w:t>varchar(255)</w:t>
             </w:r>
           </w:p>
         </w:tc>
@@ -24041,13 +23550,8 @@
             <w:pPr>
               <w:cnfStyle w:val="000000000000" w:firstRow="0" w:lastRow="0" w:firstColumn="0" w:lastColumn="0" w:oddVBand="0" w:evenVBand="0" w:oddHBand="0" w:evenHBand="0" w:firstRowFirstColumn="0" w:firstRowLastColumn="0" w:lastRowFirstColumn="0" w:lastRowLastColumn="0"/>
             </w:pPr>
-            <w:proofErr w:type="gramStart"/>
-            <w:r>
-              <w:t>varchar(</w:t>
-            </w:r>
-            <w:proofErr w:type="gramEnd"/>
-            <w:r>
-              <w:t>255)</w:t>
+            <w:r>
+              <w:t>varchar(255)</w:t>
             </w:r>
           </w:p>
         </w:tc>
@@ -24087,13 +23591,8 @@
             <w:pPr>
               <w:cnfStyle w:val="000000000000" w:firstRow="0" w:lastRow="0" w:firstColumn="0" w:lastColumn="0" w:oddVBand="0" w:evenVBand="0" w:oddHBand="0" w:evenHBand="0" w:firstRowFirstColumn="0" w:firstRowLastColumn="0" w:lastRowFirstColumn="0" w:lastRowLastColumn="0"/>
             </w:pPr>
-            <w:proofErr w:type="gramStart"/>
-            <w:r>
-              <w:t>varchar(</w:t>
-            </w:r>
-            <w:proofErr w:type="gramEnd"/>
-            <w:r>
-              <w:t>255)</w:t>
+            <w:r>
+              <w:t>varchar(255)</w:t>
             </w:r>
           </w:p>
         </w:tc>
@@ -24133,13 +23632,8 @@
             <w:pPr>
               <w:cnfStyle w:val="000000000000" w:firstRow="0" w:lastRow="0" w:firstColumn="0" w:lastColumn="0" w:oddVBand="0" w:evenVBand="0" w:oddHBand="0" w:evenHBand="0" w:firstRowFirstColumn="0" w:firstRowLastColumn="0" w:lastRowFirstColumn="0" w:lastRowLastColumn="0"/>
             </w:pPr>
-            <w:proofErr w:type="gramStart"/>
-            <w:r>
-              <w:t>varchar(</w:t>
-            </w:r>
-            <w:proofErr w:type="gramEnd"/>
-            <w:r>
-              <w:t>255)</w:t>
+            <w:r>
+              <w:t>varchar(255)</w:t>
             </w:r>
           </w:p>
         </w:tc>
@@ -24179,13 +23673,8 @@
             <w:pPr>
               <w:cnfStyle w:val="000000000000" w:firstRow="0" w:lastRow="0" w:firstColumn="0" w:lastColumn="0" w:oddVBand="0" w:evenVBand="0" w:oddHBand="0" w:evenHBand="0" w:firstRowFirstColumn="0" w:firstRowLastColumn="0" w:lastRowFirstColumn="0" w:lastRowLastColumn="0"/>
             </w:pPr>
-            <w:proofErr w:type="gramStart"/>
-            <w:r>
-              <w:t>varchar(</w:t>
-            </w:r>
-            <w:proofErr w:type="gramEnd"/>
-            <w:r>
-              <w:t>255)</w:t>
+            <w:r>
+              <w:t>varchar(255)</w:t>
             </w:r>
           </w:p>
         </w:tc>
@@ -24225,13 +23714,8 @@
             <w:pPr>
               <w:cnfStyle w:val="000000000000" w:firstRow="0" w:lastRow="0" w:firstColumn="0" w:lastColumn="0" w:oddVBand="0" w:evenVBand="0" w:oddHBand="0" w:evenHBand="0" w:firstRowFirstColumn="0" w:firstRowLastColumn="0" w:lastRowFirstColumn="0" w:lastRowLastColumn="0"/>
             </w:pPr>
-            <w:proofErr w:type="gramStart"/>
-            <w:r>
-              <w:t>varchar(</w:t>
-            </w:r>
-            <w:proofErr w:type="gramEnd"/>
-            <w:r>
-              <w:t>255)</w:t>
+            <w:r>
+              <w:t>varchar(255)</w:t>
             </w:r>
           </w:p>
         </w:tc>
@@ -24271,13 +23755,8 @@
             <w:pPr>
               <w:cnfStyle w:val="000000000000" w:firstRow="0" w:lastRow="0" w:firstColumn="0" w:lastColumn="0" w:oddVBand="0" w:evenVBand="0" w:oddHBand="0" w:evenHBand="0" w:firstRowFirstColumn="0" w:firstRowLastColumn="0" w:lastRowFirstColumn="0" w:lastRowLastColumn="0"/>
             </w:pPr>
-            <w:proofErr w:type="gramStart"/>
-            <w:r>
-              <w:t>varchar(</w:t>
-            </w:r>
-            <w:proofErr w:type="gramEnd"/>
-            <w:r>
-              <w:t>255)</w:t>
+            <w:r>
+              <w:t>varchar(255)</w:t>
             </w:r>
           </w:p>
         </w:tc>
@@ -24317,13 +23796,8 @@
             <w:pPr>
               <w:cnfStyle w:val="000000000000" w:firstRow="0" w:lastRow="0" w:firstColumn="0" w:lastColumn="0" w:oddVBand="0" w:evenVBand="0" w:oddHBand="0" w:evenHBand="0" w:firstRowFirstColumn="0" w:firstRowLastColumn="0" w:lastRowFirstColumn="0" w:lastRowLastColumn="0"/>
             </w:pPr>
-            <w:proofErr w:type="gramStart"/>
-            <w:r>
-              <w:t>varchar(</w:t>
-            </w:r>
-            <w:proofErr w:type="gramEnd"/>
-            <w:r>
-              <w:t>255)</w:t>
+            <w:r>
+              <w:t>varchar(255)</w:t>
             </w:r>
           </w:p>
         </w:tc>
@@ -24363,13 +23837,8 @@
             <w:pPr>
               <w:cnfStyle w:val="000000000000" w:firstRow="0" w:lastRow="0" w:firstColumn="0" w:lastColumn="0" w:oddVBand="0" w:evenVBand="0" w:oddHBand="0" w:evenHBand="0" w:firstRowFirstColumn="0" w:firstRowLastColumn="0" w:lastRowFirstColumn="0" w:lastRowLastColumn="0"/>
             </w:pPr>
-            <w:proofErr w:type="gramStart"/>
-            <w:r>
-              <w:t>varchar(</w:t>
-            </w:r>
-            <w:proofErr w:type="gramEnd"/>
-            <w:r>
-              <w:t>255)</w:t>
+            <w:r>
+              <w:t>varchar(255)</w:t>
             </w:r>
           </w:p>
         </w:tc>
@@ -24409,13 +23878,8 @@
             <w:pPr>
               <w:cnfStyle w:val="000000000000" w:firstRow="0" w:lastRow="0" w:firstColumn="0" w:lastColumn="0" w:oddVBand="0" w:evenVBand="0" w:oddHBand="0" w:evenHBand="0" w:firstRowFirstColumn="0" w:firstRowLastColumn="0" w:lastRowFirstColumn="0" w:lastRowLastColumn="0"/>
             </w:pPr>
-            <w:proofErr w:type="gramStart"/>
-            <w:r>
-              <w:t>varchar(</w:t>
-            </w:r>
-            <w:proofErr w:type="gramEnd"/>
-            <w:r>
-              <w:t>255)</w:t>
+            <w:r>
+              <w:t>varchar(255)</w:t>
             </w:r>
           </w:p>
         </w:tc>
@@ -24455,13 +23919,8 @@
             <w:pPr>
               <w:cnfStyle w:val="000000000000" w:firstRow="0" w:lastRow="0" w:firstColumn="0" w:lastColumn="0" w:oddVBand="0" w:evenVBand="0" w:oddHBand="0" w:evenHBand="0" w:firstRowFirstColumn="0" w:firstRowLastColumn="0" w:lastRowFirstColumn="0" w:lastRowLastColumn="0"/>
             </w:pPr>
-            <w:proofErr w:type="gramStart"/>
-            <w:r>
-              <w:t>varchar(</w:t>
-            </w:r>
-            <w:proofErr w:type="gramEnd"/>
-            <w:r>
-              <w:t>255)</w:t>
+            <w:r>
+              <w:t>varchar(255)</w:t>
             </w:r>
           </w:p>
         </w:tc>
@@ -24501,13 +23960,8 @@
             <w:pPr>
               <w:cnfStyle w:val="000000000000" w:firstRow="0" w:lastRow="0" w:firstColumn="0" w:lastColumn="0" w:oddVBand="0" w:evenVBand="0" w:oddHBand="0" w:evenHBand="0" w:firstRowFirstColumn="0" w:firstRowLastColumn="0" w:lastRowFirstColumn="0" w:lastRowLastColumn="0"/>
             </w:pPr>
-            <w:proofErr w:type="gramStart"/>
-            <w:r>
-              <w:t>varchar(</w:t>
-            </w:r>
-            <w:proofErr w:type="gramEnd"/>
-            <w:r>
-              <w:t>255)</w:t>
+            <w:r>
+              <w:t>varchar(255)</w:t>
             </w:r>
           </w:p>
         </w:tc>
@@ -24547,13 +24001,8 @@
             <w:pPr>
               <w:cnfStyle w:val="000000000000" w:firstRow="0" w:lastRow="0" w:firstColumn="0" w:lastColumn="0" w:oddVBand="0" w:evenVBand="0" w:oddHBand="0" w:evenHBand="0" w:firstRowFirstColumn="0" w:firstRowLastColumn="0" w:lastRowFirstColumn="0" w:lastRowLastColumn="0"/>
             </w:pPr>
-            <w:proofErr w:type="gramStart"/>
-            <w:r>
-              <w:t>varchar(</w:t>
-            </w:r>
-            <w:proofErr w:type="gramEnd"/>
-            <w:r>
-              <w:t>255)</w:t>
+            <w:r>
+              <w:t>varchar(255)</w:t>
             </w:r>
           </w:p>
         </w:tc>
@@ -24593,13 +24042,8 @@
             <w:pPr>
               <w:cnfStyle w:val="000000000000" w:firstRow="0" w:lastRow="0" w:firstColumn="0" w:lastColumn="0" w:oddVBand="0" w:evenVBand="0" w:oddHBand="0" w:evenHBand="0" w:firstRowFirstColumn="0" w:firstRowLastColumn="0" w:lastRowFirstColumn="0" w:lastRowLastColumn="0"/>
             </w:pPr>
-            <w:proofErr w:type="gramStart"/>
-            <w:r>
-              <w:t>varchar(</w:t>
-            </w:r>
-            <w:proofErr w:type="gramEnd"/>
-            <w:r>
-              <w:t>255)</w:t>
+            <w:r>
+              <w:t>varchar(255)</w:t>
             </w:r>
           </w:p>
         </w:tc>
@@ -24639,13 +24083,8 @@
             <w:pPr>
               <w:cnfStyle w:val="000000000000" w:firstRow="0" w:lastRow="0" w:firstColumn="0" w:lastColumn="0" w:oddVBand="0" w:evenVBand="0" w:oddHBand="0" w:evenHBand="0" w:firstRowFirstColumn="0" w:firstRowLastColumn="0" w:lastRowFirstColumn="0" w:lastRowLastColumn="0"/>
             </w:pPr>
-            <w:proofErr w:type="gramStart"/>
-            <w:r>
-              <w:t>varchar(</w:t>
-            </w:r>
-            <w:proofErr w:type="gramEnd"/>
-            <w:r>
-              <w:t>255)</w:t>
+            <w:r>
+              <w:t>varchar(255)</w:t>
             </w:r>
           </w:p>
         </w:tc>
@@ -24685,13 +24124,8 @@
             <w:pPr>
               <w:cnfStyle w:val="000000000000" w:firstRow="0" w:lastRow="0" w:firstColumn="0" w:lastColumn="0" w:oddVBand="0" w:evenVBand="0" w:oddHBand="0" w:evenHBand="0" w:firstRowFirstColumn="0" w:firstRowLastColumn="0" w:lastRowFirstColumn="0" w:lastRowLastColumn="0"/>
             </w:pPr>
-            <w:proofErr w:type="gramStart"/>
-            <w:r>
-              <w:t>varchar(</w:t>
-            </w:r>
-            <w:proofErr w:type="gramEnd"/>
-            <w:r>
-              <w:t>255)</w:t>
+            <w:r>
+              <w:t>varchar(255)</w:t>
             </w:r>
           </w:p>
         </w:tc>
@@ -24731,13 +24165,8 @@
             <w:pPr>
               <w:cnfStyle w:val="000000000000" w:firstRow="0" w:lastRow="0" w:firstColumn="0" w:lastColumn="0" w:oddVBand="0" w:evenVBand="0" w:oddHBand="0" w:evenHBand="0" w:firstRowFirstColumn="0" w:firstRowLastColumn="0" w:lastRowFirstColumn="0" w:lastRowLastColumn="0"/>
             </w:pPr>
-            <w:proofErr w:type="gramStart"/>
-            <w:r>
-              <w:t>varchar(</w:t>
-            </w:r>
-            <w:proofErr w:type="gramEnd"/>
-            <w:r>
-              <w:t>255)</w:t>
+            <w:r>
+              <w:t>varchar(255)</w:t>
             </w:r>
           </w:p>
         </w:tc>
@@ -24777,13 +24206,8 @@
             <w:pPr>
               <w:cnfStyle w:val="000000000000" w:firstRow="0" w:lastRow="0" w:firstColumn="0" w:lastColumn="0" w:oddVBand="0" w:evenVBand="0" w:oddHBand="0" w:evenHBand="0" w:firstRowFirstColumn="0" w:firstRowLastColumn="0" w:lastRowFirstColumn="0" w:lastRowLastColumn="0"/>
             </w:pPr>
-            <w:proofErr w:type="gramStart"/>
-            <w:r>
-              <w:t>varchar(</w:t>
-            </w:r>
-            <w:proofErr w:type="gramEnd"/>
-            <w:r>
-              <w:t>255)</w:t>
+            <w:r>
+              <w:t>varchar(255)</w:t>
             </w:r>
           </w:p>
         </w:tc>
@@ -24959,13 +24383,8 @@
             <w:pPr>
               <w:cnfStyle w:val="000000000000" w:firstRow="0" w:lastRow="0" w:firstColumn="0" w:lastColumn="0" w:oddVBand="0" w:evenVBand="0" w:oddHBand="0" w:evenHBand="0" w:firstRowFirstColumn="0" w:firstRowLastColumn="0" w:lastRowFirstColumn="0" w:lastRowLastColumn="0"/>
             </w:pPr>
-            <w:proofErr w:type="gramStart"/>
-            <w:r>
-              <w:t>char(</w:t>
-            </w:r>
-            <w:proofErr w:type="gramEnd"/>
-            <w:r>
-              <w:t>2)</w:t>
+            <w:r>
+              <w:t>char(2)</w:t>
             </w:r>
           </w:p>
         </w:tc>
@@ -25006,13 +24425,8 @@
             <w:pPr>
               <w:cnfStyle w:val="000000000000" w:firstRow="0" w:lastRow="0" w:firstColumn="0" w:lastColumn="0" w:oddVBand="0" w:evenVBand="0" w:oddHBand="0" w:evenHBand="0" w:firstRowFirstColumn="0" w:firstRowLastColumn="0" w:lastRowFirstColumn="0" w:lastRowLastColumn="0"/>
             </w:pPr>
-            <w:proofErr w:type="gramStart"/>
-            <w:r>
-              <w:t>char(</w:t>
-            </w:r>
-            <w:proofErr w:type="gramEnd"/>
-            <w:r>
-              <w:t>15)</w:t>
+            <w:r>
+              <w:t>char(15)</w:t>
             </w:r>
           </w:p>
         </w:tc>
@@ -25053,13 +24467,8 @@
             <w:pPr>
               <w:cnfStyle w:val="000000000000" w:firstRow="0" w:lastRow="0" w:firstColumn="0" w:lastColumn="0" w:oddVBand="0" w:evenVBand="0" w:oddHBand="0" w:evenHBand="0" w:firstRowFirstColumn="0" w:firstRowLastColumn="0" w:lastRowFirstColumn="0" w:lastRowLastColumn="0"/>
             </w:pPr>
-            <w:proofErr w:type="gramStart"/>
-            <w:r>
-              <w:t>char(</w:t>
-            </w:r>
-            <w:proofErr w:type="gramEnd"/>
-            <w:r>
-              <w:t>10)</w:t>
+            <w:r>
+              <w:t>char(10)</w:t>
             </w:r>
           </w:p>
         </w:tc>
@@ -25100,13 +24509,8 @@
             <w:pPr>
               <w:cnfStyle w:val="000000000000" w:firstRow="0" w:lastRow="0" w:firstColumn="0" w:lastColumn="0" w:oddVBand="0" w:evenVBand="0" w:oddHBand="0" w:evenHBand="0" w:firstRowFirstColumn="0" w:firstRowLastColumn="0" w:lastRowFirstColumn="0" w:lastRowLastColumn="0"/>
             </w:pPr>
-            <w:proofErr w:type="gramStart"/>
-            <w:r>
-              <w:t>char(</w:t>
-            </w:r>
-            <w:proofErr w:type="gramEnd"/>
-            <w:r>
-              <w:t>25)</w:t>
+            <w:r>
+              <w:t>char(25)</w:t>
             </w:r>
           </w:p>
         </w:tc>
@@ -25147,13 +24551,8 @@
             <w:pPr>
               <w:cnfStyle w:val="000000000000" w:firstRow="0" w:lastRow="0" w:firstColumn="0" w:lastColumn="0" w:oddVBand="0" w:evenVBand="0" w:oddHBand="0" w:evenHBand="0" w:firstRowFirstColumn="0" w:firstRowLastColumn="0" w:lastRowFirstColumn="0" w:lastRowLastColumn="0"/>
             </w:pPr>
-            <w:proofErr w:type="gramStart"/>
-            <w:r>
-              <w:t>char(</w:t>
-            </w:r>
-            <w:proofErr w:type="gramEnd"/>
-            <w:r>
-              <w:t>25)</w:t>
+            <w:r>
+              <w:t>char(25)</w:t>
             </w:r>
           </w:p>
         </w:tc>
@@ -25194,13 +24593,8 @@
             <w:pPr>
               <w:cnfStyle w:val="000000000000" w:firstRow="0" w:lastRow="0" w:firstColumn="0" w:lastColumn="0" w:oddVBand="0" w:evenVBand="0" w:oddHBand="0" w:evenHBand="0" w:firstRowFirstColumn="0" w:firstRowLastColumn="0" w:lastRowFirstColumn="0" w:lastRowLastColumn="0"/>
             </w:pPr>
-            <w:proofErr w:type="gramStart"/>
-            <w:r>
-              <w:t>char(</w:t>
-            </w:r>
-            <w:proofErr w:type="gramEnd"/>
-            <w:r>
-              <w:t>30)</w:t>
+            <w:r>
+              <w:t>char(30)</w:t>
             </w:r>
           </w:p>
         </w:tc>
@@ -25241,13 +24635,8 @@
             <w:pPr>
               <w:cnfStyle w:val="000000000000" w:firstRow="0" w:lastRow="0" w:firstColumn="0" w:lastColumn="0" w:oddVBand="0" w:evenVBand="0" w:oddHBand="0" w:evenHBand="0" w:firstRowFirstColumn="0" w:firstRowLastColumn="0" w:lastRowFirstColumn="0" w:lastRowLastColumn="0"/>
             </w:pPr>
-            <w:proofErr w:type="gramStart"/>
-            <w:r>
-              <w:t>char(</w:t>
-            </w:r>
-            <w:proofErr w:type="gramEnd"/>
-            <w:r>
-              <w:t>10)</w:t>
+            <w:r>
+              <w:t>char(10)</w:t>
             </w:r>
           </w:p>
         </w:tc>
@@ -25288,13 +24677,8 @@
             <w:pPr>
               <w:cnfStyle w:val="000000000000" w:firstRow="0" w:lastRow="0" w:firstColumn="0" w:lastColumn="0" w:oddVBand="0" w:evenVBand="0" w:oddHBand="0" w:evenHBand="0" w:firstRowFirstColumn="0" w:firstRowLastColumn="0" w:lastRowFirstColumn="0" w:lastRowLastColumn="0"/>
             </w:pPr>
-            <w:proofErr w:type="gramStart"/>
-            <w:r>
-              <w:t>char(</w:t>
-            </w:r>
-            <w:proofErr w:type="gramEnd"/>
-            <w:r>
-              <w:t>5)</w:t>
+            <w:r>
+              <w:t>char(5)</w:t>
             </w:r>
           </w:p>
         </w:tc>
@@ -25335,13 +24719,8 @@
             <w:pPr>
               <w:cnfStyle w:val="000000000000" w:firstRow="0" w:lastRow="0" w:firstColumn="0" w:lastColumn="0" w:oddVBand="0" w:evenVBand="0" w:oddHBand="0" w:evenHBand="0" w:firstRowFirstColumn="0" w:firstRowLastColumn="0" w:lastRowFirstColumn="0" w:lastRowLastColumn="0"/>
             </w:pPr>
-            <w:proofErr w:type="gramStart"/>
-            <w:r>
-              <w:t>char(</w:t>
-            </w:r>
-            <w:proofErr w:type="gramEnd"/>
-            <w:r>
-              <w:t>20)</w:t>
+            <w:r>
+              <w:t>char(20)</w:t>
             </w:r>
           </w:p>
         </w:tc>
@@ -25382,13 +24761,8 @@
             <w:pPr>
               <w:cnfStyle w:val="000000000000" w:firstRow="0" w:lastRow="0" w:firstColumn="0" w:lastColumn="0" w:oddVBand="0" w:evenVBand="0" w:oddHBand="0" w:evenHBand="0" w:firstRowFirstColumn="0" w:firstRowLastColumn="0" w:lastRowFirstColumn="0" w:lastRowLastColumn="0"/>
             </w:pPr>
-            <w:proofErr w:type="gramStart"/>
-            <w:r>
-              <w:t>char(</w:t>
-            </w:r>
-            <w:proofErr w:type="gramEnd"/>
-            <w:r>
-              <w:t>5)</w:t>
+            <w:r>
+              <w:t>char(5)</w:t>
             </w:r>
           </w:p>
         </w:tc>
@@ -25429,13 +24803,8 @@
             <w:pPr>
               <w:cnfStyle w:val="000000000000" w:firstRow="0" w:lastRow="0" w:firstColumn="0" w:lastColumn="0" w:oddVBand="0" w:evenVBand="0" w:oddHBand="0" w:evenHBand="0" w:firstRowFirstColumn="0" w:firstRowLastColumn="0" w:lastRowFirstColumn="0" w:lastRowLastColumn="0"/>
             </w:pPr>
-            <w:proofErr w:type="gramStart"/>
-            <w:r>
-              <w:t>char(</w:t>
-            </w:r>
-            <w:proofErr w:type="gramEnd"/>
-            <w:r>
-              <w:t>64)</w:t>
+            <w:r>
+              <w:t>char(64)</w:t>
             </w:r>
           </w:p>
         </w:tc>
@@ -25476,13 +24845,8 @@
             <w:pPr>
               <w:cnfStyle w:val="000000000000" w:firstRow="0" w:lastRow="0" w:firstColumn="0" w:lastColumn="0" w:oddVBand="0" w:evenVBand="0" w:oddHBand="0" w:evenHBand="0" w:firstRowFirstColumn="0" w:firstRowLastColumn="0" w:lastRowFirstColumn="0" w:lastRowLastColumn="0"/>
             </w:pPr>
-            <w:proofErr w:type="gramStart"/>
-            <w:r>
-              <w:t>char(</w:t>
-            </w:r>
-            <w:proofErr w:type="gramEnd"/>
-            <w:r>
-              <w:t>240)</w:t>
+            <w:r>
+              <w:t>char(240)</w:t>
             </w:r>
           </w:p>
         </w:tc>
@@ -25523,13 +24887,8 @@
             <w:pPr>
               <w:cnfStyle w:val="000000000000" w:firstRow="0" w:lastRow="0" w:firstColumn="0" w:lastColumn="0" w:oddVBand="0" w:evenVBand="0" w:oddHBand="0" w:evenHBand="0" w:firstRowFirstColumn="0" w:firstRowLastColumn="0" w:lastRowFirstColumn="0" w:lastRowLastColumn="0"/>
             </w:pPr>
-            <w:proofErr w:type="gramStart"/>
-            <w:r>
-              <w:t>char(</w:t>
-            </w:r>
-            <w:proofErr w:type="gramEnd"/>
-            <w:r>
-              <w:t>2)</w:t>
+            <w:r>
+              <w:t>char(2)</w:t>
             </w:r>
           </w:p>
         </w:tc>
@@ -25570,13 +24929,8 @@
             <w:pPr>
               <w:cnfStyle w:val="000000000000" w:firstRow="0" w:lastRow="0" w:firstColumn="0" w:lastColumn="0" w:oddVBand="0" w:evenVBand="0" w:oddHBand="0" w:evenHBand="0" w:firstRowFirstColumn="0" w:firstRowLastColumn="0" w:lastRowFirstColumn="0" w:lastRowLastColumn="0"/>
             </w:pPr>
-            <w:proofErr w:type="gramStart"/>
-            <w:r>
-              <w:t>char(</w:t>
-            </w:r>
-            <w:proofErr w:type="gramEnd"/>
-            <w:r>
-              <w:t>60)</w:t>
+            <w:r>
+              <w:t>char(60)</w:t>
             </w:r>
           </w:p>
         </w:tc>
@@ -25617,13 +24971,8 @@
             <w:pPr>
               <w:cnfStyle w:val="000000000000" w:firstRow="0" w:lastRow="0" w:firstColumn="0" w:lastColumn="0" w:oddVBand="0" w:evenVBand="0" w:oddHBand="0" w:evenHBand="0" w:firstRowFirstColumn="0" w:firstRowLastColumn="0" w:lastRowFirstColumn="0" w:lastRowLastColumn="0"/>
             </w:pPr>
-            <w:proofErr w:type="gramStart"/>
-            <w:r>
-              <w:t>varchar(</w:t>
-            </w:r>
-            <w:proofErr w:type="gramEnd"/>
-            <w:r>
-              <w:t>70)</w:t>
+            <w:r>
+              <w:t>varchar(70)</w:t>
             </w:r>
           </w:p>
         </w:tc>
@@ -25664,13 +25013,8 @@
             <w:pPr>
               <w:cnfStyle w:val="000000000000" w:firstRow="0" w:lastRow="0" w:firstColumn="0" w:lastColumn="0" w:oddVBand="0" w:evenVBand="0" w:oddHBand="0" w:evenHBand="0" w:firstRowFirstColumn="0" w:firstRowLastColumn="0" w:lastRowFirstColumn="0" w:lastRowLastColumn="0"/>
             </w:pPr>
-            <w:proofErr w:type="gramStart"/>
-            <w:r>
-              <w:t>char(</w:t>
-            </w:r>
-            <w:proofErr w:type="gramEnd"/>
-            <w:r>
-              <w:t>15)</w:t>
+            <w:r>
+              <w:t>char(15)</w:t>
             </w:r>
           </w:p>
         </w:tc>
@@ -25711,13 +25055,8 @@
             <w:pPr>
               <w:cnfStyle w:val="000000000000" w:firstRow="0" w:lastRow="0" w:firstColumn="0" w:lastColumn="0" w:oddVBand="0" w:evenVBand="0" w:oddHBand="0" w:evenHBand="0" w:firstRowFirstColumn="0" w:firstRowLastColumn="0" w:lastRowFirstColumn="0" w:lastRowLastColumn="0"/>
             </w:pPr>
-            <w:proofErr w:type="gramStart"/>
-            <w:r>
-              <w:t>char(</w:t>
-            </w:r>
-            <w:proofErr w:type="gramEnd"/>
-            <w:r>
-              <w:t>10)</w:t>
+            <w:r>
+              <w:t>char(10)</w:t>
             </w:r>
           </w:p>
         </w:tc>
@@ -25758,13 +25097,8 @@
             <w:pPr>
               <w:cnfStyle w:val="000000000000" w:firstRow="0" w:lastRow="0" w:firstColumn="0" w:lastColumn="0" w:oddVBand="0" w:evenVBand="0" w:oddHBand="0" w:evenHBand="0" w:firstRowFirstColumn="0" w:firstRowLastColumn="0" w:lastRowFirstColumn="0" w:lastRowLastColumn="0"/>
             </w:pPr>
-            <w:proofErr w:type="gramStart"/>
-            <w:r>
-              <w:t>char(</w:t>
-            </w:r>
-            <w:proofErr w:type="gramEnd"/>
-            <w:r>
-              <w:t>10)</w:t>
+            <w:r>
+              <w:t>char(10)</w:t>
             </w:r>
           </w:p>
         </w:tc>
@@ -25805,13 +25139,8 @@
             <w:pPr>
               <w:cnfStyle w:val="000000000000" w:firstRow="0" w:lastRow="0" w:firstColumn="0" w:lastColumn="0" w:oddVBand="0" w:evenVBand="0" w:oddHBand="0" w:evenHBand="0" w:firstRowFirstColumn="0" w:firstRowLastColumn="0" w:lastRowFirstColumn="0" w:lastRowLastColumn="0"/>
             </w:pPr>
-            <w:proofErr w:type="gramStart"/>
-            <w:r>
-              <w:t>char(</w:t>
-            </w:r>
-            <w:proofErr w:type="gramEnd"/>
-            <w:r>
-              <w:t>1)</w:t>
+            <w:r>
+              <w:t>char(1)</w:t>
             </w:r>
           </w:p>
         </w:tc>
@@ -25852,13 +25181,8 @@
             <w:pPr>
               <w:cnfStyle w:val="000000000000" w:firstRow="0" w:lastRow="0" w:firstColumn="0" w:lastColumn="0" w:oddVBand="0" w:evenVBand="0" w:oddHBand="0" w:evenHBand="0" w:firstRowFirstColumn="0" w:firstRowLastColumn="0" w:lastRowFirstColumn="0" w:lastRowLastColumn="0"/>
             </w:pPr>
-            <w:proofErr w:type="gramStart"/>
-            <w:r>
-              <w:t>char(</w:t>
-            </w:r>
-            <w:proofErr w:type="gramEnd"/>
-            <w:r>
-              <w:t>10)</w:t>
+            <w:r>
+              <w:t>char(10)</w:t>
             </w:r>
           </w:p>
         </w:tc>
@@ -25899,13 +25223,8 @@
             <w:pPr>
               <w:cnfStyle w:val="000000000000" w:firstRow="0" w:lastRow="0" w:firstColumn="0" w:lastColumn="0" w:oddVBand="0" w:evenVBand="0" w:oddHBand="0" w:evenHBand="0" w:firstRowFirstColumn="0" w:firstRowLastColumn="0" w:lastRowFirstColumn="0" w:lastRowLastColumn="0"/>
             </w:pPr>
-            <w:proofErr w:type="gramStart"/>
-            <w:r>
-              <w:t>char(</w:t>
-            </w:r>
-            <w:proofErr w:type="gramEnd"/>
-            <w:r>
-              <w:t>10)</w:t>
+            <w:r>
+              <w:t>char(10)</w:t>
             </w:r>
           </w:p>
         </w:tc>
@@ -25946,13 +25265,8 @@
             <w:pPr>
               <w:cnfStyle w:val="000000000000" w:firstRow="0" w:lastRow="0" w:firstColumn="0" w:lastColumn="0" w:oddVBand="0" w:evenVBand="0" w:oddHBand="0" w:evenHBand="0" w:firstRowFirstColumn="0" w:firstRowLastColumn="0" w:lastRowFirstColumn="0" w:lastRowLastColumn="0"/>
             </w:pPr>
-            <w:proofErr w:type="gramStart"/>
-            <w:r>
-              <w:t>char(</w:t>
-            </w:r>
-            <w:proofErr w:type="gramEnd"/>
-            <w:r>
-              <w:t>1)</w:t>
+            <w:r>
+              <w:t>char(1)</w:t>
             </w:r>
           </w:p>
         </w:tc>
@@ -25993,13 +25307,8 @@
             <w:pPr>
               <w:cnfStyle w:val="000000000000" w:firstRow="0" w:lastRow="0" w:firstColumn="0" w:lastColumn="0" w:oddVBand="0" w:evenVBand="0" w:oddHBand="0" w:evenHBand="0" w:firstRowFirstColumn="0" w:firstRowLastColumn="0" w:lastRowFirstColumn="0" w:lastRowLastColumn="0"/>
             </w:pPr>
-            <w:proofErr w:type="gramStart"/>
-            <w:r>
-              <w:t>char(</w:t>
-            </w:r>
-            <w:proofErr w:type="gramEnd"/>
-            <w:r>
-              <w:t>5)</w:t>
+            <w:r>
+              <w:t>char(5)</w:t>
             </w:r>
           </w:p>
         </w:tc>
@@ -26040,13 +25349,8 @@
             <w:pPr>
               <w:cnfStyle w:val="000000000000" w:firstRow="0" w:lastRow="0" w:firstColumn="0" w:lastColumn="0" w:oddVBand="0" w:evenVBand="0" w:oddHBand="0" w:evenHBand="0" w:firstRowFirstColumn="0" w:firstRowLastColumn="0" w:lastRowFirstColumn="0" w:lastRowLastColumn="0"/>
             </w:pPr>
-            <w:proofErr w:type="gramStart"/>
-            <w:r>
-              <w:t>char(</w:t>
-            </w:r>
-            <w:proofErr w:type="gramEnd"/>
-            <w:r>
-              <w:t>10)</w:t>
+            <w:r>
+              <w:t>char(10)</w:t>
             </w:r>
           </w:p>
         </w:tc>
@@ -26087,13 +25391,8 @@
             <w:pPr>
               <w:cnfStyle w:val="000000000000" w:firstRow="0" w:lastRow="0" w:firstColumn="0" w:lastColumn="0" w:oddVBand="0" w:evenVBand="0" w:oddHBand="0" w:evenHBand="0" w:firstRowFirstColumn="0" w:firstRowLastColumn="0" w:lastRowFirstColumn="0" w:lastRowLastColumn="0"/>
             </w:pPr>
-            <w:proofErr w:type="gramStart"/>
-            <w:r>
-              <w:t>char(</w:t>
-            </w:r>
-            <w:proofErr w:type="gramEnd"/>
-            <w:r>
-              <w:t>2)</w:t>
+            <w:r>
+              <w:t>char(2)</w:t>
             </w:r>
           </w:p>
         </w:tc>
@@ -26134,13 +25433,8 @@
             <w:pPr>
               <w:cnfStyle w:val="000000000000" w:firstRow="0" w:lastRow="0" w:firstColumn="0" w:lastColumn="0" w:oddVBand="0" w:evenVBand="0" w:oddHBand="0" w:evenHBand="0" w:firstRowFirstColumn="0" w:firstRowLastColumn="0" w:lastRowFirstColumn="0" w:lastRowLastColumn="0"/>
             </w:pPr>
-            <w:proofErr w:type="gramStart"/>
-            <w:r>
-              <w:t>char(</w:t>
-            </w:r>
-            <w:proofErr w:type="gramEnd"/>
-            <w:r>
-              <w:t>2)</w:t>
+            <w:r>
+              <w:t>char(2)</w:t>
             </w:r>
           </w:p>
         </w:tc>
@@ -26181,13 +25475,8 @@
             <w:pPr>
               <w:cnfStyle w:val="000000000000" w:firstRow="0" w:lastRow="0" w:firstColumn="0" w:lastColumn="0" w:oddVBand="0" w:evenVBand="0" w:oddHBand="0" w:evenHBand="0" w:firstRowFirstColumn="0" w:firstRowLastColumn="0" w:lastRowFirstColumn="0" w:lastRowLastColumn="0"/>
             </w:pPr>
-            <w:proofErr w:type="gramStart"/>
-            <w:r>
-              <w:t>char(</w:t>
-            </w:r>
-            <w:proofErr w:type="gramEnd"/>
-            <w:r>
-              <w:t>10)</w:t>
+            <w:r>
+              <w:t>char(10)</w:t>
             </w:r>
           </w:p>
         </w:tc>
@@ -26228,13 +25517,8 @@
             <w:pPr>
               <w:cnfStyle w:val="000000000000" w:firstRow="0" w:lastRow="0" w:firstColumn="0" w:lastColumn="0" w:oddVBand="0" w:evenVBand="0" w:oddHBand="0" w:evenHBand="0" w:firstRowFirstColumn="0" w:firstRowLastColumn="0" w:lastRowFirstColumn="0" w:lastRowLastColumn="0"/>
             </w:pPr>
-            <w:proofErr w:type="gramStart"/>
-            <w:r>
-              <w:t>char(</w:t>
-            </w:r>
-            <w:proofErr w:type="gramEnd"/>
-            <w:r>
-              <w:t>10)</w:t>
+            <w:r>
+              <w:t>char(10)</w:t>
             </w:r>
           </w:p>
         </w:tc>
@@ -26275,13 +25559,8 @@
             <w:pPr>
               <w:cnfStyle w:val="000000000000" w:firstRow="0" w:lastRow="0" w:firstColumn="0" w:lastColumn="0" w:oddVBand="0" w:evenVBand="0" w:oddHBand="0" w:evenHBand="0" w:firstRowFirstColumn="0" w:firstRowLastColumn="0" w:lastRowFirstColumn="0" w:lastRowLastColumn="0"/>
             </w:pPr>
-            <w:proofErr w:type="gramStart"/>
-            <w:r>
-              <w:t>char(</w:t>
-            </w:r>
-            <w:proofErr w:type="gramEnd"/>
-            <w:r>
-              <w:t>10)</w:t>
+            <w:r>
+              <w:t>char(10)</w:t>
             </w:r>
           </w:p>
         </w:tc>
@@ -26322,13 +25601,8 @@
             <w:pPr>
               <w:cnfStyle w:val="000000000000" w:firstRow="0" w:lastRow="0" w:firstColumn="0" w:lastColumn="0" w:oddVBand="0" w:evenVBand="0" w:oddHBand="0" w:evenHBand="0" w:firstRowFirstColumn="0" w:firstRowLastColumn="0" w:lastRowFirstColumn="0" w:lastRowLastColumn="0"/>
             </w:pPr>
-            <w:proofErr w:type="gramStart"/>
-            <w:r>
-              <w:t>char(</w:t>
-            </w:r>
-            <w:proofErr w:type="gramEnd"/>
-            <w:r>
-              <w:t>1)</w:t>
+            <w:r>
+              <w:t>char(1)</w:t>
             </w:r>
           </w:p>
         </w:tc>
@@ -26369,13 +25643,8 @@
             <w:pPr>
               <w:cnfStyle w:val="000000000000" w:firstRow="0" w:lastRow="0" w:firstColumn="0" w:lastColumn="0" w:oddVBand="0" w:evenVBand="0" w:oddHBand="0" w:evenHBand="0" w:firstRowFirstColumn="0" w:firstRowLastColumn="0" w:lastRowFirstColumn="0" w:lastRowLastColumn="0"/>
             </w:pPr>
-            <w:proofErr w:type="gramStart"/>
-            <w:r>
-              <w:t>char(</w:t>
-            </w:r>
-            <w:proofErr w:type="gramEnd"/>
-            <w:r>
-              <w:t>10)</w:t>
+            <w:r>
+              <w:t>char(10)</w:t>
             </w:r>
           </w:p>
         </w:tc>
@@ -26416,13 +25685,8 @@
             <w:pPr>
               <w:cnfStyle w:val="000000000000" w:firstRow="0" w:lastRow="0" w:firstColumn="0" w:lastColumn="0" w:oddVBand="0" w:evenVBand="0" w:oddHBand="0" w:evenHBand="0" w:firstRowFirstColumn="0" w:firstRowLastColumn="0" w:lastRowFirstColumn="0" w:lastRowLastColumn="0"/>
             </w:pPr>
-            <w:proofErr w:type="gramStart"/>
-            <w:r>
-              <w:t>char(</w:t>
-            </w:r>
-            <w:proofErr w:type="gramEnd"/>
-            <w:r>
-              <w:t>15)</w:t>
+            <w:r>
+              <w:t>char(15)</w:t>
             </w:r>
           </w:p>
         </w:tc>
@@ -26463,13 +25727,8 @@
             <w:pPr>
               <w:cnfStyle w:val="000000000000" w:firstRow="0" w:lastRow="0" w:firstColumn="0" w:lastColumn="0" w:oddVBand="0" w:evenVBand="0" w:oddHBand="0" w:evenHBand="0" w:firstRowFirstColumn="0" w:firstRowLastColumn="0" w:lastRowFirstColumn="0" w:lastRowLastColumn="0"/>
             </w:pPr>
-            <w:proofErr w:type="gramStart"/>
-            <w:r>
-              <w:t>char(</w:t>
-            </w:r>
-            <w:proofErr w:type="gramEnd"/>
-            <w:r>
-              <w:t>1)</w:t>
+            <w:r>
+              <w:t>char(1)</w:t>
             </w:r>
           </w:p>
         </w:tc>
@@ -26510,13 +25769,8 @@
             <w:pPr>
               <w:cnfStyle w:val="000000000000" w:firstRow="0" w:lastRow="0" w:firstColumn="0" w:lastColumn="0" w:oddVBand="0" w:evenVBand="0" w:oddHBand="0" w:evenHBand="0" w:firstRowFirstColumn="0" w:firstRowLastColumn="0" w:lastRowFirstColumn="0" w:lastRowLastColumn="0"/>
             </w:pPr>
-            <w:proofErr w:type="gramStart"/>
-            <w:r>
-              <w:t>char(</w:t>
-            </w:r>
-            <w:proofErr w:type="gramEnd"/>
-            <w:r>
-              <w:t>1)</w:t>
+            <w:r>
+              <w:t>char(1)</w:t>
             </w:r>
           </w:p>
         </w:tc>
@@ -26558,13 +25812,8 @@
             <w:pPr>
               <w:cnfStyle w:val="000000000000" w:firstRow="0" w:lastRow="0" w:firstColumn="0" w:lastColumn="0" w:oddVBand="0" w:evenVBand="0" w:oddHBand="0" w:evenHBand="0" w:firstRowFirstColumn="0" w:firstRowLastColumn="0" w:lastRowFirstColumn="0" w:lastRowLastColumn="0"/>
             </w:pPr>
-            <w:proofErr w:type="gramStart"/>
-            <w:r>
-              <w:t>char(</w:t>
-            </w:r>
-            <w:proofErr w:type="gramEnd"/>
-            <w:r>
-              <w:t>15)</w:t>
+            <w:r>
+              <w:t>char(15)</w:t>
             </w:r>
           </w:p>
         </w:tc>
@@ -26605,13 +25854,8 @@
             <w:pPr>
               <w:cnfStyle w:val="000000000000" w:firstRow="0" w:lastRow="0" w:firstColumn="0" w:lastColumn="0" w:oddVBand="0" w:evenVBand="0" w:oddHBand="0" w:evenHBand="0" w:firstRowFirstColumn="0" w:firstRowLastColumn="0" w:lastRowFirstColumn="0" w:lastRowLastColumn="0"/>
             </w:pPr>
-            <w:proofErr w:type="gramStart"/>
-            <w:r>
-              <w:t>char(</w:t>
-            </w:r>
-            <w:proofErr w:type="gramEnd"/>
-            <w:r>
-              <w:t>50)</w:t>
+            <w:r>
+              <w:t>char(50)</w:t>
             </w:r>
           </w:p>
         </w:tc>
@@ -26652,13 +25896,8 @@
             <w:pPr>
               <w:cnfStyle w:val="000000000000" w:firstRow="0" w:lastRow="0" w:firstColumn="0" w:lastColumn="0" w:oddVBand="0" w:evenVBand="0" w:oddHBand="0" w:evenHBand="0" w:firstRowFirstColumn="0" w:firstRowLastColumn="0" w:lastRowFirstColumn="0" w:lastRowLastColumn="0"/>
             </w:pPr>
-            <w:proofErr w:type="gramStart"/>
-            <w:r>
-              <w:t>char(</w:t>
-            </w:r>
-            <w:proofErr w:type="gramEnd"/>
-            <w:r>
-              <w:t>50)</w:t>
+            <w:r>
+              <w:t>char(50)</w:t>
             </w:r>
           </w:p>
         </w:tc>
@@ -26714,19 +25953,11 @@
                 <w:color w:val="auto"/>
               </w:rPr>
             </w:pPr>
-            <w:proofErr w:type="gramStart"/>
             <w:r>
               <w:rPr>
                 <w:color w:val="auto"/>
               </w:rPr>
-              <w:t>varchar(</w:t>
-            </w:r>
-            <w:proofErr w:type="gramEnd"/>
-            <w:r>
-              <w:rPr>
-                <w:color w:val="auto"/>
-              </w:rPr>
-              <w:t>255)</w:t>
+              <w:t>varchar(255)</w:t>
             </w:r>
           </w:p>
         </w:tc>
@@ -26790,19 +26021,11 @@
                 <w:color w:val="auto"/>
               </w:rPr>
             </w:pPr>
-            <w:proofErr w:type="gramStart"/>
             <w:r>
               <w:rPr>
                 <w:color w:val="auto"/>
               </w:rPr>
-              <w:t>varchar(</w:t>
-            </w:r>
-            <w:proofErr w:type="gramEnd"/>
-            <w:r>
-              <w:rPr>
-                <w:color w:val="auto"/>
-              </w:rPr>
-              <w:t>255)</w:t>
+              <w:t>varchar(255)</w:t>
             </w:r>
           </w:p>
         </w:tc>
@@ -26866,19 +26089,11 @@
                 <w:color w:val="auto"/>
               </w:rPr>
             </w:pPr>
-            <w:proofErr w:type="gramStart"/>
             <w:r>
               <w:rPr>
                 <w:color w:val="auto"/>
               </w:rPr>
-              <w:t>varchar(</w:t>
-            </w:r>
-            <w:proofErr w:type="gramEnd"/>
-            <w:r>
-              <w:rPr>
-                <w:color w:val="auto"/>
-              </w:rPr>
-              <w:t>255)</w:t>
+              <w:t>varchar(255)</w:t>
             </w:r>
           </w:p>
         </w:tc>
@@ -26940,19 +26155,11 @@
                 <w:color w:val="auto"/>
               </w:rPr>
             </w:pPr>
-            <w:proofErr w:type="gramStart"/>
             <w:r>
               <w:rPr>
                 <w:color w:val="auto"/>
               </w:rPr>
-              <w:t>varchar(</w:t>
-            </w:r>
-            <w:proofErr w:type="gramEnd"/>
-            <w:r>
-              <w:rPr>
-                <w:color w:val="auto"/>
-              </w:rPr>
-              <w:t>255)</w:t>
+              <w:t>varchar(255)</w:t>
             </w:r>
           </w:p>
         </w:tc>
@@ -27016,19 +26223,11 @@
                 <w:color w:val="auto"/>
               </w:rPr>
             </w:pPr>
-            <w:proofErr w:type="gramStart"/>
             <w:r>
               <w:rPr>
                 <w:color w:val="auto"/>
               </w:rPr>
-              <w:t>varchar(</w:t>
-            </w:r>
-            <w:proofErr w:type="gramEnd"/>
-            <w:r>
-              <w:rPr>
-                <w:color w:val="auto"/>
-              </w:rPr>
-              <w:t>255)</w:t>
+              <w:t>varchar(255)</w:t>
             </w:r>
           </w:p>
         </w:tc>
@@ -27090,19 +26289,11 @@
                 <w:color w:val="auto"/>
               </w:rPr>
             </w:pPr>
-            <w:proofErr w:type="gramStart"/>
             <w:r>
               <w:rPr>
                 <w:color w:val="auto"/>
               </w:rPr>
-              <w:t>varchar(</w:t>
-            </w:r>
-            <w:proofErr w:type="gramEnd"/>
-            <w:r>
-              <w:rPr>
-                <w:color w:val="auto"/>
-              </w:rPr>
-              <w:t>255)</w:t>
+              <w:t>varchar(255)</w:t>
             </w:r>
           </w:p>
         </w:tc>
@@ -27164,19 +26355,11 @@
                 <w:color w:val="auto"/>
               </w:rPr>
             </w:pPr>
-            <w:proofErr w:type="gramStart"/>
             <w:r>
               <w:rPr>
                 <w:color w:val="auto"/>
               </w:rPr>
-              <w:t>varchar(</w:t>
-            </w:r>
-            <w:proofErr w:type="gramEnd"/>
-            <w:r>
-              <w:rPr>
-                <w:color w:val="auto"/>
-              </w:rPr>
-              <w:t>255)</w:t>
+              <w:t>varchar(255)</w:t>
             </w:r>
           </w:p>
         </w:tc>
@@ -27238,19 +26421,11 @@
                 <w:color w:val="auto"/>
               </w:rPr>
             </w:pPr>
-            <w:proofErr w:type="gramStart"/>
             <w:r>
               <w:rPr>
                 <w:color w:val="auto"/>
               </w:rPr>
-              <w:t>varchar(</w:t>
-            </w:r>
-            <w:proofErr w:type="gramEnd"/>
-            <w:r>
-              <w:rPr>
-                <w:color w:val="auto"/>
-              </w:rPr>
-              <w:t>255)</w:t>
+              <w:t>varchar(255)</w:t>
             </w:r>
           </w:p>
         </w:tc>
@@ -27312,19 +26487,11 @@
                 <w:color w:val="auto"/>
               </w:rPr>
             </w:pPr>
-            <w:proofErr w:type="gramStart"/>
             <w:r>
               <w:rPr>
                 <w:color w:val="auto"/>
               </w:rPr>
-              <w:t>varchar(</w:t>
-            </w:r>
-            <w:proofErr w:type="gramEnd"/>
-            <w:r>
-              <w:rPr>
-                <w:color w:val="auto"/>
-              </w:rPr>
-              <w:t>255)</w:t>
+              <w:t>varchar(255)</w:t>
             </w:r>
           </w:p>
         </w:tc>
@@ -27388,19 +26555,11 @@
                 <w:color w:val="auto"/>
               </w:rPr>
             </w:pPr>
-            <w:proofErr w:type="gramStart"/>
             <w:r>
               <w:rPr>
                 <w:color w:val="auto"/>
               </w:rPr>
-              <w:t>varchar(</w:t>
-            </w:r>
-            <w:proofErr w:type="gramEnd"/>
-            <w:r>
-              <w:rPr>
-                <w:color w:val="auto"/>
-              </w:rPr>
-              <w:t>255)</w:t>
+              <w:t>varchar(255)</w:t>
             </w:r>
           </w:p>
         </w:tc>
@@ -27464,19 +26623,11 @@
                 <w:color w:val="auto"/>
               </w:rPr>
             </w:pPr>
-            <w:proofErr w:type="gramStart"/>
             <w:r>
               <w:rPr>
                 <w:color w:val="auto"/>
               </w:rPr>
-              <w:t>varchar(</w:t>
-            </w:r>
-            <w:proofErr w:type="gramEnd"/>
-            <w:r>
-              <w:rPr>
-                <w:color w:val="auto"/>
-              </w:rPr>
-              <w:t>255)</w:t>
+              <w:t>varchar(255)</w:t>
             </w:r>
           </w:p>
         </w:tc>
@@ -27540,19 +26691,11 @@
                 <w:color w:val="auto"/>
               </w:rPr>
             </w:pPr>
-            <w:proofErr w:type="gramStart"/>
             <w:r>
               <w:rPr>
                 <w:color w:val="auto"/>
               </w:rPr>
-              <w:t>varchar(</w:t>
-            </w:r>
-            <w:proofErr w:type="gramEnd"/>
-            <w:r>
-              <w:rPr>
-                <w:color w:val="auto"/>
-              </w:rPr>
-              <w:t>255)</w:t>
+              <w:t>varchar(255)</w:t>
             </w:r>
           </w:p>
         </w:tc>
@@ -27616,19 +26759,11 @@
                 <w:color w:val="auto"/>
               </w:rPr>
             </w:pPr>
-            <w:proofErr w:type="gramStart"/>
             <w:r>
               <w:rPr>
                 <w:color w:val="auto"/>
               </w:rPr>
-              <w:t>varchar(</w:t>
-            </w:r>
-            <w:proofErr w:type="gramEnd"/>
-            <w:r>
-              <w:rPr>
-                <w:color w:val="auto"/>
-              </w:rPr>
-              <w:t>255)</w:t>
+              <w:t>varchar(255)</w:t>
             </w:r>
           </w:p>
         </w:tc>
@@ -27692,19 +26827,11 @@
                 <w:color w:val="auto"/>
               </w:rPr>
             </w:pPr>
-            <w:proofErr w:type="gramStart"/>
             <w:r>
               <w:rPr>
                 <w:color w:val="auto"/>
               </w:rPr>
-              <w:t>varchar(</w:t>
-            </w:r>
-            <w:proofErr w:type="gramEnd"/>
-            <w:r>
-              <w:rPr>
-                <w:color w:val="auto"/>
-              </w:rPr>
-              <w:t>255)</w:t>
+              <w:t>varchar(255)</w:t>
             </w:r>
           </w:p>
         </w:tc>
@@ -27955,13 +27082,8 @@
             <w:pPr>
               <w:cnfStyle w:val="000000000000" w:firstRow="0" w:lastRow="0" w:firstColumn="0" w:lastColumn="0" w:oddVBand="0" w:evenVBand="0" w:oddHBand="0" w:evenHBand="0" w:firstRowFirstColumn="0" w:firstRowLastColumn="0" w:lastRowFirstColumn="0" w:lastRowLastColumn="0"/>
             </w:pPr>
-            <w:proofErr w:type="gramStart"/>
-            <w:r>
-              <w:t>char(</w:t>
-            </w:r>
-            <w:proofErr w:type="gramEnd"/>
-            <w:r>
-              <w:t>15)</w:t>
+            <w:r>
+              <w:t>char(15)</w:t>
             </w:r>
           </w:p>
         </w:tc>
@@ -28001,13 +27123,8 @@
             <w:pPr>
               <w:cnfStyle w:val="000000000000" w:firstRow="0" w:lastRow="0" w:firstColumn="0" w:lastColumn="0" w:oddVBand="0" w:evenVBand="0" w:oddHBand="0" w:evenHBand="0" w:firstRowFirstColumn="0" w:firstRowLastColumn="0" w:lastRowFirstColumn="0" w:lastRowLastColumn="0"/>
             </w:pPr>
-            <w:proofErr w:type="gramStart"/>
-            <w:r>
-              <w:t>char(</w:t>
-            </w:r>
-            <w:proofErr w:type="gramEnd"/>
-            <w:r>
-              <w:t>2)</w:t>
+            <w:r>
+              <w:t>char(2)</w:t>
             </w:r>
           </w:p>
         </w:tc>
@@ -28047,13 +27164,8 @@
             <w:pPr>
               <w:cnfStyle w:val="000000000000" w:firstRow="0" w:lastRow="0" w:firstColumn="0" w:lastColumn="0" w:oddVBand="0" w:evenVBand="0" w:oddHBand="0" w:evenHBand="0" w:firstRowFirstColumn="0" w:firstRowLastColumn="0" w:lastRowFirstColumn="0" w:lastRowLastColumn="0"/>
             </w:pPr>
-            <w:proofErr w:type="gramStart"/>
-            <w:r>
-              <w:t>char(</w:t>
-            </w:r>
-            <w:proofErr w:type="gramEnd"/>
-            <w:r>
-              <w:t>15)</w:t>
+            <w:r>
+              <w:t>char(15)</w:t>
             </w:r>
           </w:p>
         </w:tc>
@@ -28093,13 +27205,8 @@
             <w:pPr>
               <w:cnfStyle w:val="000000000000" w:firstRow="0" w:lastRow="0" w:firstColumn="0" w:lastColumn="0" w:oddVBand="0" w:evenVBand="0" w:oddHBand="0" w:evenHBand="0" w:firstRowFirstColumn="0" w:firstRowLastColumn="0" w:lastRowFirstColumn="0" w:lastRowLastColumn="0"/>
             </w:pPr>
-            <w:proofErr w:type="gramStart"/>
-            <w:r>
-              <w:t>char(</w:t>
-            </w:r>
-            <w:proofErr w:type="gramEnd"/>
-            <w:r>
-              <w:t>10)</w:t>
+            <w:r>
+              <w:t>char(10)</w:t>
             </w:r>
           </w:p>
         </w:tc>
@@ -28139,13 +27246,8 @@
             <w:pPr>
               <w:cnfStyle w:val="000000000000" w:firstRow="0" w:lastRow="0" w:firstColumn="0" w:lastColumn="0" w:oddVBand="0" w:evenVBand="0" w:oddHBand="0" w:evenHBand="0" w:firstRowFirstColumn="0" w:firstRowLastColumn="0" w:lastRowFirstColumn="0" w:lastRowLastColumn="0"/>
             </w:pPr>
-            <w:proofErr w:type="gramStart"/>
-            <w:r>
-              <w:t>char(</w:t>
-            </w:r>
-            <w:proofErr w:type="gramEnd"/>
-            <w:r>
-              <w:t>10)</w:t>
+            <w:r>
+              <w:t>char(10)</w:t>
             </w:r>
           </w:p>
         </w:tc>
@@ -28183,13 +27285,8 @@
             <w:pPr>
               <w:cnfStyle w:val="000000000000" w:firstRow="0" w:lastRow="0" w:firstColumn="0" w:lastColumn="0" w:oddVBand="0" w:evenVBand="0" w:oddHBand="0" w:evenHBand="0" w:firstRowFirstColumn="0" w:firstRowLastColumn="0" w:lastRowFirstColumn="0" w:lastRowLastColumn="0"/>
             </w:pPr>
-            <w:proofErr w:type="gramStart"/>
-            <w:r>
-              <w:t>varchar(</w:t>
-            </w:r>
-            <w:proofErr w:type="gramEnd"/>
-            <w:r>
-              <w:t>255)</w:t>
+            <w:r>
+              <w:t>varchar(255)</w:t>
             </w:r>
           </w:p>
         </w:tc>
@@ -28227,13 +27324,8 @@
             <w:pPr>
               <w:cnfStyle w:val="000000000000" w:firstRow="0" w:lastRow="0" w:firstColumn="0" w:lastColumn="0" w:oddVBand="0" w:evenVBand="0" w:oddHBand="0" w:evenHBand="0" w:firstRowFirstColumn="0" w:firstRowLastColumn="0" w:lastRowFirstColumn="0" w:lastRowLastColumn="0"/>
             </w:pPr>
-            <w:proofErr w:type="gramStart"/>
-            <w:r>
-              <w:t>varchar(</w:t>
-            </w:r>
-            <w:proofErr w:type="gramEnd"/>
-            <w:r>
-              <w:t>255)</w:t>
+            <w:r>
+              <w:t>varchar(255)</w:t>
             </w:r>
           </w:p>
         </w:tc>
@@ -28274,13 +27366,8 @@
             <w:pPr>
               <w:cnfStyle w:val="000000000000" w:firstRow="0" w:lastRow="0" w:firstColumn="0" w:lastColumn="0" w:oddVBand="0" w:evenVBand="0" w:oddHBand="0" w:evenHBand="0" w:firstRowFirstColumn="0" w:firstRowLastColumn="0" w:lastRowFirstColumn="0" w:lastRowLastColumn="0"/>
             </w:pPr>
-            <w:proofErr w:type="gramStart"/>
-            <w:r>
-              <w:t>varchar(</w:t>
-            </w:r>
-            <w:proofErr w:type="gramEnd"/>
-            <w:r>
-              <w:t>4000)</w:t>
+            <w:r>
+              <w:t>varchar(4000)</w:t>
             </w:r>
           </w:p>
         </w:tc>
@@ -28320,13 +27407,8 @@
             <w:pPr>
               <w:cnfStyle w:val="000000000000" w:firstRow="0" w:lastRow="0" w:firstColumn="0" w:lastColumn="0" w:oddVBand="0" w:evenVBand="0" w:oddHBand="0" w:evenHBand="0" w:firstRowFirstColumn="0" w:firstRowLastColumn="0" w:lastRowFirstColumn="0" w:lastRowLastColumn="0"/>
             </w:pPr>
-            <w:proofErr w:type="gramStart"/>
-            <w:r>
-              <w:t>char(</w:t>
-            </w:r>
-            <w:proofErr w:type="gramEnd"/>
-            <w:r>
-              <w:t>02)</w:t>
+            <w:r>
+              <w:t>char(02)</w:t>
             </w:r>
           </w:p>
         </w:tc>
@@ -28668,13 +27750,8 @@
             <w:pPr>
               <w:cnfStyle w:val="000000000000" w:firstRow="0" w:lastRow="0" w:firstColumn="0" w:lastColumn="0" w:oddVBand="0" w:evenVBand="0" w:oddHBand="0" w:evenHBand="0" w:firstRowFirstColumn="0" w:firstRowLastColumn="0" w:lastRowFirstColumn="0" w:lastRowLastColumn="0"/>
             </w:pPr>
-            <w:proofErr w:type="gramStart"/>
-            <w:r>
-              <w:t>char(</w:t>
-            </w:r>
-            <w:proofErr w:type="gramEnd"/>
-            <w:r>
-              <w:t>2)</w:t>
+            <w:r>
+              <w:t>char(2)</w:t>
             </w:r>
           </w:p>
         </w:tc>
@@ -28714,13 +27791,8 @@
             <w:pPr>
               <w:cnfStyle w:val="000000000000" w:firstRow="0" w:lastRow="0" w:firstColumn="0" w:lastColumn="0" w:oddVBand="0" w:evenVBand="0" w:oddHBand="0" w:evenHBand="0" w:firstRowFirstColumn="0" w:firstRowLastColumn="0" w:lastRowFirstColumn="0" w:lastRowLastColumn="0"/>
             </w:pPr>
-            <w:proofErr w:type="gramStart"/>
-            <w:r>
-              <w:t>char(</w:t>
-            </w:r>
-            <w:proofErr w:type="gramEnd"/>
-            <w:r>
-              <w:t>15)</w:t>
+            <w:r>
+              <w:t>char(15)</w:t>
             </w:r>
           </w:p>
         </w:tc>
@@ -28760,13 +27832,8 @@
             <w:pPr>
               <w:cnfStyle w:val="000000000000" w:firstRow="0" w:lastRow="0" w:firstColumn="0" w:lastColumn="0" w:oddVBand="0" w:evenVBand="0" w:oddHBand="0" w:evenHBand="0" w:firstRowFirstColumn="0" w:firstRowLastColumn="0" w:lastRowFirstColumn="0" w:lastRowLastColumn="0"/>
             </w:pPr>
-            <w:proofErr w:type="gramStart"/>
-            <w:r>
-              <w:t>char(</w:t>
-            </w:r>
-            <w:proofErr w:type="gramEnd"/>
-            <w:r>
-              <w:t>10)</w:t>
+            <w:r>
+              <w:t>char(10)</w:t>
             </w:r>
           </w:p>
         </w:tc>
@@ -28806,13 +27873,8 @@
             <w:pPr>
               <w:cnfStyle w:val="000000000000" w:firstRow="0" w:lastRow="0" w:firstColumn="0" w:lastColumn="0" w:oddVBand="0" w:evenVBand="0" w:oddHBand="0" w:evenHBand="0" w:firstRowFirstColumn="0" w:firstRowLastColumn="0" w:lastRowFirstColumn="0" w:lastRowLastColumn="0"/>
             </w:pPr>
-            <w:proofErr w:type="gramStart"/>
-            <w:r>
-              <w:t>char(</w:t>
-            </w:r>
-            <w:proofErr w:type="gramEnd"/>
-            <w:r>
-              <w:t>25)</w:t>
+            <w:r>
+              <w:t>char(25)</w:t>
             </w:r>
           </w:p>
         </w:tc>
@@ -28852,13 +27914,8 @@
             <w:pPr>
               <w:cnfStyle w:val="000000000000" w:firstRow="0" w:lastRow="0" w:firstColumn="0" w:lastColumn="0" w:oddVBand="0" w:evenVBand="0" w:oddHBand="0" w:evenHBand="0" w:firstRowFirstColumn="0" w:firstRowLastColumn="0" w:lastRowFirstColumn="0" w:lastRowLastColumn="0"/>
             </w:pPr>
-            <w:proofErr w:type="gramStart"/>
-            <w:r>
-              <w:t>char(</w:t>
-            </w:r>
-            <w:proofErr w:type="gramEnd"/>
-            <w:r>
-              <w:t>25)</w:t>
+            <w:r>
+              <w:t>char(25)</w:t>
             </w:r>
           </w:p>
         </w:tc>
@@ -28898,13 +27955,8 @@
             <w:pPr>
               <w:cnfStyle w:val="000000000000" w:firstRow="0" w:lastRow="0" w:firstColumn="0" w:lastColumn="0" w:oddVBand="0" w:evenVBand="0" w:oddHBand="0" w:evenHBand="0" w:firstRowFirstColumn="0" w:firstRowLastColumn="0" w:lastRowFirstColumn="0" w:lastRowLastColumn="0"/>
             </w:pPr>
-            <w:proofErr w:type="gramStart"/>
-            <w:r>
-              <w:t>char(</w:t>
-            </w:r>
-            <w:proofErr w:type="gramEnd"/>
-            <w:r>
-              <w:t>30)</w:t>
+            <w:r>
+              <w:t>char(30)</w:t>
             </w:r>
           </w:p>
         </w:tc>
@@ -28944,13 +27996,8 @@
             <w:pPr>
               <w:cnfStyle w:val="000000000000" w:firstRow="0" w:lastRow="0" w:firstColumn="0" w:lastColumn="0" w:oddVBand="0" w:evenVBand="0" w:oddHBand="0" w:evenHBand="0" w:firstRowFirstColumn="0" w:firstRowLastColumn="0" w:lastRowFirstColumn="0" w:lastRowLastColumn="0"/>
             </w:pPr>
-            <w:proofErr w:type="gramStart"/>
-            <w:r>
-              <w:t>char(</w:t>
-            </w:r>
-            <w:proofErr w:type="gramEnd"/>
-            <w:r>
-              <w:t>10)</w:t>
+            <w:r>
+              <w:t>char(10)</w:t>
             </w:r>
           </w:p>
         </w:tc>
@@ -28990,13 +28037,8 @@
             <w:pPr>
               <w:cnfStyle w:val="000000000000" w:firstRow="0" w:lastRow="0" w:firstColumn="0" w:lastColumn="0" w:oddVBand="0" w:evenVBand="0" w:oddHBand="0" w:evenHBand="0" w:firstRowFirstColumn="0" w:firstRowLastColumn="0" w:lastRowFirstColumn="0" w:lastRowLastColumn="0"/>
             </w:pPr>
-            <w:proofErr w:type="gramStart"/>
-            <w:r>
-              <w:t>char(</w:t>
-            </w:r>
-            <w:proofErr w:type="gramEnd"/>
-            <w:r>
-              <w:t>5)</w:t>
+            <w:r>
+              <w:t>char(5)</w:t>
             </w:r>
           </w:p>
         </w:tc>
@@ -29036,13 +28078,8 @@
             <w:pPr>
               <w:cnfStyle w:val="000000000000" w:firstRow="0" w:lastRow="0" w:firstColumn="0" w:lastColumn="0" w:oddVBand="0" w:evenVBand="0" w:oddHBand="0" w:evenHBand="0" w:firstRowFirstColumn="0" w:firstRowLastColumn="0" w:lastRowFirstColumn="0" w:lastRowLastColumn="0"/>
             </w:pPr>
-            <w:proofErr w:type="gramStart"/>
-            <w:r>
-              <w:t>char(</w:t>
-            </w:r>
-            <w:proofErr w:type="gramEnd"/>
-            <w:r>
-              <w:t>20)</w:t>
+            <w:r>
+              <w:t>char(20)</w:t>
             </w:r>
           </w:p>
         </w:tc>
@@ -29082,13 +28119,8 @@
             <w:pPr>
               <w:cnfStyle w:val="000000000000" w:firstRow="0" w:lastRow="0" w:firstColumn="0" w:lastColumn="0" w:oddVBand="0" w:evenVBand="0" w:oddHBand="0" w:evenHBand="0" w:firstRowFirstColumn="0" w:firstRowLastColumn="0" w:lastRowFirstColumn="0" w:lastRowLastColumn="0"/>
             </w:pPr>
-            <w:proofErr w:type="gramStart"/>
-            <w:r>
-              <w:t>char(</w:t>
-            </w:r>
-            <w:proofErr w:type="gramEnd"/>
-            <w:r>
-              <w:t>5)</w:t>
+            <w:r>
+              <w:t>char(5)</w:t>
             </w:r>
           </w:p>
         </w:tc>
@@ -29128,13 +28160,8 @@
             <w:pPr>
               <w:cnfStyle w:val="000000000000" w:firstRow="0" w:lastRow="0" w:firstColumn="0" w:lastColumn="0" w:oddVBand="0" w:evenVBand="0" w:oddHBand="0" w:evenHBand="0" w:firstRowFirstColumn="0" w:firstRowLastColumn="0" w:lastRowFirstColumn="0" w:lastRowLastColumn="0"/>
             </w:pPr>
-            <w:proofErr w:type="gramStart"/>
-            <w:r>
-              <w:t>char(</w:t>
-            </w:r>
-            <w:proofErr w:type="gramEnd"/>
-            <w:r>
-              <w:t>64)</w:t>
+            <w:r>
+              <w:t>char(64)</w:t>
             </w:r>
           </w:p>
         </w:tc>
@@ -29174,13 +28201,8 @@
             <w:pPr>
               <w:cnfStyle w:val="000000000000" w:firstRow="0" w:lastRow="0" w:firstColumn="0" w:lastColumn="0" w:oddVBand="0" w:evenVBand="0" w:oddHBand="0" w:evenHBand="0" w:firstRowFirstColumn="0" w:firstRowLastColumn="0" w:lastRowFirstColumn="0" w:lastRowLastColumn="0"/>
             </w:pPr>
-            <w:proofErr w:type="gramStart"/>
-            <w:r>
-              <w:t>char(</w:t>
-            </w:r>
-            <w:proofErr w:type="gramEnd"/>
-            <w:r>
-              <w:t>240)</w:t>
+            <w:r>
+              <w:t>char(240)</w:t>
             </w:r>
           </w:p>
         </w:tc>
@@ -29220,13 +28242,8 @@
             <w:pPr>
               <w:cnfStyle w:val="000000000000" w:firstRow="0" w:lastRow="0" w:firstColumn="0" w:lastColumn="0" w:oddVBand="0" w:evenVBand="0" w:oddHBand="0" w:evenHBand="0" w:firstRowFirstColumn="0" w:firstRowLastColumn="0" w:lastRowFirstColumn="0" w:lastRowLastColumn="0"/>
             </w:pPr>
-            <w:proofErr w:type="gramStart"/>
-            <w:r>
-              <w:t>char(</w:t>
-            </w:r>
-            <w:proofErr w:type="gramEnd"/>
-            <w:r>
-              <w:t>2)</w:t>
+            <w:r>
+              <w:t>char(2)</w:t>
             </w:r>
           </w:p>
         </w:tc>
@@ -29266,13 +28283,8 @@
             <w:pPr>
               <w:cnfStyle w:val="000000000000" w:firstRow="0" w:lastRow="0" w:firstColumn="0" w:lastColumn="0" w:oddVBand="0" w:evenVBand="0" w:oddHBand="0" w:evenHBand="0" w:firstRowFirstColumn="0" w:firstRowLastColumn="0" w:lastRowFirstColumn="0" w:lastRowLastColumn="0"/>
             </w:pPr>
-            <w:proofErr w:type="gramStart"/>
-            <w:r>
-              <w:t>char(</w:t>
-            </w:r>
-            <w:proofErr w:type="gramEnd"/>
-            <w:r>
-              <w:t>60)</w:t>
+            <w:r>
+              <w:t>char(60)</w:t>
             </w:r>
           </w:p>
         </w:tc>
@@ -29312,13 +28324,8 @@
             <w:pPr>
               <w:cnfStyle w:val="000000000000" w:firstRow="0" w:lastRow="0" w:firstColumn="0" w:lastColumn="0" w:oddVBand="0" w:evenVBand="0" w:oddHBand="0" w:evenHBand="0" w:firstRowFirstColumn="0" w:firstRowLastColumn="0" w:lastRowFirstColumn="0" w:lastRowLastColumn="0"/>
             </w:pPr>
-            <w:proofErr w:type="gramStart"/>
-            <w:r>
-              <w:t>varchar(</w:t>
-            </w:r>
-            <w:proofErr w:type="gramEnd"/>
-            <w:r>
-              <w:t>70)</w:t>
+            <w:r>
+              <w:t>varchar(70)</w:t>
             </w:r>
           </w:p>
         </w:tc>
@@ -29358,13 +28365,8 @@
             <w:pPr>
               <w:cnfStyle w:val="000000000000" w:firstRow="0" w:lastRow="0" w:firstColumn="0" w:lastColumn="0" w:oddVBand="0" w:evenVBand="0" w:oddHBand="0" w:evenHBand="0" w:firstRowFirstColumn="0" w:firstRowLastColumn="0" w:lastRowFirstColumn="0" w:lastRowLastColumn="0"/>
             </w:pPr>
-            <w:proofErr w:type="gramStart"/>
-            <w:r>
-              <w:t>char(</w:t>
-            </w:r>
-            <w:proofErr w:type="gramEnd"/>
-            <w:r>
-              <w:t>15)</w:t>
+            <w:r>
+              <w:t>char(15)</w:t>
             </w:r>
           </w:p>
         </w:tc>
@@ -29404,13 +28406,8 @@
             <w:pPr>
               <w:cnfStyle w:val="000000000000" w:firstRow="0" w:lastRow="0" w:firstColumn="0" w:lastColumn="0" w:oddVBand="0" w:evenVBand="0" w:oddHBand="0" w:evenHBand="0" w:firstRowFirstColumn="0" w:firstRowLastColumn="0" w:lastRowFirstColumn="0" w:lastRowLastColumn="0"/>
             </w:pPr>
-            <w:proofErr w:type="gramStart"/>
-            <w:r>
-              <w:t>char(</w:t>
-            </w:r>
-            <w:proofErr w:type="gramEnd"/>
-            <w:r>
-              <w:t>10)</w:t>
+            <w:r>
+              <w:t>char(10)</w:t>
             </w:r>
           </w:p>
         </w:tc>
@@ -29450,13 +28447,8 @@
             <w:pPr>
               <w:cnfStyle w:val="000000000000" w:firstRow="0" w:lastRow="0" w:firstColumn="0" w:lastColumn="0" w:oddVBand="0" w:evenVBand="0" w:oddHBand="0" w:evenHBand="0" w:firstRowFirstColumn="0" w:firstRowLastColumn="0" w:lastRowFirstColumn="0" w:lastRowLastColumn="0"/>
             </w:pPr>
-            <w:proofErr w:type="gramStart"/>
-            <w:r>
-              <w:t>char(</w:t>
-            </w:r>
-            <w:proofErr w:type="gramEnd"/>
-            <w:r>
-              <w:t>10)</w:t>
+            <w:r>
+              <w:t>char(10)</w:t>
             </w:r>
           </w:p>
         </w:tc>
@@ -29496,13 +28488,8 @@
             <w:pPr>
               <w:cnfStyle w:val="000000000000" w:firstRow="0" w:lastRow="0" w:firstColumn="0" w:lastColumn="0" w:oddVBand="0" w:evenVBand="0" w:oddHBand="0" w:evenHBand="0" w:firstRowFirstColumn="0" w:firstRowLastColumn="0" w:lastRowFirstColumn="0" w:lastRowLastColumn="0"/>
             </w:pPr>
-            <w:proofErr w:type="gramStart"/>
-            <w:r>
-              <w:t>char(</w:t>
-            </w:r>
-            <w:proofErr w:type="gramEnd"/>
-            <w:r>
-              <w:t>1)</w:t>
+            <w:r>
+              <w:t>char(1)</w:t>
             </w:r>
           </w:p>
         </w:tc>
@@ -29542,13 +28529,8 @@
             <w:pPr>
               <w:cnfStyle w:val="000000000000" w:firstRow="0" w:lastRow="0" w:firstColumn="0" w:lastColumn="0" w:oddVBand="0" w:evenVBand="0" w:oddHBand="0" w:evenHBand="0" w:firstRowFirstColumn="0" w:firstRowLastColumn="0" w:lastRowFirstColumn="0" w:lastRowLastColumn="0"/>
             </w:pPr>
-            <w:proofErr w:type="gramStart"/>
-            <w:r>
-              <w:t>char(</w:t>
-            </w:r>
-            <w:proofErr w:type="gramEnd"/>
-            <w:r>
-              <w:t>10)</w:t>
+            <w:r>
+              <w:t>char(10)</w:t>
             </w:r>
           </w:p>
         </w:tc>
@@ -29588,13 +28570,8 @@
             <w:pPr>
               <w:cnfStyle w:val="000000000000" w:firstRow="0" w:lastRow="0" w:firstColumn="0" w:lastColumn="0" w:oddVBand="0" w:evenVBand="0" w:oddHBand="0" w:evenHBand="0" w:firstRowFirstColumn="0" w:firstRowLastColumn="0" w:lastRowFirstColumn="0" w:lastRowLastColumn="0"/>
             </w:pPr>
-            <w:proofErr w:type="gramStart"/>
-            <w:r>
-              <w:t>char(</w:t>
-            </w:r>
-            <w:proofErr w:type="gramEnd"/>
-            <w:r>
-              <w:t>10)</w:t>
+            <w:r>
+              <w:t>char(10)</w:t>
             </w:r>
           </w:p>
         </w:tc>
@@ -29634,13 +28611,8 @@
             <w:pPr>
               <w:cnfStyle w:val="000000000000" w:firstRow="0" w:lastRow="0" w:firstColumn="0" w:lastColumn="0" w:oddVBand="0" w:evenVBand="0" w:oddHBand="0" w:evenHBand="0" w:firstRowFirstColumn="0" w:firstRowLastColumn="0" w:lastRowFirstColumn="0" w:lastRowLastColumn="0"/>
             </w:pPr>
-            <w:proofErr w:type="gramStart"/>
-            <w:r>
-              <w:t>char(</w:t>
-            </w:r>
-            <w:proofErr w:type="gramEnd"/>
-            <w:r>
-              <w:t>1)</w:t>
+            <w:r>
+              <w:t>char(1)</w:t>
             </w:r>
           </w:p>
         </w:tc>
@@ -29680,13 +28652,8 @@
             <w:pPr>
               <w:cnfStyle w:val="000000000000" w:firstRow="0" w:lastRow="0" w:firstColumn="0" w:lastColumn="0" w:oddVBand="0" w:evenVBand="0" w:oddHBand="0" w:evenHBand="0" w:firstRowFirstColumn="0" w:firstRowLastColumn="0" w:lastRowFirstColumn="0" w:lastRowLastColumn="0"/>
             </w:pPr>
-            <w:proofErr w:type="gramStart"/>
-            <w:r>
-              <w:t>char(</w:t>
-            </w:r>
-            <w:proofErr w:type="gramEnd"/>
-            <w:r>
-              <w:t>5)</w:t>
+            <w:r>
+              <w:t>char(5)</w:t>
             </w:r>
           </w:p>
         </w:tc>
@@ -29726,13 +28693,8 @@
             <w:pPr>
               <w:cnfStyle w:val="000000000000" w:firstRow="0" w:lastRow="0" w:firstColumn="0" w:lastColumn="0" w:oddVBand="0" w:evenVBand="0" w:oddHBand="0" w:evenHBand="0" w:firstRowFirstColumn="0" w:firstRowLastColumn="0" w:lastRowFirstColumn="0" w:lastRowLastColumn="0"/>
             </w:pPr>
-            <w:proofErr w:type="gramStart"/>
-            <w:r>
-              <w:t>char(</w:t>
-            </w:r>
-            <w:proofErr w:type="gramEnd"/>
-            <w:r>
-              <w:t>10)</w:t>
+            <w:r>
+              <w:t>char(10)</w:t>
             </w:r>
           </w:p>
         </w:tc>
@@ -29772,13 +28734,8 @@
             <w:pPr>
               <w:cnfStyle w:val="000000000000" w:firstRow="0" w:lastRow="0" w:firstColumn="0" w:lastColumn="0" w:oddVBand="0" w:evenVBand="0" w:oddHBand="0" w:evenHBand="0" w:firstRowFirstColumn="0" w:firstRowLastColumn="0" w:lastRowFirstColumn="0" w:lastRowLastColumn="0"/>
             </w:pPr>
-            <w:proofErr w:type="gramStart"/>
-            <w:r>
-              <w:t>char(</w:t>
-            </w:r>
-            <w:proofErr w:type="gramEnd"/>
-            <w:r>
-              <w:t>2)</w:t>
+            <w:r>
+              <w:t>char(2)</w:t>
             </w:r>
           </w:p>
         </w:tc>
@@ -29818,13 +28775,8 @@
             <w:pPr>
               <w:cnfStyle w:val="000000000000" w:firstRow="0" w:lastRow="0" w:firstColumn="0" w:lastColumn="0" w:oddVBand="0" w:evenVBand="0" w:oddHBand="0" w:evenHBand="0" w:firstRowFirstColumn="0" w:firstRowLastColumn="0" w:lastRowFirstColumn="0" w:lastRowLastColumn="0"/>
             </w:pPr>
-            <w:proofErr w:type="gramStart"/>
-            <w:r>
-              <w:t>char(</w:t>
-            </w:r>
-            <w:proofErr w:type="gramEnd"/>
-            <w:r>
-              <w:t>2)</w:t>
+            <w:r>
+              <w:t>char(2)</w:t>
             </w:r>
           </w:p>
         </w:tc>
@@ -29864,13 +28816,8 @@
             <w:pPr>
               <w:cnfStyle w:val="000000000000" w:firstRow="0" w:lastRow="0" w:firstColumn="0" w:lastColumn="0" w:oddVBand="0" w:evenVBand="0" w:oddHBand="0" w:evenHBand="0" w:firstRowFirstColumn="0" w:firstRowLastColumn="0" w:lastRowFirstColumn="0" w:lastRowLastColumn="0"/>
             </w:pPr>
-            <w:proofErr w:type="gramStart"/>
-            <w:r>
-              <w:t>char(</w:t>
-            </w:r>
-            <w:proofErr w:type="gramEnd"/>
-            <w:r>
-              <w:t>10)</w:t>
+            <w:r>
+              <w:t>char(10)</w:t>
             </w:r>
           </w:p>
         </w:tc>
@@ -29910,13 +28857,8 @@
             <w:pPr>
               <w:cnfStyle w:val="000000000000" w:firstRow="0" w:lastRow="0" w:firstColumn="0" w:lastColumn="0" w:oddVBand="0" w:evenVBand="0" w:oddHBand="0" w:evenHBand="0" w:firstRowFirstColumn="0" w:firstRowLastColumn="0" w:lastRowFirstColumn="0" w:lastRowLastColumn="0"/>
             </w:pPr>
-            <w:proofErr w:type="gramStart"/>
-            <w:r>
-              <w:t>char(</w:t>
-            </w:r>
-            <w:proofErr w:type="gramEnd"/>
-            <w:r>
-              <w:t>10)</w:t>
+            <w:r>
+              <w:t>char(10)</w:t>
             </w:r>
           </w:p>
         </w:tc>
@@ -29956,13 +28898,8 @@
             <w:pPr>
               <w:cnfStyle w:val="000000000000" w:firstRow="0" w:lastRow="0" w:firstColumn="0" w:lastColumn="0" w:oddVBand="0" w:evenVBand="0" w:oddHBand="0" w:evenHBand="0" w:firstRowFirstColumn="0" w:firstRowLastColumn="0" w:lastRowFirstColumn="0" w:lastRowLastColumn="0"/>
             </w:pPr>
-            <w:proofErr w:type="gramStart"/>
-            <w:r>
-              <w:t>char(</w:t>
-            </w:r>
-            <w:proofErr w:type="gramEnd"/>
-            <w:r>
-              <w:t>10)</w:t>
+            <w:r>
+              <w:t>char(10)</w:t>
             </w:r>
           </w:p>
         </w:tc>
@@ -30002,13 +28939,8 @@
             <w:pPr>
               <w:cnfStyle w:val="000000000000" w:firstRow="0" w:lastRow="0" w:firstColumn="0" w:lastColumn="0" w:oddVBand="0" w:evenVBand="0" w:oddHBand="0" w:evenHBand="0" w:firstRowFirstColumn="0" w:firstRowLastColumn="0" w:lastRowFirstColumn="0" w:lastRowLastColumn="0"/>
             </w:pPr>
-            <w:proofErr w:type="gramStart"/>
-            <w:r>
-              <w:t>char(</w:t>
-            </w:r>
-            <w:proofErr w:type="gramEnd"/>
-            <w:r>
-              <w:t>1)</w:t>
+            <w:r>
+              <w:t>char(1)</w:t>
             </w:r>
           </w:p>
         </w:tc>
@@ -30048,13 +28980,8 @@
             <w:pPr>
               <w:cnfStyle w:val="000000000000" w:firstRow="0" w:lastRow="0" w:firstColumn="0" w:lastColumn="0" w:oddVBand="0" w:evenVBand="0" w:oddHBand="0" w:evenHBand="0" w:firstRowFirstColumn="0" w:firstRowLastColumn="0" w:lastRowFirstColumn="0" w:lastRowLastColumn="0"/>
             </w:pPr>
-            <w:proofErr w:type="gramStart"/>
-            <w:r>
-              <w:t>char(</w:t>
-            </w:r>
-            <w:proofErr w:type="gramEnd"/>
-            <w:r>
-              <w:t>10)</w:t>
+            <w:r>
+              <w:t>char(10)</w:t>
             </w:r>
           </w:p>
         </w:tc>
@@ -30094,13 +29021,8 @@
             <w:pPr>
               <w:cnfStyle w:val="000000000000" w:firstRow="0" w:lastRow="0" w:firstColumn="0" w:lastColumn="0" w:oddVBand="0" w:evenVBand="0" w:oddHBand="0" w:evenHBand="0" w:firstRowFirstColumn="0" w:firstRowLastColumn="0" w:lastRowFirstColumn="0" w:lastRowLastColumn="0"/>
             </w:pPr>
-            <w:proofErr w:type="gramStart"/>
-            <w:r>
-              <w:t>char(</w:t>
-            </w:r>
-            <w:proofErr w:type="gramEnd"/>
-            <w:r>
-              <w:t>15)</w:t>
+            <w:r>
+              <w:t>char(15)</w:t>
             </w:r>
           </w:p>
         </w:tc>
@@ -30140,13 +29062,8 @@
             <w:pPr>
               <w:cnfStyle w:val="000000000000" w:firstRow="0" w:lastRow="0" w:firstColumn="0" w:lastColumn="0" w:oddVBand="0" w:evenVBand="0" w:oddHBand="0" w:evenHBand="0" w:firstRowFirstColumn="0" w:firstRowLastColumn="0" w:lastRowFirstColumn="0" w:lastRowLastColumn="0"/>
             </w:pPr>
-            <w:proofErr w:type="gramStart"/>
-            <w:r>
-              <w:t>char(</w:t>
-            </w:r>
-            <w:proofErr w:type="gramEnd"/>
-            <w:r>
-              <w:t>1)</w:t>
+            <w:r>
+              <w:t>char(1)</w:t>
             </w:r>
           </w:p>
         </w:tc>
@@ -30186,13 +29103,8 @@
             <w:pPr>
               <w:cnfStyle w:val="000000000000" w:firstRow="0" w:lastRow="0" w:firstColumn="0" w:lastColumn="0" w:oddVBand="0" w:evenVBand="0" w:oddHBand="0" w:evenHBand="0" w:firstRowFirstColumn="0" w:firstRowLastColumn="0" w:lastRowFirstColumn="0" w:lastRowLastColumn="0"/>
             </w:pPr>
-            <w:proofErr w:type="gramStart"/>
-            <w:r>
-              <w:t>char(</w:t>
-            </w:r>
-            <w:proofErr w:type="gramEnd"/>
-            <w:r>
-              <w:t>1)</w:t>
+            <w:r>
+              <w:t>char(1)</w:t>
             </w:r>
           </w:p>
         </w:tc>
@@ -30232,13 +29144,8 @@
             <w:pPr>
               <w:cnfStyle w:val="000000000000" w:firstRow="0" w:lastRow="0" w:firstColumn="0" w:lastColumn="0" w:oddVBand="0" w:evenVBand="0" w:oddHBand="0" w:evenHBand="0" w:firstRowFirstColumn="0" w:firstRowLastColumn="0" w:lastRowFirstColumn="0" w:lastRowLastColumn="0"/>
             </w:pPr>
-            <w:proofErr w:type="gramStart"/>
-            <w:r>
-              <w:t>char(</w:t>
-            </w:r>
-            <w:proofErr w:type="gramEnd"/>
-            <w:r>
-              <w:t>15)</w:t>
+            <w:r>
+              <w:t>char(15)</w:t>
             </w:r>
           </w:p>
         </w:tc>
@@ -30278,13 +29185,8 @@
             <w:pPr>
               <w:cnfStyle w:val="000000000000" w:firstRow="0" w:lastRow="0" w:firstColumn="0" w:lastColumn="0" w:oddVBand="0" w:evenVBand="0" w:oddHBand="0" w:evenHBand="0" w:firstRowFirstColumn="0" w:firstRowLastColumn="0" w:lastRowFirstColumn="0" w:lastRowLastColumn="0"/>
             </w:pPr>
-            <w:proofErr w:type="gramStart"/>
-            <w:r>
-              <w:t>char(</w:t>
-            </w:r>
-            <w:proofErr w:type="gramEnd"/>
-            <w:r>
-              <w:t>50)</w:t>
+            <w:r>
+              <w:t>char(50)</w:t>
             </w:r>
           </w:p>
         </w:tc>
@@ -30324,13 +29226,8 @@
             <w:pPr>
               <w:cnfStyle w:val="000000000000" w:firstRow="0" w:lastRow="0" w:firstColumn="0" w:lastColumn="0" w:oddVBand="0" w:evenVBand="0" w:oddHBand="0" w:evenHBand="0" w:firstRowFirstColumn="0" w:firstRowLastColumn="0" w:lastRowFirstColumn="0" w:lastRowLastColumn="0"/>
             </w:pPr>
-            <w:proofErr w:type="gramStart"/>
-            <w:r>
-              <w:t>char(</w:t>
-            </w:r>
-            <w:proofErr w:type="gramEnd"/>
-            <w:r>
-              <w:t>50)</w:t>
+            <w:r>
+              <w:t>char(50)</w:t>
             </w:r>
           </w:p>
         </w:tc>
@@ -30370,13 +29267,8 @@
             <w:pPr>
               <w:cnfStyle w:val="000000000000" w:firstRow="0" w:lastRow="0" w:firstColumn="0" w:lastColumn="0" w:oddVBand="0" w:evenVBand="0" w:oddHBand="0" w:evenHBand="0" w:firstRowFirstColumn="0" w:firstRowLastColumn="0" w:lastRowFirstColumn="0" w:lastRowLastColumn="0"/>
             </w:pPr>
-            <w:proofErr w:type="gramStart"/>
-            <w:r>
-              <w:t>char(</w:t>
-            </w:r>
-            <w:proofErr w:type="gramEnd"/>
-            <w:r>
-              <w:t>10)</w:t>
+            <w:r>
+              <w:t>char(10)</w:t>
             </w:r>
           </w:p>
         </w:tc>
@@ -30499,13 +29391,8 @@
             <w:pPr>
               <w:cnfStyle w:val="000000000000" w:firstRow="0" w:lastRow="0" w:firstColumn="0" w:lastColumn="0" w:oddVBand="0" w:evenVBand="0" w:oddHBand="0" w:evenHBand="0" w:firstRowFirstColumn="0" w:firstRowLastColumn="0" w:lastRowFirstColumn="0" w:lastRowLastColumn="0"/>
             </w:pPr>
-            <w:proofErr w:type="gramStart"/>
-            <w:r>
-              <w:t>char(</w:t>
-            </w:r>
-            <w:proofErr w:type="gramEnd"/>
-            <w:r>
-              <w:t>30)</w:t>
+            <w:r>
+              <w:t>char(30)</w:t>
             </w:r>
           </w:p>
         </w:tc>
@@ -30545,13 +29432,8 @@
             <w:pPr>
               <w:cnfStyle w:val="000000000000" w:firstRow="0" w:lastRow="0" w:firstColumn="0" w:lastColumn="0" w:oddVBand="0" w:evenVBand="0" w:oddHBand="0" w:evenHBand="0" w:firstRowFirstColumn="0" w:firstRowLastColumn="0" w:lastRowFirstColumn="0" w:lastRowLastColumn="0"/>
             </w:pPr>
-            <w:proofErr w:type="gramStart"/>
-            <w:r>
-              <w:t>char(</w:t>
-            </w:r>
-            <w:proofErr w:type="gramEnd"/>
-            <w:r>
-              <w:t>01)</w:t>
+            <w:r>
+              <w:t>char(01)</w:t>
             </w:r>
           </w:p>
         </w:tc>
@@ -30787,11 +29669,9 @@
               <w:spacing w:line="276" w:lineRule="auto"/>
               <w:cnfStyle w:val="100000000000" w:firstRow="1" w:lastRow="0" w:firstColumn="0" w:lastColumn="0" w:oddVBand="0" w:evenVBand="0" w:oddHBand="0" w:evenHBand="0" w:firstRowFirstColumn="0" w:firstRowLastColumn="0" w:lastRowFirstColumn="0" w:lastRowLastColumn="0"/>
             </w:pPr>
-            <w:proofErr w:type="gramStart"/>
             <w:r>
               <w:t>VARCHAR(</w:t>
             </w:r>
-            <w:proofErr w:type="gramEnd"/>
             <w:r>
               <w:t>5</w:t>
             </w:r>
@@ -30836,13 +29716,8 @@
             <w:pPr>
               <w:cnfStyle w:val="000000000000" w:firstRow="0" w:lastRow="0" w:firstColumn="0" w:lastColumn="0" w:oddVBand="0" w:evenVBand="0" w:oddHBand="0" w:evenHBand="0" w:firstRowFirstColumn="0" w:firstRowLastColumn="0" w:lastRowFirstColumn="0" w:lastRowLastColumn="0"/>
             </w:pPr>
-            <w:proofErr w:type="gramStart"/>
-            <w:r>
-              <w:t>CHAR(</w:t>
-            </w:r>
-            <w:proofErr w:type="gramEnd"/>
-            <w:r>
-              <w:t>10)</w:t>
+            <w:r>
+              <w:t>CHAR(10)</w:t>
             </w:r>
           </w:p>
         </w:tc>
@@ -30881,15 +29756,7 @@
         <w:t>Infor Cloude Suite extract file and the associate’s employer id.</w:t>
       </w:r>
       <w:r>
-        <w:t xml:space="preserve"> The value’s data type is </w:t>
-      </w:r>
-      <w:proofErr w:type="gramStart"/>
-      <w:r>
-        <w:t>char(</w:t>
-      </w:r>
-      <w:proofErr w:type="gramEnd"/>
-      <w:r>
-        <w:t>10).</w:t>
+        <w:t xml:space="preserve"> The value’s data type is char(10).</w:t>
       </w:r>
     </w:p>
     <w:tbl>
@@ -31209,11 +30076,9 @@
               <w:spacing w:line="276" w:lineRule="auto"/>
               <w:cnfStyle w:val="100000000000" w:firstRow="1" w:lastRow="0" w:firstColumn="0" w:lastColumn="0" w:oddVBand="0" w:evenVBand="0" w:oddHBand="0" w:evenHBand="0" w:firstRowFirstColumn="0" w:firstRowLastColumn="0" w:lastRowFirstColumn="0" w:lastRowLastColumn="0"/>
             </w:pPr>
-            <w:proofErr w:type="gramStart"/>
             <w:r>
               <w:t>VARCHAR(</w:t>
             </w:r>
-            <w:proofErr w:type="gramEnd"/>
             <w:r>
               <w:t>5</w:t>
             </w:r>
@@ -31258,13 +30123,8 @@
             <w:pPr>
               <w:cnfStyle w:val="000000000000" w:firstRow="0" w:lastRow="0" w:firstColumn="0" w:lastColumn="0" w:oddVBand="0" w:evenVBand="0" w:oddHBand="0" w:evenHBand="0" w:firstRowFirstColumn="0" w:firstRowLastColumn="0" w:lastRowFirstColumn="0" w:lastRowLastColumn="0"/>
             </w:pPr>
-            <w:proofErr w:type="gramStart"/>
-            <w:r>
-              <w:t>CHAR(</w:t>
-            </w:r>
-            <w:proofErr w:type="gramEnd"/>
-            <w:r>
-              <w:t>15)</w:t>
+            <w:r>
+              <w:t>CHAR(15)</w:t>
             </w:r>
           </w:p>
         </w:tc>
@@ -31294,15 +30154,7 @@
     </w:p>
     <w:p>
       <w:r>
-        <w:t xml:space="preserve">The employee </w:t>
-      </w:r>
-      <w:proofErr w:type="gramStart"/>
-      <w:r>
-        <w:t>id’s</w:t>
-      </w:r>
-      <w:proofErr w:type="gramEnd"/>
-      <w:r>
-        <w:t xml:space="preserve"> in Infor Cloud Suite and FORT </w:t>
+        <w:t xml:space="preserve">The employee id’s in Infor Cloud Suite and FORT </w:t>
       </w:r>
       <w:proofErr w:type="spellStart"/>
       <w:r>
@@ -31374,19 +30226,11 @@
     </w:p>
     <w:p>
       <w:r>
-        <w:t xml:space="preserve">View returns the associate’s most recent employee assignment record from </w:t>
-      </w:r>
-      <w:proofErr w:type="gramStart"/>
-      <w:r>
-        <w:t xml:space="preserve">table  </w:t>
+        <w:t xml:space="preserve">View returns the associate’s most recent employee assignment record from table  </w:t>
       </w:r>
       <w:proofErr w:type="spellStart"/>
       <w:r>
-        <w:t>DBShrpn.dbo.emp</w:t>
-      </w:r>
-      <w:proofErr w:type="gramEnd"/>
-      <w:r>
-        <w:t>_assignment</w:t>
+        <w:t>DBShrpn.dbo.emp_assignment</w:t>
       </w:r>
       <w:proofErr w:type="spellEnd"/>
       <w:r>
@@ -31602,13 +30446,8 @@
             <w:pPr>
               <w:cnfStyle w:val="000000000000" w:firstRow="0" w:lastRow="0" w:firstColumn="0" w:lastColumn="0" w:oddVBand="0" w:evenVBand="0" w:oddHBand="0" w:evenHBand="0" w:firstRowFirstColumn="0" w:firstRowLastColumn="0" w:lastRowFirstColumn="0" w:lastRowLastColumn="0"/>
             </w:pPr>
-            <w:proofErr w:type="gramStart"/>
-            <w:r>
-              <w:t>char(</w:t>
-            </w:r>
-            <w:proofErr w:type="gramEnd"/>
-            <w:r>
-              <w:t>15)</w:t>
+            <w:r>
+              <w:t>char(15)</w:t>
             </w:r>
           </w:p>
         </w:tc>
@@ -31648,13 +30487,8 @@
             <w:pPr>
               <w:cnfStyle w:val="000000000000" w:firstRow="0" w:lastRow="0" w:firstColumn="0" w:lastColumn="0" w:oddVBand="0" w:evenVBand="0" w:oddHBand="0" w:evenHBand="0" w:firstRowFirstColumn="0" w:firstRowLastColumn="0" w:lastRowFirstColumn="0" w:lastRowLastColumn="0"/>
             </w:pPr>
-            <w:proofErr w:type="gramStart"/>
-            <w:r>
-              <w:t>char(</w:t>
-            </w:r>
-            <w:proofErr w:type="gramEnd"/>
-            <w:r>
-              <w:t>1)</w:t>
+            <w:r>
+              <w:t>char(1)</w:t>
             </w:r>
           </w:p>
         </w:tc>
@@ -31694,13 +30528,8 @@
             <w:pPr>
               <w:cnfStyle w:val="000000000000" w:firstRow="0" w:lastRow="0" w:firstColumn="0" w:lastColumn="0" w:oddVBand="0" w:evenVBand="0" w:oddHBand="0" w:evenHBand="0" w:firstRowFirstColumn="0" w:firstRowLastColumn="0" w:lastRowFirstColumn="0" w:lastRowLastColumn="0"/>
             </w:pPr>
-            <w:proofErr w:type="gramStart"/>
-            <w:r>
-              <w:t>char(</w:t>
-            </w:r>
-            <w:proofErr w:type="gramEnd"/>
-            <w:r>
-              <w:t>10)</w:t>
+            <w:r>
+              <w:t>char(10)</w:t>
             </w:r>
           </w:p>
         </w:tc>
@@ -31863,13 +30692,8 @@
             <w:pPr>
               <w:cnfStyle w:val="000000000000" w:firstRow="0" w:lastRow="0" w:firstColumn="0" w:lastColumn="0" w:oddVBand="0" w:evenVBand="0" w:oddHBand="0" w:evenHBand="0" w:firstRowFirstColumn="0" w:firstRowLastColumn="0" w:lastRowFirstColumn="0" w:lastRowLastColumn="0"/>
             </w:pPr>
-            <w:proofErr w:type="gramStart"/>
-            <w:r>
-              <w:t>char(</w:t>
-            </w:r>
-            <w:proofErr w:type="gramEnd"/>
-            <w:r>
-              <w:t>1)</w:t>
+            <w:r>
+              <w:t>char(1)</w:t>
             </w:r>
           </w:p>
         </w:tc>
@@ -31910,13 +30734,8 @@
             <w:pPr>
               <w:cnfStyle w:val="000000000000" w:firstRow="0" w:lastRow="0" w:firstColumn="0" w:lastColumn="0" w:oddVBand="0" w:evenVBand="0" w:oddHBand="0" w:evenHBand="0" w:firstRowFirstColumn="0" w:firstRowLastColumn="0" w:lastRowFirstColumn="0" w:lastRowLastColumn="0"/>
             </w:pPr>
-            <w:proofErr w:type="gramStart"/>
-            <w:r>
-              <w:t>char(</w:t>
-            </w:r>
-            <w:proofErr w:type="gramEnd"/>
-            <w:r>
-              <w:t>10)</w:t>
+            <w:r>
+              <w:t>char(10)</w:t>
             </w:r>
           </w:p>
         </w:tc>
@@ -31956,13 +30775,8 @@
             <w:pPr>
               <w:cnfStyle w:val="000000000000" w:firstRow="0" w:lastRow="0" w:firstColumn="0" w:lastColumn="0" w:oddVBand="0" w:evenVBand="0" w:oddHBand="0" w:evenHBand="0" w:firstRowFirstColumn="0" w:firstRowLastColumn="0" w:lastRowFirstColumn="0" w:lastRowLastColumn="0"/>
             </w:pPr>
-            <w:proofErr w:type="gramStart"/>
-            <w:r>
-              <w:t>char(</w:t>
-            </w:r>
-            <w:proofErr w:type="gramEnd"/>
-            <w:r>
-              <w:t>1)</w:t>
+            <w:r>
+              <w:t>char(1)</w:t>
             </w:r>
           </w:p>
         </w:tc>
@@ -32002,13 +30816,8 @@
             <w:pPr>
               <w:cnfStyle w:val="000000000000" w:firstRow="0" w:lastRow="0" w:firstColumn="0" w:lastColumn="0" w:oddVBand="0" w:evenVBand="0" w:oddHBand="0" w:evenHBand="0" w:firstRowFirstColumn="0" w:firstRowLastColumn="0" w:lastRowFirstColumn="0" w:lastRowLastColumn="0"/>
             </w:pPr>
-            <w:proofErr w:type="gramStart"/>
-            <w:r>
-              <w:t>char(</w:t>
-            </w:r>
-            <w:proofErr w:type="gramEnd"/>
-            <w:r>
-              <w:t>10)</w:t>
+            <w:r>
+              <w:t>char(10)</w:t>
             </w:r>
           </w:p>
         </w:tc>
@@ -32130,13 +30939,8 @@
             <w:pPr>
               <w:cnfStyle w:val="000000000000" w:firstRow="0" w:lastRow="0" w:firstColumn="0" w:lastColumn="0" w:oddVBand="0" w:evenVBand="0" w:oddHBand="0" w:evenHBand="0" w:firstRowFirstColumn="0" w:firstRowLastColumn="0" w:lastRowFirstColumn="0" w:lastRowLastColumn="0"/>
             </w:pPr>
-            <w:proofErr w:type="gramStart"/>
-            <w:r>
-              <w:t>char(</w:t>
-            </w:r>
-            <w:proofErr w:type="gramEnd"/>
-            <w:r>
-              <w:t>5)</w:t>
+            <w:r>
+              <w:t>char(5)</w:t>
             </w:r>
           </w:p>
         </w:tc>
@@ -32176,13 +30980,8 @@
             <w:pPr>
               <w:cnfStyle w:val="000000000000" w:firstRow="0" w:lastRow="0" w:firstColumn="0" w:lastColumn="0" w:oddVBand="0" w:evenVBand="0" w:oddHBand="0" w:evenHBand="0" w:firstRowFirstColumn="0" w:firstRowLastColumn="0" w:lastRowFirstColumn="0" w:lastRowLastColumn="0"/>
             </w:pPr>
-            <w:proofErr w:type="gramStart"/>
-            <w:r>
-              <w:t>varchar(</w:t>
-            </w:r>
-            <w:proofErr w:type="gramEnd"/>
-            <w:r>
-              <w:t>64)</w:t>
+            <w:r>
+              <w:t>varchar(64)</w:t>
             </w:r>
           </w:p>
         </w:tc>
@@ -32222,13 +31021,8 @@
             <w:pPr>
               <w:cnfStyle w:val="000000000000" w:firstRow="0" w:lastRow="0" w:firstColumn="0" w:lastColumn="0" w:oddVBand="0" w:evenVBand="0" w:oddHBand="0" w:evenHBand="0" w:firstRowFirstColumn="0" w:firstRowLastColumn="0" w:lastRowFirstColumn="0" w:lastRowLastColumn="0"/>
             </w:pPr>
-            <w:proofErr w:type="gramStart"/>
-            <w:r>
-              <w:t>varchar(</w:t>
-            </w:r>
-            <w:proofErr w:type="gramEnd"/>
-            <w:r>
-              <w:t>240)</w:t>
+            <w:r>
+              <w:t>varchar(240)</w:t>
             </w:r>
           </w:p>
         </w:tc>
@@ -32309,13 +31103,8 @@
             <w:pPr>
               <w:cnfStyle w:val="000000000000" w:firstRow="0" w:lastRow="0" w:firstColumn="0" w:lastColumn="0" w:oddVBand="0" w:evenVBand="0" w:oddHBand="0" w:evenHBand="0" w:firstRowFirstColumn="0" w:firstRowLastColumn="0" w:lastRowFirstColumn="0" w:lastRowLastColumn="0"/>
             </w:pPr>
-            <w:proofErr w:type="gramStart"/>
-            <w:r>
-              <w:t>char(</w:t>
-            </w:r>
-            <w:proofErr w:type="gramEnd"/>
-            <w:r>
-              <w:t>5)</w:t>
+            <w:r>
+              <w:t>char(5)</w:t>
             </w:r>
           </w:p>
         </w:tc>
@@ -32355,13 +31144,8 @@
             <w:pPr>
               <w:cnfStyle w:val="000000000000" w:firstRow="0" w:lastRow="0" w:firstColumn="0" w:lastColumn="0" w:oddVBand="0" w:evenVBand="0" w:oddHBand="0" w:evenHBand="0" w:firstRowFirstColumn="0" w:firstRowLastColumn="0" w:lastRowFirstColumn="0" w:lastRowLastColumn="0"/>
             </w:pPr>
-            <w:proofErr w:type="gramStart"/>
-            <w:r>
-              <w:t>char(</w:t>
-            </w:r>
-            <w:proofErr w:type="gramEnd"/>
-            <w:r>
-              <w:t>10)</w:t>
+            <w:r>
+              <w:t>char(10)</w:t>
             </w:r>
           </w:p>
         </w:tc>
@@ -32401,13 +31185,8 @@
             <w:pPr>
               <w:cnfStyle w:val="000000000000" w:firstRow="0" w:lastRow="0" w:firstColumn="0" w:lastColumn="0" w:oddVBand="0" w:evenVBand="0" w:oddHBand="0" w:evenHBand="0" w:firstRowFirstColumn="0" w:firstRowLastColumn="0" w:lastRowFirstColumn="0" w:lastRowLastColumn="0"/>
             </w:pPr>
-            <w:proofErr w:type="gramStart"/>
-            <w:r>
-              <w:t>char(</w:t>
-            </w:r>
-            <w:proofErr w:type="gramEnd"/>
-            <w:r>
-              <w:t>15)</w:t>
+            <w:r>
+              <w:t>char(15)</w:t>
             </w:r>
           </w:p>
         </w:tc>
@@ -32447,13 +31226,8 @@
             <w:pPr>
               <w:cnfStyle w:val="000000000000" w:firstRow="0" w:lastRow="0" w:firstColumn="0" w:lastColumn="0" w:oddVBand="0" w:evenVBand="0" w:oddHBand="0" w:evenHBand="0" w:firstRowFirstColumn="0" w:firstRowLastColumn="0" w:lastRowFirstColumn="0" w:lastRowLastColumn="0"/>
             </w:pPr>
-            <w:proofErr w:type="gramStart"/>
-            <w:r>
-              <w:t>char(</w:t>
-            </w:r>
-            <w:proofErr w:type="gramEnd"/>
-            <w:r>
-              <w:t>5)</w:t>
+            <w:r>
+              <w:t>char(5)</w:t>
             </w:r>
           </w:p>
         </w:tc>
@@ -32657,13 +31431,8 @@
             <w:pPr>
               <w:cnfStyle w:val="000000000000" w:firstRow="0" w:lastRow="0" w:firstColumn="0" w:lastColumn="0" w:oddVBand="0" w:evenVBand="0" w:oddHBand="0" w:evenHBand="0" w:firstRowFirstColumn="0" w:firstRowLastColumn="0" w:lastRowFirstColumn="0" w:lastRowLastColumn="0"/>
             </w:pPr>
-            <w:proofErr w:type="gramStart"/>
-            <w:r>
-              <w:t>char(</w:t>
-            </w:r>
-            <w:proofErr w:type="gramEnd"/>
-            <w:r>
-              <w:t>5)</w:t>
+            <w:r>
+              <w:t>char(5)</w:t>
             </w:r>
           </w:p>
         </w:tc>
@@ -32744,13 +31513,8 @@
             <w:pPr>
               <w:cnfStyle w:val="000000000000" w:firstRow="0" w:lastRow="0" w:firstColumn="0" w:lastColumn="0" w:oddVBand="0" w:evenVBand="0" w:oddHBand="0" w:evenHBand="0" w:firstRowFirstColumn="0" w:firstRowLastColumn="0" w:lastRowFirstColumn="0" w:lastRowLastColumn="0"/>
             </w:pPr>
-            <w:proofErr w:type="gramStart"/>
-            <w:r>
-              <w:t>char(</w:t>
-            </w:r>
-            <w:proofErr w:type="gramEnd"/>
-            <w:r>
-              <w:t>3)</w:t>
+            <w:r>
+              <w:t>char(3)</w:t>
             </w:r>
           </w:p>
         </w:tc>
@@ -32790,13 +31554,8 @@
             <w:pPr>
               <w:cnfStyle w:val="000000000000" w:firstRow="0" w:lastRow="0" w:firstColumn="0" w:lastColumn="0" w:oddVBand="0" w:evenVBand="0" w:oddHBand="0" w:evenHBand="0" w:firstRowFirstColumn="0" w:firstRowLastColumn="0" w:lastRowFirstColumn="0" w:lastRowLastColumn="0"/>
             </w:pPr>
-            <w:proofErr w:type="gramStart"/>
-            <w:r>
-              <w:t>char(</w:t>
-            </w:r>
-            <w:proofErr w:type="gramEnd"/>
-            <w:r>
-              <w:t>1)</w:t>
+            <w:r>
+              <w:t>char(1)</w:t>
             </w:r>
           </w:p>
         </w:tc>
@@ -32836,13 +31595,8 @@
             <w:pPr>
               <w:cnfStyle w:val="000000000000" w:firstRow="0" w:lastRow="0" w:firstColumn="0" w:lastColumn="0" w:oddVBand="0" w:evenVBand="0" w:oddHBand="0" w:evenHBand="0" w:firstRowFirstColumn="0" w:firstRowLastColumn="0" w:lastRowFirstColumn="0" w:lastRowLastColumn="0"/>
             </w:pPr>
-            <w:proofErr w:type="gramStart"/>
-            <w:r>
-              <w:t>char(</w:t>
-            </w:r>
-            <w:proofErr w:type="gramEnd"/>
-            <w:r>
-              <w:t>5)</w:t>
+            <w:r>
+              <w:t>char(5)</w:t>
             </w:r>
           </w:p>
         </w:tc>
@@ -32882,13 +31636,8 @@
             <w:pPr>
               <w:cnfStyle w:val="000000000000" w:firstRow="0" w:lastRow="0" w:firstColumn="0" w:lastColumn="0" w:oddVBand="0" w:evenVBand="0" w:oddHBand="0" w:evenHBand="0" w:firstRowFirstColumn="0" w:firstRowLastColumn="0" w:lastRowFirstColumn="0" w:lastRowLastColumn="0"/>
             </w:pPr>
-            <w:proofErr w:type="gramStart"/>
-            <w:r>
-              <w:t>char(</w:t>
-            </w:r>
-            <w:proofErr w:type="gramEnd"/>
-            <w:r>
-              <w:t>5)</w:t>
+            <w:r>
+              <w:t>char(5)</w:t>
             </w:r>
           </w:p>
         </w:tc>
@@ -32969,13 +31718,8 @@
             <w:pPr>
               <w:cnfStyle w:val="000000000000" w:firstRow="0" w:lastRow="0" w:firstColumn="0" w:lastColumn="0" w:oddVBand="0" w:evenVBand="0" w:oddHBand="0" w:evenHBand="0" w:firstRowFirstColumn="0" w:firstRowLastColumn="0" w:lastRowFirstColumn="0" w:lastRowLastColumn="0"/>
             </w:pPr>
-            <w:proofErr w:type="gramStart"/>
-            <w:r>
-              <w:t>char(</w:t>
-            </w:r>
-            <w:proofErr w:type="gramEnd"/>
-            <w:r>
-              <w:t>1)</w:t>
+            <w:r>
+              <w:t>char(1)</w:t>
             </w:r>
           </w:p>
         </w:tc>
@@ -33015,13 +31759,8 @@
             <w:pPr>
               <w:cnfStyle w:val="000000000000" w:firstRow="0" w:lastRow="0" w:firstColumn="0" w:lastColumn="0" w:oddVBand="0" w:evenVBand="0" w:oddHBand="0" w:evenHBand="0" w:firstRowFirstColumn="0" w:firstRowLastColumn="0" w:lastRowFirstColumn="0" w:lastRowLastColumn="0"/>
             </w:pPr>
-            <w:proofErr w:type="gramStart"/>
-            <w:r>
-              <w:t>char(</w:t>
-            </w:r>
-            <w:proofErr w:type="gramEnd"/>
-            <w:r>
-              <w:t>5)</w:t>
+            <w:r>
+              <w:t>char(5)</w:t>
             </w:r>
           </w:p>
         </w:tc>
@@ -33061,13 +31800,8 @@
             <w:pPr>
               <w:cnfStyle w:val="000000000000" w:firstRow="0" w:lastRow="0" w:firstColumn="0" w:lastColumn="0" w:oddVBand="0" w:evenVBand="0" w:oddHBand="0" w:evenHBand="0" w:firstRowFirstColumn="0" w:firstRowLastColumn="0" w:lastRowFirstColumn="0" w:lastRowLastColumn="0"/>
             </w:pPr>
-            <w:proofErr w:type="gramStart"/>
-            <w:r>
-              <w:t>char(</w:t>
-            </w:r>
-            <w:proofErr w:type="gramEnd"/>
-            <w:r>
-              <w:t>10)</w:t>
+            <w:r>
+              <w:t>char(10)</w:t>
             </w:r>
           </w:p>
         </w:tc>
@@ -33107,13 +31841,8 @@
             <w:pPr>
               <w:cnfStyle w:val="000000000000" w:firstRow="0" w:lastRow="0" w:firstColumn="0" w:lastColumn="0" w:oddVBand="0" w:evenVBand="0" w:oddHBand="0" w:evenHBand="0" w:firstRowFirstColumn="0" w:firstRowLastColumn="0" w:lastRowFirstColumn="0" w:lastRowLastColumn="0"/>
             </w:pPr>
-            <w:proofErr w:type="gramStart"/>
-            <w:r>
-              <w:t>char(</w:t>
-            </w:r>
-            <w:proofErr w:type="gramEnd"/>
-            <w:r>
-              <w:t>10)</w:t>
+            <w:r>
+              <w:t>char(10)</w:t>
             </w:r>
           </w:p>
         </w:tc>
@@ -33153,13 +31882,8 @@
             <w:pPr>
               <w:cnfStyle w:val="000000000000" w:firstRow="0" w:lastRow="0" w:firstColumn="0" w:lastColumn="0" w:oddVBand="0" w:evenVBand="0" w:oddHBand="0" w:evenHBand="0" w:firstRowFirstColumn="0" w:firstRowLastColumn="0" w:lastRowFirstColumn="0" w:lastRowLastColumn="0"/>
             </w:pPr>
-            <w:proofErr w:type="gramStart"/>
-            <w:r>
-              <w:t>char(</w:t>
-            </w:r>
-            <w:proofErr w:type="gramEnd"/>
-            <w:r>
-              <w:t>6)</w:t>
+            <w:r>
+              <w:t>char(6)</w:t>
             </w:r>
           </w:p>
         </w:tc>
@@ -33365,13 +32089,8 @@
             <w:pPr>
               <w:cnfStyle w:val="000000000000" w:firstRow="0" w:lastRow="0" w:firstColumn="0" w:lastColumn="0" w:oddVBand="0" w:evenVBand="0" w:oddHBand="0" w:evenHBand="0" w:firstRowFirstColumn="0" w:firstRowLastColumn="0" w:lastRowFirstColumn="0" w:lastRowLastColumn="0"/>
             </w:pPr>
-            <w:proofErr w:type="gramStart"/>
-            <w:r>
-              <w:t>char(</w:t>
-            </w:r>
-            <w:proofErr w:type="gramEnd"/>
-            <w:r>
-              <w:t>5)</w:t>
+            <w:r>
+              <w:t>char(5)</w:t>
             </w:r>
           </w:p>
         </w:tc>
@@ -33409,13 +32128,8 @@
             <w:pPr>
               <w:cnfStyle w:val="000000000000" w:firstRow="0" w:lastRow="0" w:firstColumn="0" w:lastColumn="0" w:oddVBand="0" w:evenVBand="0" w:oddHBand="0" w:evenHBand="0" w:firstRowFirstColumn="0" w:firstRowLastColumn="0" w:lastRowFirstColumn="0" w:lastRowLastColumn="0"/>
             </w:pPr>
-            <w:proofErr w:type="gramStart"/>
-            <w:r>
-              <w:t>char(</w:t>
-            </w:r>
-            <w:proofErr w:type="gramEnd"/>
-            <w:r>
-              <w:t>6)</w:t>
+            <w:r>
+              <w:t>char(6)</w:t>
             </w:r>
           </w:p>
         </w:tc>
@@ -33453,13 +32167,8 @@
             <w:pPr>
               <w:cnfStyle w:val="000000000000" w:firstRow="0" w:lastRow="0" w:firstColumn="0" w:lastColumn="0" w:oddVBand="0" w:evenVBand="0" w:oddHBand="0" w:evenHBand="0" w:firstRowFirstColumn="0" w:firstRowLastColumn="0" w:lastRowFirstColumn="0" w:lastRowLastColumn="0"/>
             </w:pPr>
-            <w:proofErr w:type="gramStart"/>
-            <w:r>
-              <w:t>char(</w:t>
-            </w:r>
-            <w:proofErr w:type="gramEnd"/>
-            <w:r>
-              <w:t>1)</w:t>
+            <w:r>
+              <w:t>char(1)</w:t>
             </w:r>
           </w:p>
         </w:tc>
@@ -33497,13 +32206,8 @@
             <w:pPr>
               <w:cnfStyle w:val="000000000000" w:firstRow="0" w:lastRow="0" w:firstColumn="0" w:lastColumn="0" w:oddVBand="0" w:evenVBand="0" w:oddHBand="0" w:evenHBand="0" w:firstRowFirstColumn="0" w:firstRowLastColumn="0" w:lastRowFirstColumn="0" w:lastRowLastColumn="0"/>
             </w:pPr>
-            <w:proofErr w:type="gramStart"/>
-            <w:r>
-              <w:t>char(</w:t>
-            </w:r>
-            <w:proofErr w:type="gramEnd"/>
-            <w:r>
-              <w:t>4)</w:t>
+            <w:r>
+              <w:t>char(4)</w:t>
             </w:r>
           </w:p>
         </w:tc>
@@ -33541,13 +32245,8 @@
             <w:pPr>
               <w:cnfStyle w:val="000000000000" w:firstRow="0" w:lastRow="0" w:firstColumn="0" w:lastColumn="0" w:oddVBand="0" w:evenVBand="0" w:oddHBand="0" w:evenHBand="0" w:firstRowFirstColumn="0" w:firstRowLastColumn="0" w:lastRowFirstColumn="0" w:lastRowLastColumn="0"/>
             </w:pPr>
-            <w:proofErr w:type="gramStart"/>
-            <w:r>
-              <w:t>char(</w:t>
-            </w:r>
-            <w:proofErr w:type="gramEnd"/>
-            <w:r>
-              <w:t>4)</w:t>
+            <w:r>
+              <w:t>char(4)</w:t>
             </w:r>
           </w:p>
         </w:tc>
@@ -33585,13 +32284,8 @@
             <w:pPr>
               <w:cnfStyle w:val="000000000000" w:firstRow="0" w:lastRow="0" w:firstColumn="0" w:lastColumn="0" w:oddVBand="0" w:evenVBand="0" w:oddHBand="0" w:evenHBand="0" w:firstRowFirstColumn="0" w:firstRowLastColumn="0" w:lastRowFirstColumn="0" w:lastRowLastColumn="0"/>
             </w:pPr>
-            <w:proofErr w:type="gramStart"/>
-            <w:r>
-              <w:t>char(</w:t>
-            </w:r>
-            <w:proofErr w:type="gramEnd"/>
-            <w:r>
-              <w:t>5)</w:t>
+            <w:r>
+              <w:t>char(5)</w:t>
             </w:r>
           </w:p>
         </w:tc>
@@ -33629,13 +32323,8 @@
             <w:pPr>
               <w:cnfStyle w:val="000000000000" w:firstRow="0" w:lastRow="0" w:firstColumn="0" w:lastColumn="0" w:oddVBand="0" w:evenVBand="0" w:oddHBand="0" w:evenHBand="0" w:firstRowFirstColumn="0" w:firstRowLastColumn="0" w:lastRowFirstColumn="0" w:lastRowLastColumn="0"/>
             </w:pPr>
-            <w:proofErr w:type="gramStart"/>
-            <w:r>
-              <w:t>char(</w:t>
-            </w:r>
-            <w:proofErr w:type="gramEnd"/>
-            <w:r>
-              <w:t>12)</w:t>
+            <w:r>
+              <w:t>char(12)</w:t>
             </w:r>
           </w:p>
         </w:tc>
@@ -33673,13 +32362,8 @@
             <w:pPr>
               <w:cnfStyle w:val="000000000000" w:firstRow="0" w:lastRow="0" w:firstColumn="0" w:lastColumn="0" w:oddVBand="0" w:evenVBand="0" w:oddHBand="0" w:evenHBand="0" w:firstRowFirstColumn="0" w:firstRowLastColumn="0" w:lastRowFirstColumn="0" w:lastRowLastColumn="0"/>
             </w:pPr>
-            <w:proofErr w:type="gramStart"/>
-            <w:r>
-              <w:t>char(</w:t>
-            </w:r>
-            <w:proofErr w:type="gramEnd"/>
-            <w:r>
-              <w:t>5)</w:t>
+            <w:r>
+              <w:t>char(5)</w:t>
             </w:r>
           </w:p>
         </w:tc>
@@ -33717,13 +32401,8 @@
             <w:pPr>
               <w:cnfStyle w:val="000000000000" w:firstRow="0" w:lastRow="0" w:firstColumn="0" w:lastColumn="0" w:oddVBand="0" w:evenVBand="0" w:oddHBand="0" w:evenHBand="0" w:firstRowFirstColumn="0" w:firstRowLastColumn="0" w:lastRowFirstColumn="0" w:lastRowLastColumn="0"/>
             </w:pPr>
-            <w:proofErr w:type="gramStart"/>
-            <w:r>
-              <w:t>char(</w:t>
-            </w:r>
-            <w:proofErr w:type="gramEnd"/>
-            <w:r>
-              <w:t>5)</w:t>
+            <w:r>
+              <w:t>char(5)</w:t>
             </w:r>
           </w:p>
         </w:tc>
@@ -33761,13 +32440,8 @@
             <w:pPr>
               <w:cnfStyle w:val="000000000000" w:firstRow="0" w:lastRow="0" w:firstColumn="0" w:lastColumn="0" w:oddVBand="0" w:evenVBand="0" w:oddHBand="0" w:evenHBand="0" w:firstRowFirstColumn="0" w:firstRowLastColumn="0" w:lastRowFirstColumn="0" w:lastRowLastColumn="0"/>
             </w:pPr>
-            <w:proofErr w:type="gramStart"/>
-            <w:r>
-              <w:t>char(</w:t>
-            </w:r>
-            <w:proofErr w:type="gramEnd"/>
-            <w:r>
-              <w:t>6)</w:t>
+            <w:r>
+              <w:t>char(6)</w:t>
             </w:r>
           </w:p>
         </w:tc>
@@ -33805,13 +32479,8 @@
             <w:pPr>
               <w:cnfStyle w:val="000000000000" w:firstRow="0" w:lastRow="0" w:firstColumn="0" w:lastColumn="0" w:oddVBand="0" w:evenVBand="0" w:oddHBand="0" w:evenHBand="0" w:firstRowFirstColumn="0" w:firstRowLastColumn="0" w:lastRowFirstColumn="0" w:lastRowLastColumn="0"/>
             </w:pPr>
-            <w:proofErr w:type="gramStart"/>
-            <w:r>
-              <w:t>char(</w:t>
-            </w:r>
-            <w:proofErr w:type="gramEnd"/>
-            <w:r>
-              <w:t>1)</w:t>
+            <w:r>
+              <w:t>char(1)</w:t>
             </w:r>
           </w:p>
         </w:tc>
@@ -33849,13 +32518,8 @@
             <w:pPr>
               <w:cnfStyle w:val="000000000000" w:firstRow="0" w:lastRow="0" w:firstColumn="0" w:lastColumn="0" w:oddVBand="0" w:evenVBand="0" w:oddHBand="0" w:evenHBand="0" w:firstRowFirstColumn="0" w:firstRowLastColumn="0" w:lastRowFirstColumn="0" w:lastRowLastColumn="0"/>
             </w:pPr>
-            <w:proofErr w:type="gramStart"/>
-            <w:r>
-              <w:t>char(</w:t>
-            </w:r>
-            <w:proofErr w:type="gramEnd"/>
-            <w:r>
-              <w:t>4)</w:t>
+            <w:r>
+              <w:t>char(4)</w:t>
             </w:r>
           </w:p>
         </w:tc>
@@ -33893,13 +32557,8 @@
             <w:pPr>
               <w:cnfStyle w:val="000000000000" w:firstRow="0" w:lastRow="0" w:firstColumn="0" w:lastColumn="0" w:oddVBand="0" w:evenVBand="0" w:oddHBand="0" w:evenHBand="0" w:firstRowFirstColumn="0" w:firstRowLastColumn="0" w:lastRowFirstColumn="0" w:lastRowLastColumn="0"/>
             </w:pPr>
-            <w:proofErr w:type="gramStart"/>
-            <w:r>
-              <w:t>char(</w:t>
-            </w:r>
-            <w:proofErr w:type="gramEnd"/>
-            <w:r>
-              <w:t>4)</w:t>
+            <w:r>
+              <w:t>char(4)</w:t>
             </w:r>
           </w:p>
         </w:tc>
@@ -33938,13 +32597,8 @@
             <w:pPr>
               <w:cnfStyle w:val="000000000000" w:firstRow="0" w:lastRow="0" w:firstColumn="0" w:lastColumn="0" w:oddVBand="0" w:evenVBand="0" w:oddHBand="0" w:evenHBand="0" w:firstRowFirstColumn="0" w:firstRowLastColumn="0" w:lastRowFirstColumn="0" w:lastRowLastColumn="0"/>
             </w:pPr>
-            <w:proofErr w:type="gramStart"/>
-            <w:r>
-              <w:t>char(</w:t>
-            </w:r>
-            <w:proofErr w:type="gramEnd"/>
-            <w:r>
-              <w:t>5)</w:t>
+            <w:r>
+              <w:t>char(5)</w:t>
             </w:r>
           </w:p>
         </w:tc>
@@ -33982,13 +32636,8 @@
             <w:pPr>
               <w:cnfStyle w:val="000000000000" w:firstRow="0" w:lastRow="0" w:firstColumn="0" w:lastColumn="0" w:oddVBand="0" w:evenVBand="0" w:oddHBand="0" w:evenHBand="0" w:firstRowFirstColumn="0" w:firstRowLastColumn="0" w:lastRowFirstColumn="0" w:lastRowLastColumn="0"/>
             </w:pPr>
-            <w:proofErr w:type="gramStart"/>
-            <w:r>
-              <w:t>char(</w:t>
-            </w:r>
-            <w:proofErr w:type="gramEnd"/>
-            <w:r>
-              <w:t>12)</w:t>
+            <w:r>
+              <w:t>char(12)</w:t>
             </w:r>
           </w:p>
         </w:tc>
@@ -34026,13 +32675,8 @@
             <w:pPr>
               <w:cnfStyle w:val="000000000000" w:firstRow="0" w:lastRow="0" w:firstColumn="0" w:lastColumn="0" w:oddVBand="0" w:evenVBand="0" w:oddHBand="0" w:evenHBand="0" w:firstRowFirstColumn="0" w:firstRowLastColumn="0" w:lastRowFirstColumn="0" w:lastRowLastColumn="0"/>
             </w:pPr>
-            <w:proofErr w:type="gramStart"/>
-            <w:r>
-              <w:t>char(</w:t>
-            </w:r>
-            <w:proofErr w:type="gramEnd"/>
-            <w:r>
-              <w:t>5)</w:t>
+            <w:r>
+              <w:t>char(5)</w:t>
             </w:r>
           </w:p>
         </w:tc>
@@ -34072,13 +32716,8 @@
             <w:pPr>
               <w:cnfStyle w:val="000000000000" w:firstRow="0" w:lastRow="0" w:firstColumn="0" w:lastColumn="0" w:oddVBand="0" w:evenVBand="0" w:oddHBand="0" w:evenHBand="0" w:firstRowFirstColumn="0" w:firstRowLastColumn="0" w:lastRowFirstColumn="0" w:lastRowLastColumn="0"/>
             </w:pPr>
-            <w:proofErr w:type="gramStart"/>
-            <w:r>
-              <w:t>char(</w:t>
-            </w:r>
-            <w:proofErr w:type="gramEnd"/>
-            <w:r>
-              <w:t>1)</w:t>
+            <w:r>
+              <w:t>char(1)</w:t>
             </w:r>
           </w:p>
         </w:tc>
@@ -34118,13 +32757,8 @@
             <w:pPr>
               <w:cnfStyle w:val="000000000000" w:firstRow="0" w:lastRow="0" w:firstColumn="0" w:lastColumn="0" w:oddVBand="0" w:evenVBand="0" w:oddHBand="0" w:evenHBand="0" w:firstRowFirstColumn="0" w:firstRowLastColumn="0" w:lastRowFirstColumn="0" w:lastRowLastColumn="0"/>
             </w:pPr>
-            <w:proofErr w:type="gramStart"/>
-            <w:r>
-              <w:t>char(</w:t>
-            </w:r>
-            <w:proofErr w:type="gramEnd"/>
-            <w:r>
-              <w:t>1)</w:t>
+            <w:r>
+              <w:t>char(1)</w:t>
             </w:r>
           </w:p>
         </w:tc>
@@ -34164,13 +32798,8 @@
             <w:pPr>
               <w:cnfStyle w:val="000000000000" w:firstRow="0" w:lastRow="0" w:firstColumn="0" w:lastColumn="0" w:oddVBand="0" w:evenVBand="0" w:oddHBand="0" w:evenHBand="0" w:firstRowFirstColumn="0" w:firstRowLastColumn="0" w:lastRowFirstColumn="0" w:lastRowLastColumn="0"/>
             </w:pPr>
-            <w:proofErr w:type="gramStart"/>
-            <w:r>
-              <w:t>char(</w:t>
-            </w:r>
-            <w:proofErr w:type="gramEnd"/>
-            <w:r>
-              <w:t>1)</w:t>
+            <w:r>
+              <w:t>char(1)</w:t>
             </w:r>
           </w:p>
         </w:tc>
@@ -34210,13 +32839,8 @@
             <w:pPr>
               <w:cnfStyle w:val="000000000000" w:firstRow="0" w:lastRow="0" w:firstColumn="0" w:lastColumn="0" w:oddVBand="0" w:evenVBand="0" w:oddHBand="0" w:evenHBand="0" w:firstRowFirstColumn="0" w:firstRowLastColumn="0" w:lastRowFirstColumn="0" w:lastRowLastColumn="0"/>
             </w:pPr>
-            <w:proofErr w:type="gramStart"/>
-            <w:r>
-              <w:t>char(</w:t>
-            </w:r>
-            <w:proofErr w:type="gramEnd"/>
-            <w:r>
-              <w:t>10)</w:t>
+            <w:r>
+              <w:t>char(10)</w:t>
             </w:r>
           </w:p>
         </w:tc>
@@ -34256,13 +32880,8 @@
             <w:pPr>
               <w:cnfStyle w:val="000000000000" w:firstRow="0" w:lastRow="0" w:firstColumn="0" w:lastColumn="0" w:oddVBand="0" w:evenVBand="0" w:oddHBand="0" w:evenHBand="0" w:firstRowFirstColumn="0" w:firstRowLastColumn="0" w:lastRowFirstColumn="0" w:lastRowLastColumn="0"/>
             </w:pPr>
-            <w:proofErr w:type="gramStart"/>
-            <w:r>
-              <w:t>char(</w:t>
-            </w:r>
-            <w:proofErr w:type="gramEnd"/>
-            <w:r>
-              <w:t>10)</w:t>
+            <w:r>
+              <w:t>char(10)</w:t>
             </w:r>
           </w:p>
         </w:tc>
@@ -34302,13 +32921,8 @@
             <w:pPr>
               <w:cnfStyle w:val="000000000000" w:firstRow="0" w:lastRow="0" w:firstColumn="0" w:lastColumn="0" w:oddVBand="0" w:evenVBand="0" w:oddHBand="0" w:evenHBand="0" w:firstRowFirstColumn="0" w:firstRowLastColumn="0" w:lastRowFirstColumn="0" w:lastRowLastColumn="0"/>
             </w:pPr>
-            <w:proofErr w:type="gramStart"/>
-            <w:r>
-              <w:t>char(</w:t>
-            </w:r>
-            <w:proofErr w:type="gramEnd"/>
-            <w:r>
-              <w:t>8)</w:t>
+            <w:r>
+              <w:t>char(8)</w:t>
             </w:r>
           </w:p>
         </w:tc>
@@ -34348,13 +32962,8 @@
             <w:pPr>
               <w:cnfStyle w:val="000000000000" w:firstRow="0" w:lastRow="0" w:firstColumn="0" w:lastColumn="0" w:oddVBand="0" w:evenVBand="0" w:oddHBand="0" w:evenHBand="0" w:firstRowFirstColumn="0" w:firstRowLastColumn="0" w:lastRowFirstColumn="0" w:lastRowLastColumn="0"/>
             </w:pPr>
-            <w:proofErr w:type="gramStart"/>
-            <w:r>
-              <w:t>char(</w:t>
-            </w:r>
-            <w:proofErr w:type="gramEnd"/>
-            <w:r>
-              <w:t>10)</w:t>
+            <w:r>
+              <w:t>char(10)</w:t>
             </w:r>
           </w:p>
         </w:tc>
@@ -34476,13 +33085,8 @@
             <w:pPr>
               <w:cnfStyle w:val="000000000000" w:firstRow="0" w:lastRow="0" w:firstColumn="0" w:lastColumn="0" w:oddVBand="0" w:evenVBand="0" w:oddHBand="0" w:evenHBand="0" w:firstRowFirstColumn="0" w:firstRowLastColumn="0" w:lastRowFirstColumn="0" w:lastRowLastColumn="0"/>
             </w:pPr>
-            <w:proofErr w:type="gramStart"/>
-            <w:r>
-              <w:t>char(</w:t>
-            </w:r>
-            <w:proofErr w:type="gramEnd"/>
-            <w:r>
-              <w:t>5)</w:t>
+            <w:r>
+              <w:t>char(5)</w:t>
             </w:r>
           </w:p>
         </w:tc>
@@ -34645,13 +33249,8 @@
             <w:pPr>
               <w:cnfStyle w:val="000000000000" w:firstRow="0" w:lastRow="0" w:firstColumn="0" w:lastColumn="0" w:oddVBand="0" w:evenVBand="0" w:oddHBand="0" w:evenHBand="0" w:firstRowFirstColumn="0" w:firstRowLastColumn="0" w:lastRowFirstColumn="0" w:lastRowLastColumn="0"/>
             </w:pPr>
-            <w:proofErr w:type="gramStart"/>
-            <w:r>
-              <w:t>char(</w:t>
-            </w:r>
-            <w:proofErr w:type="gramEnd"/>
-            <w:r>
-              <w:t>5)</w:t>
+            <w:r>
+              <w:t>char(5)</w:t>
             </w:r>
           </w:p>
         </w:tc>
@@ -34732,13 +33331,8 @@
             <w:pPr>
               <w:cnfStyle w:val="000000000000" w:firstRow="0" w:lastRow="0" w:firstColumn="0" w:lastColumn="0" w:oddVBand="0" w:evenVBand="0" w:oddHBand="0" w:evenHBand="0" w:firstRowFirstColumn="0" w:firstRowLastColumn="0" w:lastRowFirstColumn="0" w:lastRowLastColumn="0"/>
             </w:pPr>
-            <w:proofErr w:type="gramStart"/>
-            <w:r>
-              <w:t>char(</w:t>
-            </w:r>
-            <w:proofErr w:type="gramEnd"/>
-            <w:r>
-              <w:t>1)</w:t>
+            <w:r>
+              <w:t>char(1)</w:t>
             </w:r>
           </w:p>
         </w:tc>
@@ -34778,13 +33372,8 @@
             <w:pPr>
               <w:cnfStyle w:val="000000000000" w:firstRow="0" w:lastRow="0" w:firstColumn="0" w:lastColumn="0" w:oddVBand="0" w:evenVBand="0" w:oddHBand="0" w:evenHBand="0" w:firstRowFirstColumn="0" w:firstRowLastColumn="0" w:lastRowFirstColumn="0" w:lastRowLastColumn="0"/>
             </w:pPr>
-            <w:proofErr w:type="gramStart"/>
-            <w:r>
-              <w:t>char(</w:t>
-            </w:r>
-            <w:proofErr w:type="gramEnd"/>
-            <w:r>
-              <w:t>2)</w:t>
+            <w:r>
+              <w:t>char(2)</w:t>
             </w:r>
           </w:p>
         </w:tc>
@@ -34824,13 +33413,8 @@
             <w:pPr>
               <w:cnfStyle w:val="000000000000" w:firstRow="0" w:lastRow="0" w:firstColumn="0" w:lastColumn="0" w:oddVBand="0" w:evenVBand="0" w:oddHBand="0" w:evenHBand="0" w:firstRowFirstColumn="0" w:firstRowLastColumn="0" w:lastRowFirstColumn="0" w:lastRowLastColumn="0"/>
             </w:pPr>
-            <w:proofErr w:type="gramStart"/>
-            <w:r>
-              <w:t>char(</w:t>
-            </w:r>
-            <w:proofErr w:type="gramEnd"/>
-            <w:r>
-              <w:t>2)</w:t>
+            <w:r>
+              <w:t>char(2)</w:t>
             </w:r>
           </w:p>
         </w:tc>
@@ -34987,13 +33571,8 @@
             <w:pPr>
               <w:cnfStyle w:val="000000000000" w:firstRow="0" w:lastRow="0" w:firstColumn="0" w:lastColumn="0" w:oddVBand="0" w:evenVBand="0" w:oddHBand="0" w:evenHBand="0" w:firstRowFirstColumn="0" w:firstRowLastColumn="0" w:lastRowFirstColumn="0" w:lastRowLastColumn="0"/>
             </w:pPr>
-            <w:proofErr w:type="gramStart"/>
-            <w:r>
-              <w:t>char(</w:t>
-            </w:r>
-            <w:proofErr w:type="gramEnd"/>
-            <w:r>
-              <w:t>5)</w:t>
+            <w:r>
+              <w:t>char(5)</w:t>
             </w:r>
           </w:p>
         </w:tc>
@@ -35031,13 +33610,8 @@
             <w:pPr>
               <w:cnfStyle w:val="000000000000" w:firstRow="0" w:lastRow="0" w:firstColumn="0" w:lastColumn="0" w:oddVBand="0" w:evenVBand="0" w:oddHBand="0" w:evenHBand="0" w:firstRowFirstColumn="0" w:firstRowLastColumn="0" w:lastRowFirstColumn="0" w:lastRowLastColumn="0"/>
             </w:pPr>
-            <w:proofErr w:type="gramStart"/>
-            <w:r>
-              <w:t>char(</w:t>
-            </w:r>
-            <w:proofErr w:type="gramEnd"/>
-            <w:r>
-              <w:t>5)</w:t>
+            <w:r>
+              <w:t>char(5)</w:t>
             </w:r>
           </w:p>
         </w:tc>
@@ -35153,13 +33727,8 @@
             <w:pPr>
               <w:cnfStyle w:val="000000000000" w:firstRow="0" w:lastRow="0" w:firstColumn="0" w:lastColumn="0" w:oddVBand="0" w:evenVBand="0" w:oddHBand="0" w:evenHBand="0" w:firstRowFirstColumn="0" w:firstRowLastColumn="0" w:lastRowFirstColumn="0" w:lastRowLastColumn="0"/>
             </w:pPr>
-            <w:proofErr w:type="gramStart"/>
-            <w:r>
-              <w:t>char(</w:t>
-            </w:r>
-            <w:proofErr w:type="gramEnd"/>
-            <w:r>
-              <w:t>1)</w:t>
+            <w:r>
+              <w:t>char(1)</w:t>
             </w:r>
           </w:p>
         </w:tc>
@@ -35197,13 +33766,8 @@
             <w:pPr>
               <w:cnfStyle w:val="000000000000" w:firstRow="0" w:lastRow="0" w:firstColumn="0" w:lastColumn="0" w:oddVBand="0" w:evenVBand="0" w:oddHBand="0" w:evenHBand="0" w:firstRowFirstColumn="0" w:firstRowLastColumn="0" w:lastRowFirstColumn="0" w:lastRowLastColumn="0"/>
             </w:pPr>
-            <w:proofErr w:type="gramStart"/>
-            <w:r>
-              <w:t>char(</w:t>
-            </w:r>
-            <w:proofErr w:type="gramEnd"/>
-            <w:r>
-              <w:t>1)</w:t>
+            <w:r>
+              <w:t>char(1)</w:t>
             </w:r>
           </w:p>
         </w:tc>
@@ -35321,13 +33885,8 @@
             <w:pPr>
               <w:cnfStyle w:val="000000000000" w:firstRow="0" w:lastRow="0" w:firstColumn="0" w:lastColumn="0" w:oddVBand="0" w:evenVBand="0" w:oddHBand="0" w:evenHBand="0" w:firstRowFirstColumn="0" w:firstRowLastColumn="0" w:lastRowFirstColumn="0" w:lastRowLastColumn="0"/>
             </w:pPr>
-            <w:proofErr w:type="gramStart"/>
-            <w:r>
-              <w:t>char(</w:t>
-            </w:r>
-            <w:proofErr w:type="gramEnd"/>
-            <w:r>
-              <w:t>3)</w:t>
+            <w:r>
+              <w:t>char(3)</w:t>
             </w:r>
           </w:p>
         </w:tc>
@@ -35365,13 +33924,8 @@
             <w:pPr>
               <w:cnfStyle w:val="000000000000" w:firstRow="0" w:lastRow="0" w:firstColumn="0" w:lastColumn="0" w:oddVBand="0" w:evenVBand="0" w:oddHBand="0" w:evenHBand="0" w:firstRowFirstColumn="0" w:firstRowLastColumn="0" w:lastRowFirstColumn="0" w:lastRowLastColumn="0"/>
             </w:pPr>
-            <w:proofErr w:type="gramStart"/>
-            <w:r>
-              <w:t>char(</w:t>
-            </w:r>
-            <w:proofErr w:type="gramEnd"/>
-            <w:r>
-              <w:t>50)</w:t>
+            <w:r>
+              <w:t>char(50)</w:t>
             </w:r>
           </w:p>
         </w:tc>
@@ -35409,13 +33963,8 @@
             <w:pPr>
               <w:cnfStyle w:val="000000000000" w:firstRow="0" w:lastRow="0" w:firstColumn="0" w:lastColumn="0" w:oddVBand="0" w:evenVBand="0" w:oddHBand="0" w:evenHBand="0" w:firstRowFirstColumn="0" w:firstRowLastColumn="0" w:lastRowFirstColumn="0" w:lastRowLastColumn="0"/>
             </w:pPr>
-            <w:proofErr w:type="gramStart"/>
-            <w:r>
-              <w:t>char(</w:t>
-            </w:r>
-            <w:proofErr w:type="gramEnd"/>
-            <w:r>
-              <w:t>50)</w:t>
+            <w:r>
+              <w:t>char(50)</w:t>
             </w:r>
           </w:p>
         </w:tc>
@@ -35455,13 +34004,8 @@
             <w:pPr>
               <w:cnfStyle w:val="000000000000" w:firstRow="0" w:lastRow="0" w:firstColumn="0" w:lastColumn="0" w:oddVBand="0" w:evenVBand="0" w:oddHBand="0" w:evenHBand="0" w:firstRowFirstColumn="0" w:firstRowLastColumn="0" w:lastRowFirstColumn="0" w:lastRowLastColumn="0"/>
             </w:pPr>
-            <w:proofErr w:type="gramStart"/>
-            <w:r>
-              <w:t>char(</w:t>
-            </w:r>
-            <w:proofErr w:type="gramEnd"/>
-            <w:r>
-              <w:t>10)</w:t>
+            <w:r>
+              <w:t>char(10)</w:t>
             </w:r>
           </w:p>
         </w:tc>
@@ -35501,13 +34045,8 @@
             <w:pPr>
               <w:cnfStyle w:val="000000000000" w:firstRow="0" w:lastRow="0" w:firstColumn="0" w:lastColumn="0" w:oddVBand="0" w:evenVBand="0" w:oddHBand="0" w:evenHBand="0" w:firstRowFirstColumn="0" w:firstRowLastColumn="0" w:lastRowFirstColumn="0" w:lastRowLastColumn="0"/>
             </w:pPr>
-            <w:proofErr w:type="gramStart"/>
-            <w:r>
-              <w:t>char(</w:t>
-            </w:r>
-            <w:proofErr w:type="gramEnd"/>
-            <w:r>
-              <w:t>1)</w:t>
+            <w:r>
+              <w:t>char(1)</w:t>
             </w:r>
           </w:p>
         </w:tc>
@@ -35594,19 +34133,11 @@
     </w:p>
     <w:p>
       <w:r>
-        <w:t xml:space="preserve">View returns the associate’s most recent employee employment record from </w:t>
-      </w:r>
-      <w:proofErr w:type="gramStart"/>
-      <w:r>
-        <w:t xml:space="preserve">table  </w:t>
+        <w:t xml:space="preserve">View returns the associate’s most recent employee employment record from table  </w:t>
       </w:r>
       <w:proofErr w:type="spellStart"/>
       <w:r>
-        <w:t>DBShrpn.dbo.emp</w:t>
-      </w:r>
-      <w:proofErr w:type="gramEnd"/>
-      <w:r>
-        <w:t>_</w:t>
+        <w:t>DBShrpn.dbo.emp_</w:t>
       </w:r>
       <w:r>
         <w:t>employment</w:t>
@@ -35760,13 +34291,8 @@
             <w:pPr>
               <w:cnfStyle w:val="000000000000" w:firstRow="0" w:lastRow="0" w:firstColumn="0" w:lastColumn="0" w:oddVBand="0" w:evenVBand="0" w:oddHBand="0" w:evenHBand="0" w:firstRowFirstColumn="0" w:firstRowLastColumn="0" w:lastRowFirstColumn="0" w:lastRowLastColumn="0"/>
             </w:pPr>
-            <w:proofErr w:type="gramStart"/>
-            <w:r>
-              <w:t>char(</w:t>
-            </w:r>
-            <w:proofErr w:type="gramEnd"/>
-            <w:r>
-              <w:t>15)</w:t>
+            <w:r>
+              <w:t>char(15)</w:t>
             </w:r>
           </w:p>
         </w:tc>
@@ -35929,13 +34455,8 @@
             <w:pPr>
               <w:cnfStyle w:val="000000000000" w:firstRow="0" w:lastRow="0" w:firstColumn="0" w:lastColumn="0" w:oddVBand="0" w:evenVBand="0" w:oddHBand="0" w:evenHBand="0" w:firstRowFirstColumn="0" w:firstRowLastColumn="0" w:lastRowFirstColumn="0" w:lastRowLastColumn="0"/>
             </w:pPr>
-            <w:proofErr w:type="gramStart"/>
-            <w:r>
-              <w:t>char(</w:t>
-            </w:r>
-            <w:proofErr w:type="gramEnd"/>
-            <w:r>
-              <w:t>5)</w:t>
+            <w:r>
+              <w:t>char(5)</w:t>
             </w:r>
           </w:p>
         </w:tc>
@@ -35975,13 +34496,8 @@
             <w:pPr>
               <w:cnfStyle w:val="000000000000" w:firstRow="0" w:lastRow="0" w:firstColumn="0" w:lastColumn="0" w:oddVBand="0" w:evenVBand="0" w:oddHBand="0" w:evenHBand="0" w:firstRowFirstColumn="0" w:firstRowLastColumn="0" w:lastRowFirstColumn="0" w:lastRowLastColumn="0"/>
             </w:pPr>
-            <w:proofErr w:type="gramStart"/>
-            <w:r>
-              <w:t>char(</w:t>
-            </w:r>
-            <w:proofErr w:type="gramEnd"/>
-            <w:r>
-              <w:t>1)</w:t>
+            <w:r>
+              <w:t>char(1)</w:t>
             </w:r>
           </w:p>
         </w:tc>
@@ -36021,13 +34537,8 @@
             <w:pPr>
               <w:cnfStyle w:val="000000000000" w:firstRow="0" w:lastRow="0" w:firstColumn="0" w:lastColumn="0" w:oddVBand="0" w:evenVBand="0" w:oddHBand="0" w:evenHBand="0" w:firstRowFirstColumn="0" w:firstRowLastColumn="0" w:lastRowFirstColumn="0" w:lastRowLastColumn="0"/>
             </w:pPr>
-            <w:proofErr w:type="gramStart"/>
-            <w:r>
-              <w:t>char(</w:t>
-            </w:r>
-            <w:proofErr w:type="gramEnd"/>
-            <w:r>
-              <w:t>5)</w:t>
+            <w:r>
+              <w:t>char(5)</w:t>
             </w:r>
           </w:p>
         </w:tc>
@@ -36108,13 +34619,8 @@
             <w:pPr>
               <w:cnfStyle w:val="000000000000" w:firstRow="0" w:lastRow="0" w:firstColumn="0" w:lastColumn="0" w:oddVBand="0" w:evenVBand="0" w:oddHBand="0" w:evenHBand="0" w:firstRowFirstColumn="0" w:firstRowLastColumn="0" w:lastRowFirstColumn="0" w:lastRowLastColumn="0"/>
             </w:pPr>
-            <w:proofErr w:type="gramStart"/>
-            <w:r>
-              <w:t>char(</w:t>
-            </w:r>
-            <w:proofErr w:type="gramEnd"/>
-            <w:r>
-              <w:t>1)</w:t>
+            <w:r>
+              <w:t>char(1)</w:t>
             </w:r>
           </w:p>
         </w:tc>
@@ -36154,13 +34660,8 @@
             <w:pPr>
               <w:cnfStyle w:val="000000000000" w:firstRow="0" w:lastRow="0" w:firstColumn="0" w:lastColumn="0" w:oddVBand="0" w:evenVBand="0" w:oddHBand="0" w:evenHBand="0" w:firstRowFirstColumn="0" w:firstRowLastColumn="0" w:lastRowFirstColumn="0" w:lastRowLastColumn="0"/>
             </w:pPr>
-            <w:proofErr w:type="gramStart"/>
-            <w:r>
-              <w:t>char(</w:t>
-            </w:r>
-            <w:proofErr w:type="gramEnd"/>
-            <w:r>
-              <w:t>1)</w:t>
+            <w:r>
+              <w:t>char(1)</w:t>
             </w:r>
           </w:p>
         </w:tc>
@@ -36200,13 +34701,8 @@
             <w:pPr>
               <w:cnfStyle w:val="000000000000" w:firstRow="0" w:lastRow="0" w:firstColumn="0" w:lastColumn="0" w:oddVBand="0" w:evenVBand="0" w:oddHBand="0" w:evenHBand="0" w:firstRowFirstColumn="0" w:firstRowLastColumn="0" w:lastRowFirstColumn="0" w:lastRowLastColumn="0"/>
             </w:pPr>
-            <w:proofErr w:type="gramStart"/>
-            <w:r>
-              <w:t>char(</w:t>
-            </w:r>
-            <w:proofErr w:type="gramEnd"/>
-            <w:r>
-              <w:t>1)</w:t>
+            <w:r>
+              <w:t>char(1)</w:t>
             </w:r>
           </w:p>
         </w:tc>
@@ -36246,13 +34742,8 @@
             <w:pPr>
               <w:cnfStyle w:val="000000000000" w:firstRow="0" w:lastRow="0" w:firstColumn="0" w:lastColumn="0" w:oddVBand="0" w:evenVBand="0" w:oddHBand="0" w:evenHBand="0" w:firstRowFirstColumn="0" w:firstRowLastColumn="0" w:lastRowFirstColumn="0" w:lastRowLastColumn="0"/>
             </w:pPr>
-            <w:proofErr w:type="gramStart"/>
-            <w:r>
-              <w:t>char(</w:t>
-            </w:r>
-            <w:proofErr w:type="gramEnd"/>
-            <w:r>
-              <w:t>5)</w:t>
+            <w:r>
+              <w:t>char(5)</w:t>
             </w:r>
           </w:p>
         </w:tc>
@@ -36292,13 +34783,8 @@
             <w:pPr>
               <w:cnfStyle w:val="000000000000" w:firstRow="0" w:lastRow="0" w:firstColumn="0" w:lastColumn="0" w:oddVBand="0" w:evenVBand="0" w:oddHBand="0" w:evenHBand="0" w:firstRowFirstColumn="0" w:firstRowLastColumn="0" w:lastRowFirstColumn="0" w:lastRowLastColumn="0"/>
             </w:pPr>
-            <w:proofErr w:type="gramStart"/>
-            <w:r>
-              <w:t>char(</w:t>
-            </w:r>
-            <w:proofErr w:type="gramEnd"/>
-            <w:r>
-              <w:t>5)</w:t>
+            <w:r>
+              <w:t>char(5)</w:t>
             </w:r>
           </w:p>
         </w:tc>
@@ -36338,13 +34824,8 @@
             <w:pPr>
               <w:cnfStyle w:val="000000000000" w:firstRow="0" w:lastRow="0" w:firstColumn="0" w:lastColumn="0" w:oddVBand="0" w:evenVBand="0" w:oddHBand="0" w:evenHBand="0" w:firstRowFirstColumn="0" w:firstRowLastColumn="0" w:lastRowFirstColumn="0" w:lastRowLastColumn="0"/>
             </w:pPr>
-            <w:proofErr w:type="gramStart"/>
-            <w:r>
-              <w:t>char(</w:t>
-            </w:r>
-            <w:proofErr w:type="gramEnd"/>
-            <w:r>
-              <w:t>1)</w:t>
+            <w:r>
+              <w:t>char(1)</w:t>
             </w:r>
           </w:p>
         </w:tc>
@@ -36466,13 +34947,8 @@
             <w:pPr>
               <w:cnfStyle w:val="000000000000" w:firstRow="0" w:lastRow="0" w:firstColumn="0" w:lastColumn="0" w:oddVBand="0" w:evenVBand="0" w:oddHBand="0" w:evenHBand="0" w:firstRowFirstColumn="0" w:firstRowLastColumn="0" w:lastRowFirstColumn="0" w:lastRowLastColumn="0"/>
             </w:pPr>
-            <w:proofErr w:type="gramStart"/>
-            <w:r>
-              <w:t>char(</w:t>
-            </w:r>
-            <w:proofErr w:type="gramEnd"/>
-            <w:r>
-              <w:t>1)</w:t>
+            <w:r>
+              <w:t>char(1)</w:t>
             </w:r>
           </w:p>
         </w:tc>
@@ -36555,13 +35031,8 @@
             <w:pPr>
               <w:cnfStyle w:val="000000000000" w:firstRow="0" w:lastRow="0" w:firstColumn="0" w:lastColumn="0" w:oddVBand="0" w:evenVBand="0" w:oddHBand="0" w:evenHBand="0" w:firstRowFirstColumn="0" w:firstRowLastColumn="0" w:lastRowFirstColumn="0" w:lastRowLastColumn="0"/>
             </w:pPr>
-            <w:proofErr w:type="gramStart"/>
-            <w:r>
-              <w:t>char(</w:t>
-            </w:r>
-            <w:proofErr w:type="gramEnd"/>
-            <w:r>
-              <w:t>2)</w:t>
+            <w:r>
+              <w:t>char(2)</w:t>
             </w:r>
           </w:p>
         </w:tc>
@@ -36601,13 +35072,8 @@
             <w:pPr>
               <w:cnfStyle w:val="000000000000" w:firstRow="0" w:lastRow="0" w:firstColumn="0" w:lastColumn="0" w:oddVBand="0" w:evenVBand="0" w:oddHBand="0" w:evenHBand="0" w:firstRowFirstColumn="0" w:firstRowLastColumn="0" w:lastRowFirstColumn="0" w:lastRowLastColumn="0"/>
             </w:pPr>
-            <w:proofErr w:type="gramStart"/>
-            <w:r>
-              <w:t>char(</w:t>
-            </w:r>
-            <w:proofErr w:type="gramEnd"/>
-            <w:r>
-              <w:t>2)</w:t>
+            <w:r>
+              <w:t>char(2)</w:t>
             </w:r>
           </w:p>
         </w:tc>
@@ -36647,13 +35113,8 @@
             <w:pPr>
               <w:cnfStyle w:val="000000000000" w:firstRow="0" w:lastRow="0" w:firstColumn="0" w:lastColumn="0" w:oddVBand="0" w:evenVBand="0" w:oddHBand="0" w:evenHBand="0" w:firstRowFirstColumn="0" w:firstRowLastColumn="0" w:lastRowFirstColumn="0" w:lastRowLastColumn="0"/>
             </w:pPr>
-            <w:proofErr w:type="gramStart"/>
-            <w:r>
-              <w:t>char(</w:t>
-            </w:r>
-            <w:proofErr w:type="gramEnd"/>
-            <w:r>
-              <w:t>5)</w:t>
+            <w:r>
+              <w:t>char(5)</w:t>
             </w:r>
           </w:p>
         </w:tc>
@@ -36775,13 +35236,8 @@
             <w:pPr>
               <w:cnfStyle w:val="000000000000" w:firstRow="0" w:lastRow="0" w:firstColumn="0" w:lastColumn="0" w:oddVBand="0" w:evenVBand="0" w:oddHBand="0" w:evenHBand="0" w:firstRowFirstColumn="0" w:firstRowLastColumn="0" w:lastRowFirstColumn="0" w:lastRowLastColumn="0"/>
             </w:pPr>
-            <w:proofErr w:type="gramStart"/>
-            <w:r>
-              <w:t>char(</w:t>
-            </w:r>
-            <w:proofErr w:type="gramEnd"/>
-            <w:r>
-              <w:t>10)</w:t>
+            <w:r>
+              <w:t>char(10)</w:t>
             </w:r>
           </w:p>
         </w:tc>
@@ -36821,13 +35277,8 @@
             <w:pPr>
               <w:cnfStyle w:val="000000000000" w:firstRow="0" w:lastRow="0" w:firstColumn="0" w:lastColumn="0" w:oddVBand="0" w:evenVBand="0" w:oddHBand="0" w:evenHBand="0" w:firstRowFirstColumn="0" w:firstRowLastColumn="0" w:lastRowFirstColumn="0" w:lastRowLastColumn="0"/>
             </w:pPr>
-            <w:proofErr w:type="gramStart"/>
-            <w:r>
-              <w:t>char(</w:t>
-            </w:r>
-            <w:proofErr w:type="gramEnd"/>
-            <w:r>
-              <w:t>10)</w:t>
+            <w:r>
+              <w:t>char(10)</w:t>
             </w:r>
           </w:p>
         </w:tc>
@@ -36867,13 +35318,8 @@
             <w:pPr>
               <w:cnfStyle w:val="000000000000" w:firstRow="0" w:lastRow="0" w:firstColumn="0" w:lastColumn="0" w:oddVBand="0" w:evenVBand="0" w:oddHBand="0" w:evenHBand="0" w:firstRowFirstColumn="0" w:firstRowLastColumn="0" w:lastRowFirstColumn="0" w:lastRowLastColumn="0"/>
             </w:pPr>
-            <w:proofErr w:type="gramStart"/>
-            <w:r>
-              <w:t>char(</w:t>
-            </w:r>
-            <w:proofErr w:type="gramEnd"/>
-            <w:r>
-              <w:t>1)</w:t>
+            <w:r>
+              <w:t>char(1)</w:t>
             </w:r>
           </w:p>
         </w:tc>
@@ -36913,13 +35359,8 @@
             <w:pPr>
               <w:cnfStyle w:val="000000000000" w:firstRow="0" w:lastRow="0" w:firstColumn="0" w:lastColumn="0" w:oddVBand="0" w:evenVBand="0" w:oddHBand="0" w:evenHBand="0" w:firstRowFirstColumn="0" w:firstRowLastColumn="0" w:lastRowFirstColumn="0" w:lastRowLastColumn="0"/>
             </w:pPr>
-            <w:proofErr w:type="gramStart"/>
-            <w:r>
-              <w:t>char(</w:t>
-            </w:r>
-            <w:proofErr w:type="gramEnd"/>
-            <w:r>
-              <w:t>10)</w:t>
+            <w:r>
+              <w:t>char(10)</w:t>
             </w:r>
           </w:p>
         </w:tc>
@@ -36957,13 +35398,8 @@
             <w:pPr>
               <w:cnfStyle w:val="000000000000" w:firstRow="0" w:lastRow="0" w:firstColumn="0" w:lastColumn="0" w:oddVBand="0" w:evenVBand="0" w:oddHBand="0" w:evenHBand="0" w:firstRowFirstColumn="0" w:firstRowLastColumn="0" w:lastRowFirstColumn="0" w:lastRowLastColumn="0"/>
             </w:pPr>
-            <w:proofErr w:type="gramStart"/>
-            <w:r>
-              <w:t>char(</w:t>
-            </w:r>
-            <w:proofErr w:type="gramEnd"/>
-            <w:r>
-              <w:t>1)</w:t>
+            <w:r>
+              <w:t>char(1)</w:t>
             </w:r>
           </w:p>
         </w:tc>
@@ -37003,13 +35439,8 @@
             <w:pPr>
               <w:cnfStyle w:val="000000000000" w:firstRow="0" w:lastRow="0" w:firstColumn="0" w:lastColumn="0" w:oddVBand="0" w:evenVBand="0" w:oddHBand="0" w:evenHBand="0" w:firstRowFirstColumn="0" w:firstRowLastColumn="0" w:lastRowFirstColumn="0" w:lastRowLastColumn="0"/>
             </w:pPr>
-            <w:proofErr w:type="gramStart"/>
-            <w:r>
-              <w:t>char(</w:t>
-            </w:r>
-            <w:proofErr w:type="gramEnd"/>
-            <w:r>
-              <w:t>1)</w:t>
+            <w:r>
+              <w:t>char(1)</w:t>
             </w:r>
           </w:p>
         </w:tc>
@@ -37049,13 +35480,8 @@
             <w:pPr>
               <w:cnfStyle w:val="000000000000" w:firstRow="0" w:lastRow="0" w:firstColumn="0" w:lastColumn="0" w:oddVBand="0" w:evenVBand="0" w:oddHBand="0" w:evenHBand="0" w:firstRowFirstColumn="0" w:firstRowLastColumn="0" w:lastRowFirstColumn="0" w:lastRowLastColumn="0"/>
             </w:pPr>
-            <w:proofErr w:type="gramStart"/>
-            <w:r>
-              <w:t>char(</w:t>
-            </w:r>
-            <w:proofErr w:type="gramEnd"/>
-            <w:r>
-              <w:t>1)</w:t>
+            <w:r>
+              <w:t>char(1)</w:t>
             </w:r>
           </w:p>
         </w:tc>
@@ -37095,13 +35521,8 @@
             <w:pPr>
               <w:cnfStyle w:val="000000000000" w:firstRow="0" w:lastRow="0" w:firstColumn="0" w:lastColumn="0" w:oddVBand="0" w:evenVBand="0" w:oddHBand="0" w:evenHBand="0" w:firstRowFirstColumn="0" w:firstRowLastColumn="0" w:lastRowFirstColumn="0" w:lastRowLastColumn="0"/>
             </w:pPr>
-            <w:proofErr w:type="gramStart"/>
-            <w:r>
-              <w:t>char(</w:t>
-            </w:r>
-            <w:proofErr w:type="gramEnd"/>
-            <w:r>
-              <w:t>10)</w:t>
+            <w:r>
+              <w:t>char(10)</w:t>
             </w:r>
           </w:p>
         </w:tc>
@@ -37141,13 +35562,8 @@
             <w:pPr>
               <w:cnfStyle w:val="000000000000" w:firstRow="0" w:lastRow="0" w:firstColumn="0" w:lastColumn="0" w:oddVBand="0" w:evenVBand="0" w:oddHBand="0" w:evenHBand="0" w:firstRowFirstColumn="0" w:firstRowLastColumn="0" w:lastRowFirstColumn="0" w:lastRowLastColumn="0"/>
             </w:pPr>
-            <w:proofErr w:type="gramStart"/>
-            <w:r>
-              <w:t>char(</w:t>
-            </w:r>
-            <w:proofErr w:type="gramEnd"/>
-            <w:r>
-              <w:t>10)</w:t>
+            <w:r>
+              <w:t>char(10)</w:t>
             </w:r>
           </w:p>
         </w:tc>
@@ -37187,13 +35603,8 @@
             <w:pPr>
               <w:cnfStyle w:val="000000000000" w:firstRow="0" w:lastRow="0" w:firstColumn="0" w:lastColumn="0" w:oddVBand="0" w:evenVBand="0" w:oddHBand="0" w:evenHBand="0" w:firstRowFirstColumn="0" w:firstRowLastColumn="0" w:lastRowFirstColumn="0" w:lastRowLastColumn="0"/>
             </w:pPr>
-            <w:proofErr w:type="gramStart"/>
-            <w:r>
-              <w:t>char(</w:t>
-            </w:r>
-            <w:proofErr w:type="gramEnd"/>
-            <w:r>
-              <w:t>1)</w:t>
+            <w:r>
+              <w:t>char(1)</w:t>
             </w:r>
           </w:p>
         </w:tc>
@@ -37234,13 +35645,8 @@
             <w:pPr>
               <w:cnfStyle w:val="000000000000" w:firstRow="0" w:lastRow="0" w:firstColumn="0" w:lastColumn="0" w:oddVBand="0" w:evenVBand="0" w:oddHBand="0" w:evenHBand="0" w:firstRowFirstColumn="0" w:firstRowLastColumn="0" w:lastRowFirstColumn="0" w:lastRowLastColumn="0"/>
             </w:pPr>
-            <w:proofErr w:type="gramStart"/>
-            <w:r>
-              <w:t>char(</w:t>
-            </w:r>
-            <w:proofErr w:type="gramEnd"/>
-            <w:r>
-              <w:t>5)</w:t>
+            <w:r>
+              <w:t>char(5)</w:t>
             </w:r>
           </w:p>
         </w:tc>
@@ -37280,13 +35686,8 @@
             <w:pPr>
               <w:cnfStyle w:val="000000000000" w:firstRow="0" w:lastRow="0" w:firstColumn="0" w:lastColumn="0" w:oddVBand="0" w:evenVBand="0" w:oddHBand="0" w:evenHBand="0" w:firstRowFirstColumn="0" w:firstRowLastColumn="0" w:lastRowFirstColumn="0" w:lastRowLastColumn="0"/>
             </w:pPr>
-            <w:proofErr w:type="gramStart"/>
-            <w:r>
-              <w:t>char(</w:t>
-            </w:r>
-            <w:proofErr w:type="gramEnd"/>
-            <w:r>
-              <w:t>1)</w:t>
+            <w:r>
+              <w:t>char(1)</w:t>
             </w:r>
           </w:p>
         </w:tc>
@@ -37326,13 +35727,8 @@
             <w:pPr>
               <w:cnfStyle w:val="000000000000" w:firstRow="0" w:lastRow="0" w:firstColumn="0" w:lastColumn="0" w:oddVBand="0" w:evenVBand="0" w:oddHBand="0" w:evenHBand="0" w:firstRowFirstColumn="0" w:firstRowLastColumn="0" w:lastRowFirstColumn="0" w:lastRowLastColumn="0"/>
             </w:pPr>
-            <w:proofErr w:type="gramStart"/>
-            <w:r>
-              <w:t>char(</w:t>
-            </w:r>
-            <w:proofErr w:type="gramEnd"/>
-            <w:r>
-              <w:t>10)</w:t>
+            <w:r>
+              <w:t>char(10)</w:t>
             </w:r>
           </w:p>
         </w:tc>
@@ -37372,13 +35768,8 @@
             <w:pPr>
               <w:cnfStyle w:val="000000000000" w:firstRow="0" w:lastRow="0" w:firstColumn="0" w:lastColumn="0" w:oddVBand="0" w:evenVBand="0" w:oddHBand="0" w:evenHBand="0" w:firstRowFirstColumn="0" w:firstRowLastColumn="0" w:lastRowFirstColumn="0" w:lastRowLastColumn="0"/>
             </w:pPr>
-            <w:proofErr w:type="gramStart"/>
-            <w:r>
-              <w:t>char(</w:t>
-            </w:r>
-            <w:proofErr w:type="gramEnd"/>
-            <w:r>
-              <w:t>10)</w:t>
+            <w:r>
+              <w:t>char(10)</w:t>
             </w:r>
           </w:p>
         </w:tc>
@@ -37418,13 +35809,8 @@
             <w:pPr>
               <w:cnfStyle w:val="000000000000" w:firstRow="0" w:lastRow="0" w:firstColumn="0" w:lastColumn="0" w:oddVBand="0" w:evenVBand="0" w:oddHBand="0" w:evenHBand="0" w:firstRowFirstColumn="0" w:firstRowLastColumn="0" w:lastRowFirstColumn="0" w:lastRowLastColumn="0"/>
             </w:pPr>
-            <w:proofErr w:type="gramStart"/>
-            <w:r>
-              <w:t>char(</w:t>
-            </w:r>
-            <w:proofErr w:type="gramEnd"/>
-            <w:r>
-              <w:t>5)</w:t>
+            <w:r>
+              <w:t>char(5)</w:t>
             </w:r>
           </w:p>
         </w:tc>
@@ -37464,13 +35850,8 @@
             <w:pPr>
               <w:cnfStyle w:val="000000000000" w:firstRow="0" w:lastRow="0" w:firstColumn="0" w:lastColumn="0" w:oddVBand="0" w:evenVBand="0" w:oddHBand="0" w:evenHBand="0" w:firstRowFirstColumn="0" w:firstRowLastColumn="0" w:lastRowFirstColumn="0" w:lastRowLastColumn="0"/>
             </w:pPr>
-            <w:proofErr w:type="gramStart"/>
-            <w:r>
-              <w:t>char(</w:t>
-            </w:r>
-            <w:proofErr w:type="gramEnd"/>
-            <w:r>
-              <w:t>5)</w:t>
+            <w:r>
+              <w:t>char(5)</w:t>
             </w:r>
           </w:p>
         </w:tc>
@@ -37510,13 +35891,8 @@
             <w:pPr>
               <w:cnfStyle w:val="000000000000" w:firstRow="0" w:lastRow="0" w:firstColumn="0" w:lastColumn="0" w:oddVBand="0" w:evenVBand="0" w:oddHBand="0" w:evenHBand="0" w:firstRowFirstColumn="0" w:firstRowLastColumn="0" w:lastRowFirstColumn="0" w:lastRowLastColumn="0"/>
             </w:pPr>
-            <w:proofErr w:type="gramStart"/>
-            <w:r>
-              <w:t>char(</w:t>
-            </w:r>
-            <w:proofErr w:type="gramEnd"/>
-            <w:r>
-              <w:t>1)</w:t>
+            <w:r>
+              <w:t>char(1)</w:t>
             </w:r>
           </w:p>
         </w:tc>
@@ -37599,13 +35975,8 @@
             <w:pPr>
               <w:cnfStyle w:val="000000000000" w:firstRow="0" w:lastRow="0" w:firstColumn="0" w:lastColumn="0" w:oddVBand="0" w:evenVBand="0" w:oddHBand="0" w:evenHBand="0" w:firstRowFirstColumn="0" w:firstRowLastColumn="0" w:lastRowFirstColumn="0" w:lastRowLastColumn="0"/>
             </w:pPr>
-            <w:proofErr w:type="gramStart"/>
-            <w:r>
-              <w:t>char(</w:t>
-            </w:r>
-            <w:proofErr w:type="gramEnd"/>
-            <w:r>
-              <w:t>1)</w:t>
+            <w:r>
+              <w:t>char(1)</w:t>
             </w:r>
           </w:p>
         </w:tc>
@@ -37809,13 +36180,8 @@
             <w:pPr>
               <w:cnfStyle w:val="000000000000" w:firstRow="0" w:lastRow="0" w:firstColumn="0" w:lastColumn="0" w:oddVBand="0" w:evenVBand="0" w:oddHBand="0" w:evenHBand="0" w:firstRowFirstColumn="0" w:firstRowLastColumn="0" w:lastRowFirstColumn="0" w:lastRowLastColumn="0"/>
             </w:pPr>
-            <w:proofErr w:type="gramStart"/>
-            <w:r>
-              <w:t>char(</w:t>
-            </w:r>
-            <w:proofErr w:type="gramEnd"/>
-            <w:r>
-              <w:t>5)</w:t>
+            <w:r>
+              <w:t>char(5)</w:t>
             </w:r>
           </w:p>
         </w:tc>
@@ -37855,13 +36221,8 @@
             <w:pPr>
               <w:cnfStyle w:val="000000000000" w:firstRow="0" w:lastRow="0" w:firstColumn="0" w:lastColumn="0" w:oddVBand="0" w:evenVBand="0" w:oddHBand="0" w:evenHBand="0" w:firstRowFirstColumn="0" w:firstRowLastColumn="0" w:lastRowFirstColumn="0" w:lastRowLastColumn="0"/>
             </w:pPr>
-            <w:proofErr w:type="gramStart"/>
-            <w:r>
-              <w:t>char(</w:t>
-            </w:r>
-            <w:proofErr w:type="gramEnd"/>
-            <w:r>
-              <w:t>1)</w:t>
+            <w:r>
+              <w:t>char(1)</w:t>
             </w:r>
           </w:p>
         </w:tc>
@@ -37901,13 +36262,8 @@
             <w:pPr>
               <w:cnfStyle w:val="000000000000" w:firstRow="0" w:lastRow="0" w:firstColumn="0" w:lastColumn="0" w:oddVBand="0" w:evenVBand="0" w:oddHBand="0" w:evenHBand="0" w:firstRowFirstColumn="0" w:firstRowLastColumn="0" w:lastRowFirstColumn="0" w:lastRowLastColumn="0"/>
             </w:pPr>
-            <w:proofErr w:type="gramStart"/>
-            <w:r>
-              <w:t>char(</w:t>
-            </w:r>
-            <w:proofErr w:type="gramEnd"/>
-            <w:r>
-              <w:t>1)</w:t>
+            <w:r>
+              <w:t>char(1)</w:t>
             </w:r>
           </w:p>
         </w:tc>
@@ -37947,13 +36303,8 @@
             <w:pPr>
               <w:cnfStyle w:val="000000000000" w:firstRow="0" w:lastRow="0" w:firstColumn="0" w:lastColumn="0" w:oddVBand="0" w:evenVBand="0" w:oddHBand="0" w:evenHBand="0" w:firstRowFirstColumn="0" w:firstRowLastColumn="0" w:lastRowFirstColumn="0" w:lastRowLastColumn="0"/>
             </w:pPr>
-            <w:proofErr w:type="gramStart"/>
-            <w:r>
-              <w:t>char(</w:t>
-            </w:r>
-            <w:proofErr w:type="gramEnd"/>
-            <w:r>
-              <w:t>1)</w:t>
+            <w:r>
+              <w:t>char(1)</w:t>
             </w:r>
           </w:p>
         </w:tc>
@@ -37993,13 +36344,8 @@
             <w:pPr>
               <w:cnfStyle w:val="000000000000" w:firstRow="0" w:lastRow="0" w:firstColumn="0" w:lastColumn="0" w:oddVBand="0" w:evenVBand="0" w:oddHBand="0" w:evenHBand="0" w:firstRowFirstColumn="0" w:firstRowLastColumn="0" w:lastRowFirstColumn="0" w:lastRowLastColumn="0"/>
             </w:pPr>
-            <w:proofErr w:type="gramStart"/>
-            <w:r>
-              <w:t>char(</w:t>
-            </w:r>
-            <w:proofErr w:type="gramEnd"/>
-            <w:r>
-              <w:t>1)</w:t>
+            <w:r>
+              <w:t>char(1)</w:t>
             </w:r>
           </w:p>
         </w:tc>
@@ -38039,13 +36385,8 @@
             <w:pPr>
               <w:cnfStyle w:val="000000000000" w:firstRow="0" w:lastRow="0" w:firstColumn="0" w:lastColumn="0" w:oddVBand="0" w:evenVBand="0" w:oddHBand="0" w:evenHBand="0" w:firstRowFirstColumn="0" w:firstRowLastColumn="0" w:lastRowFirstColumn="0" w:lastRowLastColumn="0"/>
             </w:pPr>
-            <w:proofErr w:type="gramStart"/>
-            <w:r>
-              <w:t>char(</w:t>
-            </w:r>
-            <w:proofErr w:type="gramEnd"/>
-            <w:r>
-              <w:t>14)</w:t>
+            <w:r>
+              <w:t>char(14)</w:t>
             </w:r>
           </w:p>
         </w:tc>
@@ -38085,13 +36426,8 @@
             <w:pPr>
               <w:cnfStyle w:val="000000000000" w:firstRow="0" w:lastRow="0" w:firstColumn="0" w:lastColumn="0" w:oddVBand="0" w:evenVBand="0" w:oddHBand="0" w:evenHBand="0" w:firstRowFirstColumn="0" w:firstRowLastColumn="0" w:lastRowFirstColumn="0" w:lastRowLastColumn="0"/>
             </w:pPr>
-            <w:proofErr w:type="gramStart"/>
-            <w:r>
-              <w:t>char(</w:t>
-            </w:r>
-            <w:proofErr w:type="gramEnd"/>
-            <w:r>
-              <w:t>30)</w:t>
+            <w:r>
+              <w:t>char(30)</w:t>
             </w:r>
           </w:p>
         </w:tc>
@@ -38131,13 +36467,8 @@
             <w:pPr>
               <w:cnfStyle w:val="000000000000" w:firstRow="0" w:lastRow="0" w:firstColumn="0" w:lastColumn="0" w:oddVBand="0" w:evenVBand="0" w:oddHBand="0" w:evenHBand="0" w:firstRowFirstColumn="0" w:firstRowLastColumn="0" w:lastRowFirstColumn="0" w:lastRowLastColumn="0"/>
             </w:pPr>
-            <w:proofErr w:type="gramStart"/>
-            <w:r>
-              <w:t>char(</w:t>
-            </w:r>
-            <w:proofErr w:type="gramEnd"/>
-            <w:r>
-              <w:t>1)</w:t>
+            <w:r>
+              <w:t>char(1)</w:t>
             </w:r>
           </w:p>
         </w:tc>
@@ -38177,13 +36508,8 @@
             <w:pPr>
               <w:cnfStyle w:val="000000000000" w:firstRow="0" w:lastRow="0" w:firstColumn="0" w:lastColumn="0" w:oddVBand="0" w:evenVBand="0" w:oddHBand="0" w:evenHBand="0" w:firstRowFirstColumn="0" w:firstRowLastColumn="0" w:lastRowFirstColumn="0" w:lastRowLastColumn="0"/>
             </w:pPr>
-            <w:proofErr w:type="gramStart"/>
-            <w:r>
-              <w:t>char(</w:t>
-            </w:r>
-            <w:proofErr w:type="gramEnd"/>
-            <w:r>
-              <w:t>1)</w:t>
+            <w:r>
+              <w:t>char(1)</w:t>
             </w:r>
           </w:p>
         </w:tc>
@@ -38223,13 +36549,8 @@
             <w:pPr>
               <w:cnfStyle w:val="000000000000" w:firstRow="0" w:lastRow="0" w:firstColumn="0" w:lastColumn="0" w:oddVBand="0" w:evenVBand="0" w:oddHBand="0" w:evenHBand="0" w:firstRowFirstColumn="0" w:firstRowLastColumn="0" w:lastRowFirstColumn="0" w:lastRowLastColumn="0"/>
             </w:pPr>
-            <w:proofErr w:type="gramStart"/>
-            <w:r>
-              <w:t>char(</w:t>
-            </w:r>
-            <w:proofErr w:type="gramEnd"/>
-            <w:r>
-              <w:t>11)</w:t>
+            <w:r>
+              <w:t>char(11)</w:t>
             </w:r>
           </w:p>
         </w:tc>
@@ -38267,13 +36588,8 @@
             <w:pPr>
               <w:cnfStyle w:val="000000000000" w:firstRow="0" w:lastRow="0" w:firstColumn="0" w:lastColumn="0" w:oddVBand="0" w:evenVBand="0" w:oddHBand="0" w:evenHBand="0" w:firstRowFirstColumn="0" w:firstRowLastColumn="0" w:lastRowFirstColumn="0" w:lastRowLastColumn="0"/>
             </w:pPr>
-            <w:proofErr w:type="gramStart"/>
-            <w:r>
-              <w:t>char(</w:t>
-            </w:r>
-            <w:proofErr w:type="gramEnd"/>
-            <w:r>
-              <w:t>30)</w:t>
+            <w:r>
+              <w:t>char(30)</w:t>
             </w:r>
           </w:p>
         </w:tc>
@@ -38311,13 +36627,8 @@
             <w:pPr>
               <w:cnfStyle w:val="000000000000" w:firstRow="0" w:lastRow="0" w:firstColumn="0" w:lastColumn="0" w:oddVBand="0" w:evenVBand="0" w:oddHBand="0" w:evenHBand="0" w:firstRowFirstColumn="0" w:firstRowLastColumn="0" w:lastRowFirstColumn="0" w:lastRowLastColumn="0"/>
             </w:pPr>
-            <w:proofErr w:type="gramStart"/>
-            <w:r>
-              <w:t>char(</w:t>
-            </w:r>
-            <w:proofErr w:type="gramEnd"/>
-            <w:r>
-              <w:t>30)</w:t>
+            <w:r>
+              <w:t>char(30)</w:t>
             </w:r>
           </w:p>
         </w:tc>
@@ -38357,13 +36668,8 @@
             <w:pPr>
               <w:cnfStyle w:val="000000000000" w:firstRow="0" w:lastRow="0" w:firstColumn="0" w:lastColumn="0" w:oddVBand="0" w:evenVBand="0" w:oddHBand="0" w:evenHBand="0" w:firstRowFirstColumn="0" w:firstRowLastColumn="0" w:lastRowFirstColumn="0" w:lastRowLastColumn="0"/>
             </w:pPr>
-            <w:proofErr w:type="gramStart"/>
-            <w:r>
-              <w:t>char(</w:t>
-            </w:r>
-            <w:proofErr w:type="gramEnd"/>
-            <w:r>
-              <w:t>1)</w:t>
+            <w:r>
+              <w:t>char(1)</w:t>
             </w:r>
           </w:p>
         </w:tc>
@@ -38403,13 +36709,8 @@
             <w:pPr>
               <w:cnfStyle w:val="000000000000" w:firstRow="0" w:lastRow="0" w:firstColumn="0" w:lastColumn="0" w:oddVBand="0" w:evenVBand="0" w:oddHBand="0" w:evenHBand="0" w:firstRowFirstColumn="0" w:firstRowLastColumn="0" w:lastRowFirstColumn="0" w:lastRowLastColumn="0"/>
             </w:pPr>
-            <w:proofErr w:type="gramStart"/>
-            <w:r>
-              <w:t>char(</w:t>
-            </w:r>
-            <w:proofErr w:type="gramEnd"/>
-            <w:r>
-              <w:t>1)</w:t>
+            <w:r>
+              <w:t>char(1)</w:t>
             </w:r>
           </w:p>
         </w:tc>
@@ -38449,13 +36750,8 @@
             <w:pPr>
               <w:cnfStyle w:val="000000000000" w:firstRow="0" w:lastRow="0" w:firstColumn="0" w:lastColumn="0" w:oddVBand="0" w:evenVBand="0" w:oddHBand="0" w:evenHBand="0" w:firstRowFirstColumn="0" w:firstRowLastColumn="0" w:lastRowFirstColumn="0" w:lastRowLastColumn="0"/>
             </w:pPr>
-            <w:proofErr w:type="gramStart"/>
-            <w:r>
-              <w:t>char(</w:t>
-            </w:r>
-            <w:proofErr w:type="gramEnd"/>
-            <w:r>
-              <w:t>1)</w:t>
+            <w:r>
+              <w:t>char(1)</w:t>
             </w:r>
           </w:p>
         </w:tc>
@@ -38651,13 +36947,8 @@
             <w:pPr>
               <w:cnfStyle w:val="000000000000" w:firstRow="0" w:lastRow="0" w:firstColumn="0" w:lastColumn="0" w:oddVBand="0" w:evenVBand="0" w:oddHBand="0" w:evenHBand="0" w:firstRowFirstColumn="0" w:firstRowLastColumn="0" w:lastRowFirstColumn="0" w:lastRowLastColumn="0"/>
             </w:pPr>
-            <w:proofErr w:type="gramStart"/>
-            <w:r>
-              <w:t>char(</w:t>
-            </w:r>
-            <w:proofErr w:type="gramEnd"/>
-            <w:r>
-              <w:t>3)</w:t>
+            <w:r>
+              <w:t>char(3)</w:t>
             </w:r>
           </w:p>
         </w:tc>
@@ -38695,13 +36986,8 @@
             <w:pPr>
               <w:cnfStyle w:val="000000000000" w:firstRow="0" w:lastRow="0" w:firstColumn="0" w:lastColumn="0" w:oddVBand="0" w:evenVBand="0" w:oddHBand="0" w:evenHBand="0" w:firstRowFirstColumn="0" w:firstRowLastColumn="0" w:lastRowFirstColumn="0" w:lastRowLastColumn="0"/>
             </w:pPr>
-            <w:proofErr w:type="gramStart"/>
-            <w:r>
-              <w:t>char(</w:t>
-            </w:r>
-            <w:proofErr w:type="gramEnd"/>
-            <w:r>
-              <w:t>5)</w:t>
+            <w:r>
+              <w:t>char(5)</w:t>
             </w:r>
           </w:p>
         </w:tc>
@@ -38739,13 +37025,8 @@
             <w:pPr>
               <w:cnfStyle w:val="000000000000" w:firstRow="0" w:lastRow="0" w:firstColumn="0" w:lastColumn="0" w:oddVBand="0" w:evenVBand="0" w:oddHBand="0" w:evenHBand="0" w:firstRowFirstColumn="0" w:firstRowLastColumn="0" w:lastRowFirstColumn="0" w:lastRowLastColumn="0"/>
             </w:pPr>
-            <w:proofErr w:type="gramStart"/>
-            <w:r>
-              <w:t>char(</w:t>
-            </w:r>
-            <w:proofErr w:type="gramEnd"/>
-            <w:r>
-              <w:t>5)</w:t>
+            <w:r>
+              <w:t>char(5)</w:t>
             </w:r>
           </w:p>
         </w:tc>
@@ -38861,13 +37142,8 @@
             <w:pPr>
               <w:cnfStyle w:val="000000000000" w:firstRow="0" w:lastRow="0" w:firstColumn="0" w:lastColumn="0" w:oddVBand="0" w:evenVBand="0" w:oddHBand="0" w:evenHBand="0" w:firstRowFirstColumn="0" w:firstRowLastColumn="0" w:lastRowFirstColumn="0" w:lastRowLastColumn="0"/>
             </w:pPr>
-            <w:proofErr w:type="gramStart"/>
-            <w:r>
-              <w:t>char(</w:t>
-            </w:r>
-            <w:proofErr w:type="gramEnd"/>
-            <w:r>
-              <w:t>1)</w:t>
+            <w:r>
+              <w:t>char(1)</w:t>
             </w:r>
           </w:p>
         </w:tc>
@@ -38905,13 +37181,8 @@
             <w:pPr>
               <w:cnfStyle w:val="000000000000" w:firstRow="0" w:lastRow="0" w:firstColumn="0" w:lastColumn="0" w:oddVBand="0" w:evenVBand="0" w:oddHBand="0" w:evenHBand="0" w:firstRowFirstColumn="0" w:firstRowLastColumn="0" w:lastRowFirstColumn="0" w:lastRowLastColumn="0"/>
             </w:pPr>
-            <w:proofErr w:type="gramStart"/>
-            <w:r>
-              <w:t>char(</w:t>
-            </w:r>
-            <w:proofErr w:type="gramEnd"/>
-            <w:r>
-              <w:t>1)</w:t>
+            <w:r>
+              <w:t>char(1)</w:t>
             </w:r>
           </w:p>
         </w:tc>
@@ -38949,13 +37220,8 @@
             <w:pPr>
               <w:cnfStyle w:val="000000000000" w:firstRow="0" w:lastRow="0" w:firstColumn="0" w:lastColumn="0" w:oddVBand="0" w:evenVBand="0" w:oddHBand="0" w:evenHBand="0" w:firstRowFirstColumn="0" w:firstRowLastColumn="0" w:lastRowFirstColumn="0" w:lastRowLastColumn="0"/>
             </w:pPr>
-            <w:proofErr w:type="gramStart"/>
-            <w:r>
-              <w:t>char(</w:t>
-            </w:r>
-            <w:proofErr w:type="gramEnd"/>
-            <w:r>
-              <w:t>50)</w:t>
+            <w:r>
+              <w:t>char(50)</w:t>
             </w:r>
           </w:p>
         </w:tc>
@@ -38993,13 +37259,8 @@
             <w:pPr>
               <w:cnfStyle w:val="000000000000" w:firstRow="0" w:lastRow="0" w:firstColumn="0" w:lastColumn="0" w:oddVBand="0" w:evenVBand="0" w:oddHBand="0" w:evenHBand="0" w:firstRowFirstColumn="0" w:firstRowLastColumn="0" w:lastRowFirstColumn="0" w:lastRowLastColumn="0"/>
             </w:pPr>
-            <w:proofErr w:type="gramStart"/>
-            <w:r>
-              <w:t>char(</w:t>
-            </w:r>
-            <w:proofErr w:type="gramEnd"/>
-            <w:r>
-              <w:t>50)</w:t>
+            <w:r>
+              <w:t>char(50)</w:t>
             </w:r>
           </w:p>
         </w:tc>
@@ -39037,13 +37298,8 @@
             <w:pPr>
               <w:cnfStyle w:val="000000000000" w:firstRow="0" w:lastRow="0" w:firstColumn="0" w:lastColumn="0" w:oddVBand="0" w:evenVBand="0" w:oddHBand="0" w:evenHBand="0" w:firstRowFirstColumn="0" w:firstRowLastColumn="0" w:lastRowFirstColumn="0" w:lastRowLastColumn="0"/>
             </w:pPr>
-            <w:proofErr w:type="gramStart"/>
-            <w:r>
-              <w:t>char(</w:t>
-            </w:r>
-            <w:proofErr w:type="gramEnd"/>
-            <w:r>
-              <w:t>2)</w:t>
+            <w:r>
+              <w:t>char(2)</w:t>
             </w:r>
           </w:p>
         </w:tc>
@@ -39138,19 +37394,11 @@
     </w:p>
     <w:p>
       <w:r>
-        <w:t xml:space="preserve">View returns the associate’s most recent employee status record from </w:t>
-      </w:r>
-      <w:proofErr w:type="gramStart"/>
-      <w:r>
-        <w:t xml:space="preserve">table  </w:t>
+        <w:t xml:space="preserve">View returns the associate’s most recent employee status record from table  </w:t>
       </w:r>
       <w:proofErr w:type="spellStart"/>
       <w:r>
-        <w:t>DBShrpn.dbo.emp</w:t>
-      </w:r>
-      <w:proofErr w:type="gramEnd"/>
-      <w:r>
-        <w:t>_</w:t>
+        <w:t>DBShrpn.dbo.emp_</w:t>
       </w:r>
       <w:r>
         <w:t>status</w:t>
@@ -39365,13 +37613,8 @@
             <w:pPr>
               <w:cnfStyle w:val="000000000000" w:firstRow="0" w:lastRow="0" w:firstColumn="0" w:lastColumn="0" w:oddVBand="0" w:evenVBand="0" w:oddHBand="0" w:evenHBand="0" w:firstRowFirstColumn="0" w:firstRowLastColumn="0" w:lastRowFirstColumn="0" w:lastRowLastColumn="0"/>
             </w:pPr>
-            <w:proofErr w:type="gramStart"/>
-            <w:r>
-              <w:t>char(</w:t>
-            </w:r>
-            <w:proofErr w:type="gramEnd"/>
-            <w:r>
-              <w:t>15)</w:t>
+            <w:r>
+              <w:t>char(15)</w:t>
             </w:r>
           </w:p>
         </w:tc>
@@ -39534,13 +37777,8 @@
             <w:pPr>
               <w:cnfStyle w:val="000000000000" w:firstRow="0" w:lastRow="0" w:firstColumn="0" w:lastColumn="0" w:oddVBand="0" w:evenVBand="0" w:oddHBand="0" w:evenHBand="0" w:firstRowFirstColumn="0" w:firstRowLastColumn="0" w:lastRowFirstColumn="0" w:lastRowLastColumn="0"/>
             </w:pPr>
-            <w:proofErr w:type="gramStart"/>
-            <w:r>
-              <w:t>char(</w:t>
-            </w:r>
-            <w:proofErr w:type="gramEnd"/>
-            <w:r>
-              <w:t>1)</w:t>
+            <w:r>
+              <w:t>char(1)</w:t>
             </w:r>
           </w:p>
         </w:tc>
@@ -39580,13 +37818,8 @@
             <w:pPr>
               <w:cnfStyle w:val="000000000000" w:firstRow="0" w:lastRow="0" w:firstColumn="0" w:lastColumn="0" w:oddVBand="0" w:evenVBand="0" w:oddHBand="0" w:evenHBand="0" w:firstRowFirstColumn="0" w:firstRowLastColumn="0" w:lastRowFirstColumn="0" w:lastRowLastColumn="0"/>
             </w:pPr>
-            <w:proofErr w:type="gramStart"/>
-            <w:r>
-              <w:t>char(</w:t>
-            </w:r>
-            <w:proofErr w:type="gramEnd"/>
-            <w:r>
-              <w:t>2)</w:t>
+            <w:r>
+              <w:t>char(2)</w:t>
             </w:r>
           </w:p>
         </w:tc>
@@ -39626,13 +37859,8 @@
             <w:pPr>
               <w:cnfStyle w:val="000000000000" w:firstRow="0" w:lastRow="0" w:firstColumn="0" w:lastColumn="0" w:oddVBand="0" w:evenVBand="0" w:oddHBand="0" w:evenHBand="0" w:firstRowFirstColumn="0" w:firstRowLastColumn="0" w:lastRowFirstColumn="0" w:lastRowLastColumn="0"/>
             </w:pPr>
-            <w:proofErr w:type="gramStart"/>
-            <w:r>
-              <w:t>char(</w:t>
-            </w:r>
-            <w:proofErr w:type="gramEnd"/>
-            <w:r>
-              <w:t>5)</w:t>
+            <w:r>
+              <w:t>char(5)</w:t>
             </w:r>
           </w:p>
         </w:tc>
@@ -39754,13 +37982,8 @@
             <w:pPr>
               <w:cnfStyle w:val="000000000000" w:firstRow="0" w:lastRow="0" w:firstColumn="0" w:lastColumn="0" w:oddVBand="0" w:evenVBand="0" w:oddHBand="0" w:evenHBand="0" w:firstRowFirstColumn="0" w:firstRowLastColumn="0" w:lastRowFirstColumn="0" w:lastRowLastColumn="0"/>
             </w:pPr>
-            <w:proofErr w:type="gramStart"/>
-            <w:r>
-              <w:t>char(</w:t>
-            </w:r>
-            <w:proofErr w:type="gramEnd"/>
-            <w:r>
-              <w:t>1)</w:t>
+            <w:r>
+              <w:t>char(1)</w:t>
             </w:r>
           </w:p>
         </w:tc>
@@ -39800,13 +38023,8 @@
             <w:pPr>
               <w:cnfStyle w:val="000000000000" w:firstRow="0" w:lastRow="0" w:firstColumn="0" w:lastColumn="0" w:oddVBand="0" w:evenVBand="0" w:oddHBand="0" w:evenHBand="0" w:firstRowFirstColumn="0" w:firstRowLastColumn="0" w:lastRowFirstColumn="0" w:lastRowLastColumn="0"/>
             </w:pPr>
-            <w:proofErr w:type="gramStart"/>
-            <w:r>
-              <w:t>char(</w:t>
-            </w:r>
-            <w:proofErr w:type="gramEnd"/>
-            <w:r>
-              <w:t>5)</w:t>
+            <w:r>
+              <w:t>char(5)</w:t>
             </w:r>
           </w:p>
         </w:tc>
@@ -39846,13 +38064,8 @@
             <w:pPr>
               <w:cnfStyle w:val="000000000000" w:firstRow="0" w:lastRow="0" w:firstColumn="0" w:lastColumn="0" w:oddVBand="0" w:evenVBand="0" w:oddHBand="0" w:evenHBand="0" w:firstRowFirstColumn="0" w:firstRowLastColumn="0" w:lastRowFirstColumn="0" w:lastRowLastColumn="0"/>
             </w:pPr>
-            <w:proofErr w:type="gramStart"/>
-            <w:r>
-              <w:t>char(</w:t>
-            </w:r>
-            <w:proofErr w:type="gramEnd"/>
-            <w:r>
-              <w:t>5)</w:t>
+            <w:r>
+              <w:t>char(5)</w:t>
             </w:r>
           </w:p>
         </w:tc>
@@ -39892,13 +38105,8 @@
             <w:pPr>
               <w:cnfStyle w:val="000000000000" w:firstRow="0" w:lastRow="0" w:firstColumn="0" w:lastColumn="0" w:oddVBand="0" w:evenVBand="0" w:oddHBand="0" w:evenHBand="0" w:firstRowFirstColumn="0" w:firstRowLastColumn="0" w:lastRowFirstColumn="0" w:lastRowLastColumn="0"/>
             </w:pPr>
-            <w:proofErr w:type="gramStart"/>
-            <w:r>
-              <w:t>char(</w:t>
-            </w:r>
-            <w:proofErr w:type="gramEnd"/>
-            <w:r>
-              <w:t>2)</w:t>
+            <w:r>
+              <w:t>char(2)</w:t>
             </w:r>
           </w:p>
         </w:tc>
@@ -46164,6 +44372,119 @@
     </w:lvl>
   </w:abstractNum>
   <w:abstractNum w:abstractNumId="25" w15:restartNumberingAfterBreak="0">
+    <w:nsid w:val="44897E0A"/>
+    <w:multiLevelType w:val="hybridMultilevel"/>
+    <w:tmpl w:val="B7C0EBA6"/>
+    <w:lvl w:ilvl="0" w:tplc="04090001">
+      <w:start w:val="1"/>
+      <w:numFmt w:val="bullet"/>
+      <w:lvlText w:val=""/>
+      <w:lvlJc w:val="left"/>
+      <w:pPr>
+        <w:ind w:left="720" w:hanging="360"/>
+      </w:pPr>
+      <w:rPr>
+        <w:rFonts w:ascii="Symbol" w:hAnsi="Symbol" w:hint="default"/>
+      </w:rPr>
+    </w:lvl>
+    <w:lvl w:ilvl="1" w:tplc="04090003">
+      <w:start w:val="1"/>
+      <w:numFmt w:val="bullet"/>
+      <w:lvlText w:val="o"/>
+      <w:lvlJc w:val="left"/>
+      <w:pPr>
+        <w:ind w:left="1440" w:hanging="360"/>
+      </w:pPr>
+      <w:rPr>
+        <w:rFonts w:ascii="Courier New" w:hAnsi="Courier New" w:cs="Courier New" w:hint="default"/>
+      </w:rPr>
+    </w:lvl>
+    <w:lvl w:ilvl="2" w:tplc="04090005">
+      <w:start w:val="1"/>
+      <w:numFmt w:val="bullet"/>
+      <w:lvlText w:val=""/>
+      <w:lvlJc w:val="left"/>
+      <w:pPr>
+        <w:ind w:left="2160" w:hanging="360"/>
+      </w:pPr>
+      <w:rPr>
+        <w:rFonts w:ascii="Wingdings" w:hAnsi="Wingdings" w:hint="default"/>
+      </w:rPr>
+    </w:lvl>
+    <w:lvl w:ilvl="3" w:tplc="04090001" w:tentative="1">
+      <w:start w:val="1"/>
+      <w:numFmt w:val="bullet"/>
+      <w:lvlText w:val=""/>
+      <w:lvlJc w:val="left"/>
+      <w:pPr>
+        <w:ind w:left="2880" w:hanging="360"/>
+      </w:pPr>
+      <w:rPr>
+        <w:rFonts w:ascii="Symbol" w:hAnsi="Symbol" w:hint="default"/>
+      </w:rPr>
+    </w:lvl>
+    <w:lvl w:ilvl="4" w:tplc="04090003" w:tentative="1">
+      <w:start w:val="1"/>
+      <w:numFmt w:val="bullet"/>
+      <w:lvlText w:val="o"/>
+      <w:lvlJc w:val="left"/>
+      <w:pPr>
+        <w:ind w:left="3600" w:hanging="360"/>
+      </w:pPr>
+      <w:rPr>
+        <w:rFonts w:ascii="Courier New" w:hAnsi="Courier New" w:cs="Courier New" w:hint="default"/>
+      </w:rPr>
+    </w:lvl>
+    <w:lvl w:ilvl="5" w:tplc="04090005" w:tentative="1">
+      <w:start w:val="1"/>
+      <w:numFmt w:val="bullet"/>
+      <w:lvlText w:val=""/>
+      <w:lvlJc w:val="left"/>
+      <w:pPr>
+        <w:ind w:left="4320" w:hanging="360"/>
+      </w:pPr>
+      <w:rPr>
+        <w:rFonts w:ascii="Wingdings" w:hAnsi="Wingdings" w:hint="default"/>
+      </w:rPr>
+    </w:lvl>
+    <w:lvl w:ilvl="6" w:tplc="04090001" w:tentative="1">
+      <w:start w:val="1"/>
+      <w:numFmt w:val="bullet"/>
+      <w:lvlText w:val=""/>
+      <w:lvlJc w:val="left"/>
+      <w:pPr>
+        <w:ind w:left="5040" w:hanging="360"/>
+      </w:pPr>
+      <w:rPr>
+        <w:rFonts w:ascii="Symbol" w:hAnsi="Symbol" w:hint="default"/>
+      </w:rPr>
+    </w:lvl>
+    <w:lvl w:ilvl="7" w:tplc="04090003" w:tentative="1">
+      <w:start w:val="1"/>
+      <w:numFmt w:val="bullet"/>
+      <w:lvlText w:val="o"/>
+      <w:lvlJc w:val="left"/>
+      <w:pPr>
+        <w:ind w:left="5760" w:hanging="360"/>
+      </w:pPr>
+      <w:rPr>
+        <w:rFonts w:ascii="Courier New" w:hAnsi="Courier New" w:cs="Courier New" w:hint="default"/>
+      </w:rPr>
+    </w:lvl>
+    <w:lvl w:ilvl="8" w:tplc="04090005" w:tentative="1">
+      <w:start w:val="1"/>
+      <w:numFmt w:val="bullet"/>
+      <w:lvlText w:val=""/>
+      <w:lvlJc w:val="left"/>
+      <w:pPr>
+        <w:ind w:left="6480" w:hanging="360"/>
+      </w:pPr>
+      <w:rPr>
+        <w:rFonts w:ascii="Wingdings" w:hAnsi="Wingdings" w:hint="default"/>
+      </w:rPr>
+    </w:lvl>
+  </w:abstractNum>
+  <w:abstractNum w:abstractNumId="26" w15:restartNumberingAfterBreak="0">
     <w:nsid w:val="47B2423F"/>
     <w:multiLevelType w:val="hybridMultilevel"/>
     <w:tmpl w:val="7D689EAA"/>
@@ -46275,7 +44596,7 @@
       </w:rPr>
     </w:lvl>
   </w:abstractNum>
-  <w:abstractNum w:abstractNumId="26" w15:restartNumberingAfterBreak="0">
+  <w:abstractNum w:abstractNumId="27" w15:restartNumberingAfterBreak="0">
     <w:nsid w:val="48727B6F"/>
     <w:multiLevelType w:val="hybridMultilevel"/>
     <w:tmpl w:val="6E2878A2"/>
@@ -46388,7 +44709,7 @@
       </w:rPr>
     </w:lvl>
   </w:abstractNum>
-  <w:abstractNum w:abstractNumId="27" w15:restartNumberingAfterBreak="0">
+  <w:abstractNum w:abstractNumId="28" w15:restartNumberingAfterBreak="0">
     <w:nsid w:val="4BD86F41"/>
     <w:multiLevelType w:val="hybridMultilevel"/>
     <w:tmpl w:val="BC3CBEEA"/>
@@ -46501,7 +44822,7 @@
       </w:rPr>
     </w:lvl>
   </w:abstractNum>
-  <w:abstractNum w:abstractNumId="28" w15:restartNumberingAfterBreak="0">
+  <w:abstractNum w:abstractNumId="29" w15:restartNumberingAfterBreak="0">
     <w:nsid w:val="4D0176BC"/>
     <w:multiLevelType w:val="hybridMultilevel"/>
     <w:tmpl w:val="B3F2D508"/>
@@ -46587,7 +44908,7 @@
       </w:pPr>
     </w:lvl>
   </w:abstractNum>
-  <w:abstractNum w:abstractNumId="29" w15:restartNumberingAfterBreak="0">
+  <w:abstractNum w:abstractNumId="30" w15:restartNumberingAfterBreak="0">
     <w:nsid w:val="50F646D8"/>
     <w:multiLevelType w:val="hybridMultilevel"/>
     <w:tmpl w:val="180E2ACC"/>
@@ -46700,7 +45021,7 @@
       </w:rPr>
     </w:lvl>
   </w:abstractNum>
-  <w:abstractNum w:abstractNumId="30" w15:restartNumberingAfterBreak="0">
+  <w:abstractNum w:abstractNumId="31" w15:restartNumberingAfterBreak="0">
     <w:nsid w:val="562A4889"/>
     <w:multiLevelType w:val="hybridMultilevel"/>
     <w:tmpl w:val="F1EECFD8"/>
@@ -46813,7 +45134,7 @@
       </w:rPr>
     </w:lvl>
   </w:abstractNum>
-  <w:abstractNum w:abstractNumId="31" w15:restartNumberingAfterBreak="0">
+  <w:abstractNum w:abstractNumId="32" w15:restartNumberingAfterBreak="0">
     <w:nsid w:val="58F61EC7"/>
     <w:multiLevelType w:val="hybridMultilevel"/>
     <w:tmpl w:val="FD8EE6E4"/>
@@ -46926,7 +45247,7 @@
       </w:rPr>
     </w:lvl>
   </w:abstractNum>
-  <w:abstractNum w:abstractNumId="32" w15:restartNumberingAfterBreak="0">
+  <w:abstractNum w:abstractNumId="33" w15:restartNumberingAfterBreak="0">
     <w:nsid w:val="5A054A0A"/>
     <w:multiLevelType w:val="hybridMultilevel"/>
     <w:tmpl w:val="29CE41C8"/>
@@ -47039,7 +45360,7 @@
       </w:rPr>
     </w:lvl>
   </w:abstractNum>
-  <w:abstractNum w:abstractNumId="33" w15:restartNumberingAfterBreak="0">
+  <w:abstractNum w:abstractNumId="34" w15:restartNumberingAfterBreak="0">
     <w:nsid w:val="5B2017CD"/>
     <w:multiLevelType w:val="hybridMultilevel"/>
     <w:tmpl w:val="B46C0120"/>
@@ -47152,7 +45473,7 @@
       </w:rPr>
     </w:lvl>
   </w:abstractNum>
-  <w:abstractNum w:abstractNumId="34" w15:restartNumberingAfterBreak="0">
+  <w:abstractNum w:abstractNumId="35" w15:restartNumberingAfterBreak="0">
     <w:nsid w:val="63CB2966"/>
     <w:multiLevelType w:val="hybridMultilevel"/>
     <w:tmpl w:val="B2AABF5A"/>
@@ -47238,7 +45559,7 @@
       </w:pPr>
     </w:lvl>
   </w:abstractNum>
-  <w:abstractNum w:abstractNumId="35" w15:restartNumberingAfterBreak="0">
+  <w:abstractNum w:abstractNumId="36" w15:restartNumberingAfterBreak="0">
     <w:nsid w:val="666A3A32"/>
     <w:multiLevelType w:val="hybridMultilevel"/>
     <w:tmpl w:val="9C668B7C"/>
@@ -47351,7 +45672,7 @@
       </w:rPr>
     </w:lvl>
   </w:abstractNum>
-  <w:abstractNum w:abstractNumId="36" w15:restartNumberingAfterBreak="0">
+  <w:abstractNum w:abstractNumId="37" w15:restartNumberingAfterBreak="0">
     <w:nsid w:val="67365950"/>
     <w:multiLevelType w:val="hybridMultilevel"/>
     <w:tmpl w:val="4718BBAC"/>
@@ -47464,7 +45785,7 @@
       </w:rPr>
     </w:lvl>
   </w:abstractNum>
-  <w:abstractNum w:abstractNumId="37" w15:restartNumberingAfterBreak="0">
+  <w:abstractNum w:abstractNumId="38" w15:restartNumberingAfterBreak="0">
     <w:nsid w:val="6C1F3A60"/>
     <w:multiLevelType w:val="hybridMultilevel"/>
     <w:tmpl w:val="57749308"/>
@@ -47577,7 +45898,7 @@
       </w:rPr>
     </w:lvl>
   </w:abstractNum>
-  <w:abstractNum w:abstractNumId="38" w15:restartNumberingAfterBreak="0">
+  <w:abstractNum w:abstractNumId="39" w15:restartNumberingAfterBreak="0">
     <w:nsid w:val="73402A7A"/>
     <w:multiLevelType w:val="hybridMultilevel"/>
     <w:tmpl w:val="6B5C441E"/>
@@ -47690,7 +46011,7 @@
       </w:rPr>
     </w:lvl>
   </w:abstractNum>
-  <w:abstractNum w:abstractNumId="39" w15:restartNumberingAfterBreak="0">
+  <w:abstractNum w:abstractNumId="40" w15:restartNumberingAfterBreak="0">
     <w:nsid w:val="75533E75"/>
     <w:multiLevelType w:val="hybridMultilevel"/>
     <w:tmpl w:val="9782EDC0"/>
@@ -47803,7 +46124,7 @@
       </w:rPr>
     </w:lvl>
   </w:abstractNum>
-  <w:abstractNum w:abstractNumId="40" w15:restartNumberingAfterBreak="0">
+  <w:abstractNum w:abstractNumId="41" w15:restartNumberingAfterBreak="0">
     <w:nsid w:val="77147D95"/>
     <w:multiLevelType w:val="hybridMultilevel"/>
     <w:tmpl w:val="194E13D4"/>
@@ -47916,7 +46237,7 @@
       </w:rPr>
     </w:lvl>
   </w:abstractNum>
-  <w:abstractNum w:abstractNumId="41" w15:restartNumberingAfterBreak="0">
+  <w:abstractNum w:abstractNumId="42" w15:restartNumberingAfterBreak="0">
     <w:nsid w:val="78813BDC"/>
     <w:multiLevelType w:val="hybridMultilevel"/>
     <w:tmpl w:val="4A9EFE14"/>
@@ -48029,7 +46350,7 @@
       </w:rPr>
     </w:lvl>
   </w:abstractNum>
-  <w:abstractNum w:abstractNumId="42" w15:restartNumberingAfterBreak="0">
+  <w:abstractNum w:abstractNumId="43" w15:restartNumberingAfterBreak="0">
     <w:nsid w:val="7A0F5136"/>
     <w:multiLevelType w:val="hybridMultilevel"/>
     <w:tmpl w:val="9BE2D66C"/>
@@ -48142,7 +46463,7 @@
       </w:rPr>
     </w:lvl>
   </w:abstractNum>
-  <w:abstractNum w:abstractNumId="43" w15:restartNumberingAfterBreak="0">
+  <w:abstractNum w:abstractNumId="44" w15:restartNumberingAfterBreak="0">
     <w:nsid w:val="7A5C7BDE"/>
     <w:multiLevelType w:val="hybridMultilevel"/>
     <w:tmpl w:val="8766DA7A"/>
@@ -48254,7 +46575,7 @@
       </w:rPr>
     </w:lvl>
   </w:abstractNum>
-  <w:abstractNum w:abstractNumId="44" w15:restartNumberingAfterBreak="0">
+  <w:abstractNum w:abstractNumId="45" w15:restartNumberingAfterBreak="0">
     <w:nsid w:val="7B7160AD"/>
     <w:multiLevelType w:val="hybridMultilevel"/>
     <w:tmpl w:val="50C4E706"/>
@@ -48367,7 +46688,7 @@
       </w:rPr>
     </w:lvl>
   </w:abstractNum>
-  <w:abstractNum w:abstractNumId="45" w15:restartNumberingAfterBreak="0">
+  <w:abstractNum w:abstractNumId="46" w15:restartNumberingAfterBreak="0">
     <w:nsid w:val="7D6C6A18"/>
     <w:multiLevelType w:val="hybridMultilevel"/>
     <w:tmpl w:val="5F1C0930"/>
@@ -48453,7 +46774,7 @@
       </w:pPr>
     </w:lvl>
   </w:abstractNum>
-  <w:abstractNum w:abstractNumId="46" w15:restartNumberingAfterBreak="0">
+  <w:abstractNum w:abstractNumId="47" w15:restartNumberingAfterBreak="0">
     <w:nsid w:val="7F274A82"/>
     <w:multiLevelType w:val="hybridMultilevel"/>
     <w:tmpl w:val="4A68FDF4"/>
@@ -48567,7 +46888,7 @@
     </w:lvl>
   </w:abstractNum>
   <w:num w:numId="1" w16cid:durableId="1134713667">
-    <w:abstractNumId w:val="45"/>
+    <w:abstractNumId w:val="46"/>
     <w:lvlOverride w:ilvl="0">
       <w:startOverride w:val="1"/>
     </w:lvlOverride>
@@ -48597,7 +46918,7 @@
     </w:lvlOverride>
   </w:num>
   <w:num w:numId="2" w16cid:durableId="1146624687">
-    <w:abstractNumId w:val="34"/>
+    <w:abstractNumId w:val="35"/>
     <w:lvlOverride w:ilvl="0">
       <w:startOverride w:val="1"/>
     </w:lvlOverride>
@@ -48657,10 +46978,10 @@
     </w:lvlOverride>
   </w:num>
   <w:num w:numId="4" w16cid:durableId="1934976250">
-    <w:abstractNumId w:val="42"/>
+    <w:abstractNumId w:val="43"/>
   </w:num>
   <w:num w:numId="5" w16cid:durableId="2109690414">
-    <w:abstractNumId w:val="42"/>
+    <w:abstractNumId w:val="43"/>
   </w:num>
   <w:num w:numId="6" w16cid:durableId="612319809">
     <w:abstractNumId w:val="23"/>
@@ -48669,31 +46990,31 @@
     <w:abstractNumId w:val="10"/>
   </w:num>
   <w:num w:numId="8" w16cid:durableId="1882933764">
-    <w:abstractNumId w:val="33"/>
+    <w:abstractNumId w:val="34"/>
   </w:num>
   <w:num w:numId="9" w16cid:durableId="912470257">
     <w:abstractNumId w:val="2"/>
   </w:num>
   <w:num w:numId="10" w16cid:durableId="896163580">
-    <w:abstractNumId w:val="40"/>
+    <w:abstractNumId w:val="41"/>
   </w:num>
   <w:num w:numId="11" w16cid:durableId="1070421253">
     <w:abstractNumId w:val="20"/>
   </w:num>
   <w:num w:numId="12" w16cid:durableId="495073202">
-    <w:abstractNumId w:val="29"/>
+    <w:abstractNumId w:val="30"/>
   </w:num>
   <w:num w:numId="13" w16cid:durableId="640040776">
-    <w:abstractNumId w:val="37"/>
+    <w:abstractNumId w:val="38"/>
   </w:num>
   <w:num w:numId="14" w16cid:durableId="1859813018">
-    <w:abstractNumId w:val="28"/>
+    <w:abstractNumId w:val="29"/>
   </w:num>
   <w:num w:numId="15" w16cid:durableId="1764185965">
     <w:abstractNumId w:val="9"/>
   </w:num>
   <w:num w:numId="16" w16cid:durableId="1317295296">
-    <w:abstractNumId w:val="35"/>
+    <w:abstractNumId w:val="36"/>
   </w:num>
   <w:num w:numId="17" w16cid:durableId="1666547210">
     <w:abstractNumId w:val="4"/>
@@ -48705,7 +47026,7 @@
     <w:abstractNumId w:val="8"/>
   </w:num>
   <w:num w:numId="20" w16cid:durableId="347874191">
-    <w:abstractNumId w:val="36"/>
+    <w:abstractNumId w:val="37"/>
   </w:num>
   <w:num w:numId="21" w16cid:durableId="2090541875">
     <w:abstractNumId w:val="5"/>
@@ -48717,13 +47038,13 @@
     <w:abstractNumId w:val="17"/>
   </w:num>
   <w:num w:numId="24" w16cid:durableId="1432749184">
-    <w:abstractNumId w:val="31"/>
+    <w:abstractNumId w:val="32"/>
   </w:num>
   <w:num w:numId="25" w16cid:durableId="839545817">
     <w:abstractNumId w:val="24"/>
   </w:num>
   <w:num w:numId="26" w16cid:durableId="1544125545">
-    <w:abstractNumId w:val="30"/>
+    <w:abstractNumId w:val="31"/>
   </w:num>
   <w:num w:numId="27" w16cid:durableId="426852690">
     <w:abstractNumId w:val="11"/>
@@ -48741,16 +47062,16 @@
     <w:abstractNumId w:val="14"/>
   </w:num>
   <w:num w:numId="32" w16cid:durableId="860633309">
-    <w:abstractNumId w:val="26"/>
+    <w:abstractNumId w:val="27"/>
   </w:num>
   <w:num w:numId="33" w16cid:durableId="1478063688">
-    <w:abstractNumId w:val="41"/>
+    <w:abstractNumId w:val="42"/>
   </w:num>
   <w:num w:numId="34" w16cid:durableId="1011491156">
-    <w:abstractNumId w:val="27"/>
+    <w:abstractNumId w:val="28"/>
   </w:num>
   <w:num w:numId="35" w16cid:durableId="2082480539">
-    <w:abstractNumId w:val="44"/>
+    <w:abstractNumId w:val="45"/>
   </w:num>
   <w:num w:numId="36" w16cid:durableId="1318337747">
     <w:abstractNumId w:val="16"/>
@@ -48765,19 +47086,19 @@
     <w:abstractNumId w:val="3"/>
   </w:num>
   <w:num w:numId="40" w16cid:durableId="853493886">
-    <w:abstractNumId w:val="32"/>
+    <w:abstractNumId w:val="33"/>
   </w:num>
   <w:num w:numId="41" w16cid:durableId="1072698559">
     <w:abstractNumId w:val="7"/>
   </w:num>
   <w:num w:numId="42" w16cid:durableId="477578253">
-    <w:abstractNumId w:val="39"/>
+    <w:abstractNumId w:val="40"/>
   </w:num>
   <w:num w:numId="43" w16cid:durableId="1101799031">
-    <w:abstractNumId w:val="46"/>
+    <w:abstractNumId w:val="47"/>
   </w:num>
   <w:num w:numId="44" w16cid:durableId="1505248176">
-    <w:abstractNumId w:val="38"/>
+    <w:abstractNumId w:val="39"/>
   </w:num>
   <w:num w:numId="45" w16cid:durableId="2125221460">
     <w:abstractNumId w:val="18"/>
@@ -48786,13 +47107,16 @@
     <w:abstractNumId w:val="15"/>
   </w:num>
   <w:num w:numId="47" w16cid:durableId="1859848833">
-    <w:abstractNumId w:val="25"/>
+    <w:abstractNumId w:val="26"/>
   </w:num>
   <w:num w:numId="48" w16cid:durableId="207298194">
-    <w:abstractNumId w:val="43"/>
+    <w:abstractNumId w:val="44"/>
   </w:num>
   <w:num w:numId="49" w16cid:durableId="574780144">
     <w:abstractNumId w:val="22"/>
+  </w:num>
+  <w:num w:numId="50" w16cid:durableId="302005500">
+    <w:abstractNumId w:val="25"/>
   </w:num>
 </w:numbering>
 </file>
@@ -49195,7 +47519,7 @@
   <w:style w:type="paragraph" w:default="1" w:styleId="Normal">
     <w:name w:val="Normal"/>
     <w:qFormat/>
-    <w:rsid w:val="008C233E"/>
+    <w:rsid w:val="00B71C9D"/>
     <w:rPr>
       <w:rFonts w:ascii="Calibri Light" w:hAnsi="Calibri Light"/>
     </w:rPr>
@@ -50664,10 +48988,6 @@
 </file>
 
 <file path=customXml/item1.xml><?xml version="1.0" encoding="utf-8"?>
-<b:Sources xmlns:b="http://schemas.openxmlformats.org/officeDocument/2006/bibliography" xmlns="http://schemas.openxmlformats.org/officeDocument/2006/bibliography" SelectedStyle="\APA.XSL" StyleName="APA"/>
-</file>
-
-<file path=customXml/item2.xml><?xml version="1.0" encoding="utf-8"?>
 <?mso-contentType ?>
 <FormTemplates xmlns="http://schemas.microsoft.com/sharepoint/v3/contenttype/forms">
   <Display>DocumentLibraryForm</Display>
@@ -50676,13 +48996,11 @@
 </FormTemplates>
 </file>
 
-<file path=customXml/item3.xml><?xml version="1.0" encoding="utf-8"?>
-<p:properties xmlns:p="http://schemas.microsoft.com/office/2006/metadata/properties" xmlns:xsi="http://www.w3.org/2001/XMLSchema-instance" xmlns:pc="http://schemas.microsoft.com/office/infopath/2007/PartnerControls">
-  <documentManagement/>
-</p:properties>
+<file path=customXml/item2.xml><?xml version="1.0" encoding="utf-8"?>
+<b:Sources xmlns:b="http://schemas.openxmlformats.org/officeDocument/2006/bibliography" xmlns="http://schemas.openxmlformats.org/officeDocument/2006/bibliography" SelectedStyle="\APA.XSL" StyleName="APA"/>
 </file>
 
-<file path=customXml/item4.xml><?xml version="1.0" encoding="utf-8"?>
+<file path=customXml/item3.xml><?xml version="1.0" encoding="utf-8"?>
 <ct:contentTypeSchema xmlns:ct="http://schemas.microsoft.com/office/2006/metadata/contentType" xmlns:ma="http://schemas.microsoft.com/office/2006/metadata/properties/metaAttributes" ct:_="" ma:_="" ma:contentTypeName="Document" ma:contentTypeID="0x010100A3F9B06FA7805D49937E3E9F547B2278" ma:contentTypeVersion="8" ma:contentTypeDescription="Create a new document." ma:contentTypeScope="" ma:versionID="b09c8142e975a6a49e572717d2769d37">
   <xsd:schema xmlns:xsd="http://www.w3.org/2001/XMLSchema" xmlns:xs="http://www.w3.org/2001/XMLSchema" xmlns:p="http://schemas.microsoft.com/office/2006/metadata/properties" xmlns:ns2="47ffb37d-1e77-4231-a96d-a12ae1881b6d" xmlns:ns3="5c7dcda1-90e0-44df-a883-f694d302d96a" targetNamespace="http://schemas.microsoft.com/office/2006/metadata/properties" ma:root="true" ma:fieldsID="43b30181b36c17dac59f3abcf9d058be" ns2:_="" ns3:_="">
     <xsd:import namespace="47ffb37d-1e77-4231-a96d-a12ae1881b6d"/>
@@ -50873,7 +49191,21 @@
 </ct:contentTypeSchema>
 </file>
 
+<file path=customXml/item4.xml><?xml version="1.0" encoding="utf-8"?>
+<p:properties xmlns:p="http://schemas.microsoft.com/office/2006/metadata/properties" xmlns:xsi="http://www.w3.org/2001/XMLSchema-instance" xmlns:pc="http://schemas.microsoft.com/office/infopath/2007/PartnerControls">
+  <documentManagement/>
+</p:properties>
+</file>
+
 <file path=customXml/itemProps1.xml><?xml version="1.0" encoding="utf-8"?>
+<ds:datastoreItem xmlns:ds="http://schemas.openxmlformats.org/officeDocument/2006/customXml" ds:itemID="{84357376-D025-4BCE-B575-D381D41FB452}">
+  <ds:schemaRefs>
+    <ds:schemaRef ds:uri="http://schemas.microsoft.com/sharepoint/v3/contenttype/forms"/>
+  </ds:schemaRefs>
+</ds:datastoreItem>
+</file>
+
+<file path=customXml/itemProps2.xml><?xml version="1.0" encoding="utf-8"?>
 <ds:datastoreItem xmlns:ds="http://schemas.openxmlformats.org/officeDocument/2006/customXml" ds:itemID="{BADC8323-39B8-49DE-BFA5-24914E6F6F5C}">
   <ds:schemaRefs>
     <ds:schemaRef ds:uri="http://schemas.openxmlformats.org/officeDocument/2006/bibliography"/>
@@ -50881,24 +49213,7 @@
 </ds:datastoreItem>
 </file>
 
-<file path=customXml/itemProps2.xml><?xml version="1.0" encoding="utf-8"?>
-<ds:datastoreItem xmlns:ds="http://schemas.openxmlformats.org/officeDocument/2006/customXml" ds:itemID="{84357376-D025-4BCE-B575-D381D41FB452}">
-  <ds:schemaRefs>
-    <ds:schemaRef ds:uri="http://schemas.microsoft.com/sharepoint/v3/contenttype/forms"/>
-  </ds:schemaRefs>
-</ds:datastoreItem>
-</file>
-
 <file path=customXml/itemProps3.xml><?xml version="1.0" encoding="utf-8"?>
-<ds:datastoreItem xmlns:ds="http://schemas.openxmlformats.org/officeDocument/2006/customXml" ds:itemID="{838147C0-C298-4855-91B0-A2D11E23B762}">
-  <ds:schemaRefs>
-    <ds:schemaRef ds:uri="http://schemas.microsoft.com/office/2006/metadata/properties"/>
-    <ds:schemaRef ds:uri="http://schemas.microsoft.com/office/infopath/2007/PartnerControls"/>
-  </ds:schemaRefs>
-</ds:datastoreItem>
-</file>
-
-<file path=customXml/itemProps4.xml><?xml version="1.0" encoding="utf-8"?>
 <ds:datastoreItem xmlns:ds="http://schemas.openxmlformats.org/officeDocument/2006/customXml" ds:itemID="{D81EAD54-3ACA-48DF-9DEC-EEA3EDABB7B7}">
   <ds:schemaRefs>
     <ds:schemaRef ds:uri="http://schemas.microsoft.com/office/2006/metadata/contentType"/>
@@ -50915,4 +49230,13 @@
     <ds:schemaRef ds:uri="http://schemas.microsoft.com/internal/obd"/>
   </ds:schemaRefs>
 </ds:datastoreItem>
+</file>
+
+<file path=customXml/itemProps4.xml><?xml version="1.0" encoding="utf-8"?>
+<ds:datastoreItem xmlns:ds="http://schemas.openxmlformats.org/officeDocument/2006/customXml" ds:itemID="{838147C0-C298-4855-91B0-A2D11E23B762}">
+  <ds:schemaRefs>
+    <ds:schemaRef ds:uri="http://schemas.microsoft.com/office/2006/metadata/properties"/>
+    <ds:schemaRef ds:uri="http://schemas.microsoft.com/office/infopath/2007/PartnerControls"/>
+  </ds:schemaRefs>
+</ds:datastoreItem>
 </file>
--- a/GOSL GHR SmartStream HCM Interface.docx
+++ b/GOSL GHR SmartStream HCM Interface.docx
@@ -13459,13 +13459,7 @@
     <w:p/>
     <w:p>
       <w:r>
-        <w:t xml:space="preserve">The procedure performs the following steps when </w:t>
-      </w:r>
-      <w:r>
-        <w:t>executing the associate new hire update</w:t>
-      </w:r>
-      <w:r>
-        <w:t>:</w:t>
+        <w:t>The procedure performs the following steps when executing the associate new hire update:</w:t>
       </w:r>
     </w:p>
     <w:p>
@@ -13620,9 +13614,6 @@
       </w:pPr>
       <w:r>
         <w:lastRenderedPageBreak/>
-        <w:t xml:space="preserve">Set </w:t>
-      </w:r>
-      <w:r>
         <w:t>Salary Configuration</w:t>
       </w:r>
     </w:p>
@@ -13659,19 +13650,7 @@
         </w:numPr>
       </w:pPr>
       <w:r>
-        <w:t>If the associate’s pay rate (column 16) and annual rate (column 39) are equal</w:t>
-      </w:r>
-      <w:r>
-        <w:t>, this</w:t>
-      </w:r>
-      <w:r>
-        <w:t xml:space="preserve"> indicates that the associate is </w:t>
-      </w:r>
-      <w:r>
-        <w:t xml:space="preserve">paid </w:t>
-      </w:r>
-      <w:r>
-        <w:t xml:space="preserve">monthly. </w:t>
+        <w:t xml:space="preserve">If the associate’s pay rate (column 16) and annual rate (column 39) are equal, this indicates that the associate is paid monthly. </w:t>
       </w:r>
     </w:p>
     <w:p>
@@ -14748,6 +14727,30 @@
         <w:t>DBShrpn.dbo.usp_ins_hemp</w:t>
       </w:r>
       <w:proofErr w:type="spellEnd"/>
+    </w:p>
+    <w:p>
+      <w:pPr>
+        <w:pStyle w:val="ListParagraph"/>
+        <w:numPr>
+          <w:ilvl w:val="1"/>
+          <w:numId w:val="50"/>
+        </w:numPr>
+      </w:pPr>
+      <w:r>
+        <w:t>Position Title is stored in Employee Assignment User Text 2</w:t>
+      </w:r>
+    </w:p>
+    <w:p>
+      <w:pPr>
+        <w:pStyle w:val="ListParagraph"/>
+        <w:numPr>
+          <w:ilvl w:val="2"/>
+          <w:numId w:val="50"/>
+        </w:numPr>
+      </w:pPr>
+      <w:r>
+        <w:t>Assigned to parameter @p_user_text_2</w:t>
+      </w:r>
     </w:p>
     <w:p>
       <w:pPr>
@@ -14849,6 +14852,7 @@
           </w:tcPr>
           <w:p>
             <w:r>
+              <w:lastRenderedPageBreak/>
               <w:t>NIC Code</w:t>
             </w:r>
           </w:p>
@@ -14875,10 +14879,7 @@
               <w:cnfStyle w:val="000000000000" w:firstRow="0" w:lastRow="0" w:firstColumn="0" w:lastColumn="0" w:oddVBand="0" w:evenVBand="0" w:oddHBand="0" w:evenHBand="0" w:firstRowFirstColumn="0" w:firstRowLastColumn="0" w:lastRowFirstColumn="0" w:lastRowLastColumn="0"/>
             </w:pPr>
             <w:r>
-              <w:t>DBShrpn.dbo.individual_personal</w:t>
-            </w:r>
-            <w:r>
-              <w:t>.user_ind_1</w:t>
+              <w:t>DBShrpn.dbo.individual_personal.user_ind_1</w:t>
             </w:r>
           </w:p>
         </w:tc>
@@ -14891,7 +14892,6 @@
           </w:tcPr>
           <w:p>
             <w:r>
-              <w:lastRenderedPageBreak/>
               <w:t>Tax Code</w:t>
             </w:r>
           </w:p>
@@ -14918,10 +14918,7 @@
               <w:cnfStyle w:val="000000000000" w:firstRow="0" w:lastRow="0" w:firstColumn="0" w:lastColumn="0" w:oddVBand="0" w:evenVBand="0" w:oddHBand="0" w:evenHBand="0" w:firstRowFirstColumn="0" w:firstRowLastColumn="0" w:lastRowFirstColumn="0" w:lastRowLastColumn="0"/>
             </w:pPr>
             <w:r>
-              <w:t>DBShrpn.dbo.individual_personal.user_ind_</w:t>
-            </w:r>
-            <w:r>
-              <w:t>2</w:t>
+              <w:t>DBShrpn.dbo.individual_personal.user_ind_2</w:t>
             </w:r>
           </w:p>
         </w:tc>
@@ -14960,16 +14957,7 @@
               <w:cnfStyle w:val="000000000000" w:firstRow="0" w:lastRow="0" w:firstColumn="0" w:lastColumn="0" w:oddVBand="0" w:evenVBand="0" w:oddHBand="0" w:evenHBand="0" w:firstRowFirstColumn="0" w:firstRowLastColumn="0" w:lastRowFirstColumn="0" w:lastRowLastColumn="0"/>
             </w:pPr>
             <w:r>
-              <w:t>DBShrpn.dbo.</w:t>
-            </w:r>
-            <w:r>
-              <w:t>employee</w:t>
-            </w:r>
-            <w:r>
-              <w:t>.user_</w:t>
-            </w:r>
-            <w:r>
-              <w:t>monetary_amt_1</w:t>
+              <w:t>DBShrpn.dbo.employee.user_monetary_amt_1</w:t>
             </w:r>
           </w:p>
         </w:tc>
@@ -16416,6 +16404,7 @@
           </w:tcPr>
           <w:p>
             <w:r>
+              <w:lastRenderedPageBreak/>
               <w:t>@p_</w:t>
             </w:r>
             <w:r>
@@ -16873,7 +16862,6 @@
         <w:pStyle w:val="Heading5"/>
       </w:pPr>
       <w:r>
-        <w:lastRenderedPageBreak/>
         <w:t>Validation Error Codes Used:</w:t>
       </w:r>
     </w:p>
@@ -17599,6 +17587,7 @@
     </w:p>
     <w:p>
       <w:r>
+        <w:lastRenderedPageBreak/>
         <w:t xml:space="preserve">The procedure iterates through the imported records where the event id is ‘04’ using a T-SQL </w:t>
       </w:r>
       <w:r>
@@ -17610,7 +17599,6 @@
     </w:p>
     <w:p>
       <w:r>
-        <w:lastRenderedPageBreak/>
         <w:t>The procedure performs the update in the following steps:</w:t>
       </w:r>
     </w:p>
@@ -18188,6 +18176,7 @@
       <w:bookmarkStart w:id="40" w:name="_Toc220498143"/>
       <w:proofErr w:type="spellStart"/>
       <w:r>
+        <w:lastRenderedPageBreak/>
         <w:t>DBShrpn.dbo.usp_ins_</w:t>
       </w:r>
       <w:r>
@@ -18202,7 +18191,6 @@
         <w:pStyle w:val="Heading5"/>
       </w:pPr>
       <w:r>
-        <w:lastRenderedPageBreak/>
         <w:t>Calling Arguments</w:t>
       </w:r>
     </w:p>
@@ -18732,6 +18720,7 @@
         </w:numPr>
       </w:pPr>
       <w:r>
+        <w:lastRenderedPageBreak/>
         <w:t xml:space="preserve">Update table </w:t>
       </w:r>
       <w:proofErr w:type="spellStart"/>
@@ -18781,7 +18770,6 @@
         </w:numPr>
       </w:pPr>
       <w:r>
-        <w:lastRenderedPageBreak/>
         <w:t>Update Tax Ceiling Amount</w:t>
       </w:r>
     </w:p>
@@ -19423,6 +19411,7 @@
       <w:bookmarkStart w:id="41" w:name="_Toc220498144"/>
       <w:proofErr w:type="spellStart"/>
       <w:r>
+        <w:lastRenderedPageBreak/>
         <w:t>DBShrpn.dbo.usp_ins_pay_</w:t>
       </w:r>
       <w:r>
@@ -19437,7 +19426,6 @@
         <w:pStyle w:val="Heading5"/>
       </w:pPr>
       <w:r>
-        <w:lastRenderedPageBreak/>
         <w:t>Calling Arguments</w:t>
       </w:r>
     </w:p>
@@ -20003,7 +19991,6 @@
         <w:pStyle w:val="Heading5"/>
       </w:pPr>
       <w:r>
-        <w:lastRenderedPageBreak/>
         <w:t>Validation Error Codes Used:</w:t>
       </w:r>
     </w:p>
@@ -20666,6 +20653,7 @@
     </w:p>
     <w:p>
       <w:r>
+        <w:lastRenderedPageBreak/>
         <w:t>This will only be executed if the</w:t>
       </w:r>
       <w:r>
@@ -20707,7 +20695,6 @@
         </w:numPr>
       </w:pPr>
       <w:r>
-        <w:lastRenderedPageBreak/>
         <w:t xml:space="preserve">Transfer (event </w:t>
       </w:r>
       <w:proofErr w:type="spellStart"/>
@@ -21224,6 +21211,7 @@
           </w:tcPr>
           <w:p>
             <w:r>
+              <w:lastRenderedPageBreak/>
               <w:t>U00119</w:t>
             </w:r>
           </w:p>
@@ -21284,7 +21272,6 @@
           </w:tcPr>
           <w:p>
             <w:r>
-              <w:lastRenderedPageBreak/>
               <w:t>U00011</w:t>
             </w:r>
           </w:p>
@@ -21803,7 +21790,6 @@
         <w:pStyle w:val="Heading5"/>
       </w:pPr>
       <w:r>
-        <w:lastRenderedPageBreak/>
         <w:t>Validation Error Codes Used:</w:t>
       </w:r>
     </w:p>
@@ -22494,6 +22480,7 @@
         <w:pStyle w:val="Heading5"/>
       </w:pPr>
       <w:r>
+        <w:lastRenderedPageBreak/>
         <w:t>Description</w:t>
       </w:r>
     </w:p>
@@ -22552,7 +22539,6 @@
         </w:numPr>
       </w:pPr>
       <w:r>
-        <w:lastRenderedPageBreak/>
         <w:t xml:space="preserve">Transfer (event </w:t>
       </w:r>
       <w:proofErr w:type="spellStart"/>
@@ -23084,6 +23070,7 @@
           </w:tcPr>
           <w:p>
             <w:r>
+              <w:lastRenderedPageBreak/>
               <w:t>U00118</w:t>
             </w:r>
           </w:p>
@@ -24015,6 +24002,7 @@
           </w:tcPr>
           <w:p>
             <w:r>
+              <w:lastRenderedPageBreak/>
               <w:t>'Pay Element ID'</w:t>
             </w:r>
           </w:p>
@@ -24219,7 +24207,6 @@
       </w:pPr>
       <w:bookmarkStart w:id="46" w:name="_Toc220498149"/>
       <w:r>
-        <w:lastRenderedPageBreak/>
         <w:t>SQL Server Tables</w:t>
       </w:r>
       <w:bookmarkEnd w:id="46"/>
@@ -25546,6 +25533,7 @@
           <w:p>
             <w:proofErr w:type="spellStart"/>
             <w:r>
+              <w:lastRenderedPageBreak/>
               <w:t>emp_death_date</w:t>
             </w:r>
             <w:proofErr w:type="spellEnd"/>
@@ -25798,7 +25786,6 @@
           <w:p>
             <w:proofErr w:type="spellStart"/>
             <w:r>
-              <w:lastRenderedPageBreak/>
               <w:t>tax_ceiling_amt</w:t>
             </w:r>
             <w:proofErr w:type="spellEnd"/>
@@ -27110,6 +27097,7 @@
           <w:p>
             <w:proofErr w:type="spellStart"/>
             <w:r>
+              <w:lastRenderedPageBreak/>
               <w:t>event_id</w:t>
             </w:r>
             <w:proofErr w:type="spellEnd"/>
@@ -27352,7 +27340,6 @@
           <w:p>
             <w:proofErr w:type="spellStart"/>
             <w:r>
-              <w:lastRenderedPageBreak/>
               <w:t>msg_desc</w:t>
             </w:r>
             <w:proofErr w:type="spellEnd"/>
@@ -47664,6 +47651,7 @@
   <w:style w:type="character" w:default="1" w:styleId="DefaultParagraphFont">
     <w:name w:val="Default Paragraph Font"/>
     <w:uiPriority w:val="1"/>
+    <w:semiHidden/>
     <w:unhideWhenUsed/>
   </w:style>
   <w:style w:type="table" w:default="1" w:styleId="TableNormal">
@@ -48988,19 +48976,6 @@
 </file>
 
 <file path=customXml/item1.xml><?xml version="1.0" encoding="utf-8"?>
-<?mso-contentType ?>
-<FormTemplates xmlns="http://schemas.microsoft.com/sharepoint/v3/contenttype/forms">
-  <Display>DocumentLibraryForm</Display>
-  <Edit>DocumentLibraryForm</Edit>
-  <New>DocumentLibraryForm</New>
-</FormTemplates>
-</file>
-
-<file path=customXml/item2.xml><?xml version="1.0" encoding="utf-8"?>
-<b:Sources xmlns:b="http://schemas.openxmlformats.org/officeDocument/2006/bibliography" xmlns="http://schemas.openxmlformats.org/officeDocument/2006/bibliography" SelectedStyle="\APA.XSL" StyleName="APA"/>
-</file>
-
-<file path=customXml/item3.xml><?xml version="1.0" encoding="utf-8"?>
 <ct:contentTypeSchema xmlns:ct="http://schemas.microsoft.com/office/2006/metadata/contentType" xmlns:ma="http://schemas.microsoft.com/office/2006/metadata/properties/metaAttributes" ct:_="" ma:_="" ma:contentTypeName="Document" ma:contentTypeID="0x010100A3F9B06FA7805D49937E3E9F547B2278" ma:contentTypeVersion="8" ma:contentTypeDescription="Create a new document." ma:contentTypeScope="" ma:versionID="b09c8142e975a6a49e572717d2769d37">
   <xsd:schema xmlns:xsd="http://www.w3.org/2001/XMLSchema" xmlns:xs="http://www.w3.org/2001/XMLSchema" xmlns:p="http://schemas.microsoft.com/office/2006/metadata/properties" xmlns:ns2="47ffb37d-1e77-4231-a96d-a12ae1881b6d" xmlns:ns3="5c7dcda1-90e0-44df-a883-f694d302d96a" targetNamespace="http://schemas.microsoft.com/office/2006/metadata/properties" ma:root="true" ma:fieldsID="43b30181b36c17dac59f3abcf9d058be" ns2:_="" ns3:_="">
     <xsd:import namespace="47ffb37d-1e77-4231-a96d-a12ae1881b6d"/>
@@ -49191,6 +49166,19 @@
 </ct:contentTypeSchema>
 </file>
 
+<file path=customXml/item2.xml><?xml version="1.0" encoding="utf-8"?>
+<b:Sources xmlns:b="http://schemas.openxmlformats.org/officeDocument/2006/bibliography" xmlns="http://schemas.openxmlformats.org/officeDocument/2006/bibliography" SelectedStyle="\APA.XSL" StyleName="APA"/>
+</file>
+
+<file path=customXml/item3.xml><?xml version="1.0" encoding="utf-8"?>
+<?mso-contentType ?>
+<FormTemplates xmlns="http://schemas.microsoft.com/sharepoint/v3/contenttype/forms">
+  <Display>DocumentLibraryForm</Display>
+  <Edit>DocumentLibraryForm</Edit>
+  <New>DocumentLibraryForm</New>
+</FormTemplates>
+</file>
+
 <file path=customXml/item4.xml><?xml version="1.0" encoding="utf-8"?>
 <p:properties xmlns:p="http://schemas.microsoft.com/office/2006/metadata/properties" xmlns:xsi="http://www.w3.org/2001/XMLSchema-instance" xmlns:pc="http://schemas.microsoft.com/office/infopath/2007/PartnerControls">
   <documentManagement/>
@@ -49198,22 +49186,6 @@
 </file>
 
 <file path=customXml/itemProps1.xml><?xml version="1.0" encoding="utf-8"?>
-<ds:datastoreItem xmlns:ds="http://schemas.openxmlformats.org/officeDocument/2006/customXml" ds:itemID="{84357376-D025-4BCE-B575-D381D41FB452}">
-  <ds:schemaRefs>
-    <ds:schemaRef ds:uri="http://schemas.microsoft.com/sharepoint/v3/contenttype/forms"/>
-  </ds:schemaRefs>
-</ds:datastoreItem>
-</file>
-
-<file path=customXml/itemProps2.xml><?xml version="1.0" encoding="utf-8"?>
-<ds:datastoreItem xmlns:ds="http://schemas.openxmlformats.org/officeDocument/2006/customXml" ds:itemID="{BADC8323-39B8-49DE-BFA5-24914E6F6F5C}">
-  <ds:schemaRefs>
-    <ds:schemaRef ds:uri="http://schemas.openxmlformats.org/officeDocument/2006/bibliography"/>
-  </ds:schemaRefs>
-</ds:datastoreItem>
-</file>
-
-<file path=customXml/itemProps3.xml><?xml version="1.0" encoding="utf-8"?>
 <ds:datastoreItem xmlns:ds="http://schemas.openxmlformats.org/officeDocument/2006/customXml" ds:itemID="{D81EAD54-3ACA-48DF-9DEC-EEA3EDABB7B7}">
   <ds:schemaRefs>
     <ds:schemaRef ds:uri="http://schemas.microsoft.com/office/2006/metadata/contentType"/>
@@ -49232,6 +49204,22 @@
 </ds:datastoreItem>
 </file>
 
+<file path=customXml/itemProps2.xml><?xml version="1.0" encoding="utf-8"?>
+<ds:datastoreItem xmlns:ds="http://schemas.openxmlformats.org/officeDocument/2006/customXml" ds:itemID="{BADC8323-39B8-49DE-BFA5-24914E6F6F5C}">
+  <ds:schemaRefs>
+    <ds:schemaRef ds:uri="http://schemas.openxmlformats.org/officeDocument/2006/bibliography"/>
+  </ds:schemaRefs>
+</ds:datastoreItem>
+</file>
+
+<file path=customXml/itemProps3.xml><?xml version="1.0" encoding="utf-8"?>
+<ds:datastoreItem xmlns:ds="http://schemas.openxmlformats.org/officeDocument/2006/customXml" ds:itemID="{84357376-D025-4BCE-B575-D381D41FB452}">
+  <ds:schemaRefs>
+    <ds:schemaRef ds:uri="http://schemas.microsoft.com/sharepoint/v3/contenttype/forms"/>
+  </ds:schemaRefs>
+</ds:datastoreItem>
+</file>
+
 <file path=customXml/itemProps4.xml><?xml version="1.0" encoding="utf-8"?>
 <ds:datastoreItem xmlns:ds="http://schemas.openxmlformats.org/officeDocument/2006/customXml" ds:itemID="{838147C0-C298-4855-91B0-A2D11E23B762}">
   <ds:schemaRefs>

--- a/GOSL GHR SmartStream HCM Interface.docx
+++ b/GOSL GHR SmartStream HCM Interface.docx
@@ -6687,30 +6687,60 @@
                 <w:b w:val="0"/>
                 <w:bCs w:val="0"/>
               </w:rPr>
-              <w:t>Stored Procedure Request – USP_SEL_EMPLOYEE_EVENTS</w:t>
-            </w:r>
-          </w:p>
-        </w:tc>
-      </w:tr>
-      <w:tr>
-        <w:tc>
-          <w:tcPr>
-            <w:cnfStyle w:val="001000000000" w:firstRow="0" w:lastRow="0" w:firstColumn="1" w:lastColumn="0" w:oddVBand="0" w:evenVBand="0" w:oddHBand="0" w:evenHBand="0" w:firstRowFirstColumn="0" w:firstRowLastColumn="0" w:lastRowFirstColumn="0" w:lastRowLastColumn="0"/>
-            <w:tcW w:w="5575" w:type="dxa"/>
-          </w:tcPr>
-          <w:p>
-            <w:pPr>
+              <w:t xml:space="preserve">Stored Procedure Request - </w:t>
+            </w:r>
+            <w:r>
               <w:rPr>
                 <w:b w:val="0"/>
                 <w:bCs w:val="0"/>
               </w:rPr>
-            </w:pPr>
-            <w:r>
+              <w:t>USP_VAL_GHR_INT_BULKCOPY</w:t>
+            </w:r>
+          </w:p>
+        </w:tc>
+      </w:tr>
+      <w:tr>
+        <w:tc>
+          <w:tcPr>
+            <w:cnfStyle w:val="001000000000" w:firstRow="0" w:lastRow="0" w:firstColumn="1" w:lastColumn="0" w:oddVBand="0" w:evenVBand="0" w:oddHBand="0" w:evenHBand="0" w:firstRowFirstColumn="0" w:firstRowLastColumn="0" w:lastRowFirstColumn="0" w:lastRowLastColumn="0"/>
+            <w:tcW w:w="5575" w:type="dxa"/>
+          </w:tcPr>
+          <w:p>
+            <w:pPr>
               <w:rPr>
                 <w:b w:val="0"/>
                 <w:bCs w:val="0"/>
               </w:rPr>
+            </w:pPr>
+            <w:r>
+              <w:rPr>
+                <w:b w:val="0"/>
+                <w:bCs w:val="0"/>
+              </w:rPr>
               <w:lastRenderedPageBreak/>
+              <w:t>Stored Procedure Request – USP_SEL_EMPLOYEE_EVENTS</w:t>
+            </w:r>
+          </w:p>
+        </w:tc>
+      </w:tr>
+      <w:tr>
+        <w:tc>
+          <w:tcPr>
+            <w:cnfStyle w:val="001000000000" w:firstRow="0" w:lastRow="0" w:firstColumn="1" w:lastColumn="0" w:oddVBand="0" w:evenVBand="0" w:oddHBand="0" w:evenHBand="0" w:firstRowFirstColumn="0" w:firstRowLastColumn="0" w:lastRowFirstColumn="0" w:lastRowLastColumn="0"/>
+            <w:tcW w:w="5575" w:type="dxa"/>
+          </w:tcPr>
+          <w:p>
+            <w:pPr>
+              <w:rPr>
+                <w:b w:val="0"/>
+                <w:bCs w:val="0"/>
+              </w:rPr>
+            </w:pPr>
+            <w:r>
+              <w:rPr>
+                <w:b w:val="0"/>
+                <w:bCs w:val="0"/>
+              </w:rPr>
               <w:t>Stored Procedure Request – USP_VERIFICATION_RPT_CSV</w:t>
             </w:r>
           </w:p>
@@ -7284,6 +7314,38 @@
           </w:p>
         </w:tc>
       </w:tr>
+      <w:tr>
+        <w:tc>
+          <w:tcPr>
+            <w:cnfStyle w:val="001000000000" w:firstRow="0" w:lastRow="0" w:firstColumn="1" w:lastColumn="0" w:oddVBand="0" w:evenVBand="0" w:oddHBand="0" w:evenHBand="0" w:firstRowFirstColumn="0" w:firstRowLastColumn="0" w:lastRowFirstColumn="0" w:lastRowLastColumn="0"/>
+            <w:tcW w:w="4492" w:type="dxa"/>
+          </w:tcPr>
+          <w:p>
+            <w:pPr>
+              <w:rPr>
+                <w:b w:val="0"/>
+                <w:bCs w:val="0"/>
+              </w:rPr>
+            </w:pPr>
+            <w:proofErr w:type="spellStart"/>
+            <w:r>
+              <w:rPr>
+                <w:b w:val="0"/>
+                <w:bCs w:val="0"/>
+              </w:rPr>
+              <w:t>DBShrpn.dbo.</w:t>
+            </w:r>
+            <w:r>
+              <w:rPr>
+                <w:b w:val="0"/>
+                <w:bCs w:val="0"/>
+              </w:rPr>
+              <w:t>usp_ghr_int_validate_bulkcopy</w:t>
+            </w:r>
+            <w:proofErr w:type="spellEnd"/>
+          </w:p>
+        </w:tc>
+      </w:tr>
     </w:tbl>
     <w:p/>
     <w:p>
@@ -7656,6 +7718,7 @@
                 <w:b w:val="0"/>
                 <w:bCs w:val="0"/>
               </w:rPr>
+              <w:lastRenderedPageBreak/>
               <w:t>DBShrpn.dbo.</w:t>
             </w:r>
             <w:r>
@@ -7720,7 +7783,6 @@
                 <w:b w:val="0"/>
                 <w:bCs w:val="0"/>
               </w:rPr>
-              <w:lastRenderedPageBreak/>
               <w:t>DBShrpn.dbo.</w:t>
             </w:r>
             <w:r>
@@ -8093,14 +8155,11 @@
     </w:p>
     <w:p>
       <w:r>
-        <w:rPr>
-          <w:noProof/>
-        </w:rPr>
         <w:drawing>
-          <wp:inline distT="0" distB="0" distL="0" distR="0" wp14:anchorId="5BA5F96C" wp14:editId="095E7F80">
-            <wp:extent cx="4425696" cy="3154680"/>
-            <wp:effectExtent l="0" t="0" r="0" b="7620"/>
-            <wp:docPr id="1023737767" name="Picture 1" descr="A screenshot of a computer&#10;&#10;AI-generated content may be incorrect."/>
+          <wp:inline distT="0" distB="0" distL="0" distR="0" wp14:anchorId="420CFA04" wp14:editId="16769C05">
+            <wp:extent cx="3163824" cy="2267712"/>
+            <wp:effectExtent l="0" t="0" r="0" b="0"/>
+            <wp:docPr id="498284535" name="Picture 1" descr="A screenshot of a computer&#10;&#10;AI-generated content may be incorrect."/>
             <wp:cNvGraphicFramePr>
               <a:graphicFrameLocks xmlns:a="http://schemas.openxmlformats.org/drawingml/2006/main" noChangeAspect="1"/>
             </wp:cNvGraphicFramePr>
@@ -8108,7 +8167,7 @@
               <a:graphicData uri="http://schemas.openxmlformats.org/drawingml/2006/picture">
                 <pic:pic xmlns:pic="http://schemas.openxmlformats.org/drawingml/2006/picture">
                   <pic:nvPicPr>
-                    <pic:cNvPr id="1023737767" name="Picture 1" descr="A screenshot of a computer&#10;&#10;AI-generated content may be incorrect."/>
+                    <pic:cNvPr id="498284535" name="Picture 1" descr="A screenshot of a computer&#10;&#10;AI-generated content may be incorrect."/>
                     <pic:cNvPicPr/>
                   </pic:nvPicPr>
                   <pic:blipFill>
@@ -8120,7 +8179,7 @@
                   <pic:spPr>
                     <a:xfrm>
                       <a:off x="0" y="0"/>
-                      <a:ext cx="4425696" cy="3154680"/>
+                      <a:ext cx="3163824" cy="2267712"/>
                     </a:xfrm>
                     <a:prstGeom prst="rect">
                       <a:avLst/>
@@ -8133,6 +8192,7 @@
         </w:drawing>
       </w:r>
     </w:p>
+    <w:p/>
     <w:p>
       <w:pPr>
         <w:pStyle w:val="Heading3"/>
@@ -8426,7 +8486,65 @@
       <w:bookmarkStart w:id="25" w:name="_Toc220498129"/>
       <w:r>
         <w:lastRenderedPageBreak/>
-        <w:t>Step 4 – S03 Connect Stored Procedure USP_SEL_EMPLOYEE_EVENTS</w:t>
+        <w:t>Step 4 – S02 Connect Stored Procedure USP_VAL_GHR_INT_BULKCOPY</w:t>
+      </w:r>
+    </w:p>
+    <w:p>
+      <w:r>
+        <w:t>Job Scheduler Class: WIN10CLS</w:t>
+      </w:r>
+    </w:p>
+    <w:p>
+      <w:r>
+        <w:drawing>
+          <wp:inline distT="0" distB="0" distL="0" distR="0" wp14:anchorId="7DD7D258" wp14:editId="0C491050">
+            <wp:extent cx="3767328" cy="2359152"/>
+            <wp:effectExtent l="0" t="0" r="5080" b="3175"/>
+            <wp:docPr id="10080646" name="Picture 1" descr="A screenshot of a computer&#10;&#10;AI-generated content may be incorrect."/>
+            <wp:cNvGraphicFramePr>
+              <a:graphicFrameLocks xmlns:a="http://schemas.openxmlformats.org/drawingml/2006/main" noChangeAspect="1"/>
+            </wp:cNvGraphicFramePr>
+            <a:graphic xmlns:a="http://schemas.openxmlformats.org/drawingml/2006/main">
+              <a:graphicData uri="http://schemas.openxmlformats.org/drawingml/2006/picture">
+                <pic:pic xmlns:pic="http://schemas.openxmlformats.org/drawingml/2006/picture">
+                  <pic:nvPicPr>
+                    <pic:cNvPr id="10080646" name="Picture 1" descr="A screenshot of a computer&#10;&#10;AI-generated content may be incorrect."/>
+                    <pic:cNvPicPr/>
+                  </pic:nvPicPr>
+                  <pic:blipFill>
+                    <a:blip r:embed="rId16"/>
+                    <a:stretch>
+                      <a:fillRect/>
+                    </a:stretch>
+                  </pic:blipFill>
+                  <pic:spPr>
+                    <a:xfrm>
+                      <a:off x="0" y="0"/>
+                      <a:ext cx="3767328" cy="2359152"/>
+                    </a:xfrm>
+                    <a:prstGeom prst="rect">
+                      <a:avLst/>
+                    </a:prstGeom>
+                  </pic:spPr>
+                </pic:pic>
+              </a:graphicData>
+            </a:graphic>
+          </wp:inline>
+        </w:drawing>
+      </w:r>
+    </w:p>
+    <w:p>
+      <w:pPr>
+        <w:pStyle w:val="Heading3"/>
+      </w:pPr>
+      <w:r>
+        <w:t xml:space="preserve">Step </w:t>
+      </w:r>
+      <w:r>
+        <w:t>5</w:t>
+      </w:r>
+      <w:r>
+        <w:t xml:space="preserve"> – S03 Connect Stored Procedure USP_SEL_EMPLOYEE_EVENTS</w:t>
       </w:r>
       <w:bookmarkEnd w:id="24"/>
       <w:bookmarkEnd w:id="25"/>
@@ -8460,7 +8578,7 @@
                     <pic:cNvPicPr/>
                   </pic:nvPicPr>
                   <pic:blipFill>
-                    <a:blip r:embed="rId16"/>
+                    <a:blip r:embed="rId17"/>
                     <a:stretch>
                       <a:fillRect/>
                     </a:stretch>
@@ -8488,11 +8606,25 @@
     </w:p>
     <w:p>
       <w:pPr>
-        <w:pStyle w:val="Heading3"/>
+        <w:rPr>
+          <w:rFonts w:eastAsiaTheme="majorEastAsia" w:cstheme="majorBidi"/>
+          <w:b/>
+          <w:bCs/>
+          <w:color w:val="0F6FC6" w:themeColor="accent1"/>
+        </w:rPr>
       </w:pPr>
       <w:bookmarkStart w:id="26" w:name="_Toc207985120"/>
       <w:bookmarkStart w:id="27" w:name="_Toc220498130"/>
       <w:r>
+        <w:br w:type="page"/>
+      </w:r>
+    </w:p>
+    <w:p>
+      <w:pPr>
+        <w:pStyle w:val="Heading3"/>
+      </w:pPr>
+      <w:r>
+        <w:lastRenderedPageBreak/>
         <w:t xml:space="preserve">Step 5 – </w:t>
       </w:r>
       <w:bookmarkEnd w:id="26"/>
@@ -8520,6 +8652,9 @@
       </w:pPr>
       <w:r>
         <w:t>GOSL – VENUS</w:t>
+      </w:r>
+      <w:r>
+        <w:t xml:space="preserve"> Version</w:t>
       </w:r>
     </w:p>
     <w:p>
@@ -8531,9 +8666,9 @@
           <w:noProof/>
         </w:rPr>
         <w:drawing>
-          <wp:inline distT="0" distB="0" distL="0" distR="0" wp14:anchorId="2C9699E6" wp14:editId="289AC966">
-            <wp:extent cx="4041648" cy="2542032"/>
-            <wp:effectExtent l="0" t="0" r="0" b="0"/>
+          <wp:inline distT="0" distB="0" distL="0" distR="0" wp14:anchorId="2C9699E6" wp14:editId="27B3F584">
+            <wp:extent cx="3108960" cy="1956816"/>
+            <wp:effectExtent l="0" t="0" r="0" b="5715"/>
             <wp:docPr id="1365365248" name="Picture 1" descr="A screenshot of a computer&#10;&#10;AI-generated content may be incorrect."/>
             <wp:cNvGraphicFramePr>
               <a:graphicFrameLocks xmlns:a="http://schemas.openxmlformats.org/drawingml/2006/main" noChangeAspect="1"/>
@@ -8546,7 +8681,7 @@
                     <pic:cNvPicPr/>
                   </pic:nvPicPr>
                   <pic:blipFill>
-                    <a:blip r:embed="rId17"/>
+                    <a:blip r:embed="rId18"/>
                     <a:stretch>
                       <a:fillRect/>
                     </a:stretch>
@@ -8554,7 +8689,7 @@
                   <pic:spPr>
                     <a:xfrm>
                       <a:off x="0" y="0"/>
-                      <a:ext cx="4041648" cy="2542032"/>
+                      <a:ext cx="3108960" cy="1956816"/>
                     </a:xfrm>
                     <a:prstGeom prst="rect">
                       <a:avLst/>
@@ -8575,7 +8710,13 @@
         <w:t xml:space="preserve">Server Filename: </w:t>
       </w:r>
       <w:r>
-        <w:t>C:\Maildir\</w:t>
+        <w:t>C:\</w:t>
+      </w:r>
+      <w:r>
+        <w:t>Reports</w:t>
+      </w:r>
+      <w:r>
+        <w:t>\</w:t>
       </w:r>
       <w:r>
         <w:t>vhcmrpt_venus</w:t>
@@ -8590,53 +8731,17 @@
       <w:pPr>
         <w:spacing w:after="0"/>
       </w:pPr>
-    </w:p>
-    <w:p>
-      <w:pPr>
-        <w:spacing w:after="0"/>
-      </w:pPr>
-    </w:p>
-    <w:p>
-      <w:pPr>
-        <w:spacing w:after="0"/>
-      </w:pPr>
-    </w:p>
-    <w:p>
-      <w:pPr>
-        <w:spacing w:after="0"/>
-      </w:pPr>
-    </w:p>
-    <w:p>
-      <w:pPr>
-        <w:spacing w:after="0"/>
-      </w:pPr>
-    </w:p>
-    <w:p>
-      <w:pPr>
-        <w:spacing w:after="0"/>
-      </w:pPr>
-    </w:p>
-    <w:p>
-      <w:pPr>
-        <w:spacing w:after="0"/>
-      </w:pPr>
-    </w:p>
-    <w:p>
-      <w:pPr>
-        <w:spacing w:after="0"/>
-      </w:pPr>
-    </w:p>
-    <w:p>
-      <w:pPr>
-        <w:spacing w:after="0"/>
-      </w:pPr>
-    </w:p>
-    <w:p>
-      <w:pPr>
-        <w:spacing w:after="0"/>
-      </w:pPr>
-      <w:r>
-        <w:t>GOSL - FORT</w:t>
+      <w:r>
+        <w:t xml:space="preserve">GOSL </w:t>
+      </w:r>
+      <w:r>
+        <w:t>–</w:t>
+      </w:r>
+      <w:r>
+        <w:t xml:space="preserve"> FORT</w:t>
+      </w:r>
+      <w:r>
+        <w:t xml:space="preserve"> Version</w:t>
       </w:r>
     </w:p>
     <w:p>
@@ -8653,9 +8758,9 @@
           <w:noProof/>
         </w:rPr>
         <w:drawing>
-          <wp:inline distT="0" distB="0" distL="0" distR="0" wp14:anchorId="552D1469" wp14:editId="3D74EF7D">
-            <wp:extent cx="4069080" cy="2542032"/>
-            <wp:effectExtent l="0" t="0" r="7620" b="0"/>
+          <wp:inline distT="0" distB="0" distL="0" distR="0" wp14:anchorId="552D1469" wp14:editId="3DDE966E">
+            <wp:extent cx="3136392" cy="1956816"/>
+            <wp:effectExtent l="0" t="0" r="6985" b="5715"/>
             <wp:docPr id="1762472331" name="Picture 1" descr="A screenshot of a computer&#10;&#10;AI-generated content may be incorrect."/>
             <wp:cNvGraphicFramePr>
               <a:graphicFrameLocks xmlns:a="http://schemas.openxmlformats.org/drawingml/2006/main" noChangeAspect="1"/>
@@ -8668,7 +8773,7 @@
                     <pic:cNvPicPr/>
                   </pic:nvPicPr>
                   <pic:blipFill>
-                    <a:blip r:embed="rId18"/>
+                    <a:blip r:embed="rId19"/>
                     <a:stretch>
                       <a:fillRect/>
                     </a:stretch>
@@ -8676,7 +8781,7 @@
                   <pic:spPr>
                     <a:xfrm>
                       <a:off x="0" y="0"/>
-                      <a:ext cx="4069080" cy="2542032"/>
+                      <a:ext cx="3136392" cy="1956816"/>
                     </a:xfrm>
                     <a:prstGeom prst="rect">
                       <a:avLst/>
@@ -8697,7 +8802,10 @@
         <w:t xml:space="preserve">Server Filename: </w:t>
       </w:r>
       <w:r>
-        <w:t>C:\Maildir</w:t>
+        <w:t>C:\</w:t>
+      </w:r>
+      <w:r>
+        <w:t>Reports</w:t>
       </w:r>
       <w:r>
         <w:t>\vhcmrpt_fort</w:t>
@@ -8731,6 +8839,7 @@
         <w:rPr>
           <w:noProof/>
         </w:rPr>
+        <w:lastRenderedPageBreak/>
         <w:drawing>
           <wp:inline distT="0" distB="0" distL="0" distR="0" wp14:anchorId="764D7E0F" wp14:editId="15EA062E">
             <wp:extent cx="4032504" cy="1700784"/>
@@ -8747,7 +8856,7 @@
                     <pic:cNvPicPr/>
                   </pic:nvPicPr>
                   <pic:blipFill>
-                    <a:blip r:embed="rId19"/>
+                    <a:blip r:embed="rId20"/>
                     <a:stretch>
                       <a:fillRect/>
                     </a:stretch>
@@ -9548,7 +9657,7 @@
                     <pic:cNvPicPr/>
                   </pic:nvPicPr>
                   <pic:blipFill>
-                    <a:blip r:embed="rId20"/>
+                    <a:blip r:embed="rId21"/>
                     <a:stretch>
                       <a:fillRect/>
                     </a:stretch>
@@ -41066,7 +41175,7 @@
                     <pic:cNvPicPr/>
                   </pic:nvPicPr>
                   <pic:blipFill>
-                    <a:blip r:embed="rId21"/>
+                    <a:blip r:embed="rId22"/>
                     <a:stretch>
                       <a:fillRect/>
                     </a:stretch>
@@ -41129,7 +41238,7 @@
                     <pic:cNvPicPr/>
                   </pic:nvPicPr>
                   <pic:blipFill>
-                    <a:blip r:embed="rId22"/>
+                    <a:blip r:embed="rId23"/>
                     <a:stretch>
                       <a:fillRect/>
                     </a:stretch>
@@ -41220,7 +41329,7 @@
                     <pic:cNvPicPr/>
                   </pic:nvPicPr>
                   <pic:blipFill>
-                    <a:blip r:embed="rId23"/>
+                    <a:blip r:embed="rId24"/>
                     <a:stretch>
                       <a:fillRect/>
                     </a:stretch>
@@ -41303,7 +41412,7 @@
                     <pic:cNvPicPr/>
                   </pic:nvPicPr>
                   <pic:blipFill>
-                    <a:blip r:embed="rId24"/>
+                    <a:blip r:embed="rId25"/>
                     <a:stretch>
                       <a:fillRect/>
                     </a:stretch>
@@ -41376,7 +41485,7 @@
                     </pic:cNvPicPr>
                   </pic:nvPicPr>
                   <pic:blipFill>
-                    <a:blip r:embed="rId25" cstate="print">
+                    <a:blip r:embed="rId26" cstate="print">
                       <a:extLst>
                         <a:ext uri="{28A0092B-C50C-407E-A947-70E740481C1C}">
                           <a14:useLocalDpi xmlns:a14="http://schemas.microsoft.com/office/drawing/2010/main" val="0"/>
@@ -41416,12 +41525,12 @@
       </w:pPr>
     </w:p>
     <w:sectPr>
-      <w:headerReference w:type="even" r:id="rId26"/>
-      <w:headerReference w:type="default" r:id="rId27"/>
-      <w:footerReference w:type="even" r:id="rId28"/>
-      <w:footerReference w:type="default" r:id="rId29"/>
-      <w:headerReference w:type="first" r:id="rId30"/>
-      <w:footerReference w:type="first" r:id="rId31"/>
+      <w:headerReference w:type="even" r:id="rId27"/>
+      <w:headerReference w:type="default" r:id="rId28"/>
+      <w:footerReference w:type="even" r:id="rId29"/>
+      <w:footerReference w:type="default" r:id="rId30"/>
+      <w:headerReference w:type="first" r:id="rId31"/>
+      <w:footerReference w:type="first" r:id="rId32"/>
       <w:pgSz w:w="12240" w:h="15840"/>
       <w:pgMar w:top="1440" w:right="1440" w:bottom="1440" w:left="1440" w:header="720" w:footer="720" w:gutter="0"/>
       <w:cols w:space="720"/>
@@ -47506,7 +47615,7 @@
   <w:style w:type="paragraph" w:default="1" w:styleId="Normal">
     <w:name w:val="Normal"/>
     <w:qFormat/>
-    <w:rsid w:val="00B71C9D"/>
+    <w:rsid w:val="00B8396B"/>
     <w:rPr>
       <w:rFonts w:ascii="Calibri Light" w:hAnsi="Calibri Light"/>
     </w:rPr>
@@ -47651,7 +47760,6 @@
   <w:style w:type="character" w:default="1" w:styleId="DefaultParagraphFont">
     <w:name w:val="Default Paragraph Font"/>
     <w:uiPriority w:val="1"/>
-    <w:semiHidden/>
     <w:unhideWhenUsed/>
   </w:style>
   <w:style w:type="table" w:default="1" w:styleId="TableNormal">
@@ -48976,6 +49084,10 @@
 </file>
 
 <file path=customXml/item1.xml><?xml version="1.0" encoding="utf-8"?>
+<b:Sources xmlns:b="http://schemas.openxmlformats.org/officeDocument/2006/bibliography" xmlns="http://schemas.openxmlformats.org/officeDocument/2006/bibliography" SelectedStyle="\APA.XSL" StyleName="APA"/>
+</file>
+
+<file path=customXml/item2.xml><?xml version="1.0" encoding="utf-8"?>
 <ct:contentTypeSchema xmlns:ct="http://schemas.microsoft.com/office/2006/metadata/contentType" xmlns:ma="http://schemas.microsoft.com/office/2006/metadata/properties/metaAttributes" ct:_="" ma:_="" ma:contentTypeName="Document" ma:contentTypeID="0x010100A3F9B06FA7805D49937E3E9F547B2278" ma:contentTypeVersion="8" ma:contentTypeDescription="Create a new document." ma:contentTypeScope="" ma:versionID="b09c8142e975a6a49e572717d2769d37">
   <xsd:schema xmlns:xsd="http://www.w3.org/2001/XMLSchema" xmlns:xs="http://www.w3.org/2001/XMLSchema" xmlns:p="http://schemas.microsoft.com/office/2006/metadata/properties" xmlns:ns2="47ffb37d-1e77-4231-a96d-a12ae1881b6d" xmlns:ns3="5c7dcda1-90e0-44df-a883-f694d302d96a" targetNamespace="http://schemas.microsoft.com/office/2006/metadata/properties" ma:root="true" ma:fieldsID="43b30181b36c17dac59f3abcf9d058be" ns2:_="" ns3:_="">
     <xsd:import namespace="47ffb37d-1e77-4231-a96d-a12ae1881b6d"/>
@@ -49166,11 +49278,13 @@
 </ct:contentTypeSchema>
 </file>
 
-<file path=customXml/item2.xml><?xml version="1.0" encoding="utf-8"?>
-<b:Sources xmlns:b="http://schemas.openxmlformats.org/officeDocument/2006/bibliography" xmlns="http://schemas.openxmlformats.org/officeDocument/2006/bibliography" SelectedStyle="\APA.XSL" StyleName="APA"/>
+<file path=customXml/item3.xml><?xml version="1.0" encoding="utf-8"?>
+<p:properties xmlns:p="http://schemas.microsoft.com/office/2006/metadata/properties" xmlns:xsi="http://www.w3.org/2001/XMLSchema-instance" xmlns:pc="http://schemas.microsoft.com/office/infopath/2007/PartnerControls">
+  <documentManagement/>
+</p:properties>
 </file>
 
-<file path=customXml/item3.xml><?xml version="1.0" encoding="utf-8"?>
+<file path=customXml/item4.xml><?xml version="1.0" encoding="utf-8"?>
 <?mso-contentType ?>
 <FormTemplates xmlns="http://schemas.microsoft.com/sharepoint/v3/contenttype/forms">
   <Display>DocumentLibraryForm</Display>
@@ -49179,13 +49293,15 @@
 </FormTemplates>
 </file>
 
-<file path=customXml/item4.xml><?xml version="1.0" encoding="utf-8"?>
-<p:properties xmlns:p="http://schemas.microsoft.com/office/2006/metadata/properties" xmlns:xsi="http://www.w3.org/2001/XMLSchema-instance" xmlns:pc="http://schemas.microsoft.com/office/infopath/2007/PartnerControls">
-  <documentManagement/>
-</p:properties>
+<file path=customXml/itemProps1.xml><?xml version="1.0" encoding="utf-8"?>
+<ds:datastoreItem xmlns:ds="http://schemas.openxmlformats.org/officeDocument/2006/customXml" ds:itemID="{BADC8323-39B8-49DE-BFA5-24914E6F6F5C}">
+  <ds:schemaRefs>
+    <ds:schemaRef ds:uri="http://schemas.openxmlformats.org/officeDocument/2006/bibliography"/>
+  </ds:schemaRefs>
+</ds:datastoreItem>
 </file>
 
-<file path=customXml/itemProps1.xml><?xml version="1.0" encoding="utf-8"?>
+<file path=customXml/itemProps2.xml><?xml version="1.0" encoding="utf-8"?>
 <ds:datastoreItem xmlns:ds="http://schemas.openxmlformats.org/officeDocument/2006/customXml" ds:itemID="{D81EAD54-3ACA-48DF-9DEC-EEA3EDABB7B7}">
   <ds:schemaRefs>
     <ds:schemaRef ds:uri="http://schemas.microsoft.com/office/2006/metadata/contentType"/>
@@ -49204,27 +49320,19 @@
 </ds:datastoreItem>
 </file>
 
-<file path=customXml/itemProps2.xml><?xml version="1.0" encoding="utf-8"?>
-<ds:datastoreItem xmlns:ds="http://schemas.openxmlformats.org/officeDocument/2006/customXml" ds:itemID="{BADC8323-39B8-49DE-BFA5-24914E6F6F5C}">
-  <ds:schemaRefs>
-    <ds:schemaRef ds:uri="http://schemas.openxmlformats.org/officeDocument/2006/bibliography"/>
-  </ds:schemaRefs>
-</ds:datastoreItem>
-</file>
-
 <file path=customXml/itemProps3.xml><?xml version="1.0" encoding="utf-8"?>
-<ds:datastoreItem xmlns:ds="http://schemas.openxmlformats.org/officeDocument/2006/customXml" ds:itemID="{84357376-D025-4BCE-B575-D381D41FB452}">
-  <ds:schemaRefs>
-    <ds:schemaRef ds:uri="http://schemas.microsoft.com/sharepoint/v3/contenttype/forms"/>
-  </ds:schemaRefs>
-</ds:datastoreItem>
-</file>
-
-<file path=customXml/itemProps4.xml><?xml version="1.0" encoding="utf-8"?>
 <ds:datastoreItem xmlns:ds="http://schemas.openxmlformats.org/officeDocument/2006/customXml" ds:itemID="{838147C0-C298-4855-91B0-A2D11E23B762}">
   <ds:schemaRefs>
     <ds:schemaRef ds:uri="http://schemas.microsoft.com/office/2006/metadata/properties"/>
     <ds:schemaRef ds:uri="http://schemas.microsoft.com/office/infopath/2007/PartnerControls"/>
   </ds:schemaRefs>
 </ds:datastoreItem>
+</file>
+
+<file path=customXml/itemProps4.xml><?xml version="1.0" encoding="utf-8"?>
+<ds:datastoreItem xmlns:ds="http://schemas.openxmlformats.org/officeDocument/2006/customXml" ds:itemID="{84357376-D025-4BCE-B575-D381D41FB452}">
+  <ds:schemaRefs>
+    <ds:schemaRef ds:uri="http://schemas.microsoft.com/sharepoint/v3/contenttype/forms"/>
+  </ds:schemaRefs>
+</ds:datastoreItem>
 </file>